--- a/api/src/test/resources/DocMergerTest/all-properties.docx
+++ b/api/src/test/resources/DocMergerTest/all-properties.docx
@@ -18,8 +18,19 @@
           <w:sz w:val="40"/>
           <w:szCs w:val="40"/>
         </w:rPr>
-        <w:t>All properties</w:t>
-      </w:r>
+        <w:t xml:space="preserve">All </w:t>
+      </w:r>
+      <w:proofErr w:type="spellStart"/>
+      <w:r>
+        <w:rPr>
+          <w:b/>
+          <w:bCs/>
+          <w:sz w:val="40"/>
+          <w:szCs w:val="40"/>
+        </w:rPr>
+        <w:t>properties</w:t>
+      </w:r>
+      <w:proofErr w:type="spellEnd"/>
     </w:p>
     <w:p>
       <w:pPr>
@@ -42,11 +53,19 @@
           <w:rFonts w:ascii="Arial" w:hAnsi="Arial" w:cs="Arial"/>
         </w:rPr>
       </w:pPr>
-      <w:r>
-        <w:rPr>
-          <w:rFonts w:ascii="Arial" w:hAnsi="Arial" w:cs="Arial"/>
-        </w:rPr>
-        <w:t xml:space="preserve">FIELD_allgemein.aktuellesDatum: </w:t>
+      <w:proofErr w:type="spellStart"/>
+      <w:r>
+        <w:rPr>
+          <w:rFonts w:ascii="Arial" w:hAnsi="Arial" w:cs="Arial"/>
+        </w:rPr>
+        <w:t>FIELD_allgemein.aktuellesDatum</w:t>
+      </w:r>
+      <w:proofErr w:type="spellEnd"/>
+      <w:r>
+        <w:rPr>
+          <w:rFonts w:ascii="Arial" w:hAnsi="Arial" w:cs="Arial"/>
+        </w:rPr>
+        <w:t xml:space="preserve">: </w:t>
       </w:r>
       <w:r>
         <w:rPr>
@@ -78,7 +97,20 @@
           <w:rFonts w:ascii="Arial" w:hAnsi="Arial" w:cs="Arial"/>
         </w:rPr>
         <w:br/>
-        <w:t xml:space="preserve">FIELD_allgemein.benutzerTitel: </w:t>
+      </w:r>
+      <w:proofErr w:type="spellStart"/>
+      <w:r>
+        <w:rPr>
+          <w:rFonts w:ascii="Arial" w:hAnsi="Arial" w:cs="Arial"/>
+        </w:rPr>
+        <w:t>FIELD_allgemein.benutzerTitel</w:t>
+      </w:r>
+      <w:proofErr w:type="spellEnd"/>
+      <w:r>
+        <w:rPr>
+          <w:rFonts w:ascii="Arial" w:hAnsi="Arial" w:cs="Arial"/>
+        </w:rPr>
+        <w:t xml:space="preserve">: </w:t>
       </w:r>
       <w:r>
         <w:rPr>
@@ -112,11 +144,19 @@
         <w:br/>
       </w:r>
       <w:bookmarkStart w:id="1" w:name="_Hlk205294580"/>
-      <w:r>
-        <w:rPr>
-          <w:rFonts w:ascii="Arial" w:hAnsi="Arial" w:cs="Arial"/>
-        </w:rPr>
-        <w:t xml:space="preserve">FIELD_allgemein.benutzer: </w:t>
+      <w:proofErr w:type="spellStart"/>
+      <w:r>
+        <w:rPr>
+          <w:rFonts w:ascii="Arial" w:hAnsi="Arial" w:cs="Arial"/>
+        </w:rPr>
+        <w:t>FIELD_allgemein.benutzer</w:t>
+      </w:r>
+      <w:proofErr w:type="spellEnd"/>
+      <w:r>
+        <w:rPr>
+          <w:rFonts w:ascii="Arial" w:hAnsi="Arial" w:cs="Arial"/>
+        </w:rPr>
+        <w:t xml:space="preserve">: </w:t>
       </w:r>
       <w:bookmarkStart w:id="2" w:name="OLE_LINK4"/>
       <w:r>
@@ -151,7 +191,20 @@
           <w:rFonts w:ascii="Arial" w:hAnsi="Arial" w:cs="Arial"/>
         </w:rPr>
         <w:br/>
-        <w:t xml:space="preserve">FIELD_allgemein.benutzerEmail: </w:t>
+      </w:r>
+      <w:proofErr w:type="spellStart"/>
+      <w:r>
+        <w:rPr>
+          <w:rFonts w:ascii="Arial" w:hAnsi="Arial" w:cs="Arial"/>
+        </w:rPr>
+        <w:t>FIELD_allgemein.benutzerEmail</w:t>
+      </w:r>
+      <w:proofErr w:type="spellEnd"/>
+      <w:r>
+        <w:rPr>
+          <w:rFonts w:ascii="Arial" w:hAnsi="Arial" w:cs="Arial"/>
+        </w:rPr>
+        <w:t xml:space="preserve">: </w:t>
       </w:r>
       <w:r>
         <w:rPr>
@@ -183,7 +236,20 @@
           <w:rFonts w:ascii="Arial" w:hAnsi="Arial" w:cs="Arial"/>
         </w:rPr>
         <w:br/>
-        <w:t xml:space="preserve">FIELD_allgemein.benutzerTelefon: </w:t>
+      </w:r>
+      <w:proofErr w:type="spellStart"/>
+      <w:r>
+        <w:rPr>
+          <w:rFonts w:ascii="Arial" w:hAnsi="Arial" w:cs="Arial"/>
+        </w:rPr>
+        <w:t>FIELD_allgemein.benutzerTelefon</w:t>
+      </w:r>
+      <w:proofErr w:type="spellEnd"/>
+      <w:r>
+        <w:rPr>
+          <w:rFonts w:ascii="Arial" w:hAnsi="Arial" w:cs="Arial"/>
+        </w:rPr>
+        <w:t xml:space="preserve">: </w:t>
       </w:r>
       <w:r>
         <w:rPr>
@@ -214,7 +280,20 @@
           <w:rFonts w:ascii="Arial" w:hAnsi="Arial" w:cs="Arial"/>
         </w:rPr>
         <w:br/>
-        <w:t xml:space="preserve">FIELD_allgemein.benutzerFunktion: </w:t>
+      </w:r>
+      <w:proofErr w:type="spellStart"/>
+      <w:r>
+        <w:rPr>
+          <w:rFonts w:ascii="Arial" w:hAnsi="Arial" w:cs="Arial"/>
+        </w:rPr>
+        <w:t>FIELD_allgemein.benutzerFunktion</w:t>
+      </w:r>
+      <w:proofErr w:type="spellEnd"/>
+      <w:r>
+        <w:rPr>
+          <w:rFonts w:ascii="Arial" w:hAnsi="Arial" w:cs="Arial"/>
+        </w:rPr>
+        <w:t xml:space="preserve">: </w:t>
       </w:r>
       <w:r>
         <w:rPr>
@@ -271,6 +350,7 @@
           <w:b/>
         </w:rPr>
       </w:pPr>
+      <w:proofErr w:type="spellStart"/>
       <w:r>
         <w:rPr>
           <w:rFonts w:ascii="Arial" w:hAnsi="Arial" w:cs="Arial"/>
@@ -304,7 +384,15 @@
           <w:rFonts w:ascii="Arial" w:hAnsi="Arial" w:cs="Arial"/>
           <w:b/>
         </w:rPr>
-        <w:t xml:space="preserve">vorname:  </w:t>
+        <w:t>vorname</w:t>
+      </w:r>
+      <w:proofErr w:type="spellEnd"/>
+      <w:r>
+        <w:rPr>
+          <w:rFonts w:ascii="Arial" w:hAnsi="Arial" w:cs="Arial"/>
+          <w:b/>
+        </w:rPr>
+        <w:t xml:space="preserve">:  </w:t>
       </w:r>
       <w:r>
         <w:rPr>
@@ -330,6 +418,7 @@
       <w:r>
         <w:br/>
       </w:r>
+      <w:proofErr w:type="spellStart"/>
       <w:r>
         <w:rPr>
           <w:rFonts w:ascii="Arial" w:hAnsi="Arial" w:cs="Arial"/>
@@ -356,7 +445,15 @@
           <w:rFonts w:ascii="Arial" w:hAnsi="Arial" w:cs="Arial"/>
           <w:b/>
         </w:rPr>
-        <w:t xml:space="preserve">nachname: </w:t>
+        <w:t>nachname</w:t>
+      </w:r>
+      <w:proofErr w:type="spellEnd"/>
+      <w:r>
+        <w:rPr>
+          <w:rFonts w:ascii="Arial" w:hAnsi="Arial" w:cs="Arial"/>
+          <w:b/>
+        </w:rPr>
+        <w:t xml:space="preserve">: </w:t>
       </w:r>
       <w:r>
         <w:rPr>
@@ -386,6 +483,7 @@
         </w:rPr>
         <w:br/>
       </w:r>
+      <w:proofErr w:type="spellStart"/>
       <w:r>
         <w:rPr>
           <w:rFonts w:ascii="Arial" w:hAnsi="Arial" w:cs="Arial"/>
@@ -412,7 +510,15 @@
           <w:rFonts w:ascii="Arial" w:hAnsi="Arial" w:cs="Arial"/>
           <w:b/>
         </w:rPr>
-        <w:t xml:space="preserve">geburtsdatum: </w:t>
+        <w:t>geburtsdatum</w:t>
+      </w:r>
+      <w:proofErr w:type="spellEnd"/>
+      <w:r>
+        <w:rPr>
+          <w:rFonts w:ascii="Arial" w:hAnsi="Arial" w:cs="Arial"/>
+          <w:b/>
+        </w:rPr>
+        <w:t xml:space="preserve">: </w:t>
       </w:r>
       <w:r>
         <w:rPr>
@@ -442,6 +548,7 @@
         </w:rPr>
         <w:br/>
       </w:r>
+      <w:proofErr w:type="spellStart"/>
       <w:r>
         <w:rPr>
           <w:rFonts w:ascii="Arial" w:hAnsi="Arial" w:cs="Arial"/>
@@ -470,6 +577,7 @@
         </w:rPr>
         <w:t>adresse</w:t>
       </w:r>
+      <w:proofErr w:type="spellEnd"/>
       <w:r>
         <w:rPr>
           <w:rFonts w:ascii="Arial" w:hAnsi="Arial" w:cs="Arial"/>
@@ -519,6 +627,7 @@
         </w:rPr>
         <w:br/>
       </w:r>
+      <w:proofErr w:type="spellStart"/>
       <w:r>
         <w:rPr>
           <w:rFonts w:ascii="Arial" w:hAnsi="Arial" w:cs="Arial"/>
@@ -545,7 +654,15 @@
           <w:rFonts w:ascii="Arial" w:hAnsi="Arial" w:cs="Arial"/>
           <w:b/>
         </w:rPr>
-        <w:t xml:space="preserve">zustaendigArzt: </w:t>
+        <w:t>zustaendigArzt</w:t>
+      </w:r>
+      <w:proofErr w:type="spellEnd"/>
+      <w:r>
+        <w:rPr>
+          <w:rFonts w:ascii="Arial" w:hAnsi="Arial" w:cs="Arial"/>
+          <w:b/>
+        </w:rPr>
+        <w:t xml:space="preserve">: </w:t>
       </w:r>
       <w:r>
         <w:rPr>
@@ -589,6 +706,7 @@
         </w:rPr>
         <w:br/>
       </w:r>
+      <w:proofErr w:type="spellStart"/>
       <w:r>
         <w:rPr>
           <w:rFonts w:ascii="Arial" w:hAnsi="Arial" w:cs="Arial"/>
@@ -615,7 +733,15 @@
           <w:rFonts w:ascii="Arial" w:hAnsi="Arial" w:cs="Arial"/>
           <w:b/>
         </w:rPr>
-        <w:t xml:space="preserve">schulhaus: </w:t>
+        <w:t>schulhaus</w:t>
+      </w:r>
+      <w:proofErr w:type="spellEnd"/>
+      <w:r>
+        <w:rPr>
+          <w:rFonts w:ascii="Arial" w:hAnsi="Arial" w:cs="Arial"/>
+          <w:b/>
+        </w:rPr>
+        <w:t xml:space="preserve">: </w:t>
       </w:r>
       <w:r>
         <w:rPr>
@@ -659,6 +785,7 @@
         </w:rPr>
         <w:br/>
       </w:r>
+      <w:proofErr w:type="spellStart"/>
       <w:r>
         <w:rPr>
           <w:rFonts w:ascii="Arial" w:hAnsi="Arial" w:cs="Arial"/>
@@ -685,7 +812,15 @@
           <w:rFonts w:ascii="Arial" w:hAnsi="Arial" w:cs="Arial"/>
           <w:b/>
         </w:rPr>
-        <w:t xml:space="preserve">klasseStufe: </w:t>
+        <w:t>klasseStufe</w:t>
+      </w:r>
+      <w:proofErr w:type="spellEnd"/>
+      <w:r>
+        <w:rPr>
+          <w:rFonts w:ascii="Arial" w:hAnsi="Arial" w:cs="Arial"/>
+          <w:b/>
+        </w:rPr>
+        <w:t xml:space="preserve">: </w:t>
       </w:r>
       <w:r>
         <w:rPr>
@@ -729,6 +864,7 @@
         </w:rPr>
         <w:br/>
       </w:r>
+      <w:proofErr w:type="spellStart"/>
       <w:r>
         <w:rPr>
           <w:rFonts w:ascii="Arial" w:hAnsi="Arial" w:cs="Arial"/>
@@ -755,7 +891,15 @@
           <w:rFonts w:ascii="Arial" w:hAnsi="Arial" w:cs="Arial"/>
           <w:b/>
         </w:rPr>
-        <w:t xml:space="preserve">klasseBezeichnung: </w:t>
+        <w:t>klasseBezeichnung</w:t>
+      </w:r>
+      <w:proofErr w:type="spellEnd"/>
+      <w:r>
+        <w:rPr>
+          <w:rFonts w:ascii="Arial" w:hAnsi="Arial" w:cs="Arial"/>
+          <w:b/>
+        </w:rPr>
+        <w:t xml:space="preserve">: </w:t>
       </w:r>
       <w:r>
         <w:rPr>
@@ -799,6 +943,7 @@
         </w:rPr>
         <w:br/>
       </w:r>
+      <w:proofErr w:type="spellStart"/>
       <w:r>
         <w:rPr>
           <w:rFonts w:ascii="Arial" w:hAnsi="Arial" w:cs="Arial"/>
@@ -834,6 +979,7 @@
         </w:rPr>
         <w:t>n</w:t>
       </w:r>
+      <w:proofErr w:type="spellEnd"/>
       <w:r>
         <w:rPr>
           <w:rFonts w:ascii="Arial" w:hAnsi="Arial" w:cs="Arial"/>
@@ -897,6 +1043,7 @@
         </w:rPr>
         <w:br/>
       </w:r>
+      <w:proofErr w:type="spellStart"/>
       <w:r>
         <w:rPr>
           <w:rFonts w:ascii="Arial" w:hAnsi="Arial" w:cs="Arial"/>
@@ -911,6 +1058,7 @@
         </w:rPr>
         <w:t>kontaktpersonName</w:t>
       </w:r>
+      <w:proofErr w:type="spellEnd"/>
       <w:r>
         <w:rPr>
           <w:rFonts w:ascii="Arial" w:hAnsi="Arial" w:cs="Arial"/>
@@ -960,6 +1108,7 @@
         </w:rPr>
         <w:br/>
       </w:r>
+      <w:proofErr w:type="spellStart"/>
       <w:r>
         <w:rPr>
           <w:rFonts w:ascii="Arial" w:hAnsi="Arial" w:cs="Arial"/>
@@ -974,6 +1123,7 @@
         </w:rPr>
         <w:t>kontaktpersonVorname</w:t>
       </w:r>
+      <w:proofErr w:type="spellEnd"/>
       <w:r>
         <w:rPr>
           <w:rFonts w:ascii="Arial" w:hAnsi="Arial" w:cs="Arial"/>
@@ -1047,6 +1197,7 @@
           <w:b/>
         </w:rPr>
       </w:pPr>
+      <w:proofErr w:type="spellStart"/>
       <w:r>
         <w:rPr>
           <w:rFonts w:ascii="Arial" w:hAnsi="Arial" w:cs="Arial"/>
@@ -1075,6 +1226,7 @@
         </w:rPr>
         <w:t>datum</w:t>
       </w:r>
+      <w:proofErr w:type="spellEnd"/>
       <w:r>
         <w:rPr>
           <w:rFonts w:ascii="Arial" w:hAnsi="Arial" w:cs="Arial"/>
@@ -1131,6 +1283,7 @@
         </w:rPr>
         <w:br/>
       </w:r>
+      <w:proofErr w:type="spellStart"/>
       <w:r>
         <w:rPr>
           <w:rFonts w:ascii="Arial" w:hAnsi="Arial" w:cs="Arial"/>
@@ -1159,6 +1312,7 @@
         </w:rPr>
         <w:t>zeit</w:t>
       </w:r>
+      <w:proofErr w:type="spellEnd"/>
       <w:r>
         <w:rPr>
           <w:rFonts w:ascii="Arial" w:hAnsi="Arial" w:cs="Arial"/>
@@ -1285,12 +1439,12 @@
         </w:rPr>
         <w:br/>
       </w:r>
-      <w:r>
-        <w:rPr>
-          <w:rFonts w:ascii="Arial" w:hAnsi="Arial" w:cs="Arial"/>
-          <w:b/>
-        </w:rPr>
-        <w:lastRenderedPageBreak/>
+      <w:proofErr w:type="spellStart"/>
+      <w:r>
+        <w:rPr>
+          <w:rFonts w:ascii="Arial" w:hAnsi="Arial" w:cs="Arial"/>
+          <w:b/>
+        </w:rPr>
         <w:t>FIELD_anlass.</w:t>
       </w:r>
       <w:r>
@@ -1314,6 +1468,7 @@
         </w:rPr>
         <w:t>arzt</w:t>
       </w:r>
+      <w:proofErr w:type="spellEnd"/>
       <w:r>
         <w:rPr>
           <w:rFonts w:ascii="Arial" w:hAnsi="Arial" w:cs="Arial"/>
@@ -1395,6 +1550,7 @@
           <w:b/>
         </w:rPr>
       </w:pPr>
+      <w:proofErr w:type="spellStart"/>
       <w:r>
         <w:rPr>
           <w:rFonts w:ascii="Arial" w:hAnsi="Arial" w:cs="Arial"/>
@@ -1414,7 +1570,15 @@
           <w:rFonts w:ascii="Arial" w:hAnsi="Arial" w:cs="Arial"/>
           <w:b/>
         </w:rPr>
-        <w:t xml:space="preserve">DIPHTERIE_anzahlImpfungen : </w:t>
+        <w:t>DIPHTERIE_anzahlImpfungen</w:t>
+      </w:r>
+      <w:proofErr w:type="spellEnd"/>
+      <w:r>
+        <w:rPr>
+          <w:rFonts w:ascii="Arial" w:hAnsi="Arial" w:cs="Arial"/>
+          <w:b/>
+        </w:rPr>
+        <w:t xml:space="preserve"> : </w:t>
       </w:r>
       <w:r>
         <w:rPr>
@@ -1458,6 +1622,7 @@
         </w:rPr>
         <w:br/>
       </w:r>
+      <w:proofErr w:type="spellStart"/>
       <w:r>
         <w:rPr>
           <w:rFonts w:ascii="Arial" w:hAnsi="Arial" w:cs="Arial"/>
@@ -1484,7 +1649,15 @@
           <w:rFonts w:ascii="Arial" w:hAnsi="Arial" w:cs="Arial"/>
           <w:b/>
         </w:rPr>
-        <w:t xml:space="preserve">datumLetzteImpfung : </w:t>
+        <w:t>datumLetzteImpfung</w:t>
+      </w:r>
+      <w:proofErr w:type="spellEnd"/>
+      <w:r>
+        <w:rPr>
+          <w:rFonts w:ascii="Arial" w:hAnsi="Arial" w:cs="Arial"/>
+          <w:b/>
+        </w:rPr>
+        <w:t xml:space="preserve"> : </w:t>
       </w:r>
       <w:r>
         <w:rPr>
@@ -1528,6 +1701,7 @@
         </w:rPr>
         <w:br/>
       </w:r>
+      <w:proofErr w:type="spellStart"/>
       <w:r>
         <w:rPr>
           <w:rFonts w:ascii="Arial" w:hAnsi="Arial" w:cs="Arial"/>
@@ -1547,7 +1721,15 @@
           <w:rFonts w:ascii="Arial" w:hAnsi="Arial" w:cs="Arial"/>
           <w:b/>
         </w:rPr>
-        <w:t xml:space="preserve">krankheit.DIPHTERIE.Impfempfehlung : </w:t>
+        <w:t>krankheit.DIPHTERIE.Impfempfehlung</w:t>
+      </w:r>
+      <w:proofErr w:type="spellEnd"/>
+      <w:r>
+        <w:rPr>
+          <w:rFonts w:ascii="Arial" w:hAnsi="Arial" w:cs="Arial"/>
+          <w:b/>
+        </w:rPr>
+        <w:t xml:space="preserve"> : </w:t>
       </w:r>
       <w:r>
         <w:rPr>
@@ -1631,11 +1813,13 @@
           <w:b/>
         </w:rPr>
       </w:pPr>
-      <w:r>
-        <w:rPr>
-          <w:rFonts w:ascii="Arial" w:hAnsi="Arial" w:cs="Arial"/>
-          <w:b/>
-        </w:rPr>
+      <w:proofErr w:type="spellStart"/>
+      <w:r>
+        <w:rPr>
+          <w:rFonts w:ascii="Arial" w:hAnsi="Arial" w:cs="Arial"/>
+          <w:b/>
+        </w:rPr>
+        <w:lastRenderedPageBreak/>
         <w:t>FIELD_</w:t>
       </w:r>
       <w:r>
@@ -1680,6 +1864,7 @@
         </w:rPr>
         <w:t>anzahlImpfungen</w:t>
       </w:r>
+      <w:proofErr w:type="spellEnd"/>
       <w:r>
         <w:rPr>
           <w:rFonts w:ascii="Arial" w:hAnsi="Arial" w:cs="Arial"/>
@@ -1750,6 +1935,7 @@
         </w:rPr>
         <w:br/>
       </w:r>
+      <w:proofErr w:type="spellStart"/>
       <w:r>
         <w:rPr>
           <w:rFonts w:ascii="Arial" w:hAnsi="Arial" w:cs="Arial"/>
@@ -1799,6 +1985,7 @@
         </w:rPr>
         <w:t>datumLetzteImpfung</w:t>
       </w:r>
+      <w:proofErr w:type="spellEnd"/>
       <w:r>
         <w:rPr>
           <w:rFonts w:ascii="Arial" w:hAnsi="Arial" w:cs="Arial"/>
@@ -1869,6 +2056,7 @@
         </w:rPr>
         <w:br/>
       </w:r>
+      <w:proofErr w:type="spellStart"/>
       <w:r>
         <w:rPr>
           <w:rFonts w:ascii="Arial" w:hAnsi="Arial" w:cs="Arial"/>
@@ -1902,7 +2090,15 @@
           <w:rFonts w:ascii="Arial" w:hAnsi="Arial" w:cs="Arial"/>
           <w:b/>
         </w:rPr>
-        <w:t xml:space="preserve">.Impfempfehlung : </w:t>
+        <w:t>.Impfempfehlung</w:t>
+      </w:r>
+      <w:proofErr w:type="spellEnd"/>
+      <w:r>
+        <w:rPr>
+          <w:rFonts w:ascii="Arial" w:hAnsi="Arial" w:cs="Arial"/>
+          <w:b/>
+        </w:rPr>
+        <w:t xml:space="preserve"> : </w:t>
       </w:r>
       <w:r>
         <w:rPr>
@@ -1984,6 +2180,7 @@
           <w:b/>
         </w:rPr>
       </w:pPr>
+      <w:proofErr w:type="spellStart"/>
       <w:r>
         <w:rPr>
           <w:rFonts w:ascii="Arial" w:hAnsi="Arial" w:cs="Arial"/>
@@ -2033,6 +2230,7 @@
         </w:rPr>
         <w:t>anzahlImpfungen</w:t>
       </w:r>
+      <w:proofErr w:type="spellEnd"/>
       <w:r>
         <w:rPr>
           <w:rFonts w:ascii="Arial" w:hAnsi="Arial" w:cs="Arial"/>
@@ -2103,6 +2301,7 @@
         </w:rPr>
         <w:br/>
       </w:r>
+      <w:proofErr w:type="spellStart"/>
       <w:r>
         <w:rPr>
           <w:rFonts w:ascii="Arial" w:hAnsi="Arial" w:cs="Arial"/>
@@ -2152,6 +2351,7 @@
         </w:rPr>
         <w:t>datumLetzteImpfung</w:t>
       </w:r>
+      <w:proofErr w:type="spellEnd"/>
       <w:r>
         <w:rPr>
           <w:rFonts w:ascii="Arial" w:hAnsi="Arial" w:cs="Arial"/>
@@ -2222,6 +2422,7 @@
         </w:rPr>
         <w:br/>
       </w:r>
+      <w:proofErr w:type="spellStart"/>
       <w:r>
         <w:rPr>
           <w:rFonts w:ascii="Arial" w:hAnsi="Arial" w:cs="Arial"/>
@@ -2255,7 +2456,15 @@
           <w:rFonts w:ascii="Arial" w:hAnsi="Arial" w:cs="Arial"/>
           <w:b/>
         </w:rPr>
-        <w:t xml:space="preserve">.Impfempfehlung : </w:t>
+        <w:t>.Impfempfehlung</w:t>
+      </w:r>
+      <w:proofErr w:type="spellEnd"/>
+      <w:r>
+        <w:rPr>
+          <w:rFonts w:ascii="Arial" w:hAnsi="Arial" w:cs="Arial"/>
+          <w:b/>
+        </w:rPr>
+        <w:t xml:space="preserve"> : </w:t>
       </w:r>
       <w:r>
         <w:rPr>
@@ -2337,6 +2546,7 @@
           <w:b/>
         </w:rPr>
       </w:pPr>
+      <w:proofErr w:type="spellStart"/>
       <w:r>
         <w:rPr>
           <w:rFonts w:ascii="Arial" w:hAnsi="Arial" w:cs="Arial"/>
@@ -2372,6 +2582,7 @@
         </w:rPr>
         <w:t>anzahlImpfungen</w:t>
       </w:r>
+      <w:proofErr w:type="spellEnd"/>
       <w:r>
         <w:rPr>
           <w:rFonts w:ascii="Arial" w:hAnsi="Arial" w:cs="Arial"/>
@@ -2428,6 +2639,7 @@
         </w:rPr>
         <w:br/>
       </w:r>
+      <w:proofErr w:type="spellStart"/>
       <w:r>
         <w:rPr>
           <w:rFonts w:ascii="Arial" w:hAnsi="Arial" w:cs="Arial"/>
@@ -2463,6 +2675,7 @@
         </w:rPr>
         <w:t>datumLetzteImpfung</w:t>
       </w:r>
+      <w:proofErr w:type="spellEnd"/>
       <w:r>
         <w:rPr>
           <w:rFonts w:ascii="Arial" w:hAnsi="Arial" w:cs="Arial"/>
@@ -2519,6 +2732,7 @@
         </w:rPr>
         <w:br/>
       </w:r>
+      <w:proofErr w:type="spellStart"/>
       <w:r>
         <w:rPr>
           <w:rFonts w:ascii="Arial" w:hAnsi="Arial" w:cs="Arial"/>
@@ -2552,7 +2766,15 @@
           <w:rFonts w:ascii="Arial" w:hAnsi="Arial" w:cs="Arial"/>
           <w:b/>
         </w:rPr>
-        <w:t xml:space="preserve">.Impfempfehlung : </w:t>
+        <w:t>.Impfempfehlung</w:t>
+      </w:r>
+      <w:proofErr w:type="spellEnd"/>
+      <w:r>
+        <w:rPr>
+          <w:rFonts w:ascii="Arial" w:hAnsi="Arial" w:cs="Arial"/>
+          <w:b/>
+        </w:rPr>
+        <w:t xml:space="preserve"> : </w:t>
       </w:r>
       <w:r>
         <w:rPr>
@@ -2610,7 +2832,6 @@
           <w:rFonts w:ascii="Arial" w:hAnsi="Arial" w:cs="Arial"/>
           <w:b/>
         </w:rPr>
-        <w:lastRenderedPageBreak/>
         <w:t xml:space="preserve">  HEPATITIS_B</w:t>
       </w:r>
     </w:p>
@@ -2621,6 +2842,7 @@
           <w:b/>
         </w:rPr>
       </w:pPr>
+      <w:proofErr w:type="spellStart"/>
       <w:r>
         <w:rPr>
           <w:rFonts w:ascii="Arial" w:hAnsi="Arial" w:cs="Arial"/>
@@ -2656,6 +2878,7 @@
         </w:rPr>
         <w:t>anzahlImpfungen</w:t>
       </w:r>
+      <w:proofErr w:type="spellEnd"/>
       <w:r>
         <w:rPr>
           <w:rFonts w:ascii="Arial" w:hAnsi="Arial" w:cs="Arial"/>
@@ -2712,6 +2935,7 @@
         </w:rPr>
         <w:br/>
       </w:r>
+      <w:proofErr w:type="spellStart"/>
       <w:r>
         <w:rPr>
           <w:rFonts w:ascii="Arial" w:hAnsi="Arial" w:cs="Arial"/>
@@ -2747,6 +2971,7 @@
         </w:rPr>
         <w:t>datumLetzteImpfung</w:t>
       </w:r>
+      <w:proofErr w:type="spellEnd"/>
       <w:r>
         <w:rPr>
           <w:rFonts w:ascii="Arial" w:hAnsi="Arial" w:cs="Arial"/>
@@ -2803,6 +3028,7 @@
         </w:rPr>
         <w:br/>
       </w:r>
+      <w:proofErr w:type="spellStart"/>
       <w:r>
         <w:rPr>
           <w:rFonts w:ascii="Arial" w:hAnsi="Arial" w:cs="Arial"/>
@@ -2836,7 +3062,15 @@
           <w:rFonts w:ascii="Arial" w:hAnsi="Arial" w:cs="Arial"/>
           <w:b/>
         </w:rPr>
-        <w:t xml:space="preserve">.Impfempfehlung : </w:t>
+        <w:t>.Impfempfehlung</w:t>
+      </w:r>
+      <w:proofErr w:type="spellEnd"/>
+      <w:r>
+        <w:rPr>
+          <w:rFonts w:ascii="Arial" w:hAnsi="Arial" w:cs="Arial"/>
+          <w:b/>
+        </w:rPr>
+        <w:t xml:space="preserve"> : </w:t>
       </w:r>
       <w:r>
         <w:rPr>
@@ -2904,6 +3138,7 @@
           <w:b/>
         </w:rPr>
       </w:pPr>
+      <w:proofErr w:type="spellStart"/>
       <w:r>
         <w:rPr>
           <w:rFonts w:ascii="Arial" w:hAnsi="Arial" w:cs="Arial"/>
@@ -2939,6 +3174,7 @@
         </w:rPr>
         <w:t>anzahlImpfungen</w:t>
       </w:r>
+      <w:proofErr w:type="spellEnd"/>
       <w:r>
         <w:rPr>
           <w:rFonts w:ascii="Arial" w:hAnsi="Arial" w:cs="Arial"/>
@@ -2995,6 +3231,7 @@
         </w:rPr>
         <w:br/>
       </w:r>
+      <w:proofErr w:type="spellStart"/>
       <w:r>
         <w:rPr>
           <w:rFonts w:ascii="Arial" w:hAnsi="Arial" w:cs="Arial"/>
@@ -3032,6 +3269,7 @@
         </w:rPr>
         <w:t>datumLetzteImpfung</w:t>
       </w:r>
+      <w:proofErr w:type="spellEnd"/>
       <w:r>
         <w:rPr>
           <w:rFonts w:ascii="Arial" w:hAnsi="Arial" w:cs="Arial"/>
@@ -3088,6 +3326,7 @@
         </w:rPr>
         <w:br/>
       </w:r>
+      <w:proofErr w:type="spellStart"/>
       <w:r>
         <w:rPr>
           <w:rFonts w:ascii="Arial" w:hAnsi="Arial" w:cs="Arial"/>
@@ -3123,7 +3362,15 @@
           <w:rFonts w:ascii="Arial" w:hAnsi="Arial" w:cs="Arial"/>
           <w:b/>
         </w:rPr>
-        <w:t xml:space="preserve">.Impfempfehlung : </w:t>
+        <w:t>.Impfempfehlung</w:t>
+      </w:r>
+      <w:proofErr w:type="spellEnd"/>
+      <w:r>
+        <w:rPr>
+          <w:rFonts w:ascii="Arial" w:hAnsi="Arial" w:cs="Arial"/>
+          <w:b/>
+        </w:rPr>
+        <w:t xml:space="preserve"> : </w:t>
       </w:r>
       <w:r>
         <w:rPr>
@@ -3183,6 +3430,7 @@
           <w:b/>
         </w:rPr>
       </w:pPr>
+      <w:proofErr w:type="spellStart"/>
       <w:r>
         <w:rPr>
           <w:rFonts w:ascii="Arial" w:hAnsi="Arial" w:cs="Arial"/>
@@ -3220,6 +3468,7 @@
         </w:rPr>
         <w:t>anzahlImpfungen</w:t>
       </w:r>
+      <w:proofErr w:type="spellEnd"/>
       <w:r>
         <w:rPr>
           <w:rFonts w:ascii="Arial" w:hAnsi="Arial" w:cs="Arial"/>
@@ -3276,6 +3525,7 @@
         </w:rPr>
         <w:br/>
       </w:r>
+      <w:proofErr w:type="spellStart"/>
       <w:r>
         <w:rPr>
           <w:rFonts w:ascii="Arial" w:hAnsi="Arial" w:cs="Arial"/>
@@ -3311,6 +3561,7 @@
         </w:rPr>
         <w:t>datumLetzteImpfung</w:t>
       </w:r>
+      <w:proofErr w:type="spellEnd"/>
       <w:r>
         <w:rPr>
           <w:rFonts w:ascii="Arial" w:hAnsi="Arial" w:cs="Arial"/>
@@ -3367,6 +3618,7 @@
         </w:rPr>
         <w:br/>
       </w:r>
+      <w:proofErr w:type="spellStart"/>
       <w:r>
         <w:rPr>
           <w:rFonts w:ascii="Arial" w:hAnsi="Arial" w:cs="Arial"/>
@@ -3400,7 +3652,15 @@
           <w:rFonts w:ascii="Arial" w:hAnsi="Arial" w:cs="Arial"/>
           <w:b/>
         </w:rPr>
-        <w:t xml:space="preserve">.Impfempfehlung : </w:t>
+        <w:t>.Impfempfehlung</w:t>
+      </w:r>
+      <w:proofErr w:type="spellEnd"/>
+      <w:r>
+        <w:rPr>
+          <w:rFonts w:ascii="Arial" w:hAnsi="Arial" w:cs="Arial"/>
+          <w:b/>
+        </w:rPr>
+        <w:t xml:space="preserve"> : </w:t>
       </w:r>
       <w:r>
         <w:rPr>
@@ -3468,6 +3728,7 @@
           <w:b/>
         </w:rPr>
       </w:pPr>
+      <w:proofErr w:type="spellStart"/>
       <w:r>
         <w:rPr>
           <w:rFonts w:ascii="Arial" w:hAnsi="Arial" w:cs="Arial"/>
@@ -3503,6 +3764,7 @@
         </w:rPr>
         <w:t>anzahlImpfungen</w:t>
       </w:r>
+      <w:proofErr w:type="spellEnd"/>
       <w:r>
         <w:rPr>
           <w:rFonts w:ascii="Arial" w:hAnsi="Arial" w:cs="Arial"/>
@@ -3559,6 +3821,7 @@
         </w:rPr>
         <w:br/>
       </w:r>
+      <w:proofErr w:type="spellStart"/>
       <w:r>
         <w:rPr>
           <w:rFonts w:ascii="Arial" w:hAnsi="Arial" w:cs="Arial"/>
@@ -3594,6 +3857,7 @@
         </w:rPr>
         <w:t>datumLetzteImpfung</w:t>
       </w:r>
+      <w:proofErr w:type="spellEnd"/>
       <w:r>
         <w:rPr>
           <w:rFonts w:ascii="Arial" w:hAnsi="Arial" w:cs="Arial"/>
@@ -3650,6 +3914,7 @@
         </w:rPr>
         <w:br/>
       </w:r>
+      <w:proofErr w:type="spellStart"/>
       <w:r>
         <w:rPr>
           <w:rFonts w:ascii="Arial" w:hAnsi="Arial" w:cs="Arial"/>
@@ -3683,7 +3948,15 @@
           <w:rFonts w:ascii="Arial" w:hAnsi="Arial" w:cs="Arial"/>
           <w:b/>
         </w:rPr>
-        <w:t xml:space="preserve">.Impfempfehlung : </w:t>
+        <w:t>.Impfempfehlung</w:t>
+      </w:r>
+      <w:proofErr w:type="spellEnd"/>
+      <w:r>
+        <w:rPr>
+          <w:rFonts w:ascii="Arial" w:hAnsi="Arial" w:cs="Arial"/>
+          <w:b/>
+        </w:rPr>
+        <w:t xml:space="preserve"> : </w:t>
       </w:r>
       <w:r>
         <w:rPr>
@@ -3751,11 +4024,13 @@
           <w:b/>
         </w:rPr>
       </w:pPr>
-      <w:r>
-        <w:rPr>
-          <w:rFonts w:ascii="Arial" w:hAnsi="Arial" w:cs="Arial"/>
-          <w:b/>
-        </w:rPr>
+      <w:proofErr w:type="spellStart"/>
+      <w:r>
+        <w:rPr>
+          <w:rFonts w:ascii="Arial" w:hAnsi="Arial" w:cs="Arial"/>
+          <w:b/>
+        </w:rPr>
+        <w:lastRenderedPageBreak/>
         <w:t>FIELD_</w:t>
       </w:r>
       <w:r>
@@ -3786,6 +4061,7 @@
         </w:rPr>
         <w:t>anzahlImpfungen</w:t>
       </w:r>
+      <w:proofErr w:type="spellEnd"/>
       <w:r>
         <w:rPr>
           <w:rFonts w:ascii="Arial" w:hAnsi="Arial" w:cs="Arial"/>
@@ -3842,6 +4118,7 @@
         </w:rPr>
         <w:br/>
       </w:r>
+      <w:proofErr w:type="spellStart"/>
       <w:r>
         <w:rPr>
           <w:rFonts w:ascii="Arial" w:hAnsi="Arial" w:cs="Arial"/>
@@ -3877,6 +4154,7 @@
         </w:rPr>
         <w:t>datumLetzteImpfung</w:t>
       </w:r>
+      <w:proofErr w:type="spellEnd"/>
       <w:r>
         <w:rPr>
           <w:rFonts w:ascii="Arial" w:hAnsi="Arial" w:cs="Arial"/>
@@ -3933,6 +4211,7 @@
         </w:rPr>
         <w:br/>
       </w:r>
+      <w:proofErr w:type="spellStart"/>
       <w:r>
         <w:rPr>
           <w:rFonts w:ascii="Arial" w:hAnsi="Arial" w:cs="Arial"/>
@@ -3966,7 +4245,15 @@
           <w:rFonts w:ascii="Arial" w:hAnsi="Arial" w:cs="Arial"/>
           <w:b/>
         </w:rPr>
-        <w:t xml:space="preserve">.Impfempfehlung : </w:t>
+        <w:t>.Impfempfehlung</w:t>
+      </w:r>
+      <w:proofErr w:type="spellEnd"/>
+      <w:r>
+        <w:rPr>
+          <w:rFonts w:ascii="Arial" w:hAnsi="Arial" w:cs="Arial"/>
+          <w:b/>
+        </w:rPr>
+        <w:t xml:space="preserve"> : </w:t>
       </w:r>
       <w:r>
         <w:rPr>
@@ -4024,7 +4311,6 @@
           <w:rFonts w:ascii="Arial" w:hAnsi="Arial" w:cs="Arial"/>
           <w:b/>
         </w:rPr>
-        <w:lastRenderedPageBreak/>
         <w:t>H</w:t>
       </w:r>
       <w:r>
@@ -4042,6 +4328,151 @@
           <w:b/>
         </w:rPr>
       </w:pPr>
+      <w:proofErr w:type="spellStart"/>
+      <w:r>
+        <w:rPr>
+          <w:rFonts w:ascii="Arial" w:hAnsi="Arial" w:cs="Arial"/>
+          <w:b/>
+        </w:rPr>
+        <w:t>FIELD_anlass.</w:t>
+      </w:r>
+      <w:r>
+        <w:rPr>
+          <w:rFonts w:ascii="Arial" w:hAnsi="Arial" w:cs="Arial"/>
+          <w:b/>
+        </w:rPr>
+        <w:t>krankheit</w:t>
+      </w:r>
+      <w:r>
+        <w:rPr>
+          <w:rFonts w:ascii="Arial" w:hAnsi="Arial" w:cs="Arial"/>
+          <w:b/>
+        </w:rPr>
+        <w:t>.HPV.</w:t>
+      </w:r>
+      <w:r>
+        <w:rPr>
+          <w:rFonts w:ascii="Arial" w:hAnsi="Arial" w:cs="Arial"/>
+          <w:b/>
+        </w:rPr>
+        <w:t>anzahlImpfungen</w:t>
+      </w:r>
+      <w:proofErr w:type="spellEnd"/>
+      <w:r>
+        <w:rPr>
+          <w:rFonts w:ascii="Arial" w:hAnsi="Arial" w:cs="Arial"/>
+          <w:b/>
+        </w:rPr>
+        <w:t xml:space="preserve"> </w:t>
+      </w:r>
+      <w:r>
+        <w:rPr>
+          <w:rFonts w:ascii="Arial" w:hAnsi="Arial" w:cs="Arial"/>
+          <w:b/>
+        </w:rPr>
+        <w:t xml:space="preserve">: </w:t>
+      </w:r>
+      <w:r>
+        <w:rPr>
+          <w:rFonts w:ascii="Arial" w:hAnsi="Arial" w:cs="Arial"/>
+          <w:b/>
+        </w:rPr>
+        <w:fldChar w:fldCharType="begin"/>
+      </w:r>
+      <w:r>
+        <w:rPr>
+          <w:rFonts w:ascii="Arial" w:hAnsi="Arial" w:cs="Arial"/>
+          <w:b/>
+        </w:rPr>
+        <w:instrText xml:space="preserve"> DOCVARIABLE  FIELD_anlass.krankheit.HPV.anzahlImpfungen  \* MERGEFORMAT </w:instrText>
+      </w:r>
+      <w:r>
+        <w:rPr>
+          <w:rFonts w:ascii="Arial" w:hAnsi="Arial" w:cs="Arial"/>
+          <w:b/>
+        </w:rPr>
+        <w:fldChar w:fldCharType="end"/>
+      </w:r>
+      <w:r>
+        <w:rPr>
+          <w:rFonts w:ascii="Arial" w:hAnsi="Arial" w:cs="Arial"/>
+          <w:b/>
+        </w:rPr>
+        <w:br/>
+      </w:r>
+      <w:proofErr w:type="spellStart"/>
+      <w:r>
+        <w:rPr>
+          <w:rFonts w:ascii="Arial" w:hAnsi="Arial" w:cs="Arial"/>
+          <w:b/>
+        </w:rPr>
+        <w:t>FIELD_anlass.</w:t>
+      </w:r>
+      <w:r>
+        <w:rPr>
+          <w:rFonts w:ascii="Arial" w:hAnsi="Arial" w:cs="Arial"/>
+          <w:b/>
+        </w:rPr>
+        <w:t>krankheit</w:t>
+      </w:r>
+      <w:r>
+        <w:rPr>
+          <w:rFonts w:ascii="Arial" w:hAnsi="Arial" w:cs="Arial"/>
+          <w:b/>
+        </w:rPr>
+        <w:t>.HPV.</w:t>
+      </w:r>
+      <w:r>
+        <w:rPr>
+          <w:rFonts w:ascii="Arial" w:hAnsi="Arial" w:cs="Arial"/>
+          <w:b/>
+        </w:rPr>
+        <w:t>datumLetzteImpfung</w:t>
+      </w:r>
+      <w:proofErr w:type="spellEnd"/>
+      <w:r>
+        <w:rPr>
+          <w:rFonts w:ascii="Arial" w:hAnsi="Arial" w:cs="Arial"/>
+          <w:b/>
+        </w:rPr>
+        <w:t xml:space="preserve"> </w:t>
+      </w:r>
+      <w:r>
+        <w:rPr>
+          <w:rFonts w:ascii="Arial" w:hAnsi="Arial" w:cs="Arial"/>
+          <w:b/>
+        </w:rPr>
+        <w:t xml:space="preserve">: </w:t>
+      </w:r>
+      <w:r>
+        <w:rPr>
+          <w:rFonts w:ascii="Arial" w:hAnsi="Arial" w:cs="Arial"/>
+          <w:b/>
+        </w:rPr>
+        <w:fldChar w:fldCharType="begin"/>
+      </w:r>
+      <w:r>
+        <w:rPr>
+          <w:rFonts w:ascii="Arial" w:hAnsi="Arial" w:cs="Arial"/>
+          <w:b/>
+        </w:rPr>
+        <w:instrText xml:space="preserve"> DOCVARIABLE  FIELD_anlass.krankheit.HPV.datumLetzteImpfung  \* MERGEFORMAT </w:instrText>
+      </w:r>
+      <w:r>
+        <w:rPr>
+          <w:rFonts w:ascii="Arial" w:hAnsi="Arial" w:cs="Arial"/>
+          <w:b/>
+        </w:rPr>
+        <w:fldChar w:fldCharType="end"/>
+      </w:r>
+      <w:r>
+        <w:rPr>
+          <w:rFonts w:ascii="Arial" w:hAnsi="Arial" w:cs="Arial"/>
+          <w:b/>
+        </w:rPr>
+        <w:br/>
+      </w:r>
+      <w:proofErr w:type="spellStart"/>
       <w:r>
         <w:rPr>
           <w:rFonts w:ascii="Arial" w:hAnsi="Arial" w:cs="Arial"/>
@@ -4061,35 +4492,29 @@
           <w:rFonts w:ascii="Arial" w:hAnsi="Arial" w:cs="Arial"/>
           <w:b/>
         </w:rPr>
-        <w:t>krankheit</w:t>
-      </w:r>
-      <w:r>
-        <w:rPr>
-          <w:rFonts w:ascii="Arial" w:hAnsi="Arial" w:cs="Arial"/>
-          <w:b/>
-        </w:rPr>
-        <w:t>.HPV.</w:t>
-      </w:r>
-      <w:r>
-        <w:rPr>
-          <w:rFonts w:ascii="Arial" w:hAnsi="Arial" w:cs="Arial"/>
-          <w:b/>
-        </w:rPr>
-        <w:t>anzahlImpfungen</w:t>
-      </w:r>
-      <w:r>
-        <w:rPr>
-          <w:rFonts w:ascii="Arial" w:hAnsi="Arial" w:cs="Arial"/>
-          <w:b/>
-        </w:rPr>
-        <w:t xml:space="preserve"> </w:t>
-      </w:r>
-      <w:r>
-        <w:rPr>
-          <w:rFonts w:ascii="Arial" w:hAnsi="Arial" w:cs="Arial"/>
-          <w:b/>
-        </w:rPr>
-        <w:t xml:space="preserve">: </w:t>
+        <w:t>krankheit.</w:t>
+      </w:r>
+      <w:r>
+        <w:rPr>
+          <w:rFonts w:ascii="Arial" w:hAnsi="Arial" w:cs="Arial"/>
+          <w:b/>
+        </w:rPr>
+        <w:t>HPV</w:t>
+      </w:r>
+      <w:r>
+        <w:rPr>
+          <w:rFonts w:ascii="Arial" w:hAnsi="Arial" w:cs="Arial"/>
+          <w:b/>
+        </w:rPr>
+        <w:t>.Impfempfehlung</w:t>
+      </w:r>
+      <w:proofErr w:type="spellEnd"/>
+      <w:r>
+        <w:rPr>
+          <w:rFonts w:ascii="Arial" w:hAnsi="Arial" w:cs="Arial"/>
+          <w:b/>
+        </w:rPr>
+        <w:t xml:space="preserve"> : </w:t>
       </w:r>
       <w:r>
         <w:rPr>
@@ -4103,189 +4528,7 @@
           <w:rFonts w:ascii="Arial" w:hAnsi="Arial" w:cs="Arial"/>
           <w:b/>
         </w:rPr>
-        <w:instrText xml:space="preserve"> DOCVARIABLE  FIELD_</w:instrText>
-      </w:r>
-      <w:r>
-        <w:rPr>
-          <w:rFonts w:ascii="Arial" w:hAnsi="Arial" w:cs="Arial"/>
-          <w:b/>
-        </w:rPr>
-        <w:instrText>anlass.</w:instrText>
-      </w:r>
-      <w:r>
-        <w:rPr>
-          <w:rFonts w:ascii="Arial" w:hAnsi="Arial" w:cs="Arial"/>
-          <w:b/>
-        </w:rPr>
-        <w:instrText xml:space="preserve">krankheit.HPV.anzahlImpfungen  \* MERGEFORMAT </w:instrText>
-      </w:r>
-      <w:r>
-        <w:rPr>
-          <w:rFonts w:ascii="Arial" w:hAnsi="Arial" w:cs="Arial"/>
-          <w:b/>
-        </w:rPr>
-        <w:fldChar w:fldCharType="end"/>
-      </w:r>
-      <w:r>
-        <w:rPr>
-          <w:rFonts w:ascii="Arial" w:hAnsi="Arial" w:cs="Arial"/>
-          <w:b/>
-        </w:rPr>
-        <w:br/>
-      </w:r>
-      <w:r>
-        <w:rPr>
-          <w:rFonts w:ascii="Arial" w:hAnsi="Arial" w:cs="Arial"/>
-          <w:b/>
-        </w:rPr>
-        <w:t>FIELD_</w:t>
-      </w:r>
-      <w:r>
-        <w:rPr>
-          <w:rFonts w:ascii="Arial" w:hAnsi="Arial" w:cs="Arial"/>
-          <w:b/>
-        </w:rPr>
-        <w:t>anlass.</w:t>
-      </w:r>
-      <w:r>
-        <w:rPr>
-          <w:rFonts w:ascii="Arial" w:hAnsi="Arial" w:cs="Arial"/>
-          <w:b/>
-        </w:rPr>
-        <w:t>krankheit</w:t>
-      </w:r>
-      <w:r>
-        <w:rPr>
-          <w:rFonts w:ascii="Arial" w:hAnsi="Arial" w:cs="Arial"/>
-          <w:b/>
-        </w:rPr>
-        <w:t>.HPV.</w:t>
-      </w:r>
-      <w:r>
-        <w:rPr>
-          <w:rFonts w:ascii="Arial" w:hAnsi="Arial" w:cs="Arial"/>
-          <w:b/>
-        </w:rPr>
-        <w:t>datumLetzteImpfung</w:t>
-      </w:r>
-      <w:r>
-        <w:rPr>
-          <w:rFonts w:ascii="Arial" w:hAnsi="Arial" w:cs="Arial"/>
-          <w:b/>
-        </w:rPr>
-        <w:t xml:space="preserve"> </w:t>
-      </w:r>
-      <w:r>
-        <w:rPr>
-          <w:rFonts w:ascii="Arial" w:hAnsi="Arial" w:cs="Arial"/>
-          <w:b/>
-        </w:rPr>
-        <w:t xml:space="preserve">: </w:t>
-      </w:r>
-      <w:r>
-        <w:rPr>
-          <w:rFonts w:ascii="Arial" w:hAnsi="Arial" w:cs="Arial"/>
-          <w:b/>
-        </w:rPr>
-        <w:fldChar w:fldCharType="begin"/>
-      </w:r>
-      <w:r>
-        <w:rPr>
-          <w:rFonts w:ascii="Arial" w:hAnsi="Arial" w:cs="Arial"/>
-          <w:b/>
-        </w:rPr>
-        <w:instrText xml:space="preserve"> DOCVARIABLE  FIELD_</w:instrText>
-      </w:r>
-      <w:r>
-        <w:rPr>
-          <w:rFonts w:ascii="Arial" w:hAnsi="Arial" w:cs="Arial"/>
-          <w:b/>
-        </w:rPr>
-        <w:instrText>anlass.</w:instrText>
-      </w:r>
-      <w:r>
-        <w:rPr>
-          <w:rFonts w:ascii="Arial" w:hAnsi="Arial" w:cs="Arial"/>
-          <w:b/>
-        </w:rPr>
-        <w:instrText xml:space="preserve">krankheit.HPV.datumLetzteImpfung  \* MERGEFORMAT </w:instrText>
-      </w:r>
-      <w:r>
-        <w:rPr>
-          <w:rFonts w:ascii="Arial" w:hAnsi="Arial" w:cs="Arial"/>
-          <w:b/>
-        </w:rPr>
-        <w:fldChar w:fldCharType="end"/>
-      </w:r>
-      <w:r>
-        <w:rPr>
-          <w:rFonts w:ascii="Arial" w:hAnsi="Arial" w:cs="Arial"/>
-          <w:b/>
-        </w:rPr>
-        <w:br/>
-      </w:r>
-      <w:r>
-        <w:rPr>
-          <w:rFonts w:ascii="Arial" w:hAnsi="Arial" w:cs="Arial"/>
-          <w:b/>
-        </w:rPr>
-        <w:t>FIELD_</w:t>
-      </w:r>
-      <w:r>
-        <w:rPr>
-          <w:rFonts w:ascii="Arial" w:hAnsi="Arial" w:cs="Arial"/>
-          <w:b/>
-        </w:rPr>
-        <w:t>anlass.</w:t>
-      </w:r>
-      <w:r>
-        <w:rPr>
-          <w:rFonts w:ascii="Arial" w:hAnsi="Arial" w:cs="Arial"/>
-          <w:b/>
-        </w:rPr>
-        <w:t>krankheit.</w:t>
-      </w:r>
-      <w:r>
-        <w:rPr>
-          <w:rFonts w:ascii="Arial" w:hAnsi="Arial" w:cs="Arial"/>
-          <w:b/>
-        </w:rPr>
-        <w:t>HPV</w:t>
-      </w:r>
-      <w:r>
-        <w:rPr>
-          <w:rFonts w:ascii="Arial" w:hAnsi="Arial" w:cs="Arial"/>
-          <w:b/>
-        </w:rPr>
-        <w:t xml:space="preserve">.Impfempfehlung : </w:t>
-      </w:r>
-      <w:r>
-        <w:rPr>
-          <w:rFonts w:ascii="Arial" w:hAnsi="Arial" w:cs="Arial"/>
-          <w:b/>
-        </w:rPr>
-        <w:fldChar w:fldCharType="begin"/>
-      </w:r>
-      <w:r>
-        <w:rPr>
-          <w:rFonts w:ascii="Arial" w:hAnsi="Arial" w:cs="Arial"/>
-          <w:b/>
-        </w:rPr>
-        <w:instrText xml:space="preserve"> DOCVARIABLE  FIELD_</w:instrText>
-      </w:r>
-      <w:r>
-        <w:rPr>
-          <w:rFonts w:ascii="Arial" w:hAnsi="Arial" w:cs="Arial"/>
-          <w:b/>
-        </w:rPr>
-        <w:instrText>anlass.</w:instrText>
-      </w:r>
-      <w:r>
-        <w:rPr>
-          <w:rFonts w:ascii="Arial" w:hAnsi="Arial" w:cs="Arial"/>
-          <w:b/>
-        </w:rPr>
-        <w:instrText xml:space="preserve">krankheit.HPV.impfempfehlung  \* MERGEFORMAT </w:instrText>
+        <w:instrText xml:space="preserve"> DOCVARIABLE  FIELD_anlass.krankheit.HPV.impfempfehlung  \* MERGEFORMAT </w:instrText>
       </w:r>
       <w:r>
         <w:rPr>
@@ -4308,12 +4551,14 @@
         <w:rPr>
           <w:rFonts w:ascii="Arial" w:hAnsi="Arial" w:cs="Arial"/>
           <w:b/>
+          <w:lang w:val="fr-CH"/>
         </w:rPr>
       </w:pPr>
       <w:r>
         <w:rPr>
           <w:rFonts w:ascii="Arial" w:hAnsi="Arial" w:cs="Arial"/>
           <w:b/>
+          <w:lang w:val="fr-CH"/>
         </w:rPr>
         <w:t>MENINGOKOKKEN_A_C_W_Y</w:t>
       </w:r>
@@ -4325,6 +4570,7 @@
           <w:b/>
         </w:rPr>
       </w:pPr>
+      <w:proofErr w:type="spellStart"/>
       <w:r>
         <w:rPr>
           <w:rFonts w:ascii="Arial" w:hAnsi="Arial" w:cs="Arial"/>
@@ -4360,6 +4606,7 @@
         </w:rPr>
         <w:t>anzahlImpfungen</w:t>
       </w:r>
+      <w:proofErr w:type="spellEnd"/>
       <w:r>
         <w:rPr>
           <w:rFonts w:ascii="Arial" w:hAnsi="Arial" w:cs="Arial"/>
@@ -4416,6 +4663,7 @@
         </w:rPr>
         <w:br/>
       </w:r>
+      <w:proofErr w:type="spellStart"/>
       <w:r>
         <w:rPr>
           <w:rFonts w:ascii="Arial" w:hAnsi="Arial" w:cs="Arial"/>
@@ -4451,6 +4699,7 @@
         </w:rPr>
         <w:t>datumLetzteImpfung</w:t>
       </w:r>
+      <w:proofErr w:type="spellEnd"/>
       <w:r>
         <w:rPr>
           <w:rFonts w:ascii="Arial" w:hAnsi="Arial" w:cs="Arial"/>
@@ -4507,6 +4756,7 @@
         </w:rPr>
         <w:br/>
       </w:r>
+      <w:proofErr w:type="spellStart"/>
       <w:r>
         <w:rPr>
           <w:rFonts w:ascii="Arial" w:hAnsi="Arial" w:cs="Arial"/>
@@ -4540,7 +4790,15 @@
           <w:rFonts w:ascii="Arial" w:hAnsi="Arial" w:cs="Arial"/>
           <w:b/>
         </w:rPr>
-        <w:t xml:space="preserve">.Impfempfehlung : </w:t>
+        <w:t>.Impfempfehlung</w:t>
+      </w:r>
+      <w:proofErr w:type="spellEnd"/>
+      <w:r>
+        <w:rPr>
+          <w:rFonts w:ascii="Arial" w:hAnsi="Arial" w:cs="Arial"/>
+          <w:b/>
+        </w:rPr>
+        <w:t xml:space="preserve"> : </w:t>
       </w:r>
       <w:r>
         <w:rPr>
@@ -4608,6 +4866,7 @@
           <w:b/>
         </w:rPr>
       </w:pPr>
+      <w:proofErr w:type="spellStart"/>
       <w:r>
         <w:rPr>
           <w:rFonts w:ascii="Arial" w:hAnsi="Arial" w:cs="Arial"/>
@@ -4643,6 +4902,7 @@
         </w:rPr>
         <w:t>anzahlImpfungen</w:t>
       </w:r>
+      <w:proofErr w:type="spellEnd"/>
       <w:r>
         <w:rPr>
           <w:rFonts w:ascii="Arial" w:hAnsi="Arial" w:cs="Arial"/>
@@ -4699,6 +4959,7 @@
         </w:rPr>
         <w:br/>
       </w:r>
+      <w:proofErr w:type="spellStart"/>
       <w:r>
         <w:rPr>
           <w:rFonts w:ascii="Arial" w:hAnsi="Arial" w:cs="Arial"/>
@@ -4734,6 +4995,7 @@
         </w:rPr>
         <w:t>datumLetzteImpfung</w:t>
       </w:r>
+      <w:proofErr w:type="spellEnd"/>
       <w:r>
         <w:rPr>
           <w:rFonts w:ascii="Arial" w:hAnsi="Arial" w:cs="Arial"/>
@@ -4790,6 +5052,7 @@
         </w:rPr>
         <w:br/>
       </w:r>
+      <w:proofErr w:type="spellStart"/>
       <w:r>
         <w:rPr>
           <w:rFonts w:ascii="Arial" w:hAnsi="Arial" w:cs="Arial"/>
@@ -4823,7 +5086,15 @@
           <w:rFonts w:ascii="Arial" w:hAnsi="Arial" w:cs="Arial"/>
           <w:b/>
         </w:rPr>
-        <w:t xml:space="preserve">.Impfempfehlung : </w:t>
+        <w:t>.Impfempfehlung</w:t>
+      </w:r>
+      <w:proofErr w:type="spellEnd"/>
+      <w:r>
+        <w:rPr>
+          <w:rFonts w:ascii="Arial" w:hAnsi="Arial" w:cs="Arial"/>
+          <w:b/>
+        </w:rPr>
+        <w:t xml:space="preserve"> : </w:t>
       </w:r>
       <w:r>
         <w:rPr>
@@ -4881,6 +5152,166 @@
           <w:rFonts w:ascii="Arial" w:hAnsi="Arial" w:cs="Arial"/>
           <w:b/>
         </w:rPr>
+        <w:t>FSME</w:t>
+      </w:r>
+    </w:p>
+    <w:p>
+      <w:pPr>
+        <w:rPr>
+          <w:rFonts w:ascii="Arial" w:hAnsi="Arial" w:cs="Arial"/>
+          <w:b/>
+        </w:rPr>
+      </w:pPr>
+      <w:proofErr w:type="spellStart"/>
+      <w:r>
+        <w:rPr>
+          <w:rFonts w:ascii="Arial" w:hAnsi="Arial" w:cs="Arial"/>
+          <w:b/>
+        </w:rPr>
+        <w:t>FIELD_anlass.</w:t>
+      </w:r>
+      <w:r>
+        <w:rPr>
+          <w:rFonts w:ascii="Arial" w:hAnsi="Arial" w:cs="Arial"/>
+          <w:b/>
+        </w:rPr>
+        <w:t>krankheit</w:t>
+      </w:r>
+      <w:r>
+        <w:rPr>
+          <w:rFonts w:ascii="Arial" w:hAnsi="Arial" w:cs="Arial"/>
+          <w:b/>
+        </w:rPr>
+        <w:t>.FSME.</w:t>
+      </w:r>
+      <w:r>
+        <w:rPr>
+          <w:rFonts w:ascii="Arial" w:hAnsi="Arial" w:cs="Arial"/>
+          <w:b/>
+        </w:rPr>
+        <w:t>anzahlImpfungen</w:t>
+      </w:r>
+      <w:proofErr w:type="spellEnd"/>
+      <w:r>
+        <w:rPr>
+          <w:rFonts w:ascii="Arial" w:hAnsi="Arial" w:cs="Arial"/>
+          <w:b/>
+        </w:rPr>
+        <w:t xml:space="preserve"> </w:t>
+      </w:r>
+      <w:r>
+        <w:rPr>
+          <w:rFonts w:ascii="Arial" w:hAnsi="Arial" w:cs="Arial"/>
+          <w:b/>
+        </w:rPr>
+        <w:t xml:space="preserve">: </w:t>
+      </w:r>
+      <w:r>
+        <w:rPr>
+          <w:rFonts w:ascii="Arial" w:hAnsi="Arial" w:cs="Arial"/>
+          <w:b/>
+        </w:rPr>
+        <w:fldChar w:fldCharType="begin"/>
+      </w:r>
+      <w:r>
+        <w:rPr>
+          <w:rFonts w:ascii="Arial" w:hAnsi="Arial" w:cs="Arial"/>
+          <w:b/>
+        </w:rPr>
+        <w:instrText xml:space="preserve"> DOCVARIABLE  FIELD_anlass.krankheit.MENINGOKOKKEN_B.anzahlImpfungen  \* MERGEFORMAT </w:instrText>
+      </w:r>
+      <w:r>
+        <w:rPr>
+          <w:rFonts w:ascii="Arial" w:hAnsi="Arial" w:cs="Arial"/>
+          <w:b/>
+        </w:rPr>
+        <w:fldChar w:fldCharType="end"/>
+      </w:r>
+      <w:r>
+        <w:rPr>
+          <w:rFonts w:ascii="Arial" w:hAnsi="Arial" w:cs="Arial"/>
+          <w:b/>
+        </w:rPr>
+        <w:br/>
+      </w:r>
+      <w:proofErr w:type="spellStart"/>
+      <w:r>
+        <w:rPr>
+          <w:rFonts w:ascii="Arial" w:hAnsi="Arial" w:cs="Arial"/>
+          <w:b/>
+        </w:rPr>
+        <w:t>FIELD_anlass.</w:t>
+      </w:r>
+      <w:r>
+        <w:rPr>
+          <w:rFonts w:ascii="Arial" w:hAnsi="Arial" w:cs="Arial"/>
+          <w:b/>
+        </w:rPr>
+        <w:t>krankheit</w:t>
+      </w:r>
+      <w:r>
+        <w:rPr>
+          <w:rFonts w:ascii="Arial" w:hAnsi="Arial" w:cs="Arial"/>
+          <w:b/>
+        </w:rPr>
+        <w:t>.FSME.</w:t>
+      </w:r>
+      <w:r>
+        <w:rPr>
+          <w:rFonts w:ascii="Arial" w:hAnsi="Arial" w:cs="Arial"/>
+          <w:b/>
+        </w:rPr>
+        <w:t>datumLetzteImpfung</w:t>
+      </w:r>
+      <w:proofErr w:type="spellEnd"/>
+      <w:r>
+        <w:rPr>
+          <w:rFonts w:ascii="Arial" w:hAnsi="Arial" w:cs="Arial"/>
+          <w:b/>
+        </w:rPr>
+        <w:t xml:space="preserve"> </w:t>
+      </w:r>
+      <w:r>
+        <w:rPr>
+          <w:rFonts w:ascii="Arial" w:hAnsi="Arial" w:cs="Arial"/>
+          <w:b/>
+        </w:rPr>
+        <w:t xml:space="preserve">: </w:t>
+      </w:r>
+      <w:r>
+        <w:rPr>
+          <w:rFonts w:ascii="Arial" w:hAnsi="Arial" w:cs="Arial"/>
+          <w:b/>
+        </w:rPr>
+        <w:fldChar w:fldCharType="begin"/>
+      </w:r>
+      <w:r>
+        <w:rPr>
+          <w:rFonts w:ascii="Arial" w:hAnsi="Arial" w:cs="Arial"/>
+          <w:b/>
+        </w:rPr>
+        <w:instrText xml:space="preserve"> DOCVARIABLE  FIELD_anlass.krankheit.MENINGOKOKKEN_B.datumLetzteImpfung  \* MERGEFORMAT </w:instrText>
+      </w:r>
+      <w:r>
+        <w:rPr>
+          <w:rFonts w:ascii="Arial" w:hAnsi="Arial" w:cs="Arial"/>
+          <w:b/>
+        </w:rPr>
+        <w:fldChar w:fldCharType="end"/>
+      </w:r>
+      <w:r>
+        <w:rPr>
+          <w:rFonts w:ascii="Arial" w:hAnsi="Arial" w:cs="Arial"/>
+          <w:b/>
+        </w:rPr>
+        <w:br/>
+      </w:r>
+      <w:proofErr w:type="spellStart"/>
+      <w:r>
+        <w:rPr>
+          <w:rFonts w:ascii="Arial" w:hAnsi="Arial" w:cs="Arial"/>
+          <w:b/>
+        </w:rPr>
         <w:t>FIELD_</w:t>
       </w:r>
       <w:r>
@@ -4895,21 +5326,29 @@
           <w:rFonts w:ascii="Arial" w:hAnsi="Arial" w:cs="Arial"/>
           <w:b/>
         </w:rPr>
-        <w:t>impfung.impfungList</w:t>
-      </w:r>
-      <w:r>
-        <w:rPr>
-          <w:rFonts w:ascii="Arial" w:hAnsi="Arial" w:cs="Arial"/>
-          <w:b/>
-        </w:rPr>
-        <w:t xml:space="preserve"> </w:t>
-      </w:r>
-      <w:r>
-        <w:rPr>
-          <w:rFonts w:ascii="Arial" w:hAnsi="Arial" w:cs="Arial"/>
-          <w:b/>
-        </w:rPr>
-        <w:t xml:space="preserve">: </w:t>
+        <w:t>krankheit.</w:t>
+      </w:r>
+      <w:r>
+        <w:rPr>
+          <w:rFonts w:ascii="Arial" w:hAnsi="Arial" w:cs="Arial"/>
+          <w:b/>
+        </w:rPr>
+        <w:t>FSME</w:t>
+      </w:r>
+      <w:r>
+        <w:rPr>
+          <w:rFonts w:ascii="Arial" w:hAnsi="Arial" w:cs="Arial"/>
+          <w:b/>
+        </w:rPr>
+        <w:t>.Impfempfehlung</w:t>
+      </w:r>
+      <w:proofErr w:type="spellEnd"/>
+      <w:r>
+        <w:rPr>
+          <w:rFonts w:ascii="Arial" w:hAnsi="Arial" w:cs="Arial"/>
+          <w:b/>
+        </w:rPr>
+        <w:t xml:space="preserve"> : </w:t>
       </w:r>
       <w:r>
         <w:rPr>
@@ -4923,7 +5362,7 @@
           <w:rFonts w:ascii="Arial" w:hAnsi="Arial" w:cs="Arial"/>
           <w:b/>
         </w:rPr>
-        <w:instrText xml:space="preserve"> DOCVARIABLE  FIELD_anlass.impfung.impfungList  \* MERGEFORMAT </w:instrText>
+        <w:instrText xml:space="preserve"> DOCVARIABLE  FIELD_anlass.krankheit.MENINGOKOKKEN_B.impfempfehlung  \* MERGEFORMAT </w:instrText>
       </w:r>
       <w:r>
         <w:rPr>
@@ -4948,28 +5387,29 @@
           <w:b/>
         </w:rPr>
       </w:pPr>
-      <w:r>
-        <w:rPr>
-          <w:rFonts w:ascii="Arial" w:hAnsi="Arial" w:cs="Arial"/>
-          <w:b/>
-        </w:rPr>
-        <w:t>SEHEN</w:t>
-      </w:r>
-    </w:p>
-    <w:p>
-      <w:pPr>
-        <w:rPr>
-          <w:rFonts w:ascii="Arial" w:hAnsi="Arial" w:cs="Arial"/>
-          <w:b/>
-        </w:rPr>
-      </w:pPr>
-      <w:r>
-        <w:rPr>
-          <w:rFonts w:ascii="Arial" w:hAnsi="Arial" w:cs="Arial"/>
-          <w:b/>
-        </w:rPr>
-        <w:t>FIELD_anlass.sehen.elternBrilleLinsen:</w:t>
-      </w:r>
+      <w:proofErr w:type="spellStart"/>
+      <w:r>
+        <w:rPr>
+          <w:rFonts w:ascii="Arial" w:hAnsi="Arial" w:cs="Arial"/>
+          <w:b/>
+        </w:rPr>
+        <w:t>FIELD_</w:t>
+      </w:r>
+      <w:r>
+        <w:rPr>
+          <w:rFonts w:ascii="Arial" w:hAnsi="Arial" w:cs="Arial"/>
+          <w:b/>
+        </w:rPr>
+        <w:t>anlass.</w:t>
+      </w:r>
+      <w:r>
+        <w:rPr>
+          <w:rFonts w:ascii="Arial" w:hAnsi="Arial" w:cs="Arial"/>
+          <w:b/>
+        </w:rPr>
+        <w:t>impfung.impfungList</w:t>
+      </w:r>
+      <w:proofErr w:type="spellEnd"/>
       <w:r>
         <w:rPr>
           <w:rFonts w:ascii="Arial" w:hAnsi="Arial" w:cs="Arial"/>
@@ -4982,6 +5422,13 @@
           <w:rFonts w:ascii="Arial" w:hAnsi="Arial" w:cs="Arial"/>
           <w:b/>
         </w:rPr>
+        <w:t xml:space="preserve">: </w:t>
+      </w:r>
+      <w:r>
+        <w:rPr>
+          <w:rFonts w:ascii="Arial" w:hAnsi="Arial" w:cs="Arial"/>
+          <w:b/>
+        </w:rPr>
         <w:fldChar w:fldCharType="begin"/>
       </w:r>
       <w:r>
@@ -4989,845 +5436,7 @@
           <w:rFonts w:ascii="Arial" w:hAnsi="Arial" w:cs="Arial"/>
           <w:b/>
         </w:rPr>
-        <w:instrText xml:space="preserve"> DOCVARIABLE  FIELD_anlass.sehen.elternBrilleLinsen  \* MERGEFORMAT </w:instrText>
-      </w:r>
-      <w:r>
-        <w:rPr>
-          <w:rFonts w:ascii="Arial" w:hAnsi="Arial" w:cs="Arial"/>
-          <w:b/>
-        </w:rPr>
-        <w:fldChar w:fldCharType="end"/>
-      </w:r>
-    </w:p>
-    <w:p>
-      <w:pPr>
-        <w:rPr>
-          <w:rFonts w:ascii="Arial" w:hAnsi="Arial" w:cs="Arial"/>
-          <w:b/>
-        </w:rPr>
-      </w:pPr>
-      <w:r>
-        <w:rPr>
-          <w:rFonts w:ascii="Arial" w:hAnsi="Arial" w:cs="Arial"/>
-          <w:b/>
-        </w:rPr>
-        <w:t>FIELD_anlass.sehen.arztBrilleLinsen:</w:t>
-      </w:r>
-      <w:r>
-        <w:rPr>
-          <w:rFonts w:ascii="Arial" w:hAnsi="Arial" w:cs="Arial"/>
-          <w:b/>
-        </w:rPr>
-        <w:t xml:space="preserve"> </w:t>
-      </w:r>
-      <w:r>
-        <w:rPr>
-          <w:rFonts w:ascii="Arial" w:hAnsi="Arial" w:cs="Arial"/>
-          <w:b/>
-        </w:rPr>
-        <w:fldChar w:fldCharType="begin"/>
-      </w:r>
-      <w:r>
-        <w:rPr>
-          <w:rFonts w:ascii="Arial" w:hAnsi="Arial" w:cs="Arial"/>
-          <w:b/>
-        </w:rPr>
-        <w:instrText xml:space="preserve"> DOCVARIABLE  FIELD_anlass.sehen.arztBrilleLinsen  \* MERGEFORMAT </w:instrText>
-      </w:r>
-      <w:r>
-        <w:rPr>
-          <w:rFonts w:ascii="Arial" w:hAnsi="Arial" w:cs="Arial"/>
-          <w:b/>
-        </w:rPr>
-        <w:fldChar w:fldCharType="end"/>
-      </w:r>
-    </w:p>
-    <w:p>
-      <w:pPr>
-        <w:rPr>
-          <w:rFonts w:ascii="Arial" w:hAnsi="Arial" w:cs="Arial"/>
-          <w:b/>
-        </w:rPr>
-      </w:pPr>
-      <w:r>
-        <w:rPr>
-          <w:rFonts w:ascii="Arial" w:hAnsi="Arial" w:cs="Arial"/>
-          <w:b/>
-        </w:rPr>
-        <w:lastRenderedPageBreak/>
-        <w:t>FIELD_anlass.sehen.elternStereotest:</w:t>
-      </w:r>
-      <w:r>
-        <w:rPr>
-          <w:rFonts w:ascii="Arial" w:hAnsi="Arial" w:cs="Arial"/>
-          <w:b/>
-        </w:rPr>
-        <w:t xml:space="preserve"> </w:t>
-      </w:r>
-      <w:r>
-        <w:rPr>
-          <w:rFonts w:ascii="Arial" w:hAnsi="Arial" w:cs="Arial"/>
-          <w:b/>
-        </w:rPr>
-        <w:fldChar w:fldCharType="begin"/>
-      </w:r>
-      <w:r>
-        <w:rPr>
-          <w:rFonts w:ascii="Arial" w:hAnsi="Arial" w:cs="Arial"/>
-          <w:b/>
-        </w:rPr>
-        <w:instrText xml:space="preserve"> DOCVARIABLE  FIELD_anlass.sehen.elternStereotest  \* MERGEFORMAT </w:instrText>
-      </w:r>
-      <w:r>
-        <w:rPr>
-          <w:rFonts w:ascii="Arial" w:hAnsi="Arial" w:cs="Arial"/>
-          <w:b/>
-        </w:rPr>
-        <w:fldChar w:fldCharType="end"/>
-      </w:r>
-    </w:p>
-    <w:p>
-      <w:pPr>
-        <w:rPr>
-          <w:rFonts w:ascii="Arial" w:hAnsi="Arial" w:cs="Arial"/>
-          <w:b/>
-        </w:rPr>
-      </w:pPr>
-      <w:r>
-        <w:rPr>
-          <w:rFonts w:ascii="Arial" w:hAnsi="Arial" w:cs="Arial"/>
-          <w:b/>
-        </w:rPr>
-        <w:t>FIELD_anlass.sehen.arztStereotest:</w:t>
-      </w:r>
-      <w:r>
-        <w:rPr>
-          <w:rFonts w:ascii="Arial" w:hAnsi="Arial" w:cs="Arial"/>
-          <w:b/>
-        </w:rPr>
-        <w:t xml:space="preserve"> </w:t>
-      </w:r>
-      <w:r>
-        <w:rPr>
-          <w:rFonts w:ascii="Arial" w:hAnsi="Arial" w:cs="Arial"/>
-          <w:b/>
-        </w:rPr>
-        <w:fldChar w:fldCharType="begin"/>
-      </w:r>
-      <w:r>
-        <w:rPr>
-          <w:rFonts w:ascii="Arial" w:hAnsi="Arial" w:cs="Arial"/>
-          <w:b/>
-        </w:rPr>
-        <w:instrText xml:space="preserve"> DOCVARIABLE  FIELD_anlass.sehen.arztStereotest  \* MERGEFORMAT </w:instrText>
-      </w:r>
-      <w:r>
-        <w:rPr>
-          <w:rFonts w:ascii="Arial" w:hAnsi="Arial" w:cs="Arial"/>
-          <w:b/>
-        </w:rPr>
-        <w:fldChar w:fldCharType="end"/>
-      </w:r>
-    </w:p>
-    <w:p>
-      <w:pPr>
-        <w:rPr>
-          <w:rFonts w:ascii="Arial" w:hAnsi="Arial" w:cs="Arial"/>
-          <w:b/>
-        </w:rPr>
-      </w:pPr>
-      <w:r>
-        <w:rPr>
-          <w:rFonts w:ascii="Arial" w:hAnsi="Arial" w:cs="Arial"/>
-          <w:b/>
-        </w:rPr>
-        <w:t>FIELD_anlass.sehen.farbsehen:</w:t>
-      </w:r>
-      <w:r>
-        <w:rPr>
-          <w:rFonts w:ascii="Arial" w:hAnsi="Arial" w:cs="Arial"/>
-          <w:b/>
-        </w:rPr>
-        <w:t xml:space="preserve"> </w:t>
-      </w:r>
-      <w:r>
-        <w:rPr>
-          <w:rFonts w:ascii="Arial" w:hAnsi="Arial" w:cs="Arial"/>
-          <w:b/>
-        </w:rPr>
-        <w:fldChar w:fldCharType="begin"/>
-      </w:r>
-      <w:r>
-        <w:rPr>
-          <w:rFonts w:ascii="Arial" w:hAnsi="Arial" w:cs="Arial"/>
-          <w:b/>
-        </w:rPr>
-        <w:instrText xml:space="preserve"> DOCVARIABLE  FIELD_anlass.sehen.farbsehen  \* MERGEFORMAT </w:instrText>
-      </w:r>
-      <w:r>
-        <w:rPr>
-          <w:rFonts w:ascii="Arial" w:hAnsi="Arial" w:cs="Arial"/>
-          <w:b/>
-        </w:rPr>
-        <w:fldChar w:fldCharType="end"/>
-      </w:r>
-    </w:p>
-    <w:p>
-      <w:pPr>
-        <w:rPr>
-          <w:rFonts w:ascii="Arial" w:hAnsi="Arial" w:cs="Arial"/>
-          <w:b/>
-        </w:rPr>
-      </w:pPr>
-      <w:r>
-        <w:rPr>
-          <w:rFonts w:ascii="Arial" w:hAnsi="Arial" w:cs="Arial"/>
-          <w:b/>
-        </w:rPr>
-        <w:t>FIELD_anlass.sehen.tafel:</w:t>
-      </w:r>
-      <w:r>
-        <w:rPr>
-          <w:rFonts w:ascii="Arial" w:hAnsi="Arial" w:cs="Arial"/>
-          <w:b/>
-        </w:rPr>
-        <w:t xml:space="preserve"> </w:t>
-      </w:r>
-      <w:r>
-        <w:rPr>
-          <w:rFonts w:ascii="Arial" w:hAnsi="Arial" w:cs="Arial"/>
-          <w:b/>
-        </w:rPr>
-        <w:fldChar w:fldCharType="begin"/>
-      </w:r>
-      <w:r>
-        <w:rPr>
-          <w:rFonts w:ascii="Arial" w:hAnsi="Arial" w:cs="Arial"/>
-          <w:b/>
-        </w:rPr>
-        <w:instrText xml:space="preserve"> DOCVARIABLE  FIELD_anlass.sehen.</w:instrText>
-      </w:r>
-      <w:r>
-        <w:rPr>
-          <w:rFonts w:ascii="Arial" w:hAnsi="Arial" w:cs="Arial"/>
-          <w:b/>
-        </w:rPr>
-        <w:instrText>tafel</w:instrText>
-      </w:r>
-      <w:r>
-        <w:rPr>
-          <w:rFonts w:ascii="Arial" w:hAnsi="Arial" w:cs="Arial"/>
-          <w:b/>
-        </w:rPr>
-        <w:instrText xml:space="preserve">  \* MERGEFORMAT </w:instrText>
-      </w:r>
-      <w:r>
-        <w:rPr>
-          <w:rFonts w:ascii="Arial" w:hAnsi="Arial" w:cs="Arial"/>
-          <w:b/>
-        </w:rPr>
-        <w:fldChar w:fldCharType="end"/>
-      </w:r>
-    </w:p>
-    <w:p>
-      <w:pPr>
-        <w:rPr>
-          <w:rFonts w:ascii="Arial" w:hAnsi="Arial" w:cs="Arial"/>
-          <w:b/>
-        </w:rPr>
-      </w:pPr>
-      <w:r>
-        <w:rPr>
-          <w:rFonts w:ascii="Arial" w:hAnsi="Arial" w:cs="Arial"/>
-          <w:b/>
-        </w:rPr>
-        <w:t>FIELD_anlass.sehen.fernvisus:</w:t>
-      </w:r>
-      <w:r>
-        <w:rPr>
-          <w:rFonts w:ascii="Arial" w:hAnsi="Arial" w:cs="Arial"/>
-          <w:b/>
-        </w:rPr>
-        <w:t xml:space="preserve"> </w:t>
-      </w:r>
-      <w:r>
-        <w:rPr>
-          <w:rFonts w:ascii="Arial" w:hAnsi="Arial" w:cs="Arial"/>
-          <w:b/>
-        </w:rPr>
-        <w:fldChar w:fldCharType="begin"/>
-      </w:r>
-      <w:r>
-        <w:rPr>
-          <w:rFonts w:ascii="Arial" w:hAnsi="Arial" w:cs="Arial"/>
-          <w:b/>
-        </w:rPr>
-        <w:instrText xml:space="preserve"> DOCVARIABLE  FIELD_anlass.sehen.fernvisus  \* MERGEFORMAT </w:instrText>
-      </w:r>
-      <w:r>
-        <w:rPr>
-          <w:rFonts w:ascii="Arial" w:hAnsi="Arial" w:cs="Arial"/>
-          <w:b/>
-        </w:rPr>
-        <w:fldChar w:fldCharType="end"/>
-      </w:r>
-    </w:p>
-    <w:p>
-      <w:pPr>
-        <w:rPr>
-          <w:rFonts w:ascii="Arial" w:hAnsi="Arial" w:cs="Arial"/>
-          <w:b/>
-        </w:rPr>
-      </w:pPr>
-      <w:r>
-        <w:rPr>
-          <w:rFonts w:ascii="Arial" w:hAnsi="Arial" w:cs="Arial"/>
-          <w:b/>
-        </w:rPr>
-        <w:t>FIELD_anlass.sehen.fernvisusSehschaerfeRechts:</w:t>
-      </w:r>
-      <w:r>
-        <w:rPr>
-          <w:rFonts w:ascii="Arial" w:hAnsi="Arial" w:cs="Arial"/>
-          <w:b/>
-        </w:rPr>
-        <w:t xml:space="preserve"> </w:t>
-      </w:r>
-      <w:r>
-        <w:rPr>
-          <w:rFonts w:ascii="Arial" w:hAnsi="Arial" w:cs="Arial"/>
-          <w:b/>
-        </w:rPr>
-        <w:fldChar w:fldCharType="begin"/>
-      </w:r>
-      <w:r>
-        <w:rPr>
-          <w:rFonts w:ascii="Arial" w:hAnsi="Arial" w:cs="Arial"/>
-          <w:b/>
-        </w:rPr>
-        <w:instrText xml:space="preserve"> DOCVARIABLE  FIELD_anlass.sehen.fernvisusSehschaerfeRechts  \* MERGEFORMAT </w:instrText>
-      </w:r>
-      <w:r>
-        <w:rPr>
-          <w:rFonts w:ascii="Arial" w:hAnsi="Arial" w:cs="Arial"/>
-          <w:b/>
-        </w:rPr>
-        <w:fldChar w:fldCharType="end"/>
-      </w:r>
-    </w:p>
-    <w:p>
-      <w:pPr>
-        <w:rPr>
-          <w:rFonts w:ascii="Arial" w:hAnsi="Arial" w:cs="Arial"/>
-          <w:b/>
-        </w:rPr>
-      </w:pPr>
-      <w:r>
-        <w:rPr>
-          <w:rFonts w:ascii="Arial" w:hAnsi="Arial" w:cs="Arial"/>
-          <w:b/>
-        </w:rPr>
-        <w:t>FIELD_anlass.sehen.fernvisusSehschaerfeLinks:</w:t>
-      </w:r>
-      <w:r>
-        <w:rPr>
-          <w:rFonts w:ascii="Arial" w:hAnsi="Arial" w:cs="Arial"/>
-          <w:b/>
-        </w:rPr>
-        <w:t xml:space="preserve"> </w:t>
-      </w:r>
-      <w:r>
-        <w:rPr>
-          <w:rFonts w:ascii="Arial" w:hAnsi="Arial" w:cs="Arial"/>
-          <w:b/>
-        </w:rPr>
-        <w:fldChar w:fldCharType="begin"/>
-      </w:r>
-      <w:r>
-        <w:rPr>
-          <w:rFonts w:ascii="Arial" w:hAnsi="Arial" w:cs="Arial"/>
-          <w:b/>
-        </w:rPr>
-        <w:instrText xml:space="preserve"> DOCVARIABLE  FIELD_anlass.sehen.fernvisusSehschaerfeLinks  \* MERGEFORMAT </w:instrText>
-      </w:r>
-      <w:r>
-        <w:rPr>
-          <w:rFonts w:ascii="Arial" w:hAnsi="Arial" w:cs="Arial"/>
-          <w:b/>
-        </w:rPr>
-        <w:fldChar w:fldCharType="end"/>
-      </w:r>
-    </w:p>
-    <w:p>
-      <w:pPr>
-        <w:rPr>
-          <w:rFonts w:ascii="Arial" w:hAnsi="Arial" w:cs="Arial"/>
-          <w:b/>
-        </w:rPr>
-      </w:pPr>
-      <w:r>
-        <w:rPr>
-          <w:rFonts w:ascii="Arial" w:hAnsi="Arial" w:cs="Arial"/>
-          <w:b/>
-        </w:rPr>
-        <w:t>FIELD_anlass.sehen.nahvisus:</w:t>
-      </w:r>
-      <w:r>
-        <w:rPr>
-          <w:rFonts w:ascii="Arial" w:hAnsi="Arial" w:cs="Arial"/>
-          <w:b/>
-        </w:rPr>
-        <w:t xml:space="preserve"> </w:t>
-      </w:r>
-      <w:r>
-        <w:rPr>
-          <w:rFonts w:ascii="Arial" w:hAnsi="Arial" w:cs="Arial"/>
-          <w:b/>
-        </w:rPr>
-        <w:fldChar w:fldCharType="begin"/>
-      </w:r>
-      <w:r>
-        <w:rPr>
-          <w:rFonts w:ascii="Arial" w:hAnsi="Arial" w:cs="Arial"/>
-          <w:b/>
-        </w:rPr>
-        <w:instrText xml:space="preserve"> DOCVARIABLE  FIELD_anlass.sehen.nahvisus  \* MERGEFORMAT </w:instrText>
-      </w:r>
-      <w:r>
-        <w:rPr>
-          <w:rFonts w:ascii="Arial" w:hAnsi="Arial" w:cs="Arial"/>
-          <w:b/>
-        </w:rPr>
-        <w:fldChar w:fldCharType="end"/>
-      </w:r>
-    </w:p>
-    <w:p>
-      <w:pPr>
-        <w:rPr>
-          <w:rFonts w:ascii="Arial" w:hAnsi="Arial" w:cs="Arial"/>
-          <w:b/>
-        </w:rPr>
-      </w:pPr>
-      <w:r>
-        <w:rPr>
-          <w:rFonts w:ascii="Arial" w:hAnsi="Arial" w:cs="Arial"/>
-          <w:b/>
-        </w:rPr>
-        <w:t>FIELD_anlass.sehen.nahvisusSehschaerfeRechts:</w:t>
-      </w:r>
-      <w:r>
-        <w:rPr>
-          <w:rFonts w:ascii="Arial" w:hAnsi="Arial" w:cs="Arial"/>
-          <w:b/>
-        </w:rPr>
-        <w:t xml:space="preserve"> </w:t>
-      </w:r>
-      <w:r>
-        <w:rPr>
-          <w:rFonts w:ascii="Arial" w:hAnsi="Arial" w:cs="Arial"/>
-          <w:b/>
-        </w:rPr>
-        <w:fldChar w:fldCharType="begin"/>
-      </w:r>
-      <w:r>
-        <w:rPr>
-          <w:rFonts w:ascii="Arial" w:hAnsi="Arial" w:cs="Arial"/>
-          <w:b/>
-        </w:rPr>
-        <w:instrText xml:space="preserve"> DOCVARIABLE  FIELD_anlass.sehen.nahvisusSehschaerfeRechts  \* MERGEFORMAT </w:instrText>
-      </w:r>
-      <w:r>
-        <w:rPr>
-          <w:rFonts w:ascii="Arial" w:hAnsi="Arial" w:cs="Arial"/>
-          <w:b/>
-        </w:rPr>
-        <w:fldChar w:fldCharType="end"/>
-      </w:r>
-    </w:p>
-    <w:p>
-      <w:pPr>
-        <w:rPr>
-          <w:rFonts w:ascii="Arial" w:hAnsi="Arial" w:cs="Arial"/>
-          <w:b/>
-        </w:rPr>
-      </w:pPr>
-      <w:r>
-        <w:rPr>
-          <w:rFonts w:ascii="Arial" w:hAnsi="Arial" w:cs="Arial"/>
-          <w:b/>
-        </w:rPr>
-        <w:t>FIELD_anlass.sehen.nahvisusSehschaerfeLinks:</w:t>
-      </w:r>
-      <w:r>
-        <w:rPr>
-          <w:rFonts w:ascii="Arial" w:hAnsi="Arial" w:cs="Arial"/>
-          <w:b/>
-        </w:rPr>
-        <w:t xml:space="preserve"> </w:t>
-      </w:r>
-      <w:r>
-        <w:rPr>
-          <w:rFonts w:ascii="Arial" w:hAnsi="Arial" w:cs="Arial"/>
-          <w:b/>
-        </w:rPr>
-        <w:fldChar w:fldCharType="begin"/>
-      </w:r>
-      <w:r>
-        <w:rPr>
-          <w:rFonts w:ascii="Arial" w:hAnsi="Arial" w:cs="Arial"/>
-          <w:b/>
-        </w:rPr>
-        <w:instrText xml:space="preserve"> DOCVARIABLE  FIELD_anlass.sehen.nahvisusSehschaerfeLinks  \* MERGEFORMAT </w:instrText>
-      </w:r>
-      <w:r>
-        <w:rPr>
-          <w:rFonts w:ascii="Arial" w:hAnsi="Arial" w:cs="Arial"/>
-          <w:b/>
-        </w:rPr>
-        <w:fldChar w:fldCharType="end"/>
-      </w:r>
-    </w:p>
-    <w:p>
-      <w:pPr>
-        <w:rPr>
-          <w:rFonts w:ascii="Arial" w:hAnsi="Arial" w:cs="Arial"/>
-          <w:b/>
-        </w:rPr>
-      </w:pPr>
-      <w:r>
-        <w:rPr>
-          <w:rFonts w:ascii="Arial" w:hAnsi="Arial" w:cs="Arial"/>
-          <w:b/>
-        </w:rPr>
-        <w:t>FIELD_anlass.sehen.strabismus:</w:t>
-      </w:r>
-      <w:r>
-        <w:rPr>
-          <w:rFonts w:ascii="Arial" w:hAnsi="Arial" w:cs="Arial"/>
-          <w:b/>
-        </w:rPr>
-        <w:t xml:space="preserve"> </w:t>
-      </w:r>
-      <w:r>
-        <w:rPr>
-          <w:rFonts w:ascii="Arial" w:hAnsi="Arial" w:cs="Arial"/>
-          <w:b/>
-        </w:rPr>
-        <w:fldChar w:fldCharType="begin"/>
-      </w:r>
-      <w:r>
-        <w:rPr>
-          <w:rFonts w:ascii="Arial" w:hAnsi="Arial" w:cs="Arial"/>
-          <w:b/>
-        </w:rPr>
-        <w:instrText xml:space="preserve"> DOCVARIABLE  FIELD_anlass.sehen.strabismus  \* MERGEFORMAT </w:instrText>
-      </w:r>
-      <w:r>
-        <w:rPr>
-          <w:rFonts w:ascii="Arial" w:hAnsi="Arial" w:cs="Arial"/>
-          <w:b/>
-        </w:rPr>
-        <w:fldChar w:fldCharType="end"/>
-      </w:r>
-    </w:p>
-    <w:p>
-      <w:pPr>
-        <w:rPr>
-          <w:rFonts w:ascii="Arial" w:hAnsi="Arial" w:cs="Arial"/>
-          <w:b/>
-        </w:rPr>
-      </w:pPr>
-      <w:r>
-        <w:rPr>
-          <w:rFonts w:ascii="Arial" w:hAnsi="Arial" w:cs="Arial"/>
-          <w:b/>
-        </w:rPr>
-        <w:t>FIELD_anlass.sehen.strabismusAuspraegung:</w:t>
-      </w:r>
-      <w:r>
-        <w:rPr>
-          <w:rFonts w:ascii="Arial" w:hAnsi="Arial" w:cs="Arial"/>
-          <w:b/>
-        </w:rPr>
-        <w:t xml:space="preserve"> </w:t>
-      </w:r>
-      <w:r>
-        <w:rPr>
-          <w:rFonts w:ascii="Arial" w:hAnsi="Arial" w:cs="Arial"/>
-          <w:b/>
-        </w:rPr>
-        <w:fldChar w:fldCharType="begin"/>
-      </w:r>
-      <w:r>
-        <w:rPr>
-          <w:rFonts w:ascii="Arial" w:hAnsi="Arial" w:cs="Arial"/>
-          <w:b/>
-        </w:rPr>
-        <w:instrText xml:space="preserve"> DOCVARIABLE  FIELD_anlass.sehen.strabismusAuspraegung  \* MERGEFORMAT </w:instrText>
-      </w:r>
-      <w:r>
-        <w:rPr>
-          <w:rFonts w:ascii="Arial" w:hAnsi="Arial" w:cs="Arial"/>
-          <w:b/>
-        </w:rPr>
-        <w:fldChar w:fldCharType="end"/>
-      </w:r>
-    </w:p>
-    <w:p>
-      <w:pPr>
-        <w:rPr>
-          <w:rFonts w:ascii="Arial" w:hAnsi="Arial" w:cs="Arial"/>
-          <w:b/>
-        </w:rPr>
-      </w:pPr>
-      <w:r>
-        <w:rPr>
-          <w:rFonts w:ascii="Arial" w:hAnsi="Arial" w:cs="Arial"/>
-          <w:b/>
-        </w:rPr>
-        <w:t>FIELD_anlass.sehen.strabismusAuftreten:</w:t>
-      </w:r>
-      <w:r>
-        <w:rPr>
-          <w:rFonts w:ascii="Arial" w:hAnsi="Arial" w:cs="Arial"/>
-          <w:b/>
-        </w:rPr>
-        <w:t xml:space="preserve"> </w:t>
-      </w:r>
-      <w:r>
-        <w:rPr>
-          <w:rFonts w:ascii="Arial" w:hAnsi="Arial" w:cs="Arial"/>
-          <w:b/>
-        </w:rPr>
-        <w:fldChar w:fldCharType="begin"/>
-      </w:r>
-      <w:r>
-        <w:rPr>
-          <w:rFonts w:ascii="Arial" w:hAnsi="Arial" w:cs="Arial"/>
-          <w:b/>
-        </w:rPr>
-        <w:instrText xml:space="preserve"> DOCVARIABLE  FIELD_anlass.sehen.strabismusAuftreten  \* MERGEFORMAT </w:instrText>
-      </w:r>
-      <w:r>
-        <w:rPr>
-          <w:rFonts w:ascii="Arial" w:hAnsi="Arial" w:cs="Arial"/>
-          <w:b/>
-        </w:rPr>
-        <w:fldChar w:fldCharType="end"/>
-      </w:r>
-    </w:p>
-    <w:p>
-      <w:pPr>
-        <w:rPr>
-          <w:rFonts w:ascii="Arial" w:hAnsi="Arial" w:cs="Arial"/>
-          <w:b/>
-        </w:rPr>
-      </w:pPr>
-      <w:r>
-        <w:rPr>
-          <w:rFonts w:ascii="Arial" w:hAnsi="Arial" w:cs="Arial"/>
-          <w:b/>
-        </w:rPr>
-        <w:t>FIELD_anlass.sehen.inspektion:</w:t>
-      </w:r>
-      <w:r>
-        <w:rPr>
-          <w:rFonts w:ascii="Arial" w:hAnsi="Arial" w:cs="Arial"/>
-          <w:b/>
-        </w:rPr>
-        <w:t xml:space="preserve"> </w:t>
-      </w:r>
-      <w:r>
-        <w:rPr>
-          <w:rFonts w:ascii="Arial" w:hAnsi="Arial" w:cs="Arial"/>
-          <w:b/>
-        </w:rPr>
-        <w:fldChar w:fldCharType="begin"/>
-      </w:r>
-      <w:r>
-        <w:rPr>
-          <w:rFonts w:ascii="Arial" w:hAnsi="Arial" w:cs="Arial"/>
-          <w:b/>
-        </w:rPr>
-        <w:instrText xml:space="preserve"> DOCVARIABLE  FIELD_anlass.sehen.inspektion  \* MERGEFORMAT </w:instrText>
-      </w:r>
-      <w:r>
-        <w:rPr>
-          <w:rFonts w:ascii="Arial" w:hAnsi="Arial" w:cs="Arial"/>
-          <w:b/>
-        </w:rPr>
-        <w:fldChar w:fldCharType="end"/>
-      </w:r>
-    </w:p>
-    <w:p>
-      <w:pPr>
-        <w:rPr>
-          <w:rFonts w:ascii="Arial" w:hAnsi="Arial" w:cs="Arial"/>
-          <w:b/>
-        </w:rPr>
-      </w:pPr>
-      <w:r>
-        <w:rPr>
-          <w:rFonts w:ascii="Arial" w:hAnsi="Arial" w:cs="Arial"/>
-          <w:b/>
-        </w:rPr>
-        <w:t>FIELD_anlass.sehen.konvergenz:</w:t>
-      </w:r>
-      <w:r>
-        <w:rPr>
-          <w:rFonts w:ascii="Arial" w:hAnsi="Arial" w:cs="Arial"/>
-          <w:b/>
-        </w:rPr>
-        <w:t xml:space="preserve"> </w:t>
-      </w:r>
-      <w:r>
-        <w:rPr>
-          <w:rFonts w:ascii="Arial" w:hAnsi="Arial" w:cs="Arial"/>
-          <w:b/>
-        </w:rPr>
-        <w:fldChar w:fldCharType="begin"/>
-      </w:r>
-      <w:r>
-        <w:rPr>
-          <w:rFonts w:ascii="Arial" w:hAnsi="Arial" w:cs="Arial"/>
-          <w:b/>
-        </w:rPr>
-        <w:instrText xml:space="preserve"> DOCVARIABLE  FIELD_anlass.sehen.konvergenz  \* MERGEFORMAT </w:instrText>
-      </w:r>
-      <w:r>
-        <w:rPr>
-          <w:rFonts w:ascii="Arial" w:hAnsi="Arial" w:cs="Arial"/>
-          <w:b/>
-        </w:rPr>
-        <w:fldChar w:fldCharType="end"/>
-      </w:r>
-    </w:p>
-    <w:p>
-      <w:pPr>
-        <w:rPr>
-          <w:rFonts w:ascii="Arial" w:hAnsi="Arial" w:cs="Arial"/>
-          <w:b/>
-        </w:rPr>
-      </w:pPr>
-      <w:r>
-        <w:rPr>
-          <w:rFonts w:ascii="Arial" w:hAnsi="Arial" w:cs="Arial"/>
-          <w:b/>
-        </w:rPr>
-        <w:t>FIELD_anlass.sehen.</w:t>
-      </w:r>
-      <w:r>
-        <w:rPr>
-          <w:rFonts w:ascii="Arial" w:hAnsi="Arial" w:cs="Arial"/>
-          <w:b/>
-        </w:rPr>
-        <w:t>beurteilung</w:t>
-      </w:r>
-      <w:r>
-        <w:rPr>
-          <w:rFonts w:ascii="Arial" w:hAnsi="Arial" w:cs="Arial"/>
-          <w:b/>
-        </w:rPr>
-        <w:t>:</w:t>
-      </w:r>
-      <w:r>
-        <w:rPr>
-          <w:rFonts w:ascii="Arial" w:hAnsi="Arial" w:cs="Arial"/>
-          <w:b/>
-        </w:rPr>
-        <w:t xml:space="preserve"> </w:t>
-      </w:r>
-      <w:r>
-        <w:rPr>
-          <w:rFonts w:ascii="Arial" w:hAnsi="Arial" w:cs="Arial"/>
-          <w:b/>
-        </w:rPr>
-        <w:fldChar w:fldCharType="begin"/>
-      </w:r>
-      <w:r>
-        <w:rPr>
-          <w:rFonts w:ascii="Arial" w:hAnsi="Arial" w:cs="Arial"/>
-          <w:b/>
-        </w:rPr>
-        <w:instrText xml:space="preserve"> DOCVARIABLE  FIELD_anlass.sehen.beurteilung  \* MERGEFORMAT </w:instrText>
-      </w:r>
-      <w:r>
-        <w:rPr>
-          <w:rFonts w:ascii="Arial" w:hAnsi="Arial" w:cs="Arial"/>
-          <w:b/>
-        </w:rPr>
-        <w:fldChar w:fldCharType="end"/>
-      </w:r>
-    </w:p>
-    <w:p>
-      <w:pPr>
-        <w:rPr>
-          <w:rFonts w:ascii="Arial" w:hAnsi="Arial" w:cs="Arial"/>
-          <w:b/>
-        </w:rPr>
-      </w:pPr>
-      <w:r>
-        <w:rPr>
-          <w:rFonts w:ascii="Arial" w:hAnsi="Arial" w:cs="Arial"/>
-          <w:b/>
-        </w:rPr>
-        <w:t>FIELD_anlass.sehen.</w:t>
-      </w:r>
-      <w:r>
-        <w:rPr>
-          <w:rFonts w:ascii="Arial" w:hAnsi="Arial" w:cs="Arial"/>
-          <w:b/>
-        </w:rPr>
-        <w:t>mot</w:t>
-      </w:r>
-      <w:r>
-        <w:rPr>
-          <w:rFonts w:ascii="Arial" w:hAnsi="Arial" w:cs="Arial"/>
-          <w:b/>
-        </w:rPr>
-        <w:t>i</w:t>
-      </w:r>
-      <w:r>
-        <w:rPr>
-          <w:rFonts w:ascii="Arial" w:hAnsi="Arial" w:cs="Arial"/>
-          <w:b/>
-        </w:rPr>
-        <w:t>litaet</w:t>
-      </w:r>
-      <w:r>
-        <w:rPr>
-          <w:rFonts w:ascii="Arial" w:hAnsi="Arial" w:cs="Arial"/>
-          <w:b/>
-        </w:rPr>
-        <w:t xml:space="preserve">: </w:t>
-      </w:r>
-      <w:r>
-        <w:rPr>
-          <w:rFonts w:ascii="Arial" w:hAnsi="Arial" w:cs="Arial"/>
-          <w:b/>
-        </w:rPr>
-        <w:fldChar w:fldCharType="begin"/>
-      </w:r>
-      <w:r>
-        <w:rPr>
-          <w:rFonts w:ascii="Arial" w:hAnsi="Arial" w:cs="Arial"/>
-          <w:b/>
-        </w:rPr>
-        <w:instrText xml:space="preserve"> DOCVARIABLE  FIELD_anlass.sehen.mot</w:instrText>
-      </w:r>
-      <w:r>
-        <w:rPr>
-          <w:rFonts w:ascii="Arial" w:hAnsi="Arial" w:cs="Arial"/>
-          <w:b/>
-        </w:rPr>
-        <w:instrText>i</w:instrText>
-      </w:r>
-      <w:r>
-        <w:rPr>
-          <w:rFonts w:ascii="Arial" w:hAnsi="Arial" w:cs="Arial"/>
-          <w:b/>
-        </w:rPr>
-        <w:instrText xml:space="preserve">litaet  \* MERGEFORMAT </w:instrText>
+        <w:instrText xml:space="preserve"> DOCVARIABLE  FIELD_anlass.impfung.impfungList  \* MERGEFORMAT </w:instrText>
       </w:r>
       <w:r>
         <w:rPr>
@@ -5857,14 +5466,7 @@
           <w:rFonts w:ascii="Arial" w:hAnsi="Arial" w:cs="Arial"/>
           <w:b/>
         </w:rPr>
-        <w:t>HOEREN</w:t>
-      </w:r>
-      <w:r>
-        <w:rPr>
-          <w:rFonts w:ascii="Arial" w:hAnsi="Arial" w:cs="Arial"/>
-          <w:b/>
-        </w:rPr>
-        <w:t xml:space="preserve"> AUDIOGRAMM</w:t>
+        <w:t>SEHEN</w:t>
       </w:r>
     </w:p>
     <w:p>
@@ -5874,27 +5476,28 @@
           <w:b/>
         </w:rPr>
       </w:pPr>
-      <w:r>
-        <w:rPr>
-          <w:rFonts w:ascii="Arial" w:hAnsi="Arial" w:cs="Arial"/>
-          <w:b/>
-        </w:rPr>
-        <w:lastRenderedPageBreak/>
-        <w:t>FIELD_anlass.hoeren.</w:t>
-      </w:r>
-      <w:r>
-        <w:rPr>
-          <w:rFonts w:ascii="Arial" w:hAnsi="Arial" w:cs="Arial"/>
-          <w:b/>
-        </w:rPr>
-        <w:t>audiogramm.</w:t>
-      </w:r>
-      <w:r>
-        <w:rPr>
-          <w:rFonts w:ascii="Arial" w:hAnsi="Arial" w:cs="Arial"/>
-          <w:b/>
-        </w:rPr>
-        <w:t xml:space="preserve">beurteilungErkaeltung: </w:t>
+      <w:proofErr w:type="spellStart"/>
+      <w:r>
+        <w:rPr>
+          <w:rFonts w:ascii="Arial" w:hAnsi="Arial" w:cs="Arial"/>
+          <w:b/>
+        </w:rPr>
+        <w:t>FIELD_anlass.sehen.elternBrilleLinsen</w:t>
+      </w:r>
+      <w:proofErr w:type="spellEnd"/>
+      <w:r>
+        <w:rPr>
+          <w:rFonts w:ascii="Arial" w:hAnsi="Arial" w:cs="Arial"/>
+          <w:b/>
+        </w:rPr>
+        <w:t>:</w:t>
+      </w:r>
+      <w:r>
+        <w:rPr>
+          <w:rFonts w:ascii="Arial" w:hAnsi="Arial" w:cs="Arial"/>
+          <w:b/>
+        </w:rPr>
+        <w:t xml:space="preserve"> </w:t>
       </w:r>
       <w:r>
         <w:rPr>
@@ -5908,21 +5511,7 @@
           <w:rFonts w:ascii="Arial" w:hAnsi="Arial" w:cs="Arial"/>
           <w:b/>
         </w:rPr>
-        <w:instrText xml:space="preserve"> DOCVARIABLE  FIELD_anlass.hoeren.</w:instrText>
-      </w:r>
-      <w:r>
-        <w:rPr>
-          <w:rFonts w:ascii="Arial" w:hAnsi="Arial" w:cs="Arial"/>
-          <w:b/>
-        </w:rPr>
-        <w:instrText>audiogramm.</w:instrText>
-      </w:r>
-      <w:r>
-        <w:rPr>
-          <w:rFonts w:ascii="Arial" w:hAnsi="Arial" w:cs="Arial"/>
-          <w:b/>
-        </w:rPr>
-        <w:instrText xml:space="preserve">beurteilungErkaeltung  \* MERGEFORMAT </w:instrText>
+        <w:instrText xml:space="preserve"> DOCVARIABLE  FIELD_anlass.sehen.elternBrilleLinsen  \* MERGEFORMAT </w:instrText>
       </w:r>
       <w:r>
         <w:rPr>
@@ -5939,26 +5528,28 @@
           <w:b/>
         </w:rPr>
       </w:pPr>
-      <w:r>
-        <w:rPr>
-          <w:rFonts w:ascii="Arial" w:hAnsi="Arial" w:cs="Arial"/>
-          <w:b/>
-        </w:rPr>
-        <w:t>FIELD_anlass.hoeren.</w:t>
-      </w:r>
-      <w:r>
-        <w:rPr>
-          <w:rFonts w:ascii="Arial" w:hAnsi="Arial" w:cs="Arial"/>
-          <w:b/>
-        </w:rPr>
-        <w:t>audiogramm.</w:t>
-      </w:r>
-      <w:r>
-        <w:rPr>
-          <w:rFonts w:ascii="Arial" w:hAnsi="Arial" w:cs="Arial"/>
-          <w:b/>
-        </w:rPr>
-        <w:t xml:space="preserve">beurteilungHoerhilfe: </w:t>
+      <w:proofErr w:type="spellStart"/>
+      <w:r>
+        <w:rPr>
+          <w:rFonts w:ascii="Arial" w:hAnsi="Arial" w:cs="Arial"/>
+          <w:b/>
+        </w:rPr>
+        <w:t>FIELD_anlass.sehen.arztBrilleLinsen</w:t>
+      </w:r>
+      <w:proofErr w:type="spellEnd"/>
+      <w:r>
+        <w:rPr>
+          <w:rFonts w:ascii="Arial" w:hAnsi="Arial" w:cs="Arial"/>
+          <w:b/>
+        </w:rPr>
+        <w:t>:</w:t>
+      </w:r>
+      <w:r>
+        <w:rPr>
+          <w:rFonts w:ascii="Arial" w:hAnsi="Arial" w:cs="Arial"/>
+          <w:b/>
+        </w:rPr>
+        <w:t xml:space="preserve"> </w:t>
       </w:r>
       <w:r>
         <w:rPr>
@@ -5972,21 +5563,7 @@
           <w:rFonts w:ascii="Arial" w:hAnsi="Arial" w:cs="Arial"/>
           <w:b/>
         </w:rPr>
-        <w:instrText xml:space="preserve"> DOCVARIABLE  FIELD_anlass.hoeren.</w:instrText>
-      </w:r>
-      <w:r>
-        <w:rPr>
-          <w:rFonts w:ascii="Arial" w:hAnsi="Arial" w:cs="Arial"/>
-          <w:b/>
-        </w:rPr>
-        <w:instrText>audiogramm.</w:instrText>
-      </w:r>
-      <w:r>
-        <w:rPr>
-          <w:rFonts w:ascii="Arial" w:hAnsi="Arial" w:cs="Arial"/>
-          <w:b/>
-        </w:rPr>
-        <w:instrText xml:space="preserve">beurteilungHoerhilfe  \* MERGEFORMAT </w:instrText>
+        <w:instrText xml:space="preserve"> DOCVARIABLE  FIELD_anlass.sehen.arztBrilleLinsen  \* MERGEFORMAT </w:instrText>
       </w:r>
       <w:r>
         <w:rPr>
@@ -6003,12 +5580,28 @@
           <w:b/>
         </w:rPr>
       </w:pPr>
-      <w:r>
-        <w:rPr>
-          <w:rFonts w:ascii="Arial" w:hAnsi="Arial" w:cs="Arial"/>
-          <w:b/>
-        </w:rPr>
-        <w:t xml:space="preserve">FIELD_anlass.hoeren.audiogramm.zusammenfassungOhren: </w:t>
+      <w:proofErr w:type="spellStart"/>
+      <w:r>
+        <w:rPr>
+          <w:rFonts w:ascii="Arial" w:hAnsi="Arial" w:cs="Arial"/>
+          <w:b/>
+        </w:rPr>
+        <w:t>FIELD_anlass.sehen.elternStereotest</w:t>
+      </w:r>
+      <w:proofErr w:type="spellEnd"/>
+      <w:r>
+        <w:rPr>
+          <w:rFonts w:ascii="Arial" w:hAnsi="Arial" w:cs="Arial"/>
+          <w:b/>
+        </w:rPr>
+        <w:t>:</w:t>
+      </w:r>
+      <w:r>
+        <w:rPr>
+          <w:rFonts w:ascii="Arial" w:hAnsi="Arial" w:cs="Arial"/>
+          <w:b/>
+        </w:rPr>
+        <w:t xml:space="preserve"> </w:t>
       </w:r>
       <w:r>
         <w:rPr>
@@ -6022,7 +5615,7 @@
           <w:rFonts w:ascii="Arial" w:hAnsi="Arial" w:cs="Arial"/>
           <w:b/>
         </w:rPr>
-        <w:instrText xml:space="preserve"> DOCVARIABLE  FIELD_anlass.hoeren.audiogramm.zusammenfassungOhren  \* MERGEFORMAT </w:instrText>
+        <w:instrText xml:space="preserve"> DOCVARIABLE  FIELD_anlass.sehen.elternStereotest  \* MERGEFORMAT </w:instrText>
       </w:r>
       <w:r>
         <w:rPr>
@@ -6039,12 +5632,28 @@
           <w:b/>
         </w:rPr>
       </w:pPr>
-      <w:r>
-        <w:rPr>
-          <w:rFonts w:ascii="Arial" w:hAnsi="Arial" w:cs="Arial"/>
-          <w:b/>
-        </w:rPr>
-        <w:t xml:space="preserve">FIELD_anlass.hoeren.audiogramm.beurteilungAudiogramm: </w:t>
+      <w:proofErr w:type="spellStart"/>
+      <w:r>
+        <w:rPr>
+          <w:rFonts w:ascii="Arial" w:hAnsi="Arial" w:cs="Arial"/>
+          <w:b/>
+        </w:rPr>
+        <w:t>FIELD_anlass.sehen.arztStereotest</w:t>
+      </w:r>
+      <w:proofErr w:type="spellEnd"/>
+      <w:r>
+        <w:rPr>
+          <w:rFonts w:ascii="Arial" w:hAnsi="Arial" w:cs="Arial"/>
+          <w:b/>
+        </w:rPr>
+        <w:t>:</w:t>
+      </w:r>
+      <w:r>
+        <w:rPr>
+          <w:rFonts w:ascii="Arial" w:hAnsi="Arial" w:cs="Arial"/>
+          <w:b/>
+        </w:rPr>
+        <w:t xml:space="preserve"> </w:t>
       </w:r>
       <w:r>
         <w:rPr>
@@ -6058,7 +5667,837 @@
           <w:rFonts w:ascii="Arial" w:hAnsi="Arial" w:cs="Arial"/>
           <w:b/>
         </w:rPr>
-        <w:instrText xml:space="preserve"> DOCVARIABLE  FIELD_anlass.hoeren.audiogramm.beurteilungAudiogramm  \* MERGEFORMAT </w:instrText>
+        <w:instrText xml:space="preserve"> DOCVARIABLE  FIELD_anlass.sehen.arztStereotest  \* MERGEFORMAT </w:instrText>
+      </w:r>
+      <w:r>
+        <w:rPr>
+          <w:rFonts w:ascii="Arial" w:hAnsi="Arial" w:cs="Arial"/>
+          <w:b/>
+        </w:rPr>
+        <w:fldChar w:fldCharType="end"/>
+      </w:r>
+    </w:p>
+    <w:p>
+      <w:pPr>
+        <w:rPr>
+          <w:rFonts w:ascii="Arial" w:hAnsi="Arial" w:cs="Arial"/>
+          <w:b/>
+        </w:rPr>
+      </w:pPr>
+      <w:proofErr w:type="spellStart"/>
+      <w:r>
+        <w:rPr>
+          <w:rFonts w:ascii="Arial" w:hAnsi="Arial" w:cs="Arial"/>
+          <w:b/>
+        </w:rPr>
+        <w:t>FIELD_anlass.sehen.farbsehen</w:t>
+      </w:r>
+      <w:proofErr w:type="spellEnd"/>
+      <w:r>
+        <w:rPr>
+          <w:rFonts w:ascii="Arial" w:hAnsi="Arial" w:cs="Arial"/>
+          <w:b/>
+        </w:rPr>
+        <w:t>:</w:t>
+      </w:r>
+      <w:r>
+        <w:rPr>
+          <w:rFonts w:ascii="Arial" w:hAnsi="Arial" w:cs="Arial"/>
+          <w:b/>
+        </w:rPr>
+        <w:t xml:space="preserve"> </w:t>
+      </w:r>
+      <w:r>
+        <w:rPr>
+          <w:rFonts w:ascii="Arial" w:hAnsi="Arial" w:cs="Arial"/>
+          <w:b/>
+        </w:rPr>
+        <w:fldChar w:fldCharType="begin"/>
+      </w:r>
+      <w:r>
+        <w:rPr>
+          <w:rFonts w:ascii="Arial" w:hAnsi="Arial" w:cs="Arial"/>
+          <w:b/>
+        </w:rPr>
+        <w:instrText xml:space="preserve"> DOCVARIABLE  FIELD_anlass.sehen.farbsehen  \* MERGEFORMAT </w:instrText>
+      </w:r>
+      <w:r>
+        <w:rPr>
+          <w:rFonts w:ascii="Arial" w:hAnsi="Arial" w:cs="Arial"/>
+          <w:b/>
+        </w:rPr>
+        <w:fldChar w:fldCharType="end"/>
+      </w:r>
+    </w:p>
+    <w:p>
+      <w:pPr>
+        <w:rPr>
+          <w:rFonts w:ascii="Arial" w:hAnsi="Arial" w:cs="Arial"/>
+          <w:b/>
+        </w:rPr>
+      </w:pPr>
+      <w:proofErr w:type="spellStart"/>
+      <w:r>
+        <w:rPr>
+          <w:rFonts w:ascii="Arial" w:hAnsi="Arial" w:cs="Arial"/>
+          <w:b/>
+        </w:rPr>
+        <w:t>FIELD_anlass.sehen.tafel</w:t>
+      </w:r>
+      <w:proofErr w:type="spellEnd"/>
+      <w:r>
+        <w:rPr>
+          <w:rFonts w:ascii="Arial" w:hAnsi="Arial" w:cs="Arial"/>
+          <w:b/>
+        </w:rPr>
+        <w:t>:</w:t>
+      </w:r>
+      <w:r>
+        <w:rPr>
+          <w:rFonts w:ascii="Arial" w:hAnsi="Arial" w:cs="Arial"/>
+          <w:b/>
+        </w:rPr>
+        <w:t xml:space="preserve"> </w:t>
+      </w:r>
+      <w:r>
+        <w:rPr>
+          <w:rFonts w:ascii="Arial" w:hAnsi="Arial" w:cs="Arial"/>
+          <w:b/>
+        </w:rPr>
+        <w:fldChar w:fldCharType="begin"/>
+      </w:r>
+      <w:r>
+        <w:rPr>
+          <w:rFonts w:ascii="Arial" w:hAnsi="Arial" w:cs="Arial"/>
+          <w:b/>
+        </w:rPr>
+        <w:instrText xml:space="preserve"> DOCVARIABLE  FIELD_anlass.sehen.</w:instrText>
+      </w:r>
+      <w:r>
+        <w:rPr>
+          <w:rFonts w:ascii="Arial" w:hAnsi="Arial" w:cs="Arial"/>
+          <w:b/>
+        </w:rPr>
+        <w:instrText>tafel</w:instrText>
+      </w:r>
+      <w:r>
+        <w:rPr>
+          <w:rFonts w:ascii="Arial" w:hAnsi="Arial" w:cs="Arial"/>
+          <w:b/>
+        </w:rPr>
+        <w:instrText xml:space="preserve">  \* MERGEFORMAT </w:instrText>
+      </w:r>
+      <w:r>
+        <w:rPr>
+          <w:rFonts w:ascii="Arial" w:hAnsi="Arial" w:cs="Arial"/>
+          <w:b/>
+        </w:rPr>
+        <w:fldChar w:fldCharType="end"/>
+      </w:r>
+    </w:p>
+    <w:p>
+      <w:pPr>
+        <w:rPr>
+          <w:rFonts w:ascii="Arial" w:hAnsi="Arial" w:cs="Arial"/>
+          <w:b/>
+        </w:rPr>
+      </w:pPr>
+      <w:proofErr w:type="spellStart"/>
+      <w:r>
+        <w:rPr>
+          <w:rFonts w:ascii="Arial" w:hAnsi="Arial" w:cs="Arial"/>
+          <w:b/>
+        </w:rPr>
+        <w:lastRenderedPageBreak/>
+        <w:t>FIELD_anlass.sehen.fernvisus</w:t>
+      </w:r>
+      <w:proofErr w:type="spellEnd"/>
+      <w:r>
+        <w:rPr>
+          <w:rFonts w:ascii="Arial" w:hAnsi="Arial" w:cs="Arial"/>
+          <w:b/>
+        </w:rPr>
+        <w:t>:</w:t>
+      </w:r>
+      <w:r>
+        <w:rPr>
+          <w:rFonts w:ascii="Arial" w:hAnsi="Arial" w:cs="Arial"/>
+          <w:b/>
+        </w:rPr>
+        <w:t xml:space="preserve"> </w:t>
+      </w:r>
+      <w:r>
+        <w:rPr>
+          <w:rFonts w:ascii="Arial" w:hAnsi="Arial" w:cs="Arial"/>
+          <w:b/>
+        </w:rPr>
+        <w:fldChar w:fldCharType="begin"/>
+      </w:r>
+      <w:r>
+        <w:rPr>
+          <w:rFonts w:ascii="Arial" w:hAnsi="Arial" w:cs="Arial"/>
+          <w:b/>
+        </w:rPr>
+        <w:instrText xml:space="preserve"> DOCVARIABLE  FIELD_anlass.sehen.fernvisus  \* MERGEFORMAT </w:instrText>
+      </w:r>
+      <w:r>
+        <w:rPr>
+          <w:rFonts w:ascii="Arial" w:hAnsi="Arial" w:cs="Arial"/>
+          <w:b/>
+        </w:rPr>
+        <w:fldChar w:fldCharType="end"/>
+      </w:r>
+    </w:p>
+    <w:p>
+      <w:pPr>
+        <w:rPr>
+          <w:rFonts w:ascii="Arial" w:hAnsi="Arial" w:cs="Arial"/>
+          <w:b/>
+        </w:rPr>
+      </w:pPr>
+      <w:proofErr w:type="spellStart"/>
+      <w:r>
+        <w:rPr>
+          <w:rFonts w:ascii="Arial" w:hAnsi="Arial" w:cs="Arial"/>
+          <w:b/>
+        </w:rPr>
+        <w:t>FIELD_anlass.sehen.fernvisusSehschaerfeRechts</w:t>
+      </w:r>
+      <w:proofErr w:type="spellEnd"/>
+      <w:r>
+        <w:rPr>
+          <w:rFonts w:ascii="Arial" w:hAnsi="Arial" w:cs="Arial"/>
+          <w:b/>
+        </w:rPr>
+        <w:t>:</w:t>
+      </w:r>
+      <w:r>
+        <w:rPr>
+          <w:rFonts w:ascii="Arial" w:hAnsi="Arial" w:cs="Arial"/>
+          <w:b/>
+        </w:rPr>
+        <w:t xml:space="preserve"> </w:t>
+      </w:r>
+      <w:r>
+        <w:rPr>
+          <w:rFonts w:ascii="Arial" w:hAnsi="Arial" w:cs="Arial"/>
+          <w:b/>
+        </w:rPr>
+        <w:fldChar w:fldCharType="begin"/>
+      </w:r>
+      <w:r>
+        <w:rPr>
+          <w:rFonts w:ascii="Arial" w:hAnsi="Arial" w:cs="Arial"/>
+          <w:b/>
+        </w:rPr>
+        <w:instrText xml:space="preserve"> DOCVARIABLE  FIELD_anlass.sehen.fernvisusSehschaerfeRechts  \* MERGEFORMAT </w:instrText>
+      </w:r>
+      <w:r>
+        <w:rPr>
+          <w:rFonts w:ascii="Arial" w:hAnsi="Arial" w:cs="Arial"/>
+          <w:b/>
+        </w:rPr>
+        <w:fldChar w:fldCharType="end"/>
+      </w:r>
+    </w:p>
+    <w:p>
+      <w:pPr>
+        <w:rPr>
+          <w:rFonts w:ascii="Arial" w:hAnsi="Arial" w:cs="Arial"/>
+          <w:b/>
+        </w:rPr>
+      </w:pPr>
+      <w:proofErr w:type="spellStart"/>
+      <w:r>
+        <w:rPr>
+          <w:rFonts w:ascii="Arial" w:hAnsi="Arial" w:cs="Arial"/>
+          <w:b/>
+        </w:rPr>
+        <w:t>FIELD_anlass.sehen.fernvisusSehschaerfeLinks</w:t>
+      </w:r>
+      <w:proofErr w:type="spellEnd"/>
+      <w:r>
+        <w:rPr>
+          <w:rFonts w:ascii="Arial" w:hAnsi="Arial" w:cs="Arial"/>
+          <w:b/>
+        </w:rPr>
+        <w:t>:</w:t>
+      </w:r>
+      <w:r>
+        <w:rPr>
+          <w:rFonts w:ascii="Arial" w:hAnsi="Arial" w:cs="Arial"/>
+          <w:b/>
+        </w:rPr>
+        <w:t xml:space="preserve"> </w:t>
+      </w:r>
+      <w:r>
+        <w:rPr>
+          <w:rFonts w:ascii="Arial" w:hAnsi="Arial" w:cs="Arial"/>
+          <w:b/>
+        </w:rPr>
+        <w:fldChar w:fldCharType="begin"/>
+      </w:r>
+      <w:r>
+        <w:rPr>
+          <w:rFonts w:ascii="Arial" w:hAnsi="Arial" w:cs="Arial"/>
+          <w:b/>
+        </w:rPr>
+        <w:instrText xml:space="preserve"> DOCVARIABLE  FIELD_anlass.sehen.fernvisusSehschaerfeLinks  \* MERGEFORMAT </w:instrText>
+      </w:r>
+      <w:r>
+        <w:rPr>
+          <w:rFonts w:ascii="Arial" w:hAnsi="Arial" w:cs="Arial"/>
+          <w:b/>
+        </w:rPr>
+        <w:fldChar w:fldCharType="end"/>
+      </w:r>
+    </w:p>
+    <w:p>
+      <w:pPr>
+        <w:rPr>
+          <w:rFonts w:ascii="Arial" w:hAnsi="Arial" w:cs="Arial"/>
+          <w:b/>
+        </w:rPr>
+      </w:pPr>
+      <w:proofErr w:type="spellStart"/>
+      <w:r>
+        <w:rPr>
+          <w:rFonts w:ascii="Arial" w:hAnsi="Arial" w:cs="Arial"/>
+          <w:b/>
+        </w:rPr>
+        <w:t>FIELD_anlass.sehen.nahvisus</w:t>
+      </w:r>
+      <w:proofErr w:type="spellEnd"/>
+      <w:r>
+        <w:rPr>
+          <w:rFonts w:ascii="Arial" w:hAnsi="Arial" w:cs="Arial"/>
+          <w:b/>
+        </w:rPr>
+        <w:t>:</w:t>
+      </w:r>
+      <w:r>
+        <w:rPr>
+          <w:rFonts w:ascii="Arial" w:hAnsi="Arial" w:cs="Arial"/>
+          <w:b/>
+        </w:rPr>
+        <w:t xml:space="preserve"> </w:t>
+      </w:r>
+      <w:r>
+        <w:rPr>
+          <w:rFonts w:ascii="Arial" w:hAnsi="Arial" w:cs="Arial"/>
+          <w:b/>
+        </w:rPr>
+        <w:fldChar w:fldCharType="begin"/>
+      </w:r>
+      <w:r>
+        <w:rPr>
+          <w:rFonts w:ascii="Arial" w:hAnsi="Arial" w:cs="Arial"/>
+          <w:b/>
+        </w:rPr>
+        <w:instrText xml:space="preserve"> DOCVARIABLE  FIELD_anlass.sehen.nahvisus  \* MERGEFORMAT </w:instrText>
+      </w:r>
+      <w:r>
+        <w:rPr>
+          <w:rFonts w:ascii="Arial" w:hAnsi="Arial" w:cs="Arial"/>
+          <w:b/>
+        </w:rPr>
+        <w:fldChar w:fldCharType="end"/>
+      </w:r>
+    </w:p>
+    <w:p>
+      <w:pPr>
+        <w:rPr>
+          <w:rFonts w:ascii="Arial" w:hAnsi="Arial" w:cs="Arial"/>
+          <w:b/>
+        </w:rPr>
+      </w:pPr>
+      <w:proofErr w:type="spellStart"/>
+      <w:r>
+        <w:rPr>
+          <w:rFonts w:ascii="Arial" w:hAnsi="Arial" w:cs="Arial"/>
+          <w:b/>
+        </w:rPr>
+        <w:t>FIELD_anlass.sehen.nahvisusSehschaerfeRechts</w:t>
+      </w:r>
+      <w:proofErr w:type="spellEnd"/>
+      <w:r>
+        <w:rPr>
+          <w:rFonts w:ascii="Arial" w:hAnsi="Arial" w:cs="Arial"/>
+          <w:b/>
+        </w:rPr>
+        <w:t>:</w:t>
+      </w:r>
+      <w:r>
+        <w:rPr>
+          <w:rFonts w:ascii="Arial" w:hAnsi="Arial" w:cs="Arial"/>
+          <w:b/>
+        </w:rPr>
+        <w:t xml:space="preserve"> </w:t>
+      </w:r>
+      <w:r>
+        <w:rPr>
+          <w:rFonts w:ascii="Arial" w:hAnsi="Arial" w:cs="Arial"/>
+          <w:b/>
+        </w:rPr>
+        <w:fldChar w:fldCharType="begin"/>
+      </w:r>
+      <w:r>
+        <w:rPr>
+          <w:rFonts w:ascii="Arial" w:hAnsi="Arial" w:cs="Arial"/>
+          <w:b/>
+        </w:rPr>
+        <w:instrText xml:space="preserve"> DOCVARIABLE  FIELD_anlass.sehen.nahvisusSehschaerfeRechts  \* MERGEFORMAT </w:instrText>
+      </w:r>
+      <w:r>
+        <w:rPr>
+          <w:rFonts w:ascii="Arial" w:hAnsi="Arial" w:cs="Arial"/>
+          <w:b/>
+        </w:rPr>
+        <w:fldChar w:fldCharType="end"/>
+      </w:r>
+    </w:p>
+    <w:p>
+      <w:pPr>
+        <w:rPr>
+          <w:rFonts w:ascii="Arial" w:hAnsi="Arial" w:cs="Arial"/>
+          <w:b/>
+        </w:rPr>
+      </w:pPr>
+      <w:proofErr w:type="spellStart"/>
+      <w:r>
+        <w:rPr>
+          <w:rFonts w:ascii="Arial" w:hAnsi="Arial" w:cs="Arial"/>
+          <w:b/>
+        </w:rPr>
+        <w:t>FIELD_anlass.sehen.nahvisusSehschaerfeLinks</w:t>
+      </w:r>
+      <w:proofErr w:type="spellEnd"/>
+      <w:r>
+        <w:rPr>
+          <w:rFonts w:ascii="Arial" w:hAnsi="Arial" w:cs="Arial"/>
+          <w:b/>
+        </w:rPr>
+        <w:t>:</w:t>
+      </w:r>
+      <w:r>
+        <w:rPr>
+          <w:rFonts w:ascii="Arial" w:hAnsi="Arial" w:cs="Arial"/>
+          <w:b/>
+        </w:rPr>
+        <w:t xml:space="preserve"> </w:t>
+      </w:r>
+      <w:r>
+        <w:rPr>
+          <w:rFonts w:ascii="Arial" w:hAnsi="Arial" w:cs="Arial"/>
+          <w:b/>
+        </w:rPr>
+        <w:fldChar w:fldCharType="begin"/>
+      </w:r>
+      <w:r>
+        <w:rPr>
+          <w:rFonts w:ascii="Arial" w:hAnsi="Arial" w:cs="Arial"/>
+          <w:b/>
+        </w:rPr>
+        <w:instrText xml:space="preserve"> DOCVARIABLE  FIELD_anlass.sehen.nahvisusSehschaerfeLinks  \* MERGEFORMAT </w:instrText>
+      </w:r>
+      <w:r>
+        <w:rPr>
+          <w:rFonts w:ascii="Arial" w:hAnsi="Arial" w:cs="Arial"/>
+          <w:b/>
+        </w:rPr>
+        <w:fldChar w:fldCharType="end"/>
+      </w:r>
+    </w:p>
+    <w:p>
+      <w:pPr>
+        <w:rPr>
+          <w:rFonts w:ascii="Arial" w:hAnsi="Arial" w:cs="Arial"/>
+          <w:b/>
+        </w:rPr>
+      </w:pPr>
+      <w:proofErr w:type="spellStart"/>
+      <w:r>
+        <w:rPr>
+          <w:rFonts w:ascii="Arial" w:hAnsi="Arial" w:cs="Arial"/>
+          <w:b/>
+        </w:rPr>
+        <w:t>FIELD_anlass.sehen.strabismus</w:t>
+      </w:r>
+      <w:proofErr w:type="spellEnd"/>
+      <w:r>
+        <w:rPr>
+          <w:rFonts w:ascii="Arial" w:hAnsi="Arial" w:cs="Arial"/>
+          <w:b/>
+        </w:rPr>
+        <w:t>:</w:t>
+      </w:r>
+      <w:r>
+        <w:rPr>
+          <w:rFonts w:ascii="Arial" w:hAnsi="Arial" w:cs="Arial"/>
+          <w:b/>
+        </w:rPr>
+        <w:t xml:space="preserve"> </w:t>
+      </w:r>
+      <w:r>
+        <w:rPr>
+          <w:rFonts w:ascii="Arial" w:hAnsi="Arial" w:cs="Arial"/>
+          <w:b/>
+        </w:rPr>
+        <w:fldChar w:fldCharType="begin"/>
+      </w:r>
+      <w:r>
+        <w:rPr>
+          <w:rFonts w:ascii="Arial" w:hAnsi="Arial" w:cs="Arial"/>
+          <w:b/>
+        </w:rPr>
+        <w:instrText xml:space="preserve"> DOCVARIABLE  FIELD_anlass.sehen.strabismus  \* MERGEFORMAT </w:instrText>
+      </w:r>
+      <w:r>
+        <w:rPr>
+          <w:rFonts w:ascii="Arial" w:hAnsi="Arial" w:cs="Arial"/>
+          <w:b/>
+        </w:rPr>
+        <w:fldChar w:fldCharType="end"/>
+      </w:r>
+    </w:p>
+    <w:p>
+      <w:pPr>
+        <w:rPr>
+          <w:rFonts w:ascii="Arial" w:hAnsi="Arial" w:cs="Arial"/>
+          <w:b/>
+        </w:rPr>
+      </w:pPr>
+      <w:proofErr w:type="spellStart"/>
+      <w:r>
+        <w:rPr>
+          <w:rFonts w:ascii="Arial" w:hAnsi="Arial" w:cs="Arial"/>
+          <w:b/>
+        </w:rPr>
+        <w:t>FIELD_anlass.sehen.strabismusAuspraegung</w:t>
+      </w:r>
+      <w:proofErr w:type="spellEnd"/>
+      <w:r>
+        <w:rPr>
+          <w:rFonts w:ascii="Arial" w:hAnsi="Arial" w:cs="Arial"/>
+          <w:b/>
+        </w:rPr>
+        <w:t>:</w:t>
+      </w:r>
+      <w:r>
+        <w:rPr>
+          <w:rFonts w:ascii="Arial" w:hAnsi="Arial" w:cs="Arial"/>
+          <w:b/>
+        </w:rPr>
+        <w:t xml:space="preserve"> </w:t>
+      </w:r>
+      <w:r>
+        <w:rPr>
+          <w:rFonts w:ascii="Arial" w:hAnsi="Arial" w:cs="Arial"/>
+          <w:b/>
+        </w:rPr>
+        <w:fldChar w:fldCharType="begin"/>
+      </w:r>
+      <w:r>
+        <w:rPr>
+          <w:rFonts w:ascii="Arial" w:hAnsi="Arial" w:cs="Arial"/>
+          <w:b/>
+        </w:rPr>
+        <w:instrText xml:space="preserve"> DOCVARIABLE  FIELD_anlass.sehen.strabismusAuspraegung  \* MERGEFORMAT </w:instrText>
+      </w:r>
+      <w:r>
+        <w:rPr>
+          <w:rFonts w:ascii="Arial" w:hAnsi="Arial" w:cs="Arial"/>
+          <w:b/>
+        </w:rPr>
+        <w:fldChar w:fldCharType="end"/>
+      </w:r>
+    </w:p>
+    <w:p>
+      <w:pPr>
+        <w:rPr>
+          <w:rFonts w:ascii="Arial" w:hAnsi="Arial" w:cs="Arial"/>
+          <w:b/>
+        </w:rPr>
+      </w:pPr>
+      <w:proofErr w:type="spellStart"/>
+      <w:r>
+        <w:rPr>
+          <w:rFonts w:ascii="Arial" w:hAnsi="Arial" w:cs="Arial"/>
+          <w:b/>
+        </w:rPr>
+        <w:t>FIELD_anlass.sehen.strabismusAuftreten</w:t>
+      </w:r>
+      <w:proofErr w:type="spellEnd"/>
+      <w:r>
+        <w:rPr>
+          <w:rFonts w:ascii="Arial" w:hAnsi="Arial" w:cs="Arial"/>
+          <w:b/>
+        </w:rPr>
+        <w:t>:</w:t>
+      </w:r>
+      <w:r>
+        <w:rPr>
+          <w:rFonts w:ascii="Arial" w:hAnsi="Arial" w:cs="Arial"/>
+          <w:b/>
+        </w:rPr>
+        <w:t xml:space="preserve"> </w:t>
+      </w:r>
+      <w:r>
+        <w:rPr>
+          <w:rFonts w:ascii="Arial" w:hAnsi="Arial" w:cs="Arial"/>
+          <w:b/>
+        </w:rPr>
+        <w:fldChar w:fldCharType="begin"/>
+      </w:r>
+      <w:r>
+        <w:rPr>
+          <w:rFonts w:ascii="Arial" w:hAnsi="Arial" w:cs="Arial"/>
+          <w:b/>
+        </w:rPr>
+        <w:instrText xml:space="preserve"> DOCVARIABLE  FIELD_anlass.sehen.strabismusAuftreten  \* MERGEFORMAT </w:instrText>
+      </w:r>
+      <w:r>
+        <w:rPr>
+          <w:rFonts w:ascii="Arial" w:hAnsi="Arial" w:cs="Arial"/>
+          <w:b/>
+        </w:rPr>
+        <w:fldChar w:fldCharType="end"/>
+      </w:r>
+    </w:p>
+    <w:p>
+      <w:pPr>
+        <w:rPr>
+          <w:rFonts w:ascii="Arial" w:hAnsi="Arial" w:cs="Arial"/>
+          <w:b/>
+        </w:rPr>
+      </w:pPr>
+      <w:proofErr w:type="spellStart"/>
+      <w:r>
+        <w:rPr>
+          <w:rFonts w:ascii="Arial" w:hAnsi="Arial" w:cs="Arial"/>
+          <w:b/>
+        </w:rPr>
+        <w:t>FIELD_anlass.sehen.inspektion</w:t>
+      </w:r>
+      <w:proofErr w:type="spellEnd"/>
+      <w:r>
+        <w:rPr>
+          <w:rFonts w:ascii="Arial" w:hAnsi="Arial" w:cs="Arial"/>
+          <w:b/>
+        </w:rPr>
+        <w:t>:</w:t>
+      </w:r>
+      <w:r>
+        <w:rPr>
+          <w:rFonts w:ascii="Arial" w:hAnsi="Arial" w:cs="Arial"/>
+          <w:b/>
+        </w:rPr>
+        <w:t xml:space="preserve"> </w:t>
+      </w:r>
+      <w:r>
+        <w:rPr>
+          <w:rFonts w:ascii="Arial" w:hAnsi="Arial" w:cs="Arial"/>
+          <w:b/>
+        </w:rPr>
+        <w:fldChar w:fldCharType="begin"/>
+      </w:r>
+      <w:r>
+        <w:rPr>
+          <w:rFonts w:ascii="Arial" w:hAnsi="Arial" w:cs="Arial"/>
+          <w:b/>
+        </w:rPr>
+        <w:instrText xml:space="preserve"> DOCVARIABLE  FIELD_anlass.sehen.inspektion  \* MERGEFORMAT </w:instrText>
+      </w:r>
+      <w:r>
+        <w:rPr>
+          <w:rFonts w:ascii="Arial" w:hAnsi="Arial" w:cs="Arial"/>
+          <w:b/>
+        </w:rPr>
+        <w:fldChar w:fldCharType="end"/>
+      </w:r>
+    </w:p>
+    <w:p>
+      <w:pPr>
+        <w:rPr>
+          <w:rFonts w:ascii="Arial" w:hAnsi="Arial" w:cs="Arial"/>
+          <w:b/>
+        </w:rPr>
+      </w:pPr>
+      <w:proofErr w:type="spellStart"/>
+      <w:r>
+        <w:rPr>
+          <w:rFonts w:ascii="Arial" w:hAnsi="Arial" w:cs="Arial"/>
+          <w:b/>
+        </w:rPr>
+        <w:t>FIELD_anlass.sehen.konvergenz</w:t>
+      </w:r>
+      <w:proofErr w:type="spellEnd"/>
+      <w:r>
+        <w:rPr>
+          <w:rFonts w:ascii="Arial" w:hAnsi="Arial" w:cs="Arial"/>
+          <w:b/>
+        </w:rPr>
+        <w:t>:</w:t>
+      </w:r>
+      <w:r>
+        <w:rPr>
+          <w:rFonts w:ascii="Arial" w:hAnsi="Arial" w:cs="Arial"/>
+          <w:b/>
+        </w:rPr>
+        <w:t xml:space="preserve"> </w:t>
+      </w:r>
+      <w:r>
+        <w:rPr>
+          <w:rFonts w:ascii="Arial" w:hAnsi="Arial" w:cs="Arial"/>
+          <w:b/>
+        </w:rPr>
+        <w:fldChar w:fldCharType="begin"/>
+      </w:r>
+      <w:r>
+        <w:rPr>
+          <w:rFonts w:ascii="Arial" w:hAnsi="Arial" w:cs="Arial"/>
+          <w:b/>
+        </w:rPr>
+        <w:instrText xml:space="preserve"> DOCVARIABLE  FIELD_anlass.sehen.konvergenz  \* MERGEFORMAT </w:instrText>
+      </w:r>
+      <w:r>
+        <w:rPr>
+          <w:rFonts w:ascii="Arial" w:hAnsi="Arial" w:cs="Arial"/>
+          <w:b/>
+        </w:rPr>
+        <w:fldChar w:fldCharType="end"/>
+      </w:r>
+    </w:p>
+    <w:p>
+      <w:pPr>
+        <w:rPr>
+          <w:rFonts w:ascii="Arial" w:hAnsi="Arial" w:cs="Arial"/>
+          <w:b/>
+        </w:rPr>
+      </w:pPr>
+      <w:proofErr w:type="spellStart"/>
+      <w:r>
+        <w:rPr>
+          <w:rFonts w:ascii="Arial" w:hAnsi="Arial" w:cs="Arial"/>
+          <w:b/>
+        </w:rPr>
+        <w:t>FIELD_anlass.sehen.</w:t>
+      </w:r>
+      <w:r>
+        <w:rPr>
+          <w:rFonts w:ascii="Arial" w:hAnsi="Arial" w:cs="Arial"/>
+          <w:b/>
+        </w:rPr>
+        <w:t>beurteilung</w:t>
+      </w:r>
+      <w:proofErr w:type="spellEnd"/>
+      <w:r>
+        <w:rPr>
+          <w:rFonts w:ascii="Arial" w:hAnsi="Arial" w:cs="Arial"/>
+          <w:b/>
+        </w:rPr>
+        <w:t>:</w:t>
+      </w:r>
+      <w:r>
+        <w:rPr>
+          <w:rFonts w:ascii="Arial" w:hAnsi="Arial" w:cs="Arial"/>
+          <w:b/>
+        </w:rPr>
+        <w:t xml:space="preserve"> </w:t>
+      </w:r>
+      <w:r>
+        <w:rPr>
+          <w:rFonts w:ascii="Arial" w:hAnsi="Arial" w:cs="Arial"/>
+          <w:b/>
+        </w:rPr>
+        <w:fldChar w:fldCharType="begin"/>
+      </w:r>
+      <w:r>
+        <w:rPr>
+          <w:rFonts w:ascii="Arial" w:hAnsi="Arial" w:cs="Arial"/>
+          <w:b/>
+        </w:rPr>
+        <w:instrText xml:space="preserve"> DOCVARIABLE  FIELD_anlass.sehen.beurteilung  \* MERGEFORMAT </w:instrText>
+      </w:r>
+      <w:r>
+        <w:rPr>
+          <w:rFonts w:ascii="Arial" w:hAnsi="Arial" w:cs="Arial"/>
+          <w:b/>
+        </w:rPr>
+        <w:fldChar w:fldCharType="end"/>
+      </w:r>
+    </w:p>
+    <w:p>
+      <w:pPr>
+        <w:rPr>
+          <w:rFonts w:ascii="Arial" w:hAnsi="Arial" w:cs="Arial"/>
+          <w:b/>
+        </w:rPr>
+      </w:pPr>
+      <w:proofErr w:type="spellStart"/>
+      <w:r>
+        <w:rPr>
+          <w:rFonts w:ascii="Arial" w:hAnsi="Arial" w:cs="Arial"/>
+          <w:b/>
+        </w:rPr>
+        <w:t>FIELD_anlass.sehen.</w:t>
+      </w:r>
+      <w:r>
+        <w:rPr>
+          <w:rFonts w:ascii="Arial" w:hAnsi="Arial" w:cs="Arial"/>
+          <w:b/>
+        </w:rPr>
+        <w:t>mot</w:t>
+      </w:r>
+      <w:r>
+        <w:rPr>
+          <w:rFonts w:ascii="Arial" w:hAnsi="Arial" w:cs="Arial"/>
+          <w:b/>
+        </w:rPr>
+        <w:t>i</w:t>
+      </w:r>
+      <w:r>
+        <w:rPr>
+          <w:rFonts w:ascii="Arial" w:hAnsi="Arial" w:cs="Arial"/>
+          <w:b/>
+        </w:rPr>
+        <w:t>litaet</w:t>
+      </w:r>
+      <w:proofErr w:type="spellEnd"/>
+      <w:r>
+        <w:rPr>
+          <w:rFonts w:ascii="Arial" w:hAnsi="Arial" w:cs="Arial"/>
+          <w:b/>
+        </w:rPr>
+        <w:t xml:space="preserve">: </w:t>
+      </w:r>
+      <w:r>
+        <w:rPr>
+          <w:rFonts w:ascii="Arial" w:hAnsi="Arial" w:cs="Arial"/>
+          <w:b/>
+        </w:rPr>
+        <w:fldChar w:fldCharType="begin"/>
+      </w:r>
+      <w:r>
+        <w:rPr>
+          <w:rFonts w:ascii="Arial" w:hAnsi="Arial" w:cs="Arial"/>
+          <w:b/>
+        </w:rPr>
+        <w:instrText xml:space="preserve"> DOCVARIABLE  FIELD_anlass.sehen.mot</w:instrText>
+      </w:r>
+      <w:r>
+        <w:rPr>
+          <w:rFonts w:ascii="Arial" w:hAnsi="Arial" w:cs="Arial"/>
+          <w:b/>
+        </w:rPr>
+        <w:instrText>i</w:instrText>
+      </w:r>
+      <w:r>
+        <w:rPr>
+          <w:rFonts w:ascii="Arial" w:hAnsi="Arial" w:cs="Arial"/>
+          <w:b/>
+        </w:rPr>
+        <w:instrText xml:space="preserve">litaet  \* MERGEFORMAT </w:instrText>
       </w:r>
       <w:r>
         <w:rPr>
@@ -6088,12 +6527,278 @@
           <w:rFonts w:ascii="Arial" w:hAnsi="Arial" w:cs="Arial"/>
           <w:b/>
         </w:rPr>
+        <w:t>HOEREN</w:t>
+      </w:r>
+      <w:r>
+        <w:rPr>
+          <w:rFonts w:ascii="Arial" w:hAnsi="Arial" w:cs="Arial"/>
+          <w:b/>
+        </w:rPr>
+        <w:t xml:space="preserve"> AUDIOGRAMM</w:t>
+      </w:r>
+    </w:p>
+    <w:p>
+      <w:pPr>
+        <w:rPr>
+          <w:rFonts w:ascii="Arial" w:hAnsi="Arial" w:cs="Arial"/>
+          <w:b/>
+        </w:rPr>
+      </w:pPr>
+      <w:proofErr w:type="spellStart"/>
+      <w:r>
+        <w:rPr>
+          <w:rFonts w:ascii="Arial" w:hAnsi="Arial" w:cs="Arial"/>
+          <w:b/>
+        </w:rPr>
+        <w:t>FIELD_anlass.hoeren.</w:t>
+      </w:r>
+      <w:r>
+        <w:rPr>
+          <w:rFonts w:ascii="Arial" w:hAnsi="Arial" w:cs="Arial"/>
+          <w:b/>
+        </w:rPr>
+        <w:t>audiogramm.</w:t>
+      </w:r>
+      <w:r>
+        <w:rPr>
+          <w:rFonts w:ascii="Arial" w:hAnsi="Arial" w:cs="Arial"/>
+          <w:b/>
+        </w:rPr>
+        <w:t>beurteilungErkaeltung</w:t>
+      </w:r>
+      <w:proofErr w:type="spellEnd"/>
+      <w:r>
+        <w:rPr>
+          <w:rFonts w:ascii="Arial" w:hAnsi="Arial" w:cs="Arial"/>
+          <w:b/>
+        </w:rPr>
+        <w:t xml:space="preserve">: </w:t>
+      </w:r>
+      <w:r>
+        <w:rPr>
+          <w:rFonts w:ascii="Arial" w:hAnsi="Arial" w:cs="Arial"/>
+          <w:b/>
+        </w:rPr>
+        <w:fldChar w:fldCharType="begin"/>
+      </w:r>
+      <w:r>
+        <w:rPr>
+          <w:rFonts w:ascii="Arial" w:hAnsi="Arial" w:cs="Arial"/>
+          <w:b/>
+        </w:rPr>
+        <w:instrText xml:space="preserve"> DOCVARIABLE  FIELD_anlass.hoeren.</w:instrText>
+      </w:r>
+      <w:r>
+        <w:rPr>
+          <w:rFonts w:ascii="Arial" w:hAnsi="Arial" w:cs="Arial"/>
+          <w:b/>
+        </w:rPr>
+        <w:instrText>audiogramm.</w:instrText>
+      </w:r>
+      <w:r>
+        <w:rPr>
+          <w:rFonts w:ascii="Arial" w:hAnsi="Arial" w:cs="Arial"/>
+          <w:b/>
+        </w:rPr>
+        <w:instrText xml:space="preserve">beurteilungErkaeltung  \* MERGEFORMAT </w:instrText>
+      </w:r>
+      <w:r>
+        <w:rPr>
+          <w:rFonts w:ascii="Arial" w:hAnsi="Arial" w:cs="Arial"/>
+          <w:b/>
+        </w:rPr>
+        <w:fldChar w:fldCharType="end"/>
+      </w:r>
+    </w:p>
+    <w:p>
+      <w:pPr>
+        <w:rPr>
+          <w:rFonts w:ascii="Arial" w:hAnsi="Arial" w:cs="Arial"/>
+          <w:b/>
+        </w:rPr>
+      </w:pPr>
+      <w:proofErr w:type="spellStart"/>
+      <w:r>
+        <w:rPr>
+          <w:rFonts w:ascii="Arial" w:hAnsi="Arial" w:cs="Arial"/>
+          <w:b/>
+        </w:rPr>
+        <w:t>FIELD_anlass.hoeren.</w:t>
+      </w:r>
+      <w:r>
+        <w:rPr>
+          <w:rFonts w:ascii="Arial" w:hAnsi="Arial" w:cs="Arial"/>
+          <w:b/>
+        </w:rPr>
+        <w:t>audiogramm.</w:t>
+      </w:r>
+      <w:r>
+        <w:rPr>
+          <w:rFonts w:ascii="Arial" w:hAnsi="Arial" w:cs="Arial"/>
+          <w:b/>
+        </w:rPr>
+        <w:t>beurteilungHoerhilfe</w:t>
+      </w:r>
+      <w:proofErr w:type="spellEnd"/>
+      <w:r>
+        <w:rPr>
+          <w:rFonts w:ascii="Arial" w:hAnsi="Arial" w:cs="Arial"/>
+          <w:b/>
+        </w:rPr>
+        <w:t xml:space="preserve">: </w:t>
+      </w:r>
+      <w:r>
+        <w:rPr>
+          <w:rFonts w:ascii="Arial" w:hAnsi="Arial" w:cs="Arial"/>
+          <w:b/>
+        </w:rPr>
+        <w:fldChar w:fldCharType="begin"/>
+      </w:r>
+      <w:r>
+        <w:rPr>
+          <w:rFonts w:ascii="Arial" w:hAnsi="Arial" w:cs="Arial"/>
+          <w:b/>
+        </w:rPr>
+        <w:instrText xml:space="preserve"> DOCVARIABLE  FIELD_anlass.hoeren.</w:instrText>
+      </w:r>
+      <w:r>
+        <w:rPr>
+          <w:rFonts w:ascii="Arial" w:hAnsi="Arial" w:cs="Arial"/>
+          <w:b/>
+        </w:rPr>
+        <w:instrText>audiogramm.</w:instrText>
+      </w:r>
+      <w:r>
+        <w:rPr>
+          <w:rFonts w:ascii="Arial" w:hAnsi="Arial" w:cs="Arial"/>
+          <w:b/>
+        </w:rPr>
+        <w:instrText xml:space="preserve">beurteilungHoerhilfe  \* MERGEFORMAT </w:instrText>
+      </w:r>
+      <w:r>
+        <w:rPr>
+          <w:rFonts w:ascii="Arial" w:hAnsi="Arial" w:cs="Arial"/>
+          <w:b/>
+        </w:rPr>
+        <w:fldChar w:fldCharType="end"/>
+      </w:r>
+    </w:p>
+    <w:p>
+      <w:pPr>
+        <w:rPr>
+          <w:rFonts w:ascii="Arial" w:hAnsi="Arial" w:cs="Arial"/>
+          <w:b/>
+        </w:rPr>
+      </w:pPr>
+      <w:proofErr w:type="spellStart"/>
+      <w:r>
+        <w:rPr>
+          <w:rFonts w:ascii="Arial" w:hAnsi="Arial" w:cs="Arial"/>
+          <w:b/>
+        </w:rPr>
+        <w:t>FIELD_anlass.hoeren.audiogramm.zusammenfassungOhren</w:t>
+      </w:r>
+      <w:proofErr w:type="spellEnd"/>
+      <w:r>
+        <w:rPr>
+          <w:rFonts w:ascii="Arial" w:hAnsi="Arial" w:cs="Arial"/>
+          <w:b/>
+        </w:rPr>
+        <w:t xml:space="preserve">: </w:t>
+      </w:r>
+      <w:r>
+        <w:rPr>
+          <w:rFonts w:ascii="Arial" w:hAnsi="Arial" w:cs="Arial"/>
+          <w:b/>
+        </w:rPr>
+        <w:fldChar w:fldCharType="begin"/>
+      </w:r>
+      <w:r>
+        <w:rPr>
+          <w:rFonts w:ascii="Arial" w:hAnsi="Arial" w:cs="Arial"/>
+          <w:b/>
+        </w:rPr>
+        <w:instrText xml:space="preserve"> DOCVARIABLE  FIELD_anlass.hoeren.audiogramm.zusammenfassungOhren  \* MERGEFORMAT </w:instrText>
+      </w:r>
+      <w:r>
+        <w:rPr>
+          <w:rFonts w:ascii="Arial" w:hAnsi="Arial" w:cs="Arial"/>
+          <w:b/>
+        </w:rPr>
+        <w:fldChar w:fldCharType="end"/>
+      </w:r>
+    </w:p>
+    <w:p>
+      <w:pPr>
+        <w:rPr>
+          <w:rFonts w:ascii="Arial" w:hAnsi="Arial" w:cs="Arial"/>
+          <w:b/>
+        </w:rPr>
+      </w:pPr>
+      <w:proofErr w:type="spellStart"/>
+      <w:r>
+        <w:rPr>
+          <w:rFonts w:ascii="Arial" w:hAnsi="Arial" w:cs="Arial"/>
+          <w:b/>
+        </w:rPr>
+        <w:t>FIELD_anlass.hoeren.audiogramm.beurteilungAudiogramm</w:t>
+      </w:r>
+      <w:proofErr w:type="spellEnd"/>
+      <w:r>
+        <w:rPr>
+          <w:rFonts w:ascii="Arial" w:hAnsi="Arial" w:cs="Arial"/>
+          <w:b/>
+        </w:rPr>
+        <w:t xml:space="preserve">: </w:t>
+      </w:r>
+      <w:r>
+        <w:rPr>
+          <w:rFonts w:ascii="Arial" w:hAnsi="Arial" w:cs="Arial"/>
+          <w:b/>
+        </w:rPr>
+        <w:fldChar w:fldCharType="begin"/>
+      </w:r>
+      <w:r>
+        <w:rPr>
+          <w:rFonts w:ascii="Arial" w:hAnsi="Arial" w:cs="Arial"/>
+          <w:b/>
+        </w:rPr>
+        <w:instrText xml:space="preserve"> DOCVARIABLE  FIELD_anlass.hoeren.audiogramm.beurteilungAudiogramm  \* MERGEFORMAT </w:instrText>
+      </w:r>
+      <w:r>
+        <w:rPr>
+          <w:rFonts w:ascii="Arial" w:hAnsi="Arial" w:cs="Arial"/>
+          <w:b/>
+        </w:rPr>
+        <w:fldChar w:fldCharType="end"/>
+      </w:r>
+    </w:p>
+    <w:p>
+      <w:pPr>
+        <w:rPr>
+          <w:rFonts w:ascii="Arial" w:hAnsi="Arial" w:cs="Arial"/>
+          <w:b/>
+        </w:rPr>
+      </w:pPr>
+    </w:p>
+    <w:p>
+      <w:pPr>
+        <w:rPr>
+          <w:rFonts w:ascii="Arial" w:hAnsi="Arial" w:cs="Arial"/>
+          <w:b/>
+        </w:rPr>
+      </w:pPr>
+      <w:r>
+        <w:rPr>
+          <w:rFonts w:ascii="Arial" w:hAnsi="Arial" w:cs="Arial"/>
+          <w:b/>
+        </w:rPr>
         <w:t>AUDIOGRAMM RECHTS</w:t>
       </w:r>
     </w:p>
     <w:tbl>
       <w:tblPr>
-        <w:tblStyle w:val="TableGrid"/>
+        <w:tblStyle w:val="Tabellenraster"/>
         <w:tblW w:w="0" w:type="auto"/>
         <w:tblLook w:val="04A0" w:firstRow="1" w:lastRow="0" w:firstColumn="1" w:lastColumn="0" w:noHBand="0" w:noVBand="1"/>
       </w:tblPr>
@@ -6833,15 +7538,7 @@
                 <w:rFonts w:ascii="Arial" w:hAnsi="Arial" w:cs="Arial"/>
                 <w:b/>
               </w:rPr>
-              <w:instrText xml:space="preserve"> DOCVARIABLE  FIELD_anlass.hoeren.audiogramm.rechts.250hz.DB30  \* MERGE</w:instrText>
-            </w:r>
-            <w:r>
-              <w:rPr>
-                <w:rFonts w:ascii="Arial" w:hAnsi="Arial" w:cs="Arial"/>
-                <w:b/>
-              </w:rPr>
-              <w:lastRenderedPageBreak/>
-              <w:instrText xml:space="preserve">FORMAT </w:instrText>
+              <w:instrText xml:space="preserve"> DOCVARIABLE  FIELD_anlass.hoeren.audiogramm.rechts.250hz.DB30  \* MERGEFORMAT </w:instrText>
             </w:r>
             <w:r>
               <w:rPr>
@@ -6868,7 +7565,6 @@
                 <w:rFonts w:ascii="Arial" w:hAnsi="Arial" w:cs="Arial"/>
                 <w:b/>
               </w:rPr>
-              <w:lastRenderedPageBreak/>
               <w:fldChar w:fldCharType="begin"/>
             </w:r>
             <w:r>
@@ -6876,15 +7572,7 @@
                 <w:rFonts w:ascii="Arial" w:hAnsi="Arial" w:cs="Arial"/>
                 <w:b/>
               </w:rPr>
-              <w:instrText xml:space="preserve"> DOCVARIABLE  FIELD_anlass.hoeren.audiogramm.rechts.500hz.DB30  \* MERGE</w:instrText>
-            </w:r>
-            <w:r>
-              <w:rPr>
-                <w:rFonts w:ascii="Arial" w:hAnsi="Arial" w:cs="Arial"/>
-                <w:b/>
-              </w:rPr>
-              <w:lastRenderedPageBreak/>
-              <w:instrText xml:space="preserve">FORMAT </w:instrText>
+              <w:instrText xml:space="preserve"> DOCVARIABLE  FIELD_anlass.hoeren.audiogramm.rechts.500hz.DB30  \* MERGEFORMAT </w:instrText>
             </w:r>
             <w:r>
               <w:rPr>
@@ -6911,7 +7599,6 @@
                 <w:rFonts w:ascii="Arial" w:hAnsi="Arial" w:cs="Arial"/>
                 <w:b/>
               </w:rPr>
-              <w:lastRenderedPageBreak/>
               <w:fldChar w:fldCharType="begin"/>
             </w:r>
             <w:r>
@@ -6919,15 +7606,7 @@
                 <w:rFonts w:ascii="Arial" w:hAnsi="Arial" w:cs="Arial"/>
                 <w:b/>
               </w:rPr>
-              <w:instrText xml:space="preserve"> DOCVARIABLE  FIELD_anlass.hoeren.audiogramm.rechts.1000hz.DB30  \* MERGEF</w:instrText>
-            </w:r>
-            <w:r>
-              <w:rPr>
-                <w:rFonts w:ascii="Arial" w:hAnsi="Arial" w:cs="Arial"/>
-                <w:b/>
-              </w:rPr>
-              <w:lastRenderedPageBreak/>
-              <w:instrText xml:space="preserve">ORMAT </w:instrText>
+              <w:instrText xml:space="preserve"> DOCVARIABLE  FIELD_anlass.hoeren.audiogramm.rechts.1000hz.DB30  \* MERGEFORMAT </w:instrText>
             </w:r>
             <w:r>
               <w:rPr>
@@ -6954,7 +7633,6 @@
                 <w:rFonts w:ascii="Arial" w:hAnsi="Arial" w:cs="Arial"/>
                 <w:b/>
               </w:rPr>
-              <w:lastRenderedPageBreak/>
               <w:fldChar w:fldCharType="begin"/>
             </w:r>
             <w:r>
@@ -6962,15 +7640,7 @@
                 <w:rFonts w:ascii="Arial" w:hAnsi="Arial" w:cs="Arial"/>
                 <w:b/>
               </w:rPr>
-              <w:instrText xml:space="preserve"> DOCVARIABLE  FIELD_anlass.hoeren.audiogramm.rechts.2000hz.DB30  \* MERGEF</w:instrText>
-            </w:r>
-            <w:r>
-              <w:rPr>
-                <w:rFonts w:ascii="Arial" w:hAnsi="Arial" w:cs="Arial"/>
-                <w:b/>
-              </w:rPr>
-              <w:lastRenderedPageBreak/>
-              <w:instrText xml:space="preserve">ORMAT </w:instrText>
+              <w:instrText xml:space="preserve"> DOCVARIABLE  FIELD_anlass.hoeren.audiogramm.rechts.2000hz.DB30  \* MERGEFORMAT </w:instrText>
             </w:r>
             <w:r>
               <w:rPr>
@@ -6997,7 +7667,6 @@
                 <w:rFonts w:ascii="Arial" w:hAnsi="Arial" w:cs="Arial"/>
                 <w:b/>
               </w:rPr>
-              <w:lastRenderedPageBreak/>
               <w:fldChar w:fldCharType="begin"/>
             </w:r>
             <w:r>
@@ -7005,15 +7674,7 @@
                 <w:rFonts w:ascii="Arial" w:hAnsi="Arial" w:cs="Arial"/>
                 <w:b/>
               </w:rPr>
-              <w:instrText xml:space="preserve"> DOCVARIABLE  FIELD_anlass.hoeren.audiogramm.rechts.4000hz.DB30  \* MERGEF</w:instrText>
-            </w:r>
-            <w:r>
-              <w:rPr>
-                <w:rFonts w:ascii="Arial" w:hAnsi="Arial" w:cs="Arial"/>
-                <w:b/>
-              </w:rPr>
-              <w:lastRenderedPageBreak/>
-              <w:instrText xml:space="preserve">ORMAT </w:instrText>
+              <w:instrText xml:space="preserve"> DOCVARIABLE  FIELD_anlass.hoeren.audiogramm.rechts.4000hz.DB30  \* MERGEFORMAT </w:instrText>
             </w:r>
             <w:r>
               <w:rPr>
@@ -7040,7 +7701,6 @@
                 <w:rFonts w:ascii="Arial" w:hAnsi="Arial" w:cs="Arial"/>
                 <w:b/>
               </w:rPr>
-              <w:lastRenderedPageBreak/>
               <w:fldChar w:fldCharType="begin"/>
             </w:r>
             <w:r>
@@ -7048,15 +7708,7 @@
                 <w:rFonts w:ascii="Arial" w:hAnsi="Arial" w:cs="Arial"/>
                 <w:b/>
               </w:rPr>
-              <w:instrText xml:space="preserve"> DOCVARIABLE  FIELD_anlass.hoeren.audiogramm.rechts.6000hz.DB30  \* </w:instrText>
-            </w:r>
-            <w:r>
-              <w:rPr>
-                <w:rFonts w:ascii="Arial" w:hAnsi="Arial" w:cs="Arial"/>
-                <w:b/>
-              </w:rPr>
-              <w:lastRenderedPageBreak/>
-              <w:instrText xml:space="preserve">MERGEFORMAT </w:instrText>
+              <w:instrText xml:space="preserve"> DOCVARIABLE  FIELD_anlass.hoeren.audiogramm.rechts.6000hz.DB30  \* MERGEFORMAT </w:instrText>
             </w:r>
             <w:r>
               <w:rPr>
@@ -7083,7 +7735,6 @@
                 <w:rFonts w:ascii="Arial" w:hAnsi="Arial" w:cs="Arial"/>
                 <w:b/>
               </w:rPr>
-              <w:lastRenderedPageBreak/>
               <w:fldChar w:fldCharType="begin"/>
             </w:r>
             <w:r>
@@ -7091,15 +7742,7 @@
                 <w:rFonts w:ascii="Arial" w:hAnsi="Arial" w:cs="Arial"/>
                 <w:b/>
               </w:rPr>
-              <w:instrText xml:space="preserve"> DOCVARIABLE  FIELD_anlass.hoeren.audiogramm.rechts.8000hz.DB30  \* MERGEF</w:instrText>
-            </w:r>
-            <w:r>
-              <w:rPr>
-                <w:rFonts w:ascii="Arial" w:hAnsi="Arial" w:cs="Arial"/>
-                <w:b/>
-              </w:rPr>
-              <w:lastRenderedPageBreak/>
-              <w:instrText xml:space="preserve">ORMAT </w:instrText>
+              <w:instrText xml:space="preserve"> DOCVARIABLE  FIELD_anlass.hoeren.audiogramm.rechts.8000hz.DB30  \* MERGEFORMAT </w:instrText>
             </w:r>
             <w:r>
               <w:rPr>
@@ -7128,7 +7771,6 @@
                 <w:rFonts w:ascii="Arial" w:hAnsi="Arial" w:cs="Arial"/>
                 <w:b/>
               </w:rPr>
-              <w:lastRenderedPageBreak/>
               <w:t>40 dB</w:t>
             </w:r>
           </w:p>
@@ -7936,15 +8578,7 @@
                 <w:rFonts w:ascii="Arial" w:hAnsi="Arial" w:cs="Arial"/>
                 <w:b/>
               </w:rPr>
-              <w:instrText xml:space="preserve"> DOCVARIABLE  FIELD_anlass.hoeren.audiogramm.rechts.250hz.MORE_THAN_D</w:instrText>
-            </w:r>
-            <w:r>
-              <w:rPr>
-                <w:rFonts w:ascii="Arial" w:hAnsi="Arial" w:cs="Arial"/>
-                <w:b/>
-              </w:rPr>
-              <w:lastRenderedPageBreak/>
-              <w:instrText xml:space="preserve">B60  \* MERGEFORMAT </w:instrText>
+              <w:instrText xml:space="preserve"> DOCVARIABLE  FIELD_anlass.hoeren.audiogramm.rechts.250hz.MORE_THAN_DB60  \* MERGEFORMAT </w:instrText>
             </w:r>
             <w:r>
               <w:rPr>
@@ -7971,7 +8605,6 @@
                 <w:rFonts w:ascii="Arial" w:hAnsi="Arial" w:cs="Arial"/>
                 <w:b/>
               </w:rPr>
-              <w:lastRenderedPageBreak/>
               <w:fldChar w:fldCharType="begin"/>
             </w:r>
             <w:r>
@@ -7979,15 +8612,7 @@
                 <w:rFonts w:ascii="Arial" w:hAnsi="Arial" w:cs="Arial"/>
                 <w:b/>
               </w:rPr>
-              <w:instrText xml:space="preserve"> DOCVARIABLE  FIELD_anlass.hoeren.audiogramm.rechts.500hz.MORE_THAN_D</w:instrText>
-            </w:r>
-            <w:r>
-              <w:rPr>
-                <w:rFonts w:ascii="Arial" w:hAnsi="Arial" w:cs="Arial"/>
-                <w:b/>
-              </w:rPr>
-              <w:lastRenderedPageBreak/>
-              <w:instrText xml:space="preserve">B60  \* MERGEFORMAT </w:instrText>
+              <w:instrText xml:space="preserve"> DOCVARIABLE  FIELD_anlass.hoeren.audiogramm.rechts.500hz.MORE_THAN_DB60  \* MERGEFORMAT </w:instrText>
             </w:r>
             <w:r>
               <w:rPr>
@@ -8014,7 +8639,6 @@
                 <w:rFonts w:ascii="Arial" w:hAnsi="Arial" w:cs="Arial"/>
                 <w:b/>
               </w:rPr>
-              <w:lastRenderedPageBreak/>
               <w:fldChar w:fldCharType="begin"/>
             </w:r>
             <w:r>
@@ -8022,15 +8646,7 @@
                 <w:rFonts w:ascii="Arial" w:hAnsi="Arial" w:cs="Arial"/>
                 <w:b/>
               </w:rPr>
-              <w:instrText xml:space="preserve"> DOCVARIABLE  FIELD_anlass.hoeren.audiogramm.rechts.1000hz.MORE_THAN_DB6</w:instrText>
-            </w:r>
-            <w:r>
-              <w:rPr>
-                <w:rFonts w:ascii="Arial" w:hAnsi="Arial" w:cs="Arial"/>
-                <w:b/>
-              </w:rPr>
-              <w:lastRenderedPageBreak/>
-              <w:instrText xml:space="preserve">0  \* MERGEFORMAT </w:instrText>
+              <w:instrText xml:space="preserve"> DOCVARIABLE  FIELD_anlass.hoeren.audiogramm.rechts.1000hz.MORE_THAN_DB60  \* MERGEFORMAT </w:instrText>
             </w:r>
             <w:r>
               <w:rPr>
@@ -8057,7 +8673,6 @@
                 <w:rFonts w:ascii="Arial" w:hAnsi="Arial" w:cs="Arial"/>
                 <w:b/>
               </w:rPr>
-              <w:lastRenderedPageBreak/>
               <w:fldChar w:fldCharType="begin"/>
             </w:r>
             <w:r>
@@ -8065,15 +8680,7 @@
                 <w:rFonts w:ascii="Arial" w:hAnsi="Arial" w:cs="Arial"/>
                 <w:b/>
               </w:rPr>
-              <w:instrText xml:space="preserve"> DOCVARIABLE  FIELD_anlass.hoeren.audiogramm.rechts.2000hz.MORE_THAN_DB6</w:instrText>
-            </w:r>
-            <w:r>
-              <w:rPr>
-                <w:rFonts w:ascii="Arial" w:hAnsi="Arial" w:cs="Arial"/>
-                <w:b/>
-              </w:rPr>
-              <w:lastRenderedPageBreak/>
-              <w:instrText xml:space="preserve">0  \* MERGEFORMAT </w:instrText>
+              <w:instrText xml:space="preserve"> DOCVARIABLE  FIELD_anlass.hoeren.audiogramm.rechts.2000hz.MORE_THAN_DB60  \* MERGEFORMAT </w:instrText>
             </w:r>
             <w:r>
               <w:rPr>
@@ -8100,7 +8707,6 @@
                 <w:rFonts w:ascii="Arial" w:hAnsi="Arial" w:cs="Arial"/>
                 <w:b/>
               </w:rPr>
-              <w:lastRenderedPageBreak/>
               <w:fldChar w:fldCharType="begin"/>
             </w:r>
             <w:r>
@@ -8108,15 +8714,7 @@
                 <w:rFonts w:ascii="Arial" w:hAnsi="Arial" w:cs="Arial"/>
                 <w:b/>
               </w:rPr>
-              <w:instrText xml:space="preserve"> DOCVARIABLE  FIELD_anlass.hoeren.audiogramm.rechts.4000hz.MORE_THAN_DB6</w:instrText>
-            </w:r>
-            <w:r>
-              <w:rPr>
-                <w:rFonts w:ascii="Arial" w:hAnsi="Arial" w:cs="Arial"/>
-                <w:b/>
-              </w:rPr>
-              <w:lastRenderedPageBreak/>
-              <w:instrText xml:space="preserve">0  \* MERGEFORMAT </w:instrText>
+              <w:instrText xml:space="preserve"> DOCVARIABLE  FIELD_anlass.hoeren.audiogramm.rechts.4000hz.MORE_THAN_DB60  \* MERGEFORMAT </w:instrText>
             </w:r>
             <w:r>
               <w:rPr>
@@ -8143,7 +8741,6 @@
                 <w:rFonts w:ascii="Arial" w:hAnsi="Arial" w:cs="Arial"/>
                 <w:b/>
               </w:rPr>
-              <w:lastRenderedPageBreak/>
               <w:fldChar w:fldCharType="begin"/>
             </w:r>
             <w:r>
@@ -8151,15 +8748,7 @@
                 <w:rFonts w:ascii="Arial" w:hAnsi="Arial" w:cs="Arial"/>
                 <w:b/>
               </w:rPr>
-              <w:instrText xml:space="preserve"> DOCVARIABLE  FIELD_anlass.hoeren.audiogramm.rechts.6000hz.MORE_T</w:instrText>
-            </w:r>
-            <w:r>
-              <w:rPr>
-                <w:rFonts w:ascii="Arial" w:hAnsi="Arial" w:cs="Arial"/>
-                <w:b/>
-              </w:rPr>
-              <w:lastRenderedPageBreak/>
-              <w:instrText xml:space="preserve">HAN_DB60  \* MERGEFORMAT </w:instrText>
+              <w:instrText xml:space="preserve"> DOCVARIABLE  FIELD_anlass.hoeren.audiogramm.rechts.6000hz.MORE_THAN_DB60  \* MERGEFORMAT </w:instrText>
             </w:r>
             <w:r>
               <w:rPr>
@@ -8186,7 +8775,6 @@
                 <w:rFonts w:ascii="Arial" w:hAnsi="Arial" w:cs="Arial"/>
                 <w:b/>
               </w:rPr>
-              <w:lastRenderedPageBreak/>
               <w:fldChar w:fldCharType="begin"/>
             </w:r>
             <w:r>
@@ -8194,15 +8782,7 @@
                 <w:rFonts w:ascii="Arial" w:hAnsi="Arial" w:cs="Arial"/>
                 <w:b/>
               </w:rPr>
-              <w:instrText xml:space="preserve"> DOCVARIABLE  FIELD_anlass.hoeren.audiogramm.rechts.8000hz.MORE_THAN_DB6</w:instrText>
-            </w:r>
-            <w:r>
-              <w:rPr>
-                <w:rFonts w:ascii="Arial" w:hAnsi="Arial" w:cs="Arial"/>
-                <w:b/>
-              </w:rPr>
-              <w:lastRenderedPageBreak/>
-              <w:instrText xml:space="preserve">0  \* MERGEFORMAT </w:instrText>
+              <w:instrText xml:space="preserve"> DOCVARIABLE  FIELD_anlass.hoeren.audiogramm.rechts.8000hz.MORE_THAN_DB60  \* MERGEFORMAT </w:instrText>
             </w:r>
             <w:r>
               <w:rPr>
@@ -8240,7 +8820,7 @@
     </w:p>
     <w:tbl>
       <w:tblPr>
-        <w:tblStyle w:val="TableGrid"/>
+        <w:tblStyle w:val="Tabellenraster"/>
         <w:tblW w:w="0" w:type="auto"/>
         <w:tblLook w:val="04A0" w:firstRow="1" w:lastRow="0" w:firstColumn="1" w:lastColumn="0" w:noHBand="0" w:noVBand="1"/>
       </w:tblPr>
@@ -8953,6 +9533,7 @@
                 <w:rFonts w:ascii="Arial" w:hAnsi="Arial" w:cs="Arial"/>
                 <w:b/>
               </w:rPr>
+              <w:lastRenderedPageBreak/>
               <w:t>30 dB</w:t>
             </w:r>
           </w:p>
@@ -9240,15 +9821,7 @@
                 <w:rFonts w:ascii="Arial" w:hAnsi="Arial" w:cs="Arial"/>
                 <w:b/>
               </w:rPr>
-              <w:instrText xml:space="preserve"> DOCVARIABLE  FIELD_a</w:instrText>
-            </w:r>
-            <w:r>
-              <w:rPr>
-                <w:rFonts w:ascii="Arial" w:hAnsi="Arial" w:cs="Arial"/>
-                <w:b/>
-              </w:rPr>
-              <w:lastRenderedPageBreak/>
-              <w:instrText xml:space="preserve">nlass.hoeren.audiogramm.links.250hz.DB40  \* MERGEFORMAT </w:instrText>
+              <w:instrText xml:space="preserve"> DOCVARIABLE  FIELD_anlass.hoeren.audiogramm.links.250hz.DB40  \* MERGEFORMAT </w:instrText>
             </w:r>
             <w:r>
               <w:rPr>
@@ -9275,7 +9848,6 @@
                 <w:rFonts w:ascii="Arial" w:hAnsi="Arial" w:cs="Arial"/>
                 <w:b/>
               </w:rPr>
-              <w:lastRenderedPageBreak/>
               <w:fldChar w:fldCharType="begin"/>
             </w:r>
             <w:r>
@@ -9283,15 +9855,7 @@
                 <w:rFonts w:ascii="Arial" w:hAnsi="Arial" w:cs="Arial"/>
                 <w:b/>
               </w:rPr>
-              <w:instrText xml:space="preserve"> DOCVARIABLE  FIELD_a</w:instrText>
-            </w:r>
-            <w:r>
-              <w:rPr>
-                <w:rFonts w:ascii="Arial" w:hAnsi="Arial" w:cs="Arial"/>
-                <w:b/>
-              </w:rPr>
-              <w:lastRenderedPageBreak/>
-              <w:instrText xml:space="preserve">nlass.hoeren.audiogramm.links.500hz.DB40  \* MERGEFORMAT </w:instrText>
+              <w:instrText xml:space="preserve"> DOCVARIABLE  FIELD_anlass.hoeren.audiogramm.links.500hz.DB40  \* MERGEFORMAT </w:instrText>
             </w:r>
             <w:r>
               <w:rPr>
@@ -9318,7 +9882,6 @@
                 <w:rFonts w:ascii="Arial" w:hAnsi="Arial" w:cs="Arial"/>
                 <w:b/>
               </w:rPr>
-              <w:lastRenderedPageBreak/>
               <w:fldChar w:fldCharType="begin"/>
             </w:r>
             <w:r>
@@ -9326,15 +9889,7 @@
                 <w:rFonts w:ascii="Arial" w:hAnsi="Arial" w:cs="Arial"/>
                 <w:b/>
               </w:rPr>
-              <w:instrText xml:space="preserve"> DOCVARIABLE  FIELD_a</w:instrText>
-            </w:r>
-            <w:r>
-              <w:rPr>
-                <w:rFonts w:ascii="Arial" w:hAnsi="Arial" w:cs="Arial"/>
-                <w:b/>
-              </w:rPr>
-              <w:lastRenderedPageBreak/>
-              <w:instrText xml:space="preserve">nlass.hoeren.audiogramm.links.1000hz.DB40  \* MERGEFORMAT </w:instrText>
+              <w:instrText xml:space="preserve"> DOCVARIABLE  FIELD_anlass.hoeren.audiogramm.links.1000hz.DB40  \* MERGEFORMAT </w:instrText>
             </w:r>
             <w:r>
               <w:rPr>
@@ -9361,7 +9916,6 @@
                 <w:rFonts w:ascii="Arial" w:hAnsi="Arial" w:cs="Arial"/>
                 <w:b/>
               </w:rPr>
-              <w:lastRenderedPageBreak/>
               <w:fldChar w:fldCharType="begin"/>
             </w:r>
             <w:r>
@@ -9369,15 +9923,7 @@
                 <w:rFonts w:ascii="Arial" w:hAnsi="Arial" w:cs="Arial"/>
                 <w:b/>
               </w:rPr>
-              <w:instrText xml:space="preserve"> DOCVARIABLE  FIELD_a</w:instrText>
-            </w:r>
-            <w:r>
-              <w:rPr>
-                <w:rFonts w:ascii="Arial" w:hAnsi="Arial" w:cs="Arial"/>
-                <w:b/>
-              </w:rPr>
-              <w:lastRenderedPageBreak/>
-              <w:instrText xml:space="preserve">nlass.hoeren.audiogramm.links.2000hz.DB40  \* MERGEFORMAT </w:instrText>
+              <w:instrText xml:space="preserve"> DOCVARIABLE  FIELD_anlass.hoeren.audiogramm.links.2000hz.DB40  \* MERGEFORMAT </w:instrText>
             </w:r>
             <w:r>
               <w:rPr>
@@ -9404,7 +9950,6 @@
                 <w:rFonts w:ascii="Arial" w:hAnsi="Arial" w:cs="Arial"/>
                 <w:b/>
               </w:rPr>
-              <w:lastRenderedPageBreak/>
               <w:fldChar w:fldCharType="begin"/>
             </w:r>
             <w:r>
@@ -9412,15 +9957,7 @@
                 <w:rFonts w:ascii="Arial" w:hAnsi="Arial" w:cs="Arial"/>
                 <w:b/>
               </w:rPr>
-              <w:instrText xml:space="preserve"> DOCVARIABLE  FIELD_a</w:instrText>
-            </w:r>
-            <w:r>
-              <w:rPr>
-                <w:rFonts w:ascii="Arial" w:hAnsi="Arial" w:cs="Arial"/>
-                <w:b/>
-              </w:rPr>
-              <w:lastRenderedPageBreak/>
-              <w:instrText xml:space="preserve">nlass.hoeren.audiogramm.links.4000hz.DB40  \* MERGEFORMAT </w:instrText>
+              <w:instrText xml:space="preserve"> DOCVARIABLE  FIELD_anlass.hoeren.audiogramm.links.4000hz.DB40  \* MERGEFORMAT </w:instrText>
             </w:r>
             <w:r>
               <w:rPr>
@@ -9447,7 +9984,6 @@
                 <w:rFonts w:ascii="Arial" w:hAnsi="Arial" w:cs="Arial"/>
                 <w:b/>
               </w:rPr>
-              <w:lastRenderedPageBreak/>
               <w:fldChar w:fldCharType="begin"/>
             </w:r>
             <w:r>
@@ -9455,15 +9991,7 @@
                 <w:rFonts w:ascii="Arial" w:hAnsi="Arial" w:cs="Arial"/>
                 <w:b/>
               </w:rPr>
-              <w:instrText xml:space="preserve"> DOCVARIABLE  FIELD_</w:instrText>
-            </w:r>
-            <w:r>
-              <w:rPr>
-                <w:rFonts w:ascii="Arial" w:hAnsi="Arial" w:cs="Arial"/>
-                <w:b/>
-              </w:rPr>
-              <w:lastRenderedPageBreak/>
-              <w:instrText xml:space="preserve">anlass.hoeren.audiogramm.links.6000hz.DB40  \* MERGEFORMAT </w:instrText>
+              <w:instrText xml:space="preserve"> DOCVARIABLE  FIELD_anlass.hoeren.audiogramm.links.6000hz.DB40  \* MERGEFORMAT </w:instrText>
             </w:r>
             <w:r>
               <w:rPr>
@@ -9490,7 +10018,6 @@
                 <w:rFonts w:ascii="Arial" w:hAnsi="Arial" w:cs="Arial"/>
                 <w:b/>
               </w:rPr>
-              <w:lastRenderedPageBreak/>
               <w:fldChar w:fldCharType="begin"/>
             </w:r>
             <w:r>
@@ -9498,15 +10025,7 @@
                 <w:rFonts w:ascii="Arial" w:hAnsi="Arial" w:cs="Arial"/>
                 <w:b/>
               </w:rPr>
-              <w:instrText xml:space="preserve"> DOCVARIABLE  FIELD_a</w:instrText>
-            </w:r>
-            <w:r>
-              <w:rPr>
-                <w:rFonts w:ascii="Arial" w:hAnsi="Arial" w:cs="Arial"/>
-                <w:b/>
-              </w:rPr>
-              <w:lastRenderedPageBreak/>
-              <w:instrText xml:space="preserve">nlass.hoeren.audiogramm.links.8000hz.DB40  \* MERGEFORMAT </w:instrText>
+              <w:instrText xml:space="preserve"> DOCVARIABLE  FIELD_anlass.hoeren.audiogramm.links.8000hz.DB40  \* MERGEFORMAT </w:instrText>
             </w:r>
             <w:r>
               <w:rPr>
@@ -9535,7 +10054,6 @@
                 <w:rFonts w:ascii="Arial" w:hAnsi="Arial" w:cs="Arial"/>
                 <w:b/>
               </w:rPr>
-              <w:lastRenderedPageBreak/>
               <w:t>50 dB</w:t>
             </w:r>
           </w:p>
@@ -10346,12 +10864,21 @@
           <w:b/>
         </w:rPr>
       </w:pPr>
-      <w:r>
-        <w:rPr>
-          <w:rFonts w:ascii="Arial" w:hAnsi="Arial" w:cs="Arial"/>
-          <w:b/>
-        </w:rPr>
-        <w:t xml:space="preserve">FIELD_anlass.hoeren.otoskopie.otoskopieRechts: </w:t>
+      <w:proofErr w:type="spellStart"/>
+      <w:r>
+        <w:rPr>
+          <w:rFonts w:ascii="Arial" w:hAnsi="Arial" w:cs="Arial"/>
+          <w:b/>
+        </w:rPr>
+        <w:t>FIELD_anlass.hoeren.otoskopie.otoskopieRechts</w:t>
+      </w:r>
+      <w:proofErr w:type="spellEnd"/>
+      <w:r>
+        <w:rPr>
+          <w:rFonts w:ascii="Arial" w:hAnsi="Arial" w:cs="Arial"/>
+          <w:b/>
+        </w:rPr>
+        <w:t xml:space="preserve">: </w:t>
       </w:r>
       <w:r>
         <w:rPr>
@@ -10382,12 +10909,21 @@
           <w:b/>
         </w:rPr>
       </w:pPr>
-      <w:r>
-        <w:rPr>
-          <w:rFonts w:ascii="Arial" w:hAnsi="Arial" w:cs="Arial"/>
-          <w:b/>
-        </w:rPr>
-        <w:t xml:space="preserve">FIELD_anlass.hoeren.otoskopie.otoskopieLinks: </w:t>
+      <w:proofErr w:type="spellStart"/>
+      <w:r>
+        <w:rPr>
+          <w:rFonts w:ascii="Arial" w:hAnsi="Arial" w:cs="Arial"/>
+          <w:b/>
+        </w:rPr>
+        <w:t>FIELD_anlass.hoeren.otoskopie.otoskopieLinks</w:t>
+      </w:r>
+      <w:proofErr w:type="spellEnd"/>
+      <w:r>
+        <w:rPr>
+          <w:rFonts w:ascii="Arial" w:hAnsi="Arial" w:cs="Arial"/>
+          <w:b/>
+        </w:rPr>
+        <w:t xml:space="preserve">: </w:t>
       </w:r>
       <w:r>
         <w:rPr>
@@ -10418,12 +10954,21 @@
           <w:b/>
         </w:rPr>
       </w:pPr>
-      <w:r>
-        <w:rPr>
-          <w:rFonts w:ascii="Arial" w:hAnsi="Arial" w:cs="Arial"/>
-          <w:b/>
-        </w:rPr>
-        <w:t xml:space="preserve">FIELD_anlass.hoeren.otoskopie.zusammenfassungOhren: </w:t>
+      <w:proofErr w:type="spellStart"/>
+      <w:r>
+        <w:rPr>
+          <w:rFonts w:ascii="Arial" w:hAnsi="Arial" w:cs="Arial"/>
+          <w:b/>
+        </w:rPr>
+        <w:t>FIELD_anlass.hoeren.otoskopie.zusammenfassungOhren</w:t>
+      </w:r>
+      <w:proofErr w:type="spellEnd"/>
+      <w:r>
+        <w:rPr>
+          <w:rFonts w:ascii="Arial" w:hAnsi="Arial" w:cs="Arial"/>
+          <w:b/>
+        </w:rPr>
+        <w:t xml:space="preserve">: </w:t>
       </w:r>
       <w:r>
         <w:rPr>
@@ -10493,12 +11038,21 @@
           <w:b/>
         </w:rPr>
       </w:pPr>
-      <w:r>
-        <w:rPr>
-          <w:rFonts w:ascii="Arial" w:hAnsi="Arial" w:cs="Arial"/>
-          <w:b/>
-        </w:rPr>
-        <w:t xml:space="preserve">FIELD_anlass.groesseGewicht.groesseWert: </w:t>
+      <w:proofErr w:type="spellStart"/>
+      <w:r>
+        <w:rPr>
+          <w:rFonts w:ascii="Arial" w:hAnsi="Arial" w:cs="Arial"/>
+          <w:b/>
+        </w:rPr>
+        <w:t>FIELD_anlass.groesseGewicht.groesseWert</w:t>
+      </w:r>
+      <w:proofErr w:type="spellEnd"/>
+      <w:r>
+        <w:rPr>
+          <w:rFonts w:ascii="Arial" w:hAnsi="Arial" w:cs="Arial"/>
+          <w:b/>
+        </w:rPr>
+        <w:t xml:space="preserve">: </w:t>
       </w:r>
       <w:r>
         <w:rPr>
@@ -10529,12 +11083,21 @@
           <w:b/>
         </w:rPr>
       </w:pPr>
-      <w:r>
-        <w:rPr>
-          <w:rFonts w:ascii="Arial" w:hAnsi="Arial" w:cs="Arial"/>
-          <w:b/>
-        </w:rPr>
-        <w:t xml:space="preserve">FIELD_anlass.groesseGewicht.groesseBeurteilung: </w:t>
+      <w:proofErr w:type="spellStart"/>
+      <w:r>
+        <w:rPr>
+          <w:rFonts w:ascii="Arial" w:hAnsi="Arial" w:cs="Arial"/>
+          <w:b/>
+        </w:rPr>
+        <w:t>FIELD_anlass.groesseGewicht.groesseBeurteilung</w:t>
+      </w:r>
+      <w:proofErr w:type="spellEnd"/>
+      <w:r>
+        <w:rPr>
+          <w:rFonts w:ascii="Arial" w:hAnsi="Arial" w:cs="Arial"/>
+          <w:b/>
+        </w:rPr>
+        <w:t xml:space="preserve">: </w:t>
       </w:r>
       <w:r>
         <w:rPr>
@@ -10565,6 +11128,7 @@
           <w:b/>
         </w:rPr>
       </w:pPr>
+      <w:proofErr w:type="spellStart"/>
       <w:r>
         <w:rPr>
           <w:rFonts w:ascii="Arial" w:hAnsi="Arial" w:cs="Arial"/>
@@ -10586,6 +11150,7 @@
         </w:rPr>
         <w:t>Wert</w:t>
       </w:r>
+      <w:proofErr w:type="spellEnd"/>
       <w:r>
         <w:rPr>
           <w:rFonts w:ascii="Arial" w:hAnsi="Arial" w:cs="Arial"/>
@@ -10636,6 +11201,7 @@
           <w:b/>
         </w:rPr>
       </w:pPr>
+      <w:proofErr w:type="spellStart"/>
       <w:r>
         <w:rPr>
           <w:rFonts w:ascii="Arial" w:hAnsi="Arial" w:cs="Arial"/>
@@ -10648,7 +11214,15 @@
           <w:rFonts w:ascii="Arial" w:hAnsi="Arial" w:cs="Arial"/>
           <w:b/>
         </w:rPr>
-        <w:t xml:space="preserve">gewichtBeurteilung: </w:t>
+        <w:t>gewichtBeurteilung</w:t>
+      </w:r>
+      <w:proofErr w:type="spellEnd"/>
+      <w:r>
+        <w:rPr>
+          <w:rFonts w:ascii="Arial" w:hAnsi="Arial" w:cs="Arial"/>
+          <w:b/>
+        </w:rPr>
+        <w:t xml:space="preserve">: </w:t>
       </w:r>
       <w:r>
         <w:rPr>
@@ -10693,6 +11267,7 @@
           <w:b/>
         </w:rPr>
       </w:pPr>
+      <w:proofErr w:type="spellStart"/>
       <w:r>
         <w:rPr>
           <w:rFonts w:ascii="Arial" w:hAnsi="Arial" w:cs="Arial"/>
@@ -10705,7 +11280,15 @@
           <w:rFonts w:ascii="Arial" w:hAnsi="Arial" w:cs="Arial"/>
           <w:b/>
         </w:rPr>
-        <w:t xml:space="preserve">bmiWert: </w:t>
+        <w:t>bmiWert</w:t>
+      </w:r>
+      <w:proofErr w:type="spellEnd"/>
+      <w:r>
+        <w:rPr>
+          <w:rFonts w:ascii="Arial" w:hAnsi="Arial" w:cs="Arial"/>
+          <w:b/>
+        </w:rPr>
+        <w:t xml:space="preserve">: </w:t>
       </w:r>
       <w:r>
         <w:rPr>
@@ -10764,6 +11347,7 @@
           <w:b/>
         </w:rPr>
       </w:pPr>
+      <w:proofErr w:type="spellStart"/>
       <w:r>
         <w:rPr>
           <w:rFonts w:ascii="Arial" w:hAnsi="Arial" w:cs="Arial"/>
@@ -10776,7 +11360,15 @@
           <w:rFonts w:ascii="Arial" w:hAnsi="Arial" w:cs="Arial"/>
           <w:b/>
         </w:rPr>
-        <w:t>bmiBeurteilung:</w:t>
+        <w:t>bmiBeurteilung</w:t>
+      </w:r>
+      <w:proofErr w:type="spellEnd"/>
+      <w:r>
+        <w:rPr>
+          <w:rFonts w:ascii="Arial" w:hAnsi="Arial" w:cs="Arial"/>
+          <w:b/>
+        </w:rPr>
+        <w:t>:</w:t>
       </w:r>
       <w:r>
         <w:rPr>
@@ -10861,13 +11453,14 @@
     </w:p>
     <w:p>
       <w:pPr>
-        <w:pStyle w:val="NoSpacing"/>
+        <w:pStyle w:val="KeinLeerraum"/>
         <w:rPr>
           <w:rFonts w:ascii="Arial" w:hAnsi="Arial" w:cs="Arial"/>
           <w:b/>
           <w:bCs/>
         </w:rPr>
       </w:pPr>
+      <w:proofErr w:type="spellStart"/>
       <w:r>
         <w:rPr>
           <w:rFonts w:ascii="Arial" w:hAnsi="Arial" w:cs="Arial"/>
@@ -10892,6 +11485,7 @@
         </w:rPr>
         <w:t>.anrede</w:t>
       </w:r>
+      <w:proofErr w:type="spellEnd"/>
       <w:r>
         <w:rPr>
           <w:rFonts w:ascii="Arial" w:hAnsi="Arial" w:cs="Arial"/>
@@ -10957,7 +11551,7 @@
     </w:p>
     <w:p>
       <w:pPr>
-        <w:pStyle w:val="NoSpacing"/>
+        <w:pStyle w:val="KeinLeerraum"/>
         <w:rPr>
           <w:rFonts w:ascii="Arial" w:hAnsi="Arial" w:cs="Arial"/>
           <w:b/>
@@ -11041,7 +11635,7 @@
     </w:p>
     <w:p>
       <w:pPr>
-        <w:pStyle w:val="NoSpacing"/>
+        <w:pStyle w:val="KeinLeerraum"/>
         <w:rPr>
           <w:rFonts w:ascii="Arial" w:hAnsi="Arial" w:cs="Arial"/>
           <w:b/>
@@ -11073,7 +11667,27 @@
           <w:bCs/>
           <w:lang w:val="en-US"/>
         </w:rPr>
-        <w:t xml:space="preserve">.adresse: </w:t>
+        <w:t>.</w:t>
+      </w:r>
+      <w:proofErr w:type="spellStart"/>
+      <w:r>
+        <w:rPr>
+          <w:rFonts w:ascii="Arial" w:hAnsi="Arial" w:cs="Arial"/>
+          <w:b/>
+          <w:bCs/>
+          <w:lang w:val="en-US"/>
+        </w:rPr>
+        <w:t>adresse</w:t>
+      </w:r>
+      <w:proofErr w:type="spellEnd"/>
+      <w:r>
+        <w:rPr>
+          <w:rFonts w:ascii="Arial" w:hAnsi="Arial" w:cs="Arial"/>
+          <w:b/>
+          <w:bCs/>
+          <w:lang w:val="en-US"/>
+        </w:rPr>
+        <w:t xml:space="preserve">: </w:t>
       </w:r>
       <w:r>
         <w:rPr>
@@ -11117,7 +11731,7 @@
     </w:p>
     <w:p>
       <w:pPr>
-        <w:pStyle w:val="NoSpacing"/>
+        <w:pStyle w:val="KeinLeerraum"/>
         <w:rPr>
           <w:rFonts w:ascii="Arial" w:hAnsi="Arial" w:cs="Arial"/>
           <w:b/>
@@ -11149,7 +11763,27 @@
           <w:bCs/>
           <w:lang w:val="en-US"/>
         </w:rPr>
-        <w:t xml:space="preserve">.telefon: </w:t>
+        <w:t>.</w:t>
+      </w:r>
+      <w:proofErr w:type="spellStart"/>
+      <w:r>
+        <w:rPr>
+          <w:rFonts w:ascii="Arial" w:hAnsi="Arial" w:cs="Arial"/>
+          <w:b/>
+          <w:bCs/>
+          <w:lang w:val="en-US"/>
+        </w:rPr>
+        <w:t>telefon</w:t>
+      </w:r>
+      <w:proofErr w:type="spellEnd"/>
+      <w:r>
+        <w:rPr>
+          <w:rFonts w:ascii="Arial" w:hAnsi="Arial" w:cs="Arial"/>
+          <w:b/>
+          <w:bCs/>
+          <w:lang w:val="en-US"/>
+        </w:rPr>
+        <w:t xml:space="preserve">: </w:t>
       </w:r>
       <w:r>
         <w:rPr>
@@ -11193,7 +11827,7 @@
     </w:p>
     <w:p>
       <w:pPr>
-        <w:pStyle w:val="NoSpacing"/>
+        <w:pStyle w:val="KeinLeerraum"/>
         <w:rPr>
           <w:rFonts w:ascii="Arial" w:hAnsi="Arial" w:cs="Arial"/>
           <w:b/>
@@ -11208,7 +11842,6 @@
           <w:bCs/>
           <w:lang w:val="en-US"/>
         </w:rPr>
-        <w:lastRenderedPageBreak/>
         <w:t>FIELD_externer</w:t>
       </w:r>
       <w:r>
@@ -11793,18 +12426,18 @@
     <w:lsdException w:name="Unresolved Mention" w:semiHidden="1" w:unhideWhenUsed="1"/>
     <w:lsdException w:name="Smart Link" w:semiHidden="1" w:unhideWhenUsed="1"/>
   </w:latentStyles>
-  <w:style w:type="paragraph" w:default="1" w:styleId="Normal">
+  <w:style w:type="paragraph" w:default="1" w:styleId="Standard">
     <w:name w:val="Normal"/>
     <w:qFormat/>
-    <w:rsid w:val="00643296"/>
+    <w:rsid w:val="00E75F9B"/>
   </w:style>
-  <w:style w:type="character" w:default="1" w:styleId="DefaultParagraphFont">
+  <w:style w:type="character" w:default="1" w:styleId="Absatz-Standardschriftart">
     <w:name w:val="Default Paragraph Font"/>
     <w:uiPriority w:val="1"/>
     <w:semiHidden/>
     <w:unhideWhenUsed/>
   </w:style>
-  <w:style w:type="table" w:default="1" w:styleId="TableNormal">
+  <w:style w:type="table" w:default="1" w:styleId="NormaleTabelle">
     <w:name w:val="Normal Table"/>
     <w:uiPriority w:val="99"/>
     <w:semiHidden/>
@@ -11819,15 +12452,15 @@
       </w:tblCellMar>
     </w:tblPr>
   </w:style>
-  <w:style w:type="numbering" w:default="1" w:styleId="NoList">
+  <w:style w:type="numbering" w:default="1" w:styleId="KeineListe">
     <w:name w:val="No List"/>
     <w:uiPriority w:val="99"/>
     <w:semiHidden/>
     <w:unhideWhenUsed/>
   </w:style>
-  <w:style w:type="table" w:styleId="TableGrid">
+  <w:style w:type="table" w:styleId="Tabellenraster">
     <w:name w:val="Table Grid"/>
-    <w:basedOn w:val="TableNormal"/>
+    <w:basedOn w:val="NormaleTabelle"/>
     <w:uiPriority w:val="59"/>
     <w:rsid w:val="0035261D"/>
     <w:pPr>
@@ -11844,10 +12477,10 @@
       </w:tblBorders>
     </w:tblPr>
   </w:style>
-  <w:style w:type="paragraph" w:styleId="DocumentMap">
+  <w:style w:type="paragraph" w:styleId="Dokumentstruktur">
     <w:name w:val="Document Map"/>
-    <w:basedOn w:val="Normal"/>
-    <w:link w:val="DocumentMapChar"/>
+    <w:basedOn w:val="Standard"/>
+    <w:link w:val="DokumentstrukturZchn"/>
     <w:uiPriority w:val="99"/>
     <w:semiHidden/>
     <w:unhideWhenUsed/>
@@ -11861,10 +12494,10 @@
       <w:szCs w:val="16"/>
     </w:rPr>
   </w:style>
-  <w:style w:type="character" w:customStyle="1" w:styleId="DocumentMapChar">
-    <w:name w:val="Document Map Char"/>
-    <w:basedOn w:val="DefaultParagraphFont"/>
-    <w:link w:val="DocumentMap"/>
+  <w:style w:type="character" w:customStyle="1" w:styleId="DokumentstrukturZchn">
+    <w:name w:val="Dokumentstruktur Zchn"/>
+    <w:basedOn w:val="Absatz-Standardschriftart"/>
+    <w:link w:val="Dokumentstruktur"/>
     <w:uiPriority w:val="99"/>
     <w:semiHidden/>
     <w:rsid w:val="005F4C4A"/>
@@ -11874,9 +12507,9 @@
       <w:szCs w:val="16"/>
     </w:rPr>
   </w:style>
-  <w:style w:type="paragraph" w:styleId="ListParagraph">
+  <w:style w:type="paragraph" w:styleId="Listenabsatz">
     <w:name w:val="List Paragraph"/>
-    <w:basedOn w:val="Normal"/>
+    <w:basedOn w:val="Standard"/>
     <w:uiPriority w:val="34"/>
     <w:qFormat/>
     <w:rsid w:val="005844FC"/>
@@ -11885,10 +12518,10 @@
       <w:contextualSpacing/>
     </w:pPr>
   </w:style>
-  <w:style w:type="paragraph" w:styleId="BalloonText">
+  <w:style w:type="paragraph" w:styleId="Sprechblasentext">
     <w:name w:val="Balloon Text"/>
-    <w:basedOn w:val="Normal"/>
-    <w:link w:val="BalloonTextChar"/>
+    <w:basedOn w:val="Standard"/>
+    <w:link w:val="SprechblasentextZchn"/>
     <w:uiPriority w:val="99"/>
     <w:semiHidden/>
     <w:unhideWhenUsed/>
@@ -11902,10 +12535,10 @@
       <w:szCs w:val="16"/>
     </w:rPr>
   </w:style>
-  <w:style w:type="character" w:customStyle="1" w:styleId="BalloonTextChar">
-    <w:name w:val="Balloon Text Char"/>
-    <w:basedOn w:val="DefaultParagraphFont"/>
-    <w:link w:val="BalloonText"/>
+  <w:style w:type="character" w:customStyle="1" w:styleId="SprechblasentextZchn">
+    <w:name w:val="Sprechblasentext Zchn"/>
+    <w:basedOn w:val="Absatz-Standardschriftart"/>
+    <w:link w:val="Sprechblasentext"/>
     <w:uiPriority w:val="99"/>
     <w:semiHidden/>
     <w:rsid w:val="006137D9"/>
@@ -11915,9 +12548,9 @@
       <w:szCs w:val="16"/>
     </w:rPr>
   </w:style>
-  <w:style w:type="character" w:styleId="PlaceholderText">
+  <w:style w:type="character" w:styleId="Platzhaltertext">
     <w:name w:val="Placeholder Text"/>
-    <w:basedOn w:val="DefaultParagraphFont"/>
+    <w:basedOn w:val="Absatz-Standardschriftart"/>
     <w:uiPriority w:val="99"/>
     <w:semiHidden/>
     <w:rsid w:val="00E9610A"/>
@@ -11925,10 +12558,10 @@
       <w:color w:val="666666"/>
     </w:rPr>
   </w:style>
-  <w:style w:type="paragraph" w:styleId="HTMLPreformatted">
+  <w:style w:type="paragraph" w:styleId="HTMLVorformatiert">
     <w:name w:val="HTML Preformatted"/>
-    <w:basedOn w:val="Normal"/>
-    <w:link w:val="HTMLPreformattedChar"/>
+    <w:basedOn w:val="Standard"/>
+    <w:link w:val="HTMLVorformatiertZchn"/>
     <w:uiPriority w:val="99"/>
     <w:semiHidden/>
     <w:unhideWhenUsed/>
@@ -11942,10 +12575,10 @@
       <w:szCs w:val="20"/>
     </w:rPr>
   </w:style>
-  <w:style w:type="character" w:customStyle="1" w:styleId="HTMLPreformattedChar">
-    <w:name w:val="HTML Preformatted Char"/>
-    <w:basedOn w:val="DefaultParagraphFont"/>
-    <w:link w:val="HTMLPreformatted"/>
+  <w:style w:type="character" w:customStyle="1" w:styleId="HTMLVorformatiertZchn">
+    <w:name w:val="HTML Vorformatiert Zchn"/>
+    <w:basedOn w:val="Absatz-Standardschriftart"/>
+    <w:link w:val="HTMLVorformatiert"/>
     <w:uiPriority w:val="99"/>
     <w:semiHidden/>
     <w:rsid w:val="00BC5025"/>
@@ -11955,7 +12588,7 @@
       <w:szCs w:val="20"/>
     </w:rPr>
   </w:style>
-  <w:style w:type="paragraph" w:styleId="NoSpacing">
+  <w:style w:type="paragraph" w:styleId="KeinLeerraum">
     <w:name w:val="No Spacing"/>
     <w:uiPriority w:val="1"/>
     <w:qFormat/>

--- a/api/src/test/resources/DocMergerTest/all-properties.docx
+++ b/api/src/test/resources/DocMergerTest/all-properties.docx
@@ -1445,6 +1445,7 @@
           <w:rFonts w:ascii="Arial" w:hAnsi="Arial" w:cs="Arial"/>
           <w:b/>
         </w:rPr>
+        <w:lastRenderedPageBreak/>
         <w:t>FIELD_anlass.</w:t>
       </w:r>
       <w:r>
@@ -1819,7 +1820,6 @@
           <w:rFonts w:ascii="Arial" w:hAnsi="Arial" w:cs="Arial"/>
           <w:b/>
         </w:rPr>
-        <w:lastRenderedPageBreak/>
         <w:t>FIELD_</w:t>
       </w:r>
       <w:r>
@@ -2832,6 +2832,7 @@
           <w:rFonts w:ascii="Arial" w:hAnsi="Arial" w:cs="Arial"/>
           <w:b/>
         </w:rPr>
+        <w:lastRenderedPageBreak/>
         <w:t xml:space="preserve">  HEPATITIS_B</w:t>
       </w:r>
     </w:p>
@@ -4030,7 +4031,6 @@
           <w:rFonts w:ascii="Arial" w:hAnsi="Arial" w:cs="Arial"/>
           <w:b/>
         </w:rPr>
-        <w:lastRenderedPageBreak/>
         <w:t>FIELD_</w:t>
       </w:r>
       <w:r>
@@ -4311,6 +4311,7 @@
           <w:rFonts w:ascii="Arial" w:hAnsi="Arial" w:cs="Arial"/>
           <w:b/>
         </w:rPr>
+        <w:lastRenderedPageBreak/>
         <w:t>H</w:t>
       </w:r>
       <w:r>
@@ -4551,14 +4552,12 @@
         <w:rPr>
           <w:rFonts w:ascii="Arial" w:hAnsi="Arial" w:cs="Arial"/>
           <w:b/>
-          <w:lang w:val="fr-CH"/>
         </w:rPr>
       </w:pPr>
       <w:r>
         <w:rPr>
           <w:rFonts w:ascii="Arial" w:hAnsi="Arial" w:cs="Arial"/>
           <w:b/>
-          <w:lang w:val="fr-CH"/>
         </w:rPr>
         <w:t>MENINGOKOKKEN_A_C_W_Y</w:t>
       </w:r>
@@ -4590,21 +4589,7 @@
           <w:rFonts w:ascii="Arial" w:hAnsi="Arial" w:cs="Arial"/>
           <w:b/>
         </w:rPr>
-        <w:t>krankheit</w:t>
-      </w:r>
-      <w:r>
-        <w:rPr>
-          <w:rFonts w:ascii="Arial" w:hAnsi="Arial" w:cs="Arial"/>
-          <w:b/>
-        </w:rPr>
-        <w:t>.MENINGOKOKKEN_A_C_W_Y.</w:t>
-      </w:r>
-      <w:r>
-        <w:rPr>
-          <w:rFonts w:ascii="Arial" w:hAnsi="Arial" w:cs="Arial"/>
-          <w:b/>
-        </w:rPr>
-        <w:t>anzahlImpfungen</w:t>
+        <w:t>krankheit.MENINGOKOKKEN_A_C_W_Y.anzahlImpfungen</w:t>
       </w:r>
       <w:proofErr w:type="spellEnd"/>
       <w:r>
@@ -4612,14 +4597,7 @@
           <w:rFonts w:ascii="Arial" w:hAnsi="Arial" w:cs="Arial"/>
           <w:b/>
         </w:rPr>
-        <w:t xml:space="preserve"> </w:t>
-      </w:r>
-      <w:r>
-        <w:rPr>
-          <w:rFonts w:ascii="Arial" w:hAnsi="Arial" w:cs="Arial"/>
-          <w:b/>
-        </w:rPr>
-        <w:t xml:space="preserve">: </w:t>
+        <w:t xml:space="preserve"> : </w:t>
       </w:r>
       <w:r>
         <w:rPr>
@@ -4683,21 +4661,7 @@
           <w:rFonts w:ascii="Arial" w:hAnsi="Arial" w:cs="Arial"/>
           <w:b/>
         </w:rPr>
-        <w:t>krankheit</w:t>
-      </w:r>
-      <w:r>
-        <w:rPr>
-          <w:rFonts w:ascii="Arial" w:hAnsi="Arial" w:cs="Arial"/>
-          <w:b/>
-        </w:rPr>
-        <w:t>.MENINGOKOKKEN_A_C_W_Y.</w:t>
-      </w:r>
-      <w:r>
-        <w:rPr>
-          <w:rFonts w:ascii="Arial" w:hAnsi="Arial" w:cs="Arial"/>
-          <w:b/>
-        </w:rPr>
-        <w:t>datumLetzteImpfung</w:t>
+        <w:t>krankheit.MENINGOKOKKEN_A_C_W_Y.datumLetzteImpfung</w:t>
       </w:r>
       <w:proofErr w:type="spellEnd"/>
       <w:r>
@@ -4705,14 +4669,7 @@
           <w:rFonts w:ascii="Arial" w:hAnsi="Arial" w:cs="Arial"/>
           <w:b/>
         </w:rPr>
-        <w:t xml:space="preserve"> </w:t>
-      </w:r>
-      <w:r>
-        <w:rPr>
-          <w:rFonts w:ascii="Arial" w:hAnsi="Arial" w:cs="Arial"/>
-          <w:b/>
-        </w:rPr>
-        <w:t xml:space="preserve">: </w:t>
+        <w:t xml:space="preserve"> : </w:t>
       </w:r>
       <w:r>
         <w:rPr>
@@ -4776,21 +4733,7 @@
           <w:rFonts w:ascii="Arial" w:hAnsi="Arial" w:cs="Arial"/>
           <w:b/>
         </w:rPr>
-        <w:t>krankheit.</w:t>
-      </w:r>
-      <w:r>
-        <w:rPr>
-          <w:rFonts w:ascii="Arial" w:hAnsi="Arial" w:cs="Arial"/>
-          <w:b/>
-        </w:rPr>
-        <w:t>MENINGOKOKKEN_A_C_W_Y</w:t>
-      </w:r>
-      <w:r>
-        <w:rPr>
-          <w:rFonts w:ascii="Arial" w:hAnsi="Arial" w:cs="Arial"/>
-          <w:b/>
-        </w:rPr>
-        <w:t>.Impfempfehlung</w:t>
+        <w:t>krankheit.MENINGOKOKKEN_A_C_W_Y.Impfempfehlung</w:t>
       </w:r>
       <w:proofErr w:type="spellEnd"/>
       <w:r>
@@ -5218,7 +5161,21 @@
           <w:rFonts w:ascii="Arial" w:hAnsi="Arial" w:cs="Arial"/>
           <w:b/>
         </w:rPr>
-        <w:instrText xml:space="preserve"> DOCVARIABLE  FIELD_anlass.krankheit.MENINGOKOKKEN_B.anzahlImpfungen  \* MERGEFORMAT </w:instrText>
+        <w:instrText xml:space="preserve"> DOCVARIABLE  FIELD_anlass.krankheit.</w:instrText>
+      </w:r>
+      <w:r>
+        <w:rPr>
+          <w:rFonts w:ascii="Arial" w:hAnsi="Arial" w:cs="Arial"/>
+          <w:b/>
+        </w:rPr>
+        <w:instrText>FSME</w:instrText>
+      </w:r>
+      <w:r>
+        <w:rPr>
+          <w:rFonts w:ascii="Arial" w:hAnsi="Arial" w:cs="Arial"/>
+          <w:b/>
+        </w:rPr>
+        <w:instrText xml:space="preserve">.anzahlImpfungen  \* MERGEFORMAT </w:instrText>
       </w:r>
       <w:r>
         <w:rPr>
@@ -5290,7 +5247,21 @@
           <w:rFonts w:ascii="Arial" w:hAnsi="Arial" w:cs="Arial"/>
           <w:b/>
         </w:rPr>
-        <w:instrText xml:space="preserve"> DOCVARIABLE  FIELD_anlass.krankheit.MENINGOKOKKEN_B.datumLetzteImpfung  \* MERGEFORMAT </w:instrText>
+        <w:instrText xml:space="preserve"> DOCVARIABLE  FIELD_anlass.krankheit.</w:instrText>
+      </w:r>
+      <w:r>
+        <w:rPr>
+          <w:rFonts w:ascii="Arial" w:hAnsi="Arial" w:cs="Arial"/>
+          <w:b/>
+        </w:rPr>
+        <w:instrText>FSME</w:instrText>
+      </w:r>
+      <w:r>
+        <w:rPr>
+          <w:rFonts w:ascii="Arial" w:hAnsi="Arial" w:cs="Arial"/>
+          <w:b/>
+        </w:rPr>
+        <w:instrText xml:space="preserve">.datumLetzteImpfung  \* MERGEFORMAT </w:instrText>
       </w:r>
       <w:r>
         <w:rPr>
@@ -5362,7 +5333,21 @@
           <w:rFonts w:ascii="Arial" w:hAnsi="Arial" w:cs="Arial"/>
           <w:b/>
         </w:rPr>
-        <w:instrText xml:space="preserve"> DOCVARIABLE  FIELD_anlass.krankheit.MENINGOKOKKEN_B.impfempfehlung  \* MERGEFORMAT </w:instrText>
+        <w:instrText xml:space="preserve"> DOCVARIABLE  FIELD_anlass.krankheit.</w:instrText>
+      </w:r>
+      <w:r>
+        <w:rPr>
+          <w:rFonts w:ascii="Arial" w:hAnsi="Arial" w:cs="Arial"/>
+          <w:b/>
+        </w:rPr>
+        <w:instrText>FSME</w:instrText>
+      </w:r>
+      <w:r>
+        <w:rPr>
+          <w:rFonts w:ascii="Arial" w:hAnsi="Arial" w:cs="Arial"/>
+          <w:b/>
+        </w:rPr>
+        <w:instrText xml:space="preserve">.impfempfehlung  \* MERGEFORMAT </w:instrText>
       </w:r>
       <w:r>
         <w:rPr>
@@ -5387,12 +5372,182 @@
           <w:b/>
         </w:rPr>
       </w:pPr>
+      <w:bookmarkStart w:id="7" w:name="_Hlk219812460"/>
+      <w:r>
+        <w:rPr>
+          <w:rFonts w:ascii="Arial" w:hAnsi="Arial" w:cs="Arial"/>
+          <w:b/>
+        </w:rPr>
+        <w:t>HAEMOPHILUS_INFLUENZAE</w:t>
+      </w:r>
+    </w:p>
+    <w:bookmarkEnd w:id="7"/>
+    <w:p>
+      <w:pPr>
+        <w:rPr>
+          <w:rFonts w:ascii="Arial" w:hAnsi="Arial" w:cs="Arial"/>
+          <w:b/>
+        </w:rPr>
+      </w:pPr>
       <w:proofErr w:type="spellStart"/>
       <w:r>
         <w:rPr>
           <w:rFonts w:ascii="Arial" w:hAnsi="Arial" w:cs="Arial"/>
           <w:b/>
         </w:rPr>
+        <w:lastRenderedPageBreak/>
+        <w:t>FIELD_anlass.</w:t>
+      </w:r>
+      <w:r>
+        <w:rPr>
+          <w:rFonts w:ascii="Arial" w:hAnsi="Arial" w:cs="Arial"/>
+          <w:b/>
+        </w:rPr>
+        <w:t>krankheit</w:t>
+      </w:r>
+      <w:r>
+        <w:rPr>
+          <w:rFonts w:ascii="Arial" w:hAnsi="Arial" w:cs="Arial"/>
+          <w:b/>
+        </w:rPr>
+        <w:t>.</w:t>
+      </w:r>
+      <w:bookmarkStart w:id="8" w:name="_Hlk219812521"/>
+      <w:r>
+        <w:rPr>
+          <w:rFonts w:ascii="Arial" w:hAnsi="Arial" w:cs="Arial"/>
+          <w:b/>
+        </w:rPr>
+        <w:t>HAEMOPHILUS_INFLUENZAE</w:t>
+      </w:r>
+      <w:bookmarkEnd w:id="8"/>
+      <w:r>
+        <w:rPr>
+          <w:rFonts w:ascii="Arial" w:hAnsi="Arial" w:cs="Arial"/>
+          <w:b/>
+        </w:rPr>
+        <w:t>.</w:t>
+      </w:r>
+      <w:r>
+        <w:rPr>
+          <w:rFonts w:ascii="Arial" w:hAnsi="Arial" w:cs="Arial"/>
+          <w:b/>
+        </w:rPr>
+        <w:t>anzahlImpfungen</w:t>
+      </w:r>
+      <w:proofErr w:type="spellEnd"/>
+      <w:r>
+        <w:rPr>
+          <w:rFonts w:ascii="Arial" w:hAnsi="Arial" w:cs="Arial"/>
+          <w:b/>
+        </w:rPr>
+        <w:t xml:space="preserve"> </w:t>
+      </w:r>
+      <w:r>
+        <w:rPr>
+          <w:rFonts w:ascii="Arial" w:hAnsi="Arial" w:cs="Arial"/>
+          <w:b/>
+        </w:rPr>
+        <w:t xml:space="preserve">: </w:t>
+      </w:r>
+      <w:r>
+        <w:rPr>
+          <w:rFonts w:ascii="Arial" w:hAnsi="Arial" w:cs="Arial"/>
+          <w:b/>
+        </w:rPr>
+        <w:fldChar w:fldCharType="begin"/>
+      </w:r>
+      <w:r>
+        <w:rPr>
+          <w:rFonts w:ascii="Arial" w:hAnsi="Arial" w:cs="Arial"/>
+          <w:b/>
+        </w:rPr>
+        <w:instrText xml:space="preserve"> DOCVARIABLE  FIELD_anlass.krankheit.HAEMOPHILUS_INFLUENZAE.anzahlImpfungen  \* MERGEFORMAT </w:instrText>
+      </w:r>
+      <w:r>
+        <w:rPr>
+          <w:rFonts w:ascii="Arial" w:hAnsi="Arial" w:cs="Arial"/>
+          <w:b/>
+        </w:rPr>
+        <w:fldChar w:fldCharType="end"/>
+      </w:r>
+      <w:r>
+        <w:rPr>
+          <w:rFonts w:ascii="Arial" w:hAnsi="Arial" w:cs="Arial"/>
+          <w:b/>
+        </w:rPr>
+        <w:br/>
+        <w:t>FIELD_anlass.</w:t>
+      </w:r>
+      <w:r>
+        <w:rPr>
+          <w:rFonts w:ascii="Arial" w:hAnsi="Arial" w:cs="Arial"/>
+          <w:b/>
+        </w:rPr>
+        <w:t>krankheit</w:t>
+      </w:r>
+      <w:r>
+        <w:rPr>
+          <w:rFonts w:ascii="Arial" w:hAnsi="Arial" w:cs="Arial"/>
+          <w:b/>
+        </w:rPr>
+        <w:t>.HAEMOPHILUS_INFLUENZAE.</w:t>
+      </w:r>
+      <w:r>
+        <w:rPr>
+          <w:rFonts w:ascii="Arial" w:hAnsi="Arial" w:cs="Arial"/>
+          <w:b/>
+        </w:rPr>
+        <w:t>datumLetzteImpfung</w:t>
+      </w:r>
+      <w:r>
+        <w:rPr>
+          <w:rFonts w:ascii="Arial" w:hAnsi="Arial" w:cs="Arial"/>
+          <w:b/>
+        </w:rPr>
+        <w:t xml:space="preserve"> </w:t>
+      </w:r>
+      <w:r>
+        <w:rPr>
+          <w:rFonts w:ascii="Arial" w:hAnsi="Arial" w:cs="Arial"/>
+          <w:b/>
+        </w:rPr>
+        <w:t xml:space="preserve">: </w:t>
+      </w:r>
+      <w:r>
+        <w:rPr>
+          <w:rFonts w:ascii="Arial" w:hAnsi="Arial" w:cs="Arial"/>
+          <w:b/>
+        </w:rPr>
+        <w:fldChar w:fldCharType="begin"/>
+      </w:r>
+      <w:r>
+        <w:rPr>
+          <w:rFonts w:ascii="Arial" w:hAnsi="Arial" w:cs="Arial"/>
+          <w:b/>
+        </w:rPr>
+        <w:instrText xml:space="preserve"> DOCVARIABLE  FIELD_anlass.krankheit.HAEMOPHILUS_INFLUENZAE.datumLetzteImpfung  \* MERGEFORMAT </w:instrText>
+      </w:r>
+      <w:r>
+        <w:rPr>
+          <w:rFonts w:ascii="Arial" w:hAnsi="Arial" w:cs="Arial"/>
+          <w:b/>
+        </w:rPr>
+        <w:fldChar w:fldCharType="end"/>
+      </w:r>
+      <w:r>
+        <w:rPr>
+          <w:rFonts w:ascii="Arial" w:hAnsi="Arial" w:cs="Arial"/>
+          <w:b/>
+        </w:rPr>
+        <w:br/>
+      </w:r>
+      <w:proofErr w:type="spellStart"/>
+      <w:r>
+        <w:rPr>
+          <w:rFonts w:ascii="Arial" w:hAnsi="Arial" w:cs="Arial"/>
+          <w:b/>
+        </w:rPr>
         <w:t>FIELD_</w:t>
       </w:r>
       <w:r>
@@ -5407,7 +5562,21 @@
           <w:rFonts w:ascii="Arial" w:hAnsi="Arial" w:cs="Arial"/>
           <w:b/>
         </w:rPr>
-        <w:t>impfung.impfungList</w:t>
+        <w:t>krankheit.</w:t>
+      </w:r>
+      <w:r>
+        <w:rPr>
+          <w:rFonts w:ascii="Arial" w:hAnsi="Arial" w:cs="Arial"/>
+          <w:b/>
+        </w:rPr>
+        <w:t>HAEMOPHILUS_INFLUENZAE</w:t>
+      </w:r>
+      <w:r>
+        <w:rPr>
+          <w:rFonts w:ascii="Arial" w:hAnsi="Arial" w:cs="Arial"/>
+          <w:b/>
+        </w:rPr>
+        <w:t>.Impfempfehlung</w:t>
       </w:r>
       <w:proofErr w:type="spellEnd"/>
       <w:r>
@@ -5415,14 +5584,7 @@
           <w:rFonts w:ascii="Arial" w:hAnsi="Arial" w:cs="Arial"/>
           <w:b/>
         </w:rPr>
-        <w:t xml:space="preserve"> </w:t>
-      </w:r>
-      <w:r>
-        <w:rPr>
-          <w:rFonts w:ascii="Arial" w:hAnsi="Arial" w:cs="Arial"/>
-          <w:b/>
-        </w:rPr>
-        <w:t xml:space="preserve">: </w:t>
+        <w:t xml:space="preserve"> : </w:t>
       </w:r>
       <w:r>
         <w:rPr>
@@ -5436,7 +5598,7 @@
           <w:rFonts w:ascii="Arial" w:hAnsi="Arial" w:cs="Arial"/>
           <w:b/>
         </w:rPr>
-        <w:instrText xml:space="preserve"> DOCVARIABLE  FIELD_anlass.impfung.impfungList  \* MERGEFORMAT </w:instrText>
+        <w:instrText xml:space="preserve"> DOCVARIABLE  FIELD_anlass.krankheit.HAEMOPHILUS_INFLUENZAE.impfempfehlung  \* MERGEFORMAT </w:instrText>
       </w:r>
       <w:r>
         <w:rPr>
@@ -5461,28 +5623,27 @@
           <w:b/>
         </w:rPr>
       </w:pPr>
-      <w:r>
-        <w:rPr>
-          <w:rFonts w:ascii="Arial" w:hAnsi="Arial" w:cs="Arial"/>
-          <w:b/>
-        </w:rPr>
-        <w:t>SEHEN</w:t>
-      </w:r>
-    </w:p>
-    <w:p>
-      <w:pPr>
-        <w:rPr>
-          <w:rFonts w:ascii="Arial" w:hAnsi="Arial" w:cs="Arial"/>
-          <w:b/>
-        </w:rPr>
-      </w:pPr>
       <w:proofErr w:type="spellStart"/>
       <w:r>
         <w:rPr>
           <w:rFonts w:ascii="Arial" w:hAnsi="Arial" w:cs="Arial"/>
           <w:b/>
         </w:rPr>
-        <w:t>FIELD_anlass.sehen.elternBrilleLinsen</w:t>
+        <w:t>FIELD_</w:t>
+      </w:r>
+      <w:r>
+        <w:rPr>
+          <w:rFonts w:ascii="Arial" w:hAnsi="Arial" w:cs="Arial"/>
+          <w:b/>
+        </w:rPr>
+        <w:t>anlass.</w:t>
+      </w:r>
+      <w:r>
+        <w:rPr>
+          <w:rFonts w:ascii="Arial" w:hAnsi="Arial" w:cs="Arial"/>
+          <w:b/>
+        </w:rPr>
+        <w:t>impfung.impfungList</w:t>
       </w:r>
       <w:proofErr w:type="spellEnd"/>
       <w:r>
@@ -5490,13 +5651,6 @@
           <w:rFonts w:ascii="Arial" w:hAnsi="Arial" w:cs="Arial"/>
           <w:b/>
         </w:rPr>
-        <w:t>:</w:t>
-      </w:r>
-      <w:r>
-        <w:rPr>
-          <w:rFonts w:ascii="Arial" w:hAnsi="Arial" w:cs="Arial"/>
-          <w:b/>
-        </w:rPr>
         <w:t xml:space="preserve"> </w:t>
       </w:r>
       <w:r>
@@ -5504,6 +5658,13 @@
           <w:rFonts w:ascii="Arial" w:hAnsi="Arial" w:cs="Arial"/>
           <w:b/>
         </w:rPr>
+        <w:t xml:space="preserve">: </w:t>
+      </w:r>
+      <w:r>
+        <w:rPr>
+          <w:rFonts w:ascii="Arial" w:hAnsi="Arial" w:cs="Arial"/>
+          <w:b/>
+        </w:rPr>
         <w:fldChar w:fldCharType="begin"/>
       </w:r>
       <w:r>
@@ -5511,993 +5672,7 @@
           <w:rFonts w:ascii="Arial" w:hAnsi="Arial" w:cs="Arial"/>
           <w:b/>
         </w:rPr>
-        <w:instrText xml:space="preserve"> DOCVARIABLE  FIELD_anlass.sehen.elternBrilleLinsen  \* MERGEFORMAT </w:instrText>
-      </w:r>
-      <w:r>
-        <w:rPr>
-          <w:rFonts w:ascii="Arial" w:hAnsi="Arial" w:cs="Arial"/>
-          <w:b/>
-        </w:rPr>
-        <w:fldChar w:fldCharType="end"/>
-      </w:r>
-    </w:p>
-    <w:p>
-      <w:pPr>
-        <w:rPr>
-          <w:rFonts w:ascii="Arial" w:hAnsi="Arial" w:cs="Arial"/>
-          <w:b/>
-        </w:rPr>
-      </w:pPr>
-      <w:proofErr w:type="spellStart"/>
-      <w:r>
-        <w:rPr>
-          <w:rFonts w:ascii="Arial" w:hAnsi="Arial" w:cs="Arial"/>
-          <w:b/>
-        </w:rPr>
-        <w:t>FIELD_anlass.sehen.arztBrilleLinsen</w:t>
-      </w:r>
-      <w:proofErr w:type="spellEnd"/>
-      <w:r>
-        <w:rPr>
-          <w:rFonts w:ascii="Arial" w:hAnsi="Arial" w:cs="Arial"/>
-          <w:b/>
-        </w:rPr>
-        <w:t>:</w:t>
-      </w:r>
-      <w:r>
-        <w:rPr>
-          <w:rFonts w:ascii="Arial" w:hAnsi="Arial" w:cs="Arial"/>
-          <w:b/>
-        </w:rPr>
-        <w:t xml:space="preserve"> </w:t>
-      </w:r>
-      <w:r>
-        <w:rPr>
-          <w:rFonts w:ascii="Arial" w:hAnsi="Arial" w:cs="Arial"/>
-          <w:b/>
-        </w:rPr>
-        <w:fldChar w:fldCharType="begin"/>
-      </w:r>
-      <w:r>
-        <w:rPr>
-          <w:rFonts w:ascii="Arial" w:hAnsi="Arial" w:cs="Arial"/>
-          <w:b/>
-        </w:rPr>
-        <w:instrText xml:space="preserve"> DOCVARIABLE  FIELD_anlass.sehen.arztBrilleLinsen  \* MERGEFORMAT </w:instrText>
-      </w:r>
-      <w:r>
-        <w:rPr>
-          <w:rFonts w:ascii="Arial" w:hAnsi="Arial" w:cs="Arial"/>
-          <w:b/>
-        </w:rPr>
-        <w:fldChar w:fldCharType="end"/>
-      </w:r>
-    </w:p>
-    <w:p>
-      <w:pPr>
-        <w:rPr>
-          <w:rFonts w:ascii="Arial" w:hAnsi="Arial" w:cs="Arial"/>
-          <w:b/>
-        </w:rPr>
-      </w:pPr>
-      <w:proofErr w:type="spellStart"/>
-      <w:r>
-        <w:rPr>
-          <w:rFonts w:ascii="Arial" w:hAnsi="Arial" w:cs="Arial"/>
-          <w:b/>
-        </w:rPr>
-        <w:t>FIELD_anlass.sehen.elternStereotest</w:t>
-      </w:r>
-      <w:proofErr w:type="spellEnd"/>
-      <w:r>
-        <w:rPr>
-          <w:rFonts w:ascii="Arial" w:hAnsi="Arial" w:cs="Arial"/>
-          <w:b/>
-        </w:rPr>
-        <w:t>:</w:t>
-      </w:r>
-      <w:r>
-        <w:rPr>
-          <w:rFonts w:ascii="Arial" w:hAnsi="Arial" w:cs="Arial"/>
-          <w:b/>
-        </w:rPr>
-        <w:t xml:space="preserve"> </w:t>
-      </w:r>
-      <w:r>
-        <w:rPr>
-          <w:rFonts w:ascii="Arial" w:hAnsi="Arial" w:cs="Arial"/>
-          <w:b/>
-        </w:rPr>
-        <w:fldChar w:fldCharType="begin"/>
-      </w:r>
-      <w:r>
-        <w:rPr>
-          <w:rFonts w:ascii="Arial" w:hAnsi="Arial" w:cs="Arial"/>
-          <w:b/>
-        </w:rPr>
-        <w:instrText xml:space="preserve"> DOCVARIABLE  FIELD_anlass.sehen.elternStereotest  \* MERGEFORMAT </w:instrText>
-      </w:r>
-      <w:r>
-        <w:rPr>
-          <w:rFonts w:ascii="Arial" w:hAnsi="Arial" w:cs="Arial"/>
-          <w:b/>
-        </w:rPr>
-        <w:fldChar w:fldCharType="end"/>
-      </w:r>
-    </w:p>
-    <w:p>
-      <w:pPr>
-        <w:rPr>
-          <w:rFonts w:ascii="Arial" w:hAnsi="Arial" w:cs="Arial"/>
-          <w:b/>
-        </w:rPr>
-      </w:pPr>
-      <w:proofErr w:type="spellStart"/>
-      <w:r>
-        <w:rPr>
-          <w:rFonts w:ascii="Arial" w:hAnsi="Arial" w:cs="Arial"/>
-          <w:b/>
-        </w:rPr>
-        <w:t>FIELD_anlass.sehen.arztStereotest</w:t>
-      </w:r>
-      <w:proofErr w:type="spellEnd"/>
-      <w:r>
-        <w:rPr>
-          <w:rFonts w:ascii="Arial" w:hAnsi="Arial" w:cs="Arial"/>
-          <w:b/>
-        </w:rPr>
-        <w:t>:</w:t>
-      </w:r>
-      <w:r>
-        <w:rPr>
-          <w:rFonts w:ascii="Arial" w:hAnsi="Arial" w:cs="Arial"/>
-          <w:b/>
-        </w:rPr>
-        <w:t xml:space="preserve"> </w:t>
-      </w:r>
-      <w:r>
-        <w:rPr>
-          <w:rFonts w:ascii="Arial" w:hAnsi="Arial" w:cs="Arial"/>
-          <w:b/>
-        </w:rPr>
-        <w:fldChar w:fldCharType="begin"/>
-      </w:r>
-      <w:r>
-        <w:rPr>
-          <w:rFonts w:ascii="Arial" w:hAnsi="Arial" w:cs="Arial"/>
-          <w:b/>
-        </w:rPr>
-        <w:instrText xml:space="preserve"> DOCVARIABLE  FIELD_anlass.sehen.arztStereotest  \* MERGEFORMAT </w:instrText>
-      </w:r>
-      <w:r>
-        <w:rPr>
-          <w:rFonts w:ascii="Arial" w:hAnsi="Arial" w:cs="Arial"/>
-          <w:b/>
-        </w:rPr>
-        <w:fldChar w:fldCharType="end"/>
-      </w:r>
-    </w:p>
-    <w:p>
-      <w:pPr>
-        <w:rPr>
-          <w:rFonts w:ascii="Arial" w:hAnsi="Arial" w:cs="Arial"/>
-          <w:b/>
-        </w:rPr>
-      </w:pPr>
-      <w:proofErr w:type="spellStart"/>
-      <w:r>
-        <w:rPr>
-          <w:rFonts w:ascii="Arial" w:hAnsi="Arial" w:cs="Arial"/>
-          <w:b/>
-        </w:rPr>
-        <w:t>FIELD_anlass.sehen.farbsehen</w:t>
-      </w:r>
-      <w:proofErr w:type="spellEnd"/>
-      <w:r>
-        <w:rPr>
-          <w:rFonts w:ascii="Arial" w:hAnsi="Arial" w:cs="Arial"/>
-          <w:b/>
-        </w:rPr>
-        <w:t>:</w:t>
-      </w:r>
-      <w:r>
-        <w:rPr>
-          <w:rFonts w:ascii="Arial" w:hAnsi="Arial" w:cs="Arial"/>
-          <w:b/>
-        </w:rPr>
-        <w:t xml:space="preserve"> </w:t>
-      </w:r>
-      <w:r>
-        <w:rPr>
-          <w:rFonts w:ascii="Arial" w:hAnsi="Arial" w:cs="Arial"/>
-          <w:b/>
-        </w:rPr>
-        <w:fldChar w:fldCharType="begin"/>
-      </w:r>
-      <w:r>
-        <w:rPr>
-          <w:rFonts w:ascii="Arial" w:hAnsi="Arial" w:cs="Arial"/>
-          <w:b/>
-        </w:rPr>
-        <w:instrText xml:space="preserve"> DOCVARIABLE  FIELD_anlass.sehen.farbsehen  \* MERGEFORMAT </w:instrText>
-      </w:r>
-      <w:r>
-        <w:rPr>
-          <w:rFonts w:ascii="Arial" w:hAnsi="Arial" w:cs="Arial"/>
-          <w:b/>
-        </w:rPr>
-        <w:fldChar w:fldCharType="end"/>
-      </w:r>
-    </w:p>
-    <w:p>
-      <w:pPr>
-        <w:rPr>
-          <w:rFonts w:ascii="Arial" w:hAnsi="Arial" w:cs="Arial"/>
-          <w:b/>
-        </w:rPr>
-      </w:pPr>
-      <w:proofErr w:type="spellStart"/>
-      <w:r>
-        <w:rPr>
-          <w:rFonts w:ascii="Arial" w:hAnsi="Arial" w:cs="Arial"/>
-          <w:b/>
-        </w:rPr>
-        <w:t>FIELD_anlass.sehen.tafel</w:t>
-      </w:r>
-      <w:proofErr w:type="spellEnd"/>
-      <w:r>
-        <w:rPr>
-          <w:rFonts w:ascii="Arial" w:hAnsi="Arial" w:cs="Arial"/>
-          <w:b/>
-        </w:rPr>
-        <w:t>:</w:t>
-      </w:r>
-      <w:r>
-        <w:rPr>
-          <w:rFonts w:ascii="Arial" w:hAnsi="Arial" w:cs="Arial"/>
-          <w:b/>
-        </w:rPr>
-        <w:t xml:space="preserve"> </w:t>
-      </w:r>
-      <w:r>
-        <w:rPr>
-          <w:rFonts w:ascii="Arial" w:hAnsi="Arial" w:cs="Arial"/>
-          <w:b/>
-        </w:rPr>
-        <w:fldChar w:fldCharType="begin"/>
-      </w:r>
-      <w:r>
-        <w:rPr>
-          <w:rFonts w:ascii="Arial" w:hAnsi="Arial" w:cs="Arial"/>
-          <w:b/>
-        </w:rPr>
-        <w:instrText xml:space="preserve"> DOCVARIABLE  FIELD_anlass.sehen.</w:instrText>
-      </w:r>
-      <w:r>
-        <w:rPr>
-          <w:rFonts w:ascii="Arial" w:hAnsi="Arial" w:cs="Arial"/>
-          <w:b/>
-        </w:rPr>
-        <w:instrText>tafel</w:instrText>
-      </w:r>
-      <w:r>
-        <w:rPr>
-          <w:rFonts w:ascii="Arial" w:hAnsi="Arial" w:cs="Arial"/>
-          <w:b/>
-        </w:rPr>
-        <w:instrText xml:space="preserve">  \* MERGEFORMAT </w:instrText>
-      </w:r>
-      <w:r>
-        <w:rPr>
-          <w:rFonts w:ascii="Arial" w:hAnsi="Arial" w:cs="Arial"/>
-          <w:b/>
-        </w:rPr>
-        <w:fldChar w:fldCharType="end"/>
-      </w:r>
-    </w:p>
-    <w:p>
-      <w:pPr>
-        <w:rPr>
-          <w:rFonts w:ascii="Arial" w:hAnsi="Arial" w:cs="Arial"/>
-          <w:b/>
-        </w:rPr>
-      </w:pPr>
-      <w:proofErr w:type="spellStart"/>
-      <w:r>
-        <w:rPr>
-          <w:rFonts w:ascii="Arial" w:hAnsi="Arial" w:cs="Arial"/>
-          <w:b/>
-        </w:rPr>
-        <w:lastRenderedPageBreak/>
-        <w:t>FIELD_anlass.sehen.fernvisus</w:t>
-      </w:r>
-      <w:proofErr w:type="spellEnd"/>
-      <w:r>
-        <w:rPr>
-          <w:rFonts w:ascii="Arial" w:hAnsi="Arial" w:cs="Arial"/>
-          <w:b/>
-        </w:rPr>
-        <w:t>:</w:t>
-      </w:r>
-      <w:r>
-        <w:rPr>
-          <w:rFonts w:ascii="Arial" w:hAnsi="Arial" w:cs="Arial"/>
-          <w:b/>
-        </w:rPr>
-        <w:t xml:space="preserve"> </w:t>
-      </w:r>
-      <w:r>
-        <w:rPr>
-          <w:rFonts w:ascii="Arial" w:hAnsi="Arial" w:cs="Arial"/>
-          <w:b/>
-        </w:rPr>
-        <w:fldChar w:fldCharType="begin"/>
-      </w:r>
-      <w:r>
-        <w:rPr>
-          <w:rFonts w:ascii="Arial" w:hAnsi="Arial" w:cs="Arial"/>
-          <w:b/>
-        </w:rPr>
-        <w:instrText xml:space="preserve"> DOCVARIABLE  FIELD_anlass.sehen.fernvisus  \* MERGEFORMAT </w:instrText>
-      </w:r>
-      <w:r>
-        <w:rPr>
-          <w:rFonts w:ascii="Arial" w:hAnsi="Arial" w:cs="Arial"/>
-          <w:b/>
-        </w:rPr>
-        <w:fldChar w:fldCharType="end"/>
-      </w:r>
-    </w:p>
-    <w:p>
-      <w:pPr>
-        <w:rPr>
-          <w:rFonts w:ascii="Arial" w:hAnsi="Arial" w:cs="Arial"/>
-          <w:b/>
-        </w:rPr>
-      </w:pPr>
-      <w:proofErr w:type="spellStart"/>
-      <w:r>
-        <w:rPr>
-          <w:rFonts w:ascii="Arial" w:hAnsi="Arial" w:cs="Arial"/>
-          <w:b/>
-        </w:rPr>
-        <w:t>FIELD_anlass.sehen.fernvisusSehschaerfeRechts</w:t>
-      </w:r>
-      <w:proofErr w:type="spellEnd"/>
-      <w:r>
-        <w:rPr>
-          <w:rFonts w:ascii="Arial" w:hAnsi="Arial" w:cs="Arial"/>
-          <w:b/>
-        </w:rPr>
-        <w:t>:</w:t>
-      </w:r>
-      <w:r>
-        <w:rPr>
-          <w:rFonts w:ascii="Arial" w:hAnsi="Arial" w:cs="Arial"/>
-          <w:b/>
-        </w:rPr>
-        <w:t xml:space="preserve"> </w:t>
-      </w:r>
-      <w:r>
-        <w:rPr>
-          <w:rFonts w:ascii="Arial" w:hAnsi="Arial" w:cs="Arial"/>
-          <w:b/>
-        </w:rPr>
-        <w:fldChar w:fldCharType="begin"/>
-      </w:r>
-      <w:r>
-        <w:rPr>
-          <w:rFonts w:ascii="Arial" w:hAnsi="Arial" w:cs="Arial"/>
-          <w:b/>
-        </w:rPr>
-        <w:instrText xml:space="preserve"> DOCVARIABLE  FIELD_anlass.sehen.fernvisusSehschaerfeRechts  \* MERGEFORMAT </w:instrText>
-      </w:r>
-      <w:r>
-        <w:rPr>
-          <w:rFonts w:ascii="Arial" w:hAnsi="Arial" w:cs="Arial"/>
-          <w:b/>
-        </w:rPr>
-        <w:fldChar w:fldCharType="end"/>
-      </w:r>
-    </w:p>
-    <w:p>
-      <w:pPr>
-        <w:rPr>
-          <w:rFonts w:ascii="Arial" w:hAnsi="Arial" w:cs="Arial"/>
-          <w:b/>
-        </w:rPr>
-      </w:pPr>
-      <w:proofErr w:type="spellStart"/>
-      <w:r>
-        <w:rPr>
-          <w:rFonts w:ascii="Arial" w:hAnsi="Arial" w:cs="Arial"/>
-          <w:b/>
-        </w:rPr>
-        <w:t>FIELD_anlass.sehen.fernvisusSehschaerfeLinks</w:t>
-      </w:r>
-      <w:proofErr w:type="spellEnd"/>
-      <w:r>
-        <w:rPr>
-          <w:rFonts w:ascii="Arial" w:hAnsi="Arial" w:cs="Arial"/>
-          <w:b/>
-        </w:rPr>
-        <w:t>:</w:t>
-      </w:r>
-      <w:r>
-        <w:rPr>
-          <w:rFonts w:ascii="Arial" w:hAnsi="Arial" w:cs="Arial"/>
-          <w:b/>
-        </w:rPr>
-        <w:t xml:space="preserve"> </w:t>
-      </w:r>
-      <w:r>
-        <w:rPr>
-          <w:rFonts w:ascii="Arial" w:hAnsi="Arial" w:cs="Arial"/>
-          <w:b/>
-        </w:rPr>
-        <w:fldChar w:fldCharType="begin"/>
-      </w:r>
-      <w:r>
-        <w:rPr>
-          <w:rFonts w:ascii="Arial" w:hAnsi="Arial" w:cs="Arial"/>
-          <w:b/>
-        </w:rPr>
-        <w:instrText xml:space="preserve"> DOCVARIABLE  FIELD_anlass.sehen.fernvisusSehschaerfeLinks  \* MERGEFORMAT </w:instrText>
-      </w:r>
-      <w:r>
-        <w:rPr>
-          <w:rFonts w:ascii="Arial" w:hAnsi="Arial" w:cs="Arial"/>
-          <w:b/>
-        </w:rPr>
-        <w:fldChar w:fldCharType="end"/>
-      </w:r>
-    </w:p>
-    <w:p>
-      <w:pPr>
-        <w:rPr>
-          <w:rFonts w:ascii="Arial" w:hAnsi="Arial" w:cs="Arial"/>
-          <w:b/>
-        </w:rPr>
-      </w:pPr>
-      <w:proofErr w:type="spellStart"/>
-      <w:r>
-        <w:rPr>
-          <w:rFonts w:ascii="Arial" w:hAnsi="Arial" w:cs="Arial"/>
-          <w:b/>
-        </w:rPr>
-        <w:t>FIELD_anlass.sehen.nahvisus</w:t>
-      </w:r>
-      <w:proofErr w:type="spellEnd"/>
-      <w:r>
-        <w:rPr>
-          <w:rFonts w:ascii="Arial" w:hAnsi="Arial" w:cs="Arial"/>
-          <w:b/>
-        </w:rPr>
-        <w:t>:</w:t>
-      </w:r>
-      <w:r>
-        <w:rPr>
-          <w:rFonts w:ascii="Arial" w:hAnsi="Arial" w:cs="Arial"/>
-          <w:b/>
-        </w:rPr>
-        <w:t xml:space="preserve"> </w:t>
-      </w:r>
-      <w:r>
-        <w:rPr>
-          <w:rFonts w:ascii="Arial" w:hAnsi="Arial" w:cs="Arial"/>
-          <w:b/>
-        </w:rPr>
-        <w:fldChar w:fldCharType="begin"/>
-      </w:r>
-      <w:r>
-        <w:rPr>
-          <w:rFonts w:ascii="Arial" w:hAnsi="Arial" w:cs="Arial"/>
-          <w:b/>
-        </w:rPr>
-        <w:instrText xml:space="preserve"> DOCVARIABLE  FIELD_anlass.sehen.nahvisus  \* MERGEFORMAT </w:instrText>
-      </w:r>
-      <w:r>
-        <w:rPr>
-          <w:rFonts w:ascii="Arial" w:hAnsi="Arial" w:cs="Arial"/>
-          <w:b/>
-        </w:rPr>
-        <w:fldChar w:fldCharType="end"/>
-      </w:r>
-    </w:p>
-    <w:p>
-      <w:pPr>
-        <w:rPr>
-          <w:rFonts w:ascii="Arial" w:hAnsi="Arial" w:cs="Arial"/>
-          <w:b/>
-        </w:rPr>
-      </w:pPr>
-      <w:proofErr w:type="spellStart"/>
-      <w:r>
-        <w:rPr>
-          <w:rFonts w:ascii="Arial" w:hAnsi="Arial" w:cs="Arial"/>
-          <w:b/>
-        </w:rPr>
-        <w:t>FIELD_anlass.sehen.nahvisusSehschaerfeRechts</w:t>
-      </w:r>
-      <w:proofErr w:type="spellEnd"/>
-      <w:r>
-        <w:rPr>
-          <w:rFonts w:ascii="Arial" w:hAnsi="Arial" w:cs="Arial"/>
-          <w:b/>
-        </w:rPr>
-        <w:t>:</w:t>
-      </w:r>
-      <w:r>
-        <w:rPr>
-          <w:rFonts w:ascii="Arial" w:hAnsi="Arial" w:cs="Arial"/>
-          <w:b/>
-        </w:rPr>
-        <w:t xml:space="preserve"> </w:t>
-      </w:r>
-      <w:r>
-        <w:rPr>
-          <w:rFonts w:ascii="Arial" w:hAnsi="Arial" w:cs="Arial"/>
-          <w:b/>
-        </w:rPr>
-        <w:fldChar w:fldCharType="begin"/>
-      </w:r>
-      <w:r>
-        <w:rPr>
-          <w:rFonts w:ascii="Arial" w:hAnsi="Arial" w:cs="Arial"/>
-          <w:b/>
-        </w:rPr>
-        <w:instrText xml:space="preserve"> DOCVARIABLE  FIELD_anlass.sehen.nahvisusSehschaerfeRechts  \* MERGEFORMAT </w:instrText>
-      </w:r>
-      <w:r>
-        <w:rPr>
-          <w:rFonts w:ascii="Arial" w:hAnsi="Arial" w:cs="Arial"/>
-          <w:b/>
-        </w:rPr>
-        <w:fldChar w:fldCharType="end"/>
-      </w:r>
-    </w:p>
-    <w:p>
-      <w:pPr>
-        <w:rPr>
-          <w:rFonts w:ascii="Arial" w:hAnsi="Arial" w:cs="Arial"/>
-          <w:b/>
-        </w:rPr>
-      </w:pPr>
-      <w:proofErr w:type="spellStart"/>
-      <w:r>
-        <w:rPr>
-          <w:rFonts w:ascii="Arial" w:hAnsi="Arial" w:cs="Arial"/>
-          <w:b/>
-        </w:rPr>
-        <w:t>FIELD_anlass.sehen.nahvisusSehschaerfeLinks</w:t>
-      </w:r>
-      <w:proofErr w:type="spellEnd"/>
-      <w:r>
-        <w:rPr>
-          <w:rFonts w:ascii="Arial" w:hAnsi="Arial" w:cs="Arial"/>
-          <w:b/>
-        </w:rPr>
-        <w:t>:</w:t>
-      </w:r>
-      <w:r>
-        <w:rPr>
-          <w:rFonts w:ascii="Arial" w:hAnsi="Arial" w:cs="Arial"/>
-          <w:b/>
-        </w:rPr>
-        <w:t xml:space="preserve"> </w:t>
-      </w:r>
-      <w:r>
-        <w:rPr>
-          <w:rFonts w:ascii="Arial" w:hAnsi="Arial" w:cs="Arial"/>
-          <w:b/>
-        </w:rPr>
-        <w:fldChar w:fldCharType="begin"/>
-      </w:r>
-      <w:r>
-        <w:rPr>
-          <w:rFonts w:ascii="Arial" w:hAnsi="Arial" w:cs="Arial"/>
-          <w:b/>
-        </w:rPr>
-        <w:instrText xml:space="preserve"> DOCVARIABLE  FIELD_anlass.sehen.nahvisusSehschaerfeLinks  \* MERGEFORMAT </w:instrText>
-      </w:r>
-      <w:r>
-        <w:rPr>
-          <w:rFonts w:ascii="Arial" w:hAnsi="Arial" w:cs="Arial"/>
-          <w:b/>
-        </w:rPr>
-        <w:fldChar w:fldCharType="end"/>
-      </w:r>
-    </w:p>
-    <w:p>
-      <w:pPr>
-        <w:rPr>
-          <w:rFonts w:ascii="Arial" w:hAnsi="Arial" w:cs="Arial"/>
-          <w:b/>
-        </w:rPr>
-      </w:pPr>
-      <w:proofErr w:type="spellStart"/>
-      <w:r>
-        <w:rPr>
-          <w:rFonts w:ascii="Arial" w:hAnsi="Arial" w:cs="Arial"/>
-          <w:b/>
-        </w:rPr>
-        <w:t>FIELD_anlass.sehen.strabismus</w:t>
-      </w:r>
-      <w:proofErr w:type="spellEnd"/>
-      <w:r>
-        <w:rPr>
-          <w:rFonts w:ascii="Arial" w:hAnsi="Arial" w:cs="Arial"/>
-          <w:b/>
-        </w:rPr>
-        <w:t>:</w:t>
-      </w:r>
-      <w:r>
-        <w:rPr>
-          <w:rFonts w:ascii="Arial" w:hAnsi="Arial" w:cs="Arial"/>
-          <w:b/>
-        </w:rPr>
-        <w:t xml:space="preserve"> </w:t>
-      </w:r>
-      <w:r>
-        <w:rPr>
-          <w:rFonts w:ascii="Arial" w:hAnsi="Arial" w:cs="Arial"/>
-          <w:b/>
-        </w:rPr>
-        <w:fldChar w:fldCharType="begin"/>
-      </w:r>
-      <w:r>
-        <w:rPr>
-          <w:rFonts w:ascii="Arial" w:hAnsi="Arial" w:cs="Arial"/>
-          <w:b/>
-        </w:rPr>
-        <w:instrText xml:space="preserve"> DOCVARIABLE  FIELD_anlass.sehen.strabismus  \* MERGEFORMAT </w:instrText>
-      </w:r>
-      <w:r>
-        <w:rPr>
-          <w:rFonts w:ascii="Arial" w:hAnsi="Arial" w:cs="Arial"/>
-          <w:b/>
-        </w:rPr>
-        <w:fldChar w:fldCharType="end"/>
-      </w:r>
-    </w:p>
-    <w:p>
-      <w:pPr>
-        <w:rPr>
-          <w:rFonts w:ascii="Arial" w:hAnsi="Arial" w:cs="Arial"/>
-          <w:b/>
-        </w:rPr>
-      </w:pPr>
-      <w:proofErr w:type="spellStart"/>
-      <w:r>
-        <w:rPr>
-          <w:rFonts w:ascii="Arial" w:hAnsi="Arial" w:cs="Arial"/>
-          <w:b/>
-        </w:rPr>
-        <w:t>FIELD_anlass.sehen.strabismusAuspraegung</w:t>
-      </w:r>
-      <w:proofErr w:type="spellEnd"/>
-      <w:r>
-        <w:rPr>
-          <w:rFonts w:ascii="Arial" w:hAnsi="Arial" w:cs="Arial"/>
-          <w:b/>
-        </w:rPr>
-        <w:t>:</w:t>
-      </w:r>
-      <w:r>
-        <w:rPr>
-          <w:rFonts w:ascii="Arial" w:hAnsi="Arial" w:cs="Arial"/>
-          <w:b/>
-        </w:rPr>
-        <w:t xml:space="preserve"> </w:t>
-      </w:r>
-      <w:r>
-        <w:rPr>
-          <w:rFonts w:ascii="Arial" w:hAnsi="Arial" w:cs="Arial"/>
-          <w:b/>
-        </w:rPr>
-        <w:fldChar w:fldCharType="begin"/>
-      </w:r>
-      <w:r>
-        <w:rPr>
-          <w:rFonts w:ascii="Arial" w:hAnsi="Arial" w:cs="Arial"/>
-          <w:b/>
-        </w:rPr>
-        <w:instrText xml:space="preserve"> DOCVARIABLE  FIELD_anlass.sehen.strabismusAuspraegung  \* MERGEFORMAT </w:instrText>
-      </w:r>
-      <w:r>
-        <w:rPr>
-          <w:rFonts w:ascii="Arial" w:hAnsi="Arial" w:cs="Arial"/>
-          <w:b/>
-        </w:rPr>
-        <w:fldChar w:fldCharType="end"/>
-      </w:r>
-    </w:p>
-    <w:p>
-      <w:pPr>
-        <w:rPr>
-          <w:rFonts w:ascii="Arial" w:hAnsi="Arial" w:cs="Arial"/>
-          <w:b/>
-        </w:rPr>
-      </w:pPr>
-      <w:proofErr w:type="spellStart"/>
-      <w:r>
-        <w:rPr>
-          <w:rFonts w:ascii="Arial" w:hAnsi="Arial" w:cs="Arial"/>
-          <w:b/>
-        </w:rPr>
-        <w:t>FIELD_anlass.sehen.strabismusAuftreten</w:t>
-      </w:r>
-      <w:proofErr w:type="spellEnd"/>
-      <w:r>
-        <w:rPr>
-          <w:rFonts w:ascii="Arial" w:hAnsi="Arial" w:cs="Arial"/>
-          <w:b/>
-        </w:rPr>
-        <w:t>:</w:t>
-      </w:r>
-      <w:r>
-        <w:rPr>
-          <w:rFonts w:ascii="Arial" w:hAnsi="Arial" w:cs="Arial"/>
-          <w:b/>
-        </w:rPr>
-        <w:t xml:space="preserve"> </w:t>
-      </w:r>
-      <w:r>
-        <w:rPr>
-          <w:rFonts w:ascii="Arial" w:hAnsi="Arial" w:cs="Arial"/>
-          <w:b/>
-        </w:rPr>
-        <w:fldChar w:fldCharType="begin"/>
-      </w:r>
-      <w:r>
-        <w:rPr>
-          <w:rFonts w:ascii="Arial" w:hAnsi="Arial" w:cs="Arial"/>
-          <w:b/>
-        </w:rPr>
-        <w:instrText xml:space="preserve"> DOCVARIABLE  FIELD_anlass.sehen.strabismusAuftreten  \* MERGEFORMAT </w:instrText>
-      </w:r>
-      <w:r>
-        <w:rPr>
-          <w:rFonts w:ascii="Arial" w:hAnsi="Arial" w:cs="Arial"/>
-          <w:b/>
-        </w:rPr>
-        <w:fldChar w:fldCharType="end"/>
-      </w:r>
-    </w:p>
-    <w:p>
-      <w:pPr>
-        <w:rPr>
-          <w:rFonts w:ascii="Arial" w:hAnsi="Arial" w:cs="Arial"/>
-          <w:b/>
-        </w:rPr>
-      </w:pPr>
-      <w:proofErr w:type="spellStart"/>
-      <w:r>
-        <w:rPr>
-          <w:rFonts w:ascii="Arial" w:hAnsi="Arial" w:cs="Arial"/>
-          <w:b/>
-        </w:rPr>
-        <w:t>FIELD_anlass.sehen.inspektion</w:t>
-      </w:r>
-      <w:proofErr w:type="spellEnd"/>
-      <w:r>
-        <w:rPr>
-          <w:rFonts w:ascii="Arial" w:hAnsi="Arial" w:cs="Arial"/>
-          <w:b/>
-        </w:rPr>
-        <w:t>:</w:t>
-      </w:r>
-      <w:r>
-        <w:rPr>
-          <w:rFonts w:ascii="Arial" w:hAnsi="Arial" w:cs="Arial"/>
-          <w:b/>
-        </w:rPr>
-        <w:t xml:space="preserve"> </w:t>
-      </w:r>
-      <w:r>
-        <w:rPr>
-          <w:rFonts w:ascii="Arial" w:hAnsi="Arial" w:cs="Arial"/>
-          <w:b/>
-        </w:rPr>
-        <w:fldChar w:fldCharType="begin"/>
-      </w:r>
-      <w:r>
-        <w:rPr>
-          <w:rFonts w:ascii="Arial" w:hAnsi="Arial" w:cs="Arial"/>
-          <w:b/>
-        </w:rPr>
-        <w:instrText xml:space="preserve"> DOCVARIABLE  FIELD_anlass.sehen.inspektion  \* MERGEFORMAT </w:instrText>
-      </w:r>
-      <w:r>
-        <w:rPr>
-          <w:rFonts w:ascii="Arial" w:hAnsi="Arial" w:cs="Arial"/>
-          <w:b/>
-        </w:rPr>
-        <w:fldChar w:fldCharType="end"/>
-      </w:r>
-    </w:p>
-    <w:p>
-      <w:pPr>
-        <w:rPr>
-          <w:rFonts w:ascii="Arial" w:hAnsi="Arial" w:cs="Arial"/>
-          <w:b/>
-        </w:rPr>
-      </w:pPr>
-      <w:proofErr w:type="spellStart"/>
-      <w:r>
-        <w:rPr>
-          <w:rFonts w:ascii="Arial" w:hAnsi="Arial" w:cs="Arial"/>
-          <w:b/>
-        </w:rPr>
-        <w:t>FIELD_anlass.sehen.konvergenz</w:t>
-      </w:r>
-      <w:proofErr w:type="spellEnd"/>
-      <w:r>
-        <w:rPr>
-          <w:rFonts w:ascii="Arial" w:hAnsi="Arial" w:cs="Arial"/>
-          <w:b/>
-        </w:rPr>
-        <w:t>:</w:t>
-      </w:r>
-      <w:r>
-        <w:rPr>
-          <w:rFonts w:ascii="Arial" w:hAnsi="Arial" w:cs="Arial"/>
-          <w:b/>
-        </w:rPr>
-        <w:t xml:space="preserve"> </w:t>
-      </w:r>
-      <w:r>
-        <w:rPr>
-          <w:rFonts w:ascii="Arial" w:hAnsi="Arial" w:cs="Arial"/>
-          <w:b/>
-        </w:rPr>
-        <w:fldChar w:fldCharType="begin"/>
-      </w:r>
-      <w:r>
-        <w:rPr>
-          <w:rFonts w:ascii="Arial" w:hAnsi="Arial" w:cs="Arial"/>
-          <w:b/>
-        </w:rPr>
-        <w:instrText xml:space="preserve"> DOCVARIABLE  FIELD_anlass.sehen.konvergenz  \* MERGEFORMAT </w:instrText>
-      </w:r>
-      <w:r>
-        <w:rPr>
-          <w:rFonts w:ascii="Arial" w:hAnsi="Arial" w:cs="Arial"/>
-          <w:b/>
-        </w:rPr>
-        <w:fldChar w:fldCharType="end"/>
-      </w:r>
-    </w:p>
-    <w:p>
-      <w:pPr>
-        <w:rPr>
-          <w:rFonts w:ascii="Arial" w:hAnsi="Arial" w:cs="Arial"/>
-          <w:b/>
-        </w:rPr>
-      </w:pPr>
-      <w:proofErr w:type="spellStart"/>
-      <w:r>
-        <w:rPr>
-          <w:rFonts w:ascii="Arial" w:hAnsi="Arial" w:cs="Arial"/>
-          <w:b/>
-        </w:rPr>
-        <w:t>FIELD_anlass.sehen.</w:t>
-      </w:r>
-      <w:r>
-        <w:rPr>
-          <w:rFonts w:ascii="Arial" w:hAnsi="Arial" w:cs="Arial"/>
-          <w:b/>
-        </w:rPr>
-        <w:t>beurteilung</w:t>
-      </w:r>
-      <w:proofErr w:type="spellEnd"/>
-      <w:r>
-        <w:rPr>
-          <w:rFonts w:ascii="Arial" w:hAnsi="Arial" w:cs="Arial"/>
-          <w:b/>
-        </w:rPr>
-        <w:t>:</w:t>
-      </w:r>
-      <w:r>
-        <w:rPr>
-          <w:rFonts w:ascii="Arial" w:hAnsi="Arial" w:cs="Arial"/>
-          <w:b/>
-        </w:rPr>
-        <w:t xml:space="preserve"> </w:t>
-      </w:r>
-      <w:r>
-        <w:rPr>
-          <w:rFonts w:ascii="Arial" w:hAnsi="Arial" w:cs="Arial"/>
-          <w:b/>
-        </w:rPr>
-        <w:fldChar w:fldCharType="begin"/>
-      </w:r>
-      <w:r>
-        <w:rPr>
-          <w:rFonts w:ascii="Arial" w:hAnsi="Arial" w:cs="Arial"/>
-          <w:b/>
-        </w:rPr>
-        <w:instrText xml:space="preserve"> DOCVARIABLE  FIELD_anlass.sehen.beurteilung  \* MERGEFORMAT </w:instrText>
-      </w:r>
-      <w:r>
-        <w:rPr>
-          <w:rFonts w:ascii="Arial" w:hAnsi="Arial" w:cs="Arial"/>
-          <w:b/>
-        </w:rPr>
-        <w:fldChar w:fldCharType="end"/>
-      </w:r>
-    </w:p>
-    <w:p>
-      <w:pPr>
-        <w:rPr>
-          <w:rFonts w:ascii="Arial" w:hAnsi="Arial" w:cs="Arial"/>
-          <w:b/>
-        </w:rPr>
-      </w:pPr>
-      <w:proofErr w:type="spellStart"/>
-      <w:r>
-        <w:rPr>
-          <w:rFonts w:ascii="Arial" w:hAnsi="Arial" w:cs="Arial"/>
-          <w:b/>
-        </w:rPr>
-        <w:t>FIELD_anlass.sehen.</w:t>
-      </w:r>
-      <w:r>
-        <w:rPr>
-          <w:rFonts w:ascii="Arial" w:hAnsi="Arial" w:cs="Arial"/>
-          <w:b/>
-        </w:rPr>
-        <w:t>mot</w:t>
-      </w:r>
-      <w:r>
-        <w:rPr>
-          <w:rFonts w:ascii="Arial" w:hAnsi="Arial" w:cs="Arial"/>
-          <w:b/>
-        </w:rPr>
-        <w:t>i</w:t>
-      </w:r>
-      <w:r>
-        <w:rPr>
-          <w:rFonts w:ascii="Arial" w:hAnsi="Arial" w:cs="Arial"/>
-          <w:b/>
-        </w:rPr>
-        <w:t>litaet</w:t>
-      </w:r>
-      <w:proofErr w:type="spellEnd"/>
-      <w:r>
-        <w:rPr>
-          <w:rFonts w:ascii="Arial" w:hAnsi="Arial" w:cs="Arial"/>
-          <w:b/>
-        </w:rPr>
-        <w:t xml:space="preserve">: </w:t>
-      </w:r>
-      <w:r>
-        <w:rPr>
-          <w:rFonts w:ascii="Arial" w:hAnsi="Arial" w:cs="Arial"/>
-          <w:b/>
-        </w:rPr>
-        <w:fldChar w:fldCharType="begin"/>
-      </w:r>
-      <w:r>
-        <w:rPr>
-          <w:rFonts w:ascii="Arial" w:hAnsi="Arial" w:cs="Arial"/>
-          <w:b/>
-        </w:rPr>
-        <w:instrText xml:space="preserve"> DOCVARIABLE  FIELD_anlass.sehen.mot</w:instrText>
-      </w:r>
-      <w:r>
-        <w:rPr>
-          <w:rFonts w:ascii="Arial" w:hAnsi="Arial" w:cs="Arial"/>
-          <w:b/>
-        </w:rPr>
-        <w:instrText>i</w:instrText>
-      </w:r>
-      <w:r>
-        <w:rPr>
-          <w:rFonts w:ascii="Arial" w:hAnsi="Arial" w:cs="Arial"/>
-          <w:b/>
-        </w:rPr>
-        <w:instrText xml:space="preserve">litaet  \* MERGEFORMAT </w:instrText>
+        <w:instrText xml:space="preserve"> DOCVARIABLE  FIELD_anlass.impfung.impfungList  \* MERGEFORMAT </w:instrText>
       </w:r>
       <w:r>
         <w:rPr>
@@ -6527,14 +5702,7 @@
           <w:rFonts w:ascii="Arial" w:hAnsi="Arial" w:cs="Arial"/>
           <w:b/>
         </w:rPr>
-        <w:t>HOEREN</w:t>
-      </w:r>
-      <w:r>
-        <w:rPr>
-          <w:rFonts w:ascii="Arial" w:hAnsi="Arial" w:cs="Arial"/>
-          <w:b/>
-        </w:rPr>
-        <w:t xml:space="preserve"> AUDIOGRAMM</w:t>
+        <w:t>SEHEN</w:t>
       </w:r>
     </w:p>
     <w:p>
@@ -6550,21 +5718,7 @@
           <w:rFonts w:ascii="Arial" w:hAnsi="Arial" w:cs="Arial"/>
           <w:b/>
         </w:rPr>
-        <w:t>FIELD_anlass.hoeren.</w:t>
-      </w:r>
-      <w:r>
-        <w:rPr>
-          <w:rFonts w:ascii="Arial" w:hAnsi="Arial" w:cs="Arial"/>
-          <w:b/>
-        </w:rPr>
-        <w:t>audiogramm.</w:t>
-      </w:r>
-      <w:r>
-        <w:rPr>
-          <w:rFonts w:ascii="Arial" w:hAnsi="Arial" w:cs="Arial"/>
-          <w:b/>
-        </w:rPr>
-        <w:t>beurteilungErkaeltung</w:t>
+        <w:t>FIELD_anlass.sehen.elternBrilleLinsen</w:t>
       </w:r>
       <w:proofErr w:type="spellEnd"/>
       <w:r>
@@ -6572,7 +5726,14 @@
           <w:rFonts w:ascii="Arial" w:hAnsi="Arial" w:cs="Arial"/>
           <w:b/>
         </w:rPr>
-        <w:t xml:space="preserve">: </w:t>
+        <w:t>:</w:t>
+      </w:r>
+      <w:r>
+        <w:rPr>
+          <w:rFonts w:ascii="Arial" w:hAnsi="Arial" w:cs="Arial"/>
+          <w:b/>
+        </w:rPr>
+        <w:t xml:space="preserve"> </w:t>
       </w:r>
       <w:r>
         <w:rPr>
@@ -6586,21 +5747,7 @@
           <w:rFonts w:ascii="Arial" w:hAnsi="Arial" w:cs="Arial"/>
           <w:b/>
         </w:rPr>
-        <w:instrText xml:space="preserve"> DOCVARIABLE  FIELD_anlass.hoeren.</w:instrText>
-      </w:r>
-      <w:r>
-        <w:rPr>
-          <w:rFonts w:ascii="Arial" w:hAnsi="Arial" w:cs="Arial"/>
-          <w:b/>
-        </w:rPr>
-        <w:instrText>audiogramm.</w:instrText>
-      </w:r>
-      <w:r>
-        <w:rPr>
-          <w:rFonts w:ascii="Arial" w:hAnsi="Arial" w:cs="Arial"/>
-          <w:b/>
-        </w:rPr>
-        <w:instrText xml:space="preserve">beurteilungErkaeltung  \* MERGEFORMAT </w:instrText>
+        <w:instrText xml:space="preserve"> DOCVARIABLE  FIELD_anlass.sehen.elternBrilleLinsen  \* MERGEFORMAT </w:instrText>
       </w:r>
       <w:r>
         <w:rPr>
@@ -6623,21 +5770,7 @@
           <w:rFonts w:ascii="Arial" w:hAnsi="Arial" w:cs="Arial"/>
           <w:b/>
         </w:rPr>
-        <w:t>FIELD_anlass.hoeren.</w:t>
-      </w:r>
-      <w:r>
-        <w:rPr>
-          <w:rFonts w:ascii="Arial" w:hAnsi="Arial" w:cs="Arial"/>
-          <w:b/>
-        </w:rPr>
-        <w:t>audiogramm.</w:t>
-      </w:r>
-      <w:r>
-        <w:rPr>
-          <w:rFonts w:ascii="Arial" w:hAnsi="Arial" w:cs="Arial"/>
-          <w:b/>
-        </w:rPr>
-        <w:t>beurteilungHoerhilfe</w:t>
+        <w:t>FIELD_anlass.sehen.arztBrilleLinsen</w:t>
       </w:r>
       <w:proofErr w:type="spellEnd"/>
       <w:r>
@@ -6645,7 +5778,14 @@
           <w:rFonts w:ascii="Arial" w:hAnsi="Arial" w:cs="Arial"/>
           <w:b/>
         </w:rPr>
-        <w:t xml:space="preserve">: </w:t>
+        <w:t>:</w:t>
+      </w:r>
+      <w:r>
+        <w:rPr>
+          <w:rFonts w:ascii="Arial" w:hAnsi="Arial" w:cs="Arial"/>
+          <w:b/>
+        </w:rPr>
+        <w:t xml:space="preserve"> </w:t>
       </w:r>
       <w:r>
         <w:rPr>
@@ -6659,21 +5799,7 @@
           <w:rFonts w:ascii="Arial" w:hAnsi="Arial" w:cs="Arial"/>
           <w:b/>
         </w:rPr>
-        <w:instrText xml:space="preserve"> DOCVARIABLE  FIELD_anlass.hoeren.</w:instrText>
-      </w:r>
-      <w:r>
-        <w:rPr>
-          <w:rFonts w:ascii="Arial" w:hAnsi="Arial" w:cs="Arial"/>
-          <w:b/>
-        </w:rPr>
-        <w:instrText>audiogramm.</w:instrText>
-      </w:r>
-      <w:r>
-        <w:rPr>
-          <w:rFonts w:ascii="Arial" w:hAnsi="Arial" w:cs="Arial"/>
-          <w:b/>
-        </w:rPr>
-        <w:instrText xml:space="preserve">beurteilungHoerhilfe  \* MERGEFORMAT </w:instrText>
+        <w:instrText xml:space="preserve"> DOCVARIABLE  FIELD_anlass.sehen.arztBrilleLinsen  \* MERGEFORMAT </w:instrText>
       </w:r>
       <w:r>
         <w:rPr>
@@ -6696,7 +5822,7 @@
           <w:rFonts w:ascii="Arial" w:hAnsi="Arial" w:cs="Arial"/>
           <w:b/>
         </w:rPr>
-        <w:t>FIELD_anlass.hoeren.audiogramm.zusammenfassungOhren</w:t>
+        <w:t>FIELD_anlass.sehen.elternStereotest</w:t>
       </w:r>
       <w:proofErr w:type="spellEnd"/>
       <w:r>
@@ -6704,7 +5830,14 @@
           <w:rFonts w:ascii="Arial" w:hAnsi="Arial" w:cs="Arial"/>
           <w:b/>
         </w:rPr>
-        <w:t xml:space="preserve">: </w:t>
+        <w:t>:</w:t>
+      </w:r>
+      <w:r>
+        <w:rPr>
+          <w:rFonts w:ascii="Arial" w:hAnsi="Arial" w:cs="Arial"/>
+          <w:b/>
+        </w:rPr>
+        <w:t xml:space="preserve"> </w:t>
       </w:r>
       <w:r>
         <w:rPr>
@@ -6718,7 +5851,7 @@
           <w:rFonts w:ascii="Arial" w:hAnsi="Arial" w:cs="Arial"/>
           <w:b/>
         </w:rPr>
-        <w:instrText xml:space="preserve"> DOCVARIABLE  FIELD_anlass.hoeren.audiogramm.zusammenfassungOhren  \* MERGEFORMAT </w:instrText>
+        <w:instrText xml:space="preserve"> DOCVARIABLE  FIELD_anlass.sehen.elternStereotest  \* MERGEFORMAT </w:instrText>
       </w:r>
       <w:r>
         <w:rPr>
@@ -6741,6 +5874,1392 @@
           <w:rFonts w:ascii="Arial" w:hAnsi="Arial" w:cs="Arial"/>
           <w:b/>
         </w:rPr>
+        <w:t>FIELD_anlass.sehen.arztStereotest</w:t>
+      </w:r>
+      <w:proofErr w:type="spellEnd"/>
+      <w:r>
+        <w:rPr>
+          <w:rFonts w:ascii="Arial" w:hAnsi="Arial" w:cs="Arial"/>
+          <w:b/>
+        </w:rPr>
+        <w:t>:</w:t>
+      </w:r>
+      <w:r>
+        <w:rPr>
+          <w:rFonts w:ascii="Arial" w:hAnsi="Arial" w:cs="Arial"/>
+          <w:b/>
+        </w:rPr>
+        <w:t xml:space="preserve"> </w:t>
+      </w:r>
+      <w:r>
+        <w:rPr>
+          <w:rFonts w:ascii="Arial" w:hAnsi="Arial" w:cs="Arial"/>
+          <w:b/>
+        </w:rPr>
+        <w:fldChar w:fldCharType="begin"/>
+      </w:r>
+      <w:r>
+        <w:rPr>
+          <w:rFonts w:ascii="Arial" w:hAnsi="Arial" w:cs="Arial"/>
+          <w:b/>
+        </w:rPr>
+        <w:instrText xml:space="preserve"> DOCVARIABLE  FIELD_anlass.sehen.arztStereotest  \* MERGEFORMAT </w:instrText>
+      </w:r>
+      <w:r>
+        <w:rPr>
+          <w:rFonts w:ascii="Arial" w:hAnsi="Arial" w:cs="Arial"/>
+          <w:b/>
+        </w:rPr>
+        <w:fldChar w:fldCharType="end"/>
+      </w:r>
+    </w:p>
+    <w:p>
+      <w:pPr>
+        <w:rPr>
+          <w:rFonts w:ascii="Arial" w:hAnsi="Arial" w:cs="Arial"/>
+          <w:b/>
+        </w:rPr>
+      </w:pPr>
+      <w:proofErr w:type="spellStart"/>
+      <w:r>
+        <w:rPr>
+          <w:rFonts w:ascii="Arial" w:hAnsi="Arial" w:cs="Arial"/>
+          <w:b/>
+        </w:rPr>
+        <w:t>FIELD_anlass.sehen.farbsehen</w:t>
+      </w:r>
+      <w:proofErr w:type="spellEnd"/>
+      <w:r>
+        <w:rPr>
+          <w:rFonts w:ascii="Arial" w:hAnsi="Arial" w:cs="Arial"/>
+          <w:b/>
+        </w:rPr>
+        <w:t>:</w:t>
+      </w:r>
+      <w:r>
+        <w:rPr>
+          <w:rFonts w:ascii="Arial" w:hAnsi="Arial" w:cs="Arial"/>
+          <w:b/>
+        </w:rPr>
+        <w:t xml:space="preserve"> </w:t>
+      </w:r>
+      <w:r>
+        <w:rPr>
+          <w:rFonts w:ascii="Arial" w:hAnsi="Arial" w:cs="Arial"/>
+          <w:b/>
+        </w:rPr>
+        <w:fldChar w:fldCharType="begin"/>
+      </w:r>
+      <w:r>
+        <w:rPr>
+          <w:rFonts w:ascii="Arial" w:hAnsi="Arial" w:cs="Arial"/>
+          <w:b/>
+        </w:rPr>
+        <w:instrText xml:space="preserve"> DOCVARIABLE  FIELD_anlass.sehen.farbsehen  \* MERGEFORMAT </w:instrText>
+      </w:r>
+      <w:r>
+        <w:rPr>
+          <w:rFonts w:ascii="Arial" w:hAnsi="Arial" w:cs="Arial"/>
+          <w:b/>
+        </w:rPr>
+        <w:fldChar w:fldCharType="end"/>
+      </w:r>
+    </w:p>
+    <w:p>
+      <w:pPr>
+        <w:rPr>
+          <w:rFonts w:ascii="Arial" w:hAnsi="Arial" w:cs="Arial"/>
+          <w:b/>
+        </w:rPr>
+      </w:pPr>
+      <w:proofErr w:type="spellStart"/>
+      <w:r>
+        <w:rPr>
+          <w:rFonts w:ascii="Arial" w:hAnsi="Arial" w:cs="Arial"/>
+          <w:b/>
+        </w:rPr>
+        <w:t>FIELD_anlass.sehen.tafel</w:t>
+      </w:r>
+      <w:proofErr w:type="spellEnd"/>
+      <w:r>
+        <w:rPr>
+          <w:rFonts w:ascii="Arial" w:hAnsi="Arial" w:cs="Arial"/>
+          <w:b/>
+        </w:rPr>
+        <w:t>:</w:t>
+      </w:r>
+      <w:r>
+        <w:rPr>
+          <w:rFonts w:ascii="Arial" w:hAnsi="Arial" w:cs="Arial"/>
+          <w:b/>
+        </w:rPr>
+        <w:t xml:space="preserve"> </w:t>
+      </w:r>
+      <w:r>
+        <w:rPr>
+          <w:rFonts w:ascii="Arial" w:hAnsi="Arial" w:cs="Arial"/>
+          <w:b/>
+        </w:rPr>
+        <w:fldChar w:fldCharType="begin"/>
+      </w:r>
+      <w:r>
+        <w:rPr>
+          <w:rFonts w:ascii="Arial" w:hAnsi="Arial" w:cs="Arial"/>
+          <w:b/>
+        </w:rPr>
+        <w:instrText xml:space="preserve"> DOCVARIABLE  FIELD_anlass.sehen.</w:instrText>
+      </w:r>
+      <w:r>
+        <w:rPr>
+          <w:rFonts w:ascii="Arial" w:hAnsi="Arial" w:cs="Arial"/>
+          <w:b/>
+        </w:rPr>
+        <w:instrText>tafel</w:instrText>
+      </w:r>
+      <w:r>
+        <w:rPr>
+          <w:rFonts w:ascii="Arial" w:hAnsi="Arial" w:cs="Arial"/>
+          <w:b/>
+        </w:rPr>
+        <w:instrText xml:space="preserve">  \* MERGEFORMAT </w:instrText>
+      </w:r>
+      <w:r>
+        <w:rPr>
+          <w:rFonts w:ascii="Arial" w:hAnsi="Arial" w:cs="Arial"/>
+          <w:b/>
+        </w:rPr>
+        <w:fldChar w:fldCharType="end"/>
+      </w:r>
+    </w:p>
+    <w:p>
+      <w:pPr>
+        <w:rPr>
+          <w:rFonts w:ascii="Arial" w:hAnsi="Arial" w:cs="Arial"/>
+          <w:b/>
+        </w:rPr>
+      </w:pPr>
+      <w:proofErr w:type="spellStart"/>
+      <w:r>
+        <w:rPr>
+          <w:rFonts w:ascii="Arial" w:hAnsi="Arial" w:cs="Arial"/>
+          <w:b/>
+        </w:rPr>
+        <w:t>FIELD_anlass.sehen.fernvisus</w:t>
+      </w:r>
+      <w:proofErr w:type="spellEnd"/>
+      <w:r>
+        <w:rPr>
+          <w:rFonts w:ascii="Arial" w:hAnsi="Arial" w:cs="Arial"/>
+          <w:b/>
+        </w:rPr>
+        <w:t>:</w:t>
+      </w:r>
+      <w:r>
+        <w:rPr>
+          <w:rFonts w:ascii="Arial" w:hAnsi="Arial" w:cs="Arial"/>
+          <w:b/>
+        </w:rPr>
+        <w:t xml:space="preserve"> </w:t>
+      </w:r>
+      <w:r>
+        <w:rPr>
+          <w:rFonts w:ascii="Arial" w:hAnsi="Arial" w:cs="Arial"/>
+          <w:b/>
+        </w:rPr>
+        <w:fldChar w:fldCharType="begin"/>
+      </w:r>
+      <w:r>
+        <w:rPr>
+          <w:rFonts w:ascii="Arial" w:hAnsi="Arial" w:cs="Arial"/>
+          <w:b/>
+        </w:rPr>
+        <w:instrText xml:space="preserve"> DOCVARIABLE  FIELD_anlass.sehen.fernvisus  \* MERGEFORMAT </w:instrText>
+      </w:r>
+      <w:r>
+        <w:rPr>
+          <w:rFonts w:ascii="Arial" w:hAnsi="Arial" w:cs="Arial"/>
+          <w:b/>
+        </w:rPr>
+        <w:fldChar w:fldCharType="end"/>
+      </w:r>
+    </w:p>
+    <w:p>
+      <w:pPr>
+        <w:rPr>
+          <w:rFonts w:ascii="Arial" w:hAnsi="Arial" w:cs="Arial"/>
+          <w:b/>
+        </w:rPr>
+      </w:pPr>
+      <w:proofErr w:type="spellStart"/>
+      <w:r>
+        <w:rPr>
+          <w:rFonts w:ascii="Arial" w:hAnsi="Arial" w:cs="Arial"/>
+          <w:b/>
+        </w:rPr>
+        <w:t>FIELD_anlass.sehen.fernvisusSehschaerfeRechts</w:t>
+      </w:r>
+      <w:proofErr w:type="spellEnd"/>
+      <w:r>
+        <w:rPr>
+          <w:rFonts w:ascii="Arial" w:hAnsi="Arial" w:cs="Arial"/>
+          <w:b/>
+        </w:rPr>
+        <w:t>:</w:t>
+      </w:r>
+      <w:r>
+        <w:rPr>
+          <w:rFonts w:ascii="Arial" w:hAnsi="Arial" w:cs="Arial"/>
+          <w:b/>
+        </w:rPr>
+        <w:t xml:space="preserve"> </w:t>
+      </w:r>
+      <w:r>
+        <w:rPr>
+          <w:rFonts w:ascii="Arial" w:hAnsi="Arial" w:cs="Arial"/>
+          <w:b/>
+        </w:rPr>
+        <w:fldChar w:fldCharType="begin"/>
+      </w:r>
+      <w:r>
+        <w:rPr>
+          <w:rFonts w:ascii="Arial" w:hAnsi="Arial" w:cs="Arial"/>
+          <w:b/>
+        </w:rPr>
+        <w:instrText xml:space="preserve"> DOCVARIABLE  FIELD_anlass.sehen.fernvisusSehschaerfeRechts  \* MERGEFORMAT </w:instrText>
+      </w:r>
+      <w:r>
+        <w:rPr>
+          <w:rFonts w:ascii="Arial" w:hAnsi="Arial" w:cs="Arial"/>
+          <w:b/>
+        </w:rPr>
+        <w:fldChar w:fldCharType="end"/>
+      </w:r>
+    </w:p>
+    <w:p>
+      <w:pPr>
+        <w:rPr>
+          <w:rFonts w:ascii="Arial" w:hAnsi="Arial" w:cs="Arial"/>
+          <w:b/>
+        </w:rPr>
+      </w:pPr>
+      <w:proofErr w:type="spellStart"/>
+      <w:r>
+        <w:rPr>
+          <w:rFonts w:ascii="Arial" w:hAnsi="Arial" w:cs="Arial"/>
+          <w:b/>
+        </w:rPr>
+        <w:t>FIELD_anlass.sehen.fernvisusSehschaerfeLinks</w:t>
+      </w:r>
+      <w:proofErr w:type="spellEnd"/>
+      <w:r>
+        <w:rPr>
+          <w:rFonts w:ascii="Arial" w:hAnsi="Arial" w:cs="Arial"/>
+          <w:b/>
+        </w:rPr>
+        <w:t>:</w:t>
+      </w:r>
+      <w:r>
+        <w:rPr>
+          <w:rFonts w:ascii="Arial" w:hAnsi="Arial" w:cs="Arial"/>
+          <w:b/>
+        </w:rPr>
+        <w:t xml:space="preserve"> </w:t>
+      </w:r>
+      <w:r>
+        <w:rPr>
+          <w:rFonts w:ascii="Arial" w:hAnsi="Arial" w:cs="Arial"/>
+          <w:b/>
+        </w:rPr>
+        <w:fldChar w:fldCharType="begin"/>
+      </w:r>
+      <w:r>
+        <w:rPr>
+          <w:rFonts w:ascii="Arial" w:hAnsi="Arial" w:cs="Arial"/>
+          <w:b/>
+        </w:rPr>
+        <w:instrText xml:space="preserve"> DOCVARIABLE  FIELD_anlass.sehen.fernvisusSehschaerfeLinks  \* MERGEFORMAT </w:instrText>
+      </w:r>
+      <w:r>
+        <w:rPr>
+          <w:rFonts w:ascii="Arial" w:hAnsi="Arial" w:cs="Arial"/>
+          <w:b/>
+        </w:rPr>
+        <w:fldChar w:fldCharType="end"/>
+      </w:r>
+    </w:p>
+    <w:p>
+      <w:pPr>
+        <w:rPr>
+          <w:rFonts w:ascii="Arial" w:hAnsi="Arial" w:cs="Arial"/>
+          <w:b/>
+        </w:rPr>
+      </w:pPr>
+      <w:proofErr w:type="spellStart"/>
+      <w:r>
+        <w:rPr>
+          <w:rFonts w:ascii="Arial" w:hAnsi="Arial" w:cs="Arial"/>
+          <w:b/>
+        </w:rPr>
+        <w:t>FIELD_anlass.sehen.</w:t>
+      </w:r>
+      <w:r>
+        <w:rPr>
+          <w:rFonts w:ascii="Arial" w:hAnsi="Arial" w:cs="Arial"/>
+          <w:b/>
+        </w:rPr>
+        <w:t>fernvisusAugeLinks</w:t>
+      </w:r>
+      <w:proofErr w:type="spellEnd"/>
+      <w:r>
+        <w:rPr>
+          <w:rFonts w:ascii="Arial" w:hAnsi="Arial" w:cs="Arial"/>
+          <w:b/>
+        </w:rPr>
+        <w:t xml:space="preserve">: </w:t>
+      </w:r>
+      <w:r>
+        <w:rPr>
+          <w:rFonts w:ascii="Arial" w:hAnsi="Arial" w:cs="Arial"/>
+          <w:b/>
+        </w:rPr>
+        <w:fldChar w:fldCharType="begin"/>
+      </w:r>
+      <w:r>
+        <w:rPr>
+          <w:rFonts w:ascii="Arial" w:hAnsi="Arial" w:cs="Arial"/>
+          <w:b/>
+        </w:rPr>
+        <w:instrText xml:space="preserve"> DOCVARIABLE  FIELD_anlass.sehen.fernvisusAugeLinks  \* MERGEFORMAT </w:instrText>
+      </w:r>
+      <w:r>
+        <w:rPr>
+          <w:rFonts w:ascii="Arial" w:hAnsi="Arial" w:cs="Arial"/>
+          <w:b/>
+        </w:rPr>
+        <w:fldChar w:fldCharType="end"/>
+      </w:r>
+    </w:p>
+    <w:p>
+      <w:pPr>
+        <w:rPr>
+          <w:rFonts w:ascii="Arial" w:hAnsi="Arial" w:cs="Arial"/>
+          <w:b/>
+        </w:rPr>
+      </w:pPr>
+      <w:proofErr w:type="spellStart"/>
+      <w:r>
+        <w:rPr>
+          <w:rFonts w:ascii="Arial" w:hAnsi="Arial" w:cs="Arial"/>
+          <w:b/>
+        </w:rPr>
+        <w:lastRenderedPageBreak/>
+        <w:t>FIELD_anlass.sehen.</w:t>
+      </w:r>
+      <w:r>
+        <w:rPr>
+          <w:rFonts w:ascii="Arial" w:hAnsi="Arial" w:cs="Arial"/>
+          <w:b/>
+        </w:rPr>
+        <w:t>fernvisusAugeRechts</w:t>
+      </w:r>
+      <w:proofErr w:type="spellEnd"/>
+      <w:r>
+        <w:rPr>
+          <w:rFonts w:ascii="Arial" w:hAnsi="Arial" w:cs="Arial"/>
+          <w:b/>
+        </w:rPr>
+        <w:t>:</w:t>
+      </w:r>
+      <w:r>
+        <w:rPr>
+          <w:rFonts w:ascii="Arial" w:hAnsi="Arial" w:cs="Arial"/>
+          <w:b/>
+        </w:rPr>
+        <w:t xml:space="preserve"> </w:t>
+      </w:r>
+      <w:r>
+        <w:rPr>
+          <w:rFonts w:ascii="Arial" w:hAnsi="Arial" w:cs="Arial"/>
+          <w:b/>
+        </w:rPr>
+        <w:fldChar w:fldCharType="begin"/>
+      </w:r>
+      <w:r>
+        <w:rPr>
+          <w:rFonts w:ascii="Arial" w:hAnsi="Arial" w:cs="Arial"/>
+          <w:b/>
+        </w:rPr>
+        <w:instrText xml:space="preserve"> DOCVARIABLE  FIELD_anlass.sehen.fernvisusAugeRechts  \* MERGEFORMAT </w:instrText>
+      </w:r>
+      <w:r>
+        <w:rPr>
+          <w:rFonts w:ascii="Arial" w:hAnsi="Arial" w:cs="Arial"/>
+          <w:b/>
+        </w:rPr>
+        <w:fldChar w:fldCharType="end"/>
+      </w:r>
+    </w:p>
+    <w:p>
+      <w:pPr>
+        <w:rPr>
+          <w:rFonts w:ascii="Arial" w:hAnsi="Arial" w:cs="Arial"/>
+          <w:b/>
+        </w:rPr>
+      </w:pPr>
+    </w:p>
+    <w:p>
+      <w:pPr>
+        <w:rPr>
+          <w:rFonts w:ascii="Arial" w:hAnsi="Arial" w:cs="Arial"/>
+          <w:b/>
+        </w:rPr>
+      </w:pPr>
+      <w:proofErr w:type="spellStart"/>
+      <w:r>
+        <w:rPr>
+          <w:rFonts w:ascii="Arial" w:hAnsi="Arial" w:cs="Arial"/>
+          <w:b/>
+        </w:rPr>
+        <w:t>FIELD_anlass.sehen.nahvisus</w:t>
+      </w:r>
+      <w:proofErr w:type="spellEnd"/>
+      <w:r>
+        <w:rPr>
+          <w:rFonts w:ascii="Arial" w:hAnsi="Arial" w:cs="Arial"/>
+          <w:b/>
+        </w:rPr>
+        <w:t>:</w:t>
+      </w:r>
+      <w:r>
+        <w:rPr>
+          <w:rFonts w:ascii="Arial" w:hAnsi="Arial" w:cs="Arial"/>
+          <w:b/>
+        </w:rPr>
+        <w:t xml:space="preserve"> </w:t>
+      </w:r>
+      <w:r>
+        <w:rPr>
+          <w:rFonts w:ascii="Arial" w:hAnsi="Arial" w:cs="Arial"/>
+          <w:b/>
+        </w:rPr>
+        <w:fldChar w:fldCharType="begin"/>
+      </w:r>
+      <w:r>
+        <w:rPr>
+          <w:rFonts w:ascii="Arial" w:hAnsi="Arial" w:cs="Arial"/>
+          <w:b/>
+        </w:rPr>
+        <w:instrText xml:space="preserve"> DOCVARIABLE  FIELD_anlass.sehen.nahvisus  \* MERGEFORMAT </w:instrText>
+      </w:r>
+      <w:r>
+        <w:rPr>
+          <w:rFonts w:ascii="Arial" w:hAnsi="Arial" w:cs="Arial"/>
+          <w:b/>
+        </w:rPr>
+        <w:fldChar w:fldCharType="end"/>
+      </w:r>
+    </w:p>
+    <w:p>
+      <w:pPr>
+        <w:rPr>
+          <w:rFonts w:ascii="Arial" w:hAnsi="Arial" w:cs="Arial"/>
+          <w:b/>
+        </w:rPr>
+      </w:pPr>
+      <w:proofErr w:type="spellStart"/>
+      <w:r>
+        <w:rPr>
+          <w:rFonts w:ascii="Arial" w:hAnsi="Arial" w:cs="Arial"/>
+          <w:b/>
+        </w:rPr>
+        <w:t>FIELD_anlass.sehen.nahvisusSehschaerfeRechts</w:t>
+      </w:r>
+      <w:proofErr w:type="spellEnd"/>
+      <w:r>
+        <w:rPr>
+          <w:rFonts w:ascii="Arial" w:hAnsi="Arial" w:cs="Arial"/>
+          <w:b/>
+        </w:rPr>
+        <w:t>:</w:t>
+      </w:r>
+      <w:r>
+        <w:rPr>
+          <w:rFonts w:ascii="Arial" w:hAnsi="Arial" w:cs="Arial"/>
+          <w:b/>
+        </w:rPr>
+        <w:t xml:space="preserve"> </w:t>
+      </w:r>
+      <w:r>
+        <w:rPr>
+          <w:rFonts w:ascii="Arial" w:hAnsi="Arial" w:cs="Arial"/>
+          <w:b/>
+        </w:rPr>
+        <w:fldChar w:fldCharType="begin"/>
+      </w:r>
+      <w:r>
+        <w:rPr>
+          <w:rFonts w:ascii="Arial" w:hAnsi="Arial" w:cs="Arial"/>
+          <w:b/>
+        </w:rPr>
+        <w:instrText xml:space="preserve"> DOCVARIABLE  FIELD_anlass.sehen.nahvisusSehschaerfeRechts  \* MERGEFORMAT </w:instrText>
+      </w:r>
+      <w:r>
+        <w:rPr>
+          <w:rFonts w:ascii="Arial" w:hAnsi="Arial" w:cs="Arial"/>
+          <w:b/>
+        </w:rPr>
+        <w:fldChar w:fldCharType="end"/>
+      </w:r>
+    </w:p>
+    <w:p>
+      <w:pPr>
+        <w:rPr>
+          <w:rFonts w:ascii="Arial" w:hAnsi="Arial" w:cs="Arial"/>
+          <w:b/>
+        </w:rPr>
+      </w:pPr>
+      <w:proofErr w:type="spellStart"/>
+      <w:r>
+        <w:rPr>
+          <w:rFonts w:ascii="Arial" w:hAnsi="Arial" w:cs="Arial"/>
+          <w:b/>
+        </w:rPr>
+        <w:t>FIELD_anlass.sehen.nahvisusSehschaerfeLinks</w:t>
+      </w:r>
+      <w:proofErr w:type="spellEnd"/>
+      <w:r>
+        <w:rPr>
+          <w:rFonts w:ascii="Arial" w:hAnsi="Arial" w:cs="Arial"/>
+          <w:b/>
+        </w:rPr>
+        <w:t>:</w:t>
+      </w:r>
+      <w:r>
+        <w:rPr>
+          <w:rFonts w:ascii="Arial" w:hAnsi="Arial" w:cs="Arial"/>
+          <w:b/>
+        </w:rPr>
+        <w:t xml:space="preserve"> </w:t>
+      </w:r>
+      <w:r>
+        <w:rPr>
+          <w:rFonts w:ascii="Arial" w:hAnsi="Arial" w:cs="Arial"/>
+          <w:b/>
+        </w:rPr>
+        <w:fldChar w:fldCharType="begin"/>
+      </w:r>
+      <w:r>
+        <w:rPr>
+          <w:rFonts w:ascii="Arial" w:hAnsi="Arial" w:cs="Arial"/>
+          <w:b/>
+        </w:rPr>
+        <w:instrText xml:space="preserve"> DOCVARIABLE  FIELD_anlass.sehen.nahvisusSehschaerfeLinks  \* MERGEFORMAT </w:instrText>
+      </w:r>
+      <w:r>
+        <w:rPr>
+          <w:rFonts w:ascii="Arial" w:hAnsi="Arial" w:cs="Arial"/>
+          <w:b/>
+        </w:rPr>
+        <w:fldChar w:fldCharType="end"/>
+      </w:r>
+    </w:p>
+    <w:p>
+      <w:pPr>
+        <w:rPr>
+          <w:rFonts w:ascii="Arial" w:hAnsi="Arial" w:cs="Arial"/>
+          <w:b/>
+        </w:rPr>
+      </w:pPr>
+      <w:proofErr w:type="spellStart"/>
+      <w:r>
+        <w:rPr>
+          <w:rFonts w:ascii="Arial" w:hAnsi="Arial" w:cs="Arial"/>
+          <w:b/>
+        </w:rPr>
+        <w:t>FIELD_anlass.sehen.strabismus</w:t>
+      </w:r>
+      <w:proofErr w:type="spellEnd"/>
+      <w:r>
+        <w:rPr>
+          <w:rFonts w:ascii="Arial" w:hAnsi="Arial" w:cs="Arial"/>
+          <w:b/>
+        </w:rPr>
+        <w:t>:</w:t>
+      </w:r>
+      <w:r>
+        <w:rPr>
+          <w:rFonts w:ascii="Arial" w:hAnsi="Arial" w:cs="Arial"/>
+          <w:b/>
+        </w:rPr>
+        <w:t xml:space="preserve"> </w:t>
+      </w:r>
+      <w:r>
+        <w:rPr>
+          <w:rFonts w:ascii="Arial" w:hAnsi="Arial" w:cs="Arial"/>
+          <w:b/>
+        </w:rPr>
+        <w:fldChar w:fldCharType="begin"/>
+      </w:r>
+      <w:r>
+        <w:rPr>
+          <w:rFonts w:ascii="Arial" w:hAnsi="Arial" w:cs="Arial"/>
+          <w:b/>
+        </w:rPr>
+        <w:instrText xml:space="preserve"> DOCVARIABLE  FIELD_anlass.sehen.strabismus  \* MERGEFORMAT </w:instrText>
+      </w:r>
+      <w:r>
+        <w:rPr>
+          <w:rFonts w:ascii="Arial" w:hAnsi="Arial" w:cs="Arial"/>
+          <w:b/>
+        </w:rPr>
+        <w:fldChar w:fldCharType="end"/>
+      </w:r>
+    </w:p>
+    <w:p>
+      <w:pPr>
+        <w:rPr>
+          <w:rFonts w:ascii="Arial" w:hAnsi="Arial" w:cs="Arial"/>
+          <w:b/>
+        </w:rPr>
+      </w:pPr>
+      <w:proofErr w:type="spellStart"/>
+      <w:r>
+        <w:rPr>
+          <w:rFonts w:ascii="Arial" w:hAnsi="Arial" w:cs="Arial"/>
+          <w:b/>
+        </w:rPr>
+        <w:t>FIELD_anlass.sehen.strabismusAuspraegung</w:t>
+      </w:r>
+      <w:proofErr w:type="spellEnd"/>
+      <w:r>
+        <w:rPr>
+          <w:rFonts w:ascii="Arial" w:hAnsi="Arial" w:cs="Arial"/>
+          <w:b/>
+        </w:rPr>
+        <w:t>:</w:t>
+      </w:r>
+      <w:r>
+        <w:rPr>
+          <w:rFonts w:ascii="Arial" w:hAnsi="Arial" w:cs="Arial"/>
+          <w:b/>
+        </w:rPr>
+        <w:t xml:space="preserve"> </w:t>
+      </w:r>
+      <w:r>
+        <w:rPr>
+          <w:rFonts w:ascii="Arial" w:hAnsi="Arial" w:cs="Arial"/>
+          <w:b/>
+        </w:rPr>
+        <w:fldChar w:fldCharType="begin"/>
+      </w:r>
+      <w:r>
+        <w:rPr>
+          <w:rFonts w:ascii="Arial" w:hAnsi="Arial" w:cs="Arial"/>
+          <w:b/>
+        </w:rPr>
+        <w:instrText xml:space="preserve"> DOCVARIABLE  FIELD_anlass.sehen.strabismusAuspraegung  \* MERGEFORMAT </w:instrText>
+      </w:r>
+      <w:r>
+        <w:rPr>
+          <w:rFonts w:ascii="Arial" w:hAnsi="Arial" w:cs="Arial"/>
+          <w:b/>
+        </w:rPr>
+        <w:fldChar w:fldCharType="end"/>
+      </w:r>
+    </w:p>
+    <w:p>
+      <w:pPr>
+        <w:rPr>
+          <w:rFonts w:ascii="Arial" w:hAnsi="Arial" w:cs="Arial"/>
+          <w:b/>
+        </w:rPr>
+      </w:pPr>
+      <w:proofErr w:type="spellStart"/>
+      <w:r>
+        <w:rPr>
+          <w:rFonts w:ascii="Arial" w:hAnsi="Arial" w:cs="Arial"/>
+          <w:b/>
+        </w:rPr>
+        <w:t>FIELD_anlass.sehen.strabismusAuftreten</w:t>
+      </w:r>
+      <w:proofErr w:type="spellEnd"/>
+      <w:r>
+        <w:rPr>
+          <w:rFonts w:ascii="Arial" w:hAnsi="Arial" w:cs="Arial"/>
+          <w:b/>
+        </w:rPr>
+        <w:t>:</w:t>
+      </w:r>
+      <w:r>
+        <w:rPr>
+          <w:rFonts w:ascii="Arial" w:hAnsi="Arial" w:cs="Arial"/>
+          <w:b/>
+        </w:rPr>
+        <w:t xml:space="preserve"> </w:t>
+      </w:r>
+      <w:r>
+        <w:rPr>
+          <w:rFonts w:ascii="Arial" w:hAnsi="Arial" w:cs="Arial"/>
+          <w:b/>
+        </w:rPr>
+        <w:fldChar w:fldCharType="begin"/>
+      </w:r>
+      <w:r>
+        <w:rPr>
+          <w:rFonts w:ascii="Arial" w:hAnsi="Arial" w:cs="Arial"/>
+          <w:b/>
+        </w:rPr>
+        <w:instrText xml:space="preserve"> DOCVARIABLE  FIELD_anlass.sehen.strabismusAuftreten  \* MERGEFORMAT </w:instrText>
+      </w:r>
+      <w:r>
+        <w:rPr>
+          <w:rFonts w:ascii="Arial" w:hAnsi="Arial" w:cs="Arial"/>
+          <w:b/>
+        </w:rPr>
+        <w:fldChar w:fldCharType="end"/>
+      </w:r>
+    </w:p>
+    <w:p>
+      <w:pPr>
+        <w:rPr>
+          <w:rFonts w:ascii="Arial" w:hAnsi="Arial" w:cs="Arial"/>
+          <w:b/>
+        </w:rPr>
+      </w:pPr>
+      <w:proofErr w:type="spellStart"/>
+      <w:r>
+        <w:rPr>
+          <w:rFonts w:ascii="Arial" w:hAnsi="Arial" w:cs="Arial"/>
+          <w:b/>
+        </w:rPr>
+        <w:t>FIELD_anlass.sehen.inspektion</w:t>
+      </w:r>
+      <w:proofErr w:type="spellEnd"/>
+      <w:r>
+        <w:rPr>
+          <w:rFonts w:ascii="Arial" w:hAnsi="Arial" w:cs="Arial"/>
+          <w:b/>
+        </w:rPr>
+        <w:t>:</w:t>
+      </w:r>
+      <w:r>
+        <w:rPr>
+          <w:rFonts w:ascii="Arial" w:hAnsi="Arial" w:cs="Arial"/>
+          <w:b/>
+        </w:rPr>
+        <w:t xml:space="preserve"> </w:t>
+      </w:r>
+      <w:r>
+        <w:rPr>
+          <w:rFonts w:ascii="Arial" w:hAnsi="Arial" w:cs="Arial"/>
+          <w:b/>
+        </w:rPr>
+        <w:fldChar w:fldCharType="begin"/>
+      </w:r>
+      <w:r>
+        <w:rPr>
+          <w:rFonts w:ascii="Arial" w:hAnsi="Arial" w:cs="Arial"/>
+          <w:b/>
+        </w:rPr>
+        <w:instrText xml:space="preserve"> DOCVARIABLE  FIELD_anlass.sehen.inspektion  \* MERGEFORMAT </w:instrText>
+      </w:r>
+      <w:r>
+        <w:rPr>
+          <w:rFonts w:ascii="Arial" w:hAnsi="Arial" w:cs="Arial"/>
+          <w:b/>
+        </w:rPr>
+        <w:fldChar w:fldCharType="end"/>
+      </w:r>
+    </w:p>
+    <w:p>
+      <w:pPr>
+        <w:rPr>
+          <w:rFonts w:ascii="Arial" w:hAnsi="Arial" w:cs="Arial"/>
+          <w:b/>
+        </w:rPr>
+      </w:pPr>
+      <w:proofErr w:type="spellStart"/>
+      <w:r>
+        <w:rPr>
+          <w:rFonts w:ascii="Arial" w:hAnsi="Arial" w:cs="Arial"/>
+          <w:b/>
+        </w:rPr>
+        <w:t>FIELD_anlass.sehen.konvergenz</w:t>
+      </w:r>
+      <w:proofErr w:type="spellEnd"/>
+      <w:r>
+        <w:rPr>
+          <w:rFonts w:ascii="Arial" w:hAnsi="Arial" w:cs="Arial"/>
+          <w:b/>
+        </w:rPr>
+        <w:t>:</w:t>
+      </w:r>
+      <w:r>
+        <w:rPr>
+          <w:rFonts w:ascii="Arial" w:hAnsi="Arial" w:cs="Arial"/>
+          <w:b/>
+        </w:rPr>
+        <w:t xml:space="preserve"> </w:t>
+      </w:r>
+      <w:r>
+        <w:rPr>
+          <w:rFonts w:ascii="Arial" w:hAnsi="Arial" w:cs="Arial"/>
+          <w:b/>
+        </w:rPr>
+        <w:fldChar w:fldCharType="begin"/>
+      </w:r>
+      <w:r>
+        <w:rPr>
+          <w:rFonts w:ascii="Arial" w:hAnsi="Arial" w:cs="Arial"/>
+          <w:b/>
+        </w:rPr>
+        <w:instrText xml:space="preserve"> DOCVARIABLE  FIELD_anlass.sehen.konvergenz  \* MERGEFORMAT </w:instrText>
+      </w:r>
+      <w:r>
+        <w:rPr>
+          <w:rFonts w:ascii="Arial" w:hAnsi="Arial" w:cs="Arial"/>
+          <w:b/>
+        </w:rPr>
+        <w:fldChar w:fldCharType="end"/>
+      </w:r>
+    </w:p>
+    <w:p>
+      <w:pPr>
+        <w:rPr>
+          <w:rFonts w:ascii="Arial" w:hAnsi="Arial" w:cs="Arial"/>
+          <w:b/>
+        </w:rPr>
+      </w:pPr>
+      <w:proofErr w:type="spellStart"/>
+      <w:r>
+        <w:rPr>
+          <w:rFonts w:ascii="Arial" w:hAnsi="Arial" w:cs="Arial"/>
+          <w:b/>
+        </w:rPr>
+        <w:t>FIELD_anlass.sehen.</w:t>
+      </w:r>
+      <w:r>
+        <w:rPr>
+          <w:rFonts w:ascii="Arial" w:hAnsi="Arial" w:cs="Arial"/>
+          <w:b/>
+        </w:rPr>
+        <w:t>beurteilung</w:t>
+      </w:r>
+      <w:proofErr w:type="spellEnd"/>
+      <w:r>
+        <w:rPr>
+          <w:rFonts w:ascii="Arial" w:hAnsi="Arial" w:cs="Arial"/>
+          <w:b/>
+        </w:rPr>
+        <w:t>:</w:t>
+      </w:r>
+      <w:r>
+        <w:rPr>
+          <w:rFonts w:ascii="Arial" w:hAnsi="Arial" w:cs="Arial"/>
+          <w:b/>
+        </w:rPr>
+        <w:t xml:space="preserve"> </w:t>
+      </w:r>
+      <w:r>
+        <w:rPr>
+          <w:rFonts w:ascii="Arial" w:hAnsi="Arial" w:cs="Arial"/>
+          <w:b/>
+        </w:rPr>
+        <w:fldChar w:fldCharType="begin"/>
+      </w:r>
+      <w:r>
+        <w:rPr>
+          <w:rFonts w:ascii="Arial" w:hAnsi="Arial" w:cs="Arial"/>
+          <w:b/>
+        </w:rPr>
+        <w:instrText xml:space="preserve"> DOCVARIABLE  FIELD_anlass.sehen.beurteilung  \* MERGEFORMAT </w:instrText>
+      </w:r>
+      <w:r>
+        <w:rPr>
+          <w:rFonts w:ascii="Arial" w:hAnsi="Arial" w:cs="Arial"/>
+          <w:b/>
+        </w:rPr>
+        <w:fldChar w:fldCharType="end"/>
+      </w:r>
+    </w:p>
+    <w:p>
+      <w:pPr>
+        <w:rPr>
+          <w:rFonts w:ascii="Arial" w:hAnsi="Arial" w:cs="Arial"/>
+          <w:b/>
+        </w:rPr>
+      </w:pPr>
+      <w:proofErr w:type="spellStart"/>
+      <w:r>
+        <w:rPr>
+          <w:rFonts w:ascii="Arial" w:hAnsi="Arial" w:cs="Arial"/>
+          <w:b/>
+        </w:rPr>
+        <w:t>FIELD_anlass.sehen.</w:t>
+      </w:r>
+      <w:r>
+        <w:rPr>
+          <w:rFonts w:ascii="Arial" w:hAnsi="Arial" w:cs="Arial"/>
+          <w:b/>
+        </w:rPr>
+        <w:t>mot</w:t>
+      </w:r>
+      <w:r>
+        <w:rPr>
+          <w:rFonts w:ascii="Arial" w:hAnsi="Arial" w:cs="Arial"/>
+          <w:b/>
+        </w:rPr>
+        <w:t>i</w:t>
+      </w:r>
+      <w:r>
+        <w:rPr>
+          <w:rFonts w:ascii="Arial" w:hAnsi="Arial" w:cs="Arial"/>
+          <w:b/>
+        </w:rPr>
+        <w:t>litaet</w:t>
+      </w:r>
+      <w:proofErr w:type="spellEnd"/>
+      <w:r>
+        <w:rPr>
+          <w:rFonts w:ascii="Arial" w:hAnsi="Arial" w:cs="Arial"/>
+          <w:b/>
+        </w:rPr>
+        <w:t xml:space="preserve">: </w:t>
+      </w:r>
+      <w:r>
+        <w:rPr>
+          <w:rFonts w:ascii="Arial" w:hAnsi="Arial" w:cs="Arial"/>
+          <w:b/>
+        </w:rPr>
+        <w:fldChar w:fldCharType="begin"/>
+      </w:r>
+      <w:r>
+        <w:rPr>
+          <w:rFonts w:ascii="Arial" w:hAnsi="Arial" w:cs="Arial"/>
+          <w:b/>
+        </w:rPr>
+        <w:instrText xml:space="preserve"> DOCVARIABLE  FIELD_anlass.sehen.mot</w:instrText>
+      </w:r>
+      <w:r>
+        <w:rPr>
+          <w:rFonts w:ascii="Arial" w:hAnsi="Arial" w:cs="Arial"/>
+          <w:b/>
+        </w:rPr>
+        <w:instrText>i</w:instrText>
+      </w:r>
+      <w:r>
+        <w:rPr>
+          <w:rFonts w:ascii="Arial" w:hAnsi="Arial" w:cs="Arial"/>
+          <w:b/>
+        </w:rPr>
+        <w:instrText xml:space="preserve">litaet  \* MERGEFORMAT </w:instrText>
+      </w:r>
+      <w:r>
+        <w:rPr>
+          <w:rFonts w:ascii="Arial" w:hAnsi="Arial" w:cs="Arial"/>
+          <w:b/>
+        </w:rPr>
+        <w:fldChar w:fldCharType="end"/>
+      </w:r>
+    </w:p>
+    <w:p>
+      <w:pPr>
+        <w:rPr>
+          <w:rFonts w:ascii="Arial" w:hAnsi="Arial" w:cs="Arial"/>
+          <w:b/>
+        </w:rPr>
+      </w:pPr>
+      <w:proofErr w:type="spellStart"/>
+      <w:r>
+        <w:rPr>
+          <w:rFonts w:ascii="Arial" w:hAnsi="Arial" w:cs="Arial"/>
+          <w:b/>
+        </w:rPr>
+        <w:t>FIELD_anlass.sehen.empfehlung</w:t>
+      </w:r>
+      <w:proofErr w:type="spellEnd"/>
+      <w:r>
+        <w:rPr>
+          <w:rFonts w:ascii="Arial" w:hAnsi="Arial" w:cs="Arial"/>
+          <w:b/>
+        </w:rPr>
+        <w:t>:</w:t>
+      </w:r>
+      <w:r>
+        <w:rPr>
+          <w:rFonts w:ascii="Arial" w:hAnsi="Arial" w:cs="Arial"/>
+          <w:b/>
+        </w:rPr>
+        <w:t xml:space="preserve"> </w:t>
+      </w:r>
+      <w:r>
+        <w:rPr>
+          <w:rFonts w:ascii="Arial" w:hAnsi="Arial" w:cs="Arial"/>
+          <w:b/>
+        </w:rPr>
+        <w:fldChar w:fldCharType="begin"/>
+      </w:r>
+      <w:r>
+        <w:rPr>
+          <w:rFonts w:ascii="Arial" w:hAnsi="Arial" w:cs="Arial"/>
+          <w:b/>
+        </w:rPr>
+        <w:instrText xml:space="preserve"> DOCVARIABLE  FIELD_anlass.sehen.</w:instrText>
+      </w:r>
+      <w:r>
+        <w:rPr>
+          <w:rFonts w:ascii="Arial" w:hAnsi="Arial" w:cs="Arial"/>
+          <w:b/>
+        </w:rPr>
+        <w:instrText>empfehlungUeberpruefungAugenarzt</w:instrText>
+      </w:r>
+      <w:r>
+        <w:rPr>
+          <w:rFonts w:ascii="Arial" w:hAnsi="Arial" w:cs="Arial"/>
+          <w:b/>
+        </w:rPr>
+        <w:instrText xml:space="preserve">  \* MERGEFORMAT </w:instrText>
+      </w:r>
+      <w:r>
+        <w:rPr>
+          <w:rFonts w:ascii="Arial" w:hAnsi="Arial" w:cs="Arial"/>
+          <w:b/>
+        </w:rPr>
+        <w:fldChar w:fldCharType="end"/>
+      </w:r>
+    </w:p>
+    <w:p>
+      <w:pPr>
+        <w:rPr>
+          <w:rFonts w:ascii="Arial" w:hAnsi="Arial" w:cs="Arial"/>
+          <w:b/>
+        </w:rPr>
+      </w:pPr>
+    </w:p>
+    <w:p>
+      <w:pPr>
+        <w:rPr>
+          <w:rFonts w:ascii="Arial" w:hAnsi="Arial" w:cs="Arial"/>
+          <w:b/>
+        </w:rPr>
+      </w:pPr>
+      <w:r>
+        <w:rPr>
+          <w:rFonts w:ascii="Arial" w:hAnsi="Arial" w:cs="Arial"/>
+          <w:b/>
+        </w:rPr>
+        <w:t>HOEREN</w:t>
+      </w:r>
+      <w:r>
+        <w:rPr>
+          <w:rFonts w:ascii="Arial" w:hAnsi="Arial" w:cs="Arial"/>
+          <w:b/>
+        </w:rPr>
+        <w:t xml:space="preserve"> AUDIOGRAMM</w:t>
+      </w:r>
+    </w:p>
+    <w:p>
+      <w:pPr>
+        <w:rPr>
+          <w:rFonts w:ascii="Arial" w:hAnsi="Arial" w:cs="Arial"/>
+          <w:b/>
+        </w:rPr>
+      </w:pPr>
+      <w:proofErr w:type="spellStart"/>
+      <w:r>
+        <w:rPr>
+          <w:rFonts w:ascii="Arial" w:hAnsi="Arial" w:cs="Arial"/>
+          <w:b/>
+        </w:rPr>
+        <w:t>FIELD_anlass.hoeren.</w:t>
+      </w:r>
+      <w:r>
+        <w:rPr>
+          <w:rFonts w:ascii="Arial" w:hAnsi="Arial" w:cs="Arial"/>
+          <w:b/>
+        </w:rPr>
+        <w:t>audiogramm.</w:t>
+      </w:r>
+      <w:r>
+        <w:rPr>
+          <w:rFonts w:ascii="Arial" w:hAnsi="Arial" w:cs="Arial"/>
+          <w:b/>
+        </w:rPr>
+        <w:t>beurteilungErkaeltung</w:t>
+      </w:r>
+      <w:proofErr w:type="spellEnd"/>
+      <w:r>
+        <w:rPr>
+          <w:rFonts w:ascii="Arial" w:hAnsi="Arial" w:cs="Arial"/>
+          <w:b/>
+        </w:rPr>
+        <w:t xml:space="preserve">: </w:t>
+      </w:r>
+      <w:r>
+        <w:rPr>
+          <w:rFonts w:ascii="Arial" w:hAnsi="Arial" w:cs="Arial"/>
+          <w:b/>
+        </w:rPr>
+        <w:fldChar w:fldCharType="begin"/>
+      </w:r>
+      <w:r>
+        <w:rPr>
+          <w:rFonts w:ascii="Arial" w:hAnsi="Arial" w:cs="Arial"/>
+          <w:b/>
+        </w:rPr>
+        <w:instrText xml:space="preserve"> DOCVARIABLE  FIELD_anlass.hoeren.</w:instrText>
+      </w:r>
+      <w:r>
+        <w:rPr>
+          <w:rFonts w:ascii="Arial" w:hAnsi="Arial" w:cs="Arial"/>
+          <w:b/>
+        </w:rPr>
+        <w:instrText>audiogramm.</w:instrText>
+      </w:r>
+      <w:r>
+        <w:rPr>
+          <w:rFonts w:ascii="Arial" w:hAnsi="Arial" w:cs="Arial"/>
+          <w:b/>
+        </w:rPr>
+        <w:instrText xml:space="preserve">beurteilungErkaeltung  \* MERGEFORMAT </w:instrText>
+      </w:r>
+      <w:r>
+        <w:rPr>
+          <w:rFonts w:ascii="Arial" w:hAnsi="Arial" w:cs="Arial"/>
+          <w:b/>
+        </w:rPr>
+        <w:fldChar w:fldCharType="end"/>
+      </w:r>
+    </w:p>
+    <w:p>
+      <w:pPr>
+        <w:rPr>
+          <w:rFonts w:ascii="Arial" w:hAnsi="Arial" w:cs="Arial"/>
+          <w:b/>
+        </w:rPr>
+      </w:pPr>
+      <w:proofErr w:type="spellStart"/>
+      <w:r>
+        <w:rPr>
+          <w:rFonts w:ascii="Arial" w:hAnsi="Arial" w:cs="Arial"/>
+          <w:b/>
+        </w:rPr>
+        <w:t>FIELD_anlass.hoeren.audiogramm.audiogrammSimpel</w:t>
+      </w:r>
+      <w:proofErr w:type="spellEnd"/>
+      <w:r>
+        <w:rPr>
+          <w:rFonts w:ascii="Arial" w:hAnsi="Arial" w:cs="Arial"/>
+          <w:b/>
+        </w:rPr>
+        <w:t xml:space="preserve">: </w:t>
+      </w:r>
+      <w:r>
+        <w:rPr>
+          <w:rFonts w:ascii="Arial" w:hAnsi="Arial" w:cs="Arial"/>
+          <w:b/>
+        </w:rPr>
+        <w:fldChar w:fldCharType="begin"/>
+      </w:r>
+      <w:r>
+        <w:rPr>
+          <w:rFonts w:ascii="Arial" w:hAnsi="Arial" w:cs="Arial"/>
+          <w:b/>
+        </w:rPr>
+        <w:instrText xml:space="preserve"> DOCVARIABLE  FIELD_anlass.hoeren.audiogramm.audiogrammSimpel  \* MERGEFORMAT </w:instrText>
+      </w:r>
+      <w:r>
+        <w:rPr>
+          <w:rFonts w:ascii="Arial" w:hAnsi="Arial" w:cs="Arial"/>
+          <w:b/>
+        </w:rPr>
+        <w:fldChar w:fldCharType="end"/>
+      </w:r>
+    </w:p>
+    <w:p>
+      <w:pPr>
+        <w:rPr>
+          <w:rFonts w:ascii="Arial" w:hAnsi="Arial" w:cs="Arial"/>
+          <w:b/>
+        </w:rPr>
+      </w:pPr>
+      <w:proofErr w:type="spellStart"/>
+      <w:r>
+        <w:rPr>
+          <w:rFonts w:ascii="Arial" w:hAnsi="Arial" w:cs="Arial"/>
+          <w:b/>
+        </w:rPr>
+        <w:t>FIELD_anlass.hoeren.audiogramm.hoerhilfe</w:t>
+      </w:r>
+      <w:proofErr w:type="spellEnd"/>
+      <w:r>
+        <w:rPr>
+          <w:rFonts w:ascii="Arial" w:hAnsi="Arial" w:cs="Arial"/>
+          <w:b/>
+        </w:rPr>
+        <w:t>:</w:t>
+      </w:r>
+      <w:r>
+        <w:rPr>
+          <w:rFonts w:ascii="Arial" w:hAnsi="Arial" w:cs="Arial"/>
+          <w:b/>
+        </w:rPr>
+        <w:t xml:space="preserve"> </w:t>
+      </w:r>
+      <w:r>
+        <w:rPr>
+          <w:rFonts w:ascii="Arial" w:hAnsi="Arial" w:cs="Arial"/>
+          <w:b/>
+        </w:rPr>
+        <w:fldChar w:fldCharType="begin"/>
+      </w:r>
+      <w:r>
+        <w:rPr>
+          <w:rFonts w:ascii="Arial" w:hAnsi="Arial" w:cs="Arial"/>
+          <w:b/>
+        </w:rPr>
+        <w:instrText xml:space="preserve"> DOCVARIABLE  FIELD_anlass.hoeren.audiogramm.hoerhilfe  \* MERGEFORMAT </w:instrText>
+      </w:r>
+      <w:r>
+        <w:rPr>
+          <w:rFonts w:ascii="Arial" w:hAnsi="Arial" w:cs="Arial"/>
+          <w:b/>
+        </w:rPr>
+        <w:fldChar w:fldCharType="end"/>
+      </w:r>
+    </w:p>
+    <w:p>
+      <w:pPr>
+        <w:rPr>
+          <w:rFonts w:ascii="Arial" w:hAnsi="Arial" w:cs="Arial"/>
+          <w:b/>
+        </w:rPr>
+      </w:pPr>
+      <w:proofErr w:type="spellStart"/>
+      <w:r>
+        <w:rPr>
+          <w:rFonts w:ascii="Arial" w:hAnsi="Arial" w:cs="Arial"/>
+          <w:b/>
+        </w:rPr>
+        <w:t>FIELD_anlass.hoeren.</w:t>
+      </w:r>
+      <w:r>
+        <w:rPr>
+          <w:rFonts w:ascii="Arial" w:hAnsi="Arial" w:cs="Arial"/>
+          <w:b/>
+        </w:rPr>
+        <w:t>audiogramm.</w:t>
+      </w:r>
+      <w:r>
+        <w:rPr>
+          <w:rFonts w:ascii="Arial" w:hAnsi="Arial" w:cs="Arial"/>
+          <w:b/>
+        </w:rPr>
+        <w:t>beurteilungHoerhilfe</w:t>
+      </w:r>
+      <w:proofErr w:type="spellEnd"/>
+      <w:r>
+        <w:rPr>
+          <w:rFonts w:ascii="Arial" w:hAnsi="Arial" w:cs="Arial"/>
+          <w:b/>
+        </w:rPr>
+        <w:t xml:space="preserve">: </w:t>
+      </w:r>
+      <w:r>
+        <w:rPr>
+          <w:rFonts w:ascii="Arial" w:hAnsi="Arial" w:cs="Arial"/>
+          <w:b/>
+        </w:rPr>
+        <w:fldChar w:fldCharType="begin"/>
+      </w:r>
+      <w:r>
+        <w:rPr>
+          <w:rFonts w:ascii="Arial" w:hAnsi="Arial" w:cs="Arial"/>
+          <w:b/>
+        </w:rPr>
+        <w:instrText xml:space="preserve"> DOCVARIABLE  FIELD_anlass.hoeren.</w:instrText>
+      </w:r>
+      <w:r>
+        <w:rPr>
+          <w:rFonts w:ascii="Arial" w:hAnsi="Arial" w:cs="Arial"/>
+          <w:b/>
+        </w:rPr>
+        <w:instrText>audiogramm.</w:instrText>
+      </w:r>
+      <w:r>
+        <w:rPr>
+          <w:rFonts w:ascii="Arial" w:hAnsi="Arial" w:cs="Arial"/>
+          <w:b/>
+        </w:rPr>
+        <w:instrText xml:space="preserve">beurteilungHoerhilfe  \* MERGEFORMAT </w:instrText>
+      </w:r>
+      <w:r>
+        <w:rPr>
+          <w:rFonts w:ascii="Arial" w:hAnsi="Arial" w:cs="Arial"/>
+          <w:b/>
+        </w:rPr>
+        <w:fldChar w:fldCharType="end"/>
+      </w:r>
+    </w:p>
+    <w:p>
+      <w:pPr>
+        <w:rPr>
+          <w:rFonts w:ascii="Arial" w:hAnsi="Arial" w:cs="Arial"/>
+          <w:b/>
+        </w:rPr>
+      </w:pPr>
+      <w:proofErr w:type="spellStart"/>
+      <w:r>
+        <w:rPr>
+          <w:rFonts w:ascii="Arial" w:hAnsi="Arial" w:cs="Arial"/>
+          <w:b/>
+        </w:rPr>
+        <w:lastRenderedPageBreak/>
+        <w:t>FIELD_anlass.hoeren.audiogramm.zusammenfassungOhren</w:t>
+      </w:r>
+      <w:proofErr w:type="spellEnd"/>
+      <w:r>
+        <w:rPr>
+          <w:rFonts w:ascii="Arial" w:hAnsi="Arial" w:cs="Arial"/>
+          <w:b/>
+        </w:rPr>
+        <w:t xml:space="preserve">: </w:t>
+      </w:r>
+      <w:r>
+        <w:rPr>
+          <w:rFonts w:ascii="Arial" w:hAnsi="Arial" w:cs="Arial"/>
+          <w:b/>
+        </w:rPr>
+        <w:fldChar w:fldCharType="begin"/>
+      </w:r>
+      <w:r>
+        <w:rPr>
+          <w:rFonts w:ascii="Arial" w:hAnsi="Arial" w:cs="Arial"/>
+          <w:b/>
+        </w:rPr>
+        <w:instrText xml:space="preserve"> DOCVARIABLE  FIELD_anlass.hoeren.audiogramm.zusammenfassungOhren  \* MERGEFORMAT </w:instrText>
+      </w:r>
+      <w:r>
+        <w:rPr>
+          <w:rFonts w:ascii="Arial" w:hAnsi="Arial" w:cs="Arial"/>
+          <w:b/>
+        </w:rPr>
+        <w:fldChar w:fldCharType="end"/>
+      </w:r>
+    </w:p>
+    <w:p>
+      <w:pPr>
+        <w:rPr>
+          <w:rFonts w:ascii="Arial" w:hAnsi="Arial" w:cs="Arial"/>
+          <w:b/>
+        </w:rPr>
+      </w:pPr>
+      <w:proofErr w:type="spellStart"/>
+      <w:r>
+        <w:rPr>
+          <w:rFonts w:ascii="Arial" w:hAnsi="Arial" w:cs="Arial"/>
+          <w:b/>
+        </w:rPr>
         <w:t>FIELD_anlass.hoeren.audiogramm.beurteilungAudiogramm</w:t>
       </w:r>
       <w:proofErr w:type="spellEnd"/>
@@ -6764,6 +7283,72 @@
           <w:b/>
         </w:rPr>
         <w:instrText xml:space="preserve"> DOCVARIABLE  FIELD_anlass.hoeren.audiogramm.beurteilungAudiogramm  \* MERGEFORMAT </w:instrText>
+      </w:r>
+      <w:r>
+        <w:rPr>
+          <w:rFonts w:ascii="Arial" w:hAnsi="Arial" w:cs="Arial"/>
+          <w:b/>
+        </w:rPr>
+        <w:fldChar w:fldCharType="end"/>
+      </w:r>
+    </w:p>
+    <w:p>
+      <w:pPr>
+        <w:rPr>
+          <w:rFonts w:ascii="Arial" w:hAnsi="Arial" w:cs="Arial"/>
+          <w:b/>
+        </w:rPr>
+      </w:pPr>
+      <w:proofErr w:type="spellStart"/>
+      <w:r>
+        <w:rPr>
+          <w:rFonts w:ascii="Arial" w:hAnsi="Arial" w:cs="Arial"/>
+          <w:b/>
+        </w:rPr>
+        <w:t>FIELD_anlass.hoeren.audiogramm.empfehlung</w:t>
+      </w:r>
+      <w:proofErr w:type="spellEnd"/>
+      <w:r>
+        <w:rPr>
+          <w:rFonts w:ascii="Arial" w:hAnsi="Arial" w:cs="Arial"/>
+          <w:b/>
+        </w:rPr>
+        <w:t>:</w:t>
+      </w:r>
+      <w:r>
+        <w:rPr>
+          <w:rFonts w:ascii="Arial" w:hAnsi="Arial" w:cs="Arial"/>
+          <w:b/>
+        </w:rPr>
+        <w:t xml:space="preserve"> </w:t>
+      </w:r>
+      <w:r>
+        <w:rPr>
+          <w:rFonts w:ascii="Arial" w:hAnsi="Arial" w:cs="Arial"/>
+          <w:b/>
+        </w:rPr>
+        <w:fldChar w:fldCharType="begin"/>
+      </w:r>
+      <w:r>
+        <w:rPr>
+          <w:rFonts w:ascii="Arial" w:hAnsi="Arial" w:cs="Arial"/>
+          <w:b/>
+        </w:rPr>
+        <w:instrText xml:space="preserve"> DOCVARIABLE  FIELD_anlass.hoeren.audiogramm.</w:instrText>
+      </w:r>
+      <w:r>
+        <w:rPr>
+          <w:rFonts w:ascii="Arial" w:hAnsi="Arial" w:cs="Arial"/>
+          <w:b/>
+        </w:rPr>
+        <w:instrText>empfehlungUeberpruefungArzt</w:instrText>
+      </w:r>
+      <w:r>
+        <w:rPr>
+          <w:rFonts w:ascii="Arial" w:hAnsi="Arial" w:cs="Arial"/>
+          <w:b/>
+        </w:rPr>
+        <w:instrText xml:space="preserve">  \* MERGEFORMAT </w:instrText>
       </w:r>
       <w:r>
         <w:rPr>
@@ -7538,7 +8123,15 @@
                 <w:rFonts w:ascii="Arial" w:hAnsi="Arial" w:cs="Arial"/>
                 <w:b/>
               </w:rPr>
-              <w:instrText xml:space="preserve"> DOCVARIABLE  FIELD_anlass.hoeren.audiogramm.rechts.250hz.DB30  \* MERGEFORMAT </w:instrText>
+              <w:instrText xml:space="preserve"> DOCVARIABLE  FIELD_anlass.hoeren.audiogramm.rechts.250hz.DB30  \* MERGE</w:instrText>
+            </w:r>
+            <w:r>
+              <w:rPr>
+                <w:rFonts w:ascii="Arial" w:hAnsi="Arial" w:cs="Arial"/>
+                <w:b/>
+              </w:rPr>
+              <w:lastRenderedPageBreak/>
+              <w:instrText xml:space="preserve">FORMAT </w:instrText>
             </w:r>
             <w:r>
               <w:rPr>
@@ -7565,6 +8158,7 @@
                 <w:rFonts w:ascii="Arial" w:hAnsi="Arial" w:cs="Arial"/>
                 <w:b/>
               </w:rPr>
+              <w:lastRenderedPageBreak/>
               <w:fldChar w:fldCharType="begin"/>
             </w:r>
             <w:r>
@@ -7572,7 +8166,15 @@
                 <w:rFonts w:ascii="Arial" w:hAnsi="Arial" w:cs="Arial"/>
                 <w:b/>
               </w:rPr>
-              <w:instrText xml:space="preserve"> DOCVARIABLE  FIELD_anlass.hoeren.audiogramm.rechts.500hz.DB30  \* MERGEFORMAT </w:instrText>
+              <w:instrText xml:space="preserve"> DOCVARIABLE  FIELD_anlass.hoeren.audiogramm.rechts.500hz.DB30  \* MERGE</w:instrText>
+            </w:r>
+            <w:r>
+              <w:rPr>
+                <w:rFonts w:ascii="Arial" w:hAnsi="Arial" w:cs="Arial"/>
+                <w:b/>
+              </w:rPr>
+              <w:lastRenderedPageBreak/>
+              <w:instrText xml:space="preserve">FORMAT </w:instrText>
             </w:r>
             <w:r>
               <w:rPr>
@@ -7599,6 +8201,7 @@
                 <w:rFonts w:ascii="Arial" w:hAnsi="Arial" w:cs="Arial"/>
                 <w:b/>
               </w:rPr>
+              <w:lastRenderedPageBreak/>
               <w:fldChar w:fldCharType="begin"/>
             </w:r>
             <w:r>
@@ -7606,7 +8209,15 @@
                 <w:rFonts w:ascii="Arial" w:hAnsi="Arial" w:cs="Arial"/>
                 <w:b/>
               </w:rPr>
-              <w:instrText xml:space="preserve"> DOCVARIABLE  FIELD_anlass.hoeren.audiogramm.rechts.1000hz.DB30  \* MERGEFORMAT </w:instrText>
+              <w:instrText xml:space="preserve"> DOCVARIABLE  FIELD_anlass.hoeren.audiogramm.rechts.1000hz.DB30  \* MERGEF</w:instrText>
+            </w:r>
+            <w:r>
+              <w:rPr>
+                <w:rFonts w:ascii="Arial" w:hAnsi="Arial" w:cs="Arial"/>
+                <w:b/>
+              </w:rPr>
+              <w:lastRenderedPageBreak/>
+              <w:instrText xml:space="preserve">ORMAT </w:instrText>
             </w:r>
             <w:r>
               <w:rPr>
@@ -7633,6 +8244,7 @@
                 <w:rFonts w:ascii="Arial" w:hAnsi="Arial" w:cs="Arial"/>
                 <w:b/>
               </w:rPr>
+              <w:lastRenderedPageBreak/>
               <w:fldChar w:fldCharType="begin"/>
             </w:r>
             <w:r>
@@ -7640,7 +8252,15 @@
                 <w:rFonts w:ascii="Arial" w:hAnsi="Arial" w:cs="Arial"/>
                 <w:b/>
               </w:rPr>
-              <w:instrText xml:space="preserve"> DOCVARIABLE  FIELD_anlass.hoeren.audiogramm.rechts.2000hz.DB30  \* MERGEFORMAT </w:instrText>
+              <w:instrText xml:space="preserve"> DOCVARIABLE  FIELD_anlass.hoeren.audiogramm.rechts.2000hz.DB30  \* MERGEF</w:instrText>
+            </w:r>
+            <w:r>
+              <w:rPr>
+                <w:rFonts w:ascii="Arial" w:hAnsi="Arial" w:cs="Arial"/>
+                <w:b/>
+              </w:rPr>
+              <w:lastRenderedPageBreak/>
+              <w:instrText xml:space="preserve">ORMAT </w:instrText>
             </w:r>
             <w:r>
               <w:rPr>
@@ -7667,6 +8287,7 @@
                 <w:rFonts w:ascii="Arial" w:hAnsi="Arial" w:cs="Arial"/>
                 <w:b/>
               </w:rPr>
+              <w:lastRenderedPageBreak/>
               <w:fldChar w:fldCharType="begin"/>
             </w:r>
             <w:r>
@@ -7674,7 +8295,15 @@
                 <w:rFonts w:ascii="Arial" w:hAnsi="Arial" w:cs="Arial"/>
                 <w:b/>
               </w:rPr>
-              <w:instrText xml:space="preserve"> DOCVARIABLE  FIELD_anlass.hoeren.audiogramm.rechts.4000hz.DB30  \* MERGEFORMAT </w:instrText>
+              <w:instrText xml:space="preserve"> DOCVARIABLE  FIELD_anlass.hoeren.audiogramm.rechts.4000hz.DB30  \* MERGEF</w:instrText>
+            </w:r>
+            <w:r>
+              <w:rPr>
+                <w:rFonts w:ascii="Arial" w:hAnsi="Arial" w:cs="Arial"/>
+                <w:b/>
+              </w:rPr>
+              <w:lastRenderedPageBreak/>
+              <w:instrText xml:space="preserve">ORMAT </w:instrText>
             </w:r>
             <w:r>
               <w:rPr>
@@ -7701,6 +8330,7 @@
                 <w:rFonts w:ascii="Arial" w:hAnsi="Arial" w:cs="Arial"/>
                 <w:b/>
               </w:rPr>
+              <w:lastRenderedPageBreak/>
               <w:fldChar w:fldCharType="begin"/>
             </w:r>
             <w:r>
@@ -7708,7 +8338,15 @@
                 <w:rFonts w:ascii="Arial" w:hAnsi="Arial" w:cs="Arial"/>
                 <w:b/>
               </w:rPr>
-              <w:instrText xml:space="preserve"> DOCVARIABLE  FIELD_anlass.hoeren.audiogramm.rechts.6000hz.DB30  \* MERGEFORMAT </w:instrText>
+              <w:instrText xml:space="preserve"> DOCVARIABLE  FIELD_anlass.hoeren.audiogramm.rechts.6000hz.DB30  \* MERGE</w:instrText>
+            </w:r>
+            <w:r>
+              <w:rPr>
+                <w:rFonts w:ascii="Arial" w:hAnsi="Arial" w:cs="Arial"/>
+                <w:b/>
+              </w:rPr>
+              <w:lastRenderedPageBreak/>
+              <w:instrText xml:space="preserve">FORMAT </w:instrText>
             </w:r>
             <w:r>
               <w:rPr>
@@ -7735,6 +8373,7 @@
                 <w:rFonts w:ascii="Arial" w:hAnsi="Arial" w:cs="Arial"/>
                 <w:b/>
               </w:rPr>
+              <w:lastRenderedPageBreak/>
               <w:fldChar w:fldCharType="begin"/>
             </w:r>
             <w:r>
@@ -7742,7 +8381,15 @@
                 <w:rFonts w:ascii="Arial" w:hAnsi="Arial" w:cs="Arial"/>
                 <w:b/>
               </w:rPr>
-              <w:instrText xml:space="preserve"> DOCVARIABLE  FIELD_anlass.hoeren.audiogramm.rechts.8000hz.DB30  \* MERGEFORMAT </w:instrText>
+              <w:instrText xml:space="preserve"> DOCVARIABLE  FIELD_anlass.hoeren.audiogramm.rechts.8000hz.DB30  \* MERGEF</w:instrText>
+            </w:r>
+            <w:r>
+              <w:rPr>
+                <w:rFonts w:ascii="Arial" w:hAnsi="Arial" w:cs="Arial"/>
+                <w:b/>
+              </w:rPr>
+              <w:lastRenderedPageBreak/>
+              <w:instrText xml:space="preserve">ORMAT </w:instrText>
             </w:r>
             <w:r>
               <w:rPr>
@@ -7771,6 +8418,7 @@
                 <w:rFonts w:ascii="Arial" w:hAnsi="Arial" w:cs="Arial"/>
                 <w:b/>
               </w:rPr>
+              <w:lastRenderedPageBreak/>
               <w:t>40 dB</w:t>
             </w:r>
           </w:p>
@@ -8578,7 +9226,15 @@
                 <w:rFonts w:ascii="Arial" w:hAnsi="Arial" w:cs="Arial"/>
                 <w:b/>
               </w:rPr>
-              <w:instrText xml:space="preserve"> DOCVARIABLE  FIELD_anlass.hoeren.audiogramm.rechts.250hz.MORE_THAN_DB60  \* MERGEFORMAT </w:instrText>
+              <w:instrText xml:space="preserve"> DOCVARIABLE  FIELD_anlass.hoeren.audiogramm.rechts.250hz.MORE_THAN_DB60  \* </w:instrText>
+            </w:r>
+            <w:r>
+              <w:rPr>
+                <w:rFonts w:ascii="Arial" w:hAnsi="Arial" w:cs="Arial"/>
+                <w:b/>
+              </w:rPr>
+              <w:lastRenderedPageBreak/>
+              <w:instrText xml:space="preserve">MERGEFORMAT </w:instrText>
             </w:r>
             <w:r>
               <w:rPr>
@@ -8605,6 +9261,7 @@
                 <w:rFonts w:ascii="Arial" w:hAnsi="Arial" w:cs="Arial"/>
                 <w:b/>
               </w:rPr>
+              <w:lastRenderedPageBreak/>
               <w:fldChar w:fldCharType="begin"/>
             </w:r>
             <w:r>
@@ -8612,7 +9269,15 @@
                 <w:rFonts w:ascii="Arial" w:hAnsi="Arial" w:cs="Arial"/>
                 <w:b/>
               </w:rPr>
-              <w:instrText xml:space="preserve"> DOCVARIABLE  FIELD_anlass.hoeren.audiogramm.rechts.500hz.MORE_THAN_DB60  \* MERGEFORMAT </w:instrText>
+              <w:instrText xml:space="preserve"> DOCVARIABLE  FIELD_anlass.hoeren.audiogramm.rechts.500hz.MORE_THAN_DB60  \* </w:instrText>
+            </w:r>
+            <w:r>
+              <w:rPr>
+                <w:rFonts w:ascii="Arial" w:hAnsi="Arial" w:cs="Arial"/>
+                <w:b/>
+              </w:rPr>
+              <w:lastRenderedPageBreak/>
+              <w:instrText xml:space="preserve">MERGEFORMAT </w:instrText>
             </w:r>
             <w:r>
               <w:rPr>
@@ -8639,6 +9304,7 @@
                 <w:rFonts w:ascii="Arial" w:hAnsi="Arial" w:cs="Arial"/>
                 <w:b/>
               </w:rPr>
+              <w:lastRenderedPageBreak/>
               <w:fldChar w:fldCharType="begin"/>
             </w:r>
             <w:r>
@@ -8646,7 +9312,15 @@
                 <w:rFonts w:ascii="Arial" w:hAnsi="Arial" w:cs="Arial"/>
                 <w:b/>
               </w:rPr>
-              <w:instrText xml:space="preserve"> DOCVARIABLE  FIELD_anlass.hoeren.audiogramm.rechts.1000hz.MORE_THAN_DB60  \* MERGEFORMAT </w:instrText>
+              <w:instrText xml:space="preserve"> DOCVARIABLE  FIELD_anlass.hoeren.audiogramm.rechts.1000hz.MORE_THAN_DB60  \* </w:instrText>
+            </w:r>
+            <w:r>
+              <w:rPr>
+                <w:rFonts w:ascii="Arial" w:hAnsi="Arial" w:cs="Arial"/>
+                <w:b/>
+              </w:rPr>
+              <w:lastRenderedPageBreak/>
+              <w:instrText xml:space="preserve">MERGEFORMAT </w:instrText>
             </w:r>
             <w:r>
               <w:rPr>
@@ -8673,6 +9347,7 @@
                 <w:rFonts w:ascii="Arial" w:hAnsi="Arial" w:cs="Arial"/>
                 <w:b/>
               </w:rPr>
+              <w:lastRenderedPageBreak/>
               <w:fldChar w:fldCharType="begin"/>
             </w:r>
             <w:r>
@@ -8680,7 +9355,15 @@
                 <w:rFonts w:ascii="Arial" w:hAnsi="Arial" w:cs="Arial"/>
                 <w:b/>
               </w:rPr>
-              <w:instrText xml:space="preserve"> DOCVARIABLE  FIELD_anlass.hoeren.audiogramm.rechts.2000hz.MORE_THAN_DB60  \* MERGEFORMAT </w:instrText>
+              <w:instrText xml:space="preserve"> DOCVARIABLE  FIELD_anlass.hoeren.audiogramm.rechts.2000hz.MORE_THAN_DB60  \* </w:instrText>
+            </w:r>
+            <w:r>
+              <w:rPr>
+                <w:rFonts w:ascii="Arial" w:hAnsi="Arial" w:cs="Arial"/>
+                <w:b/>
+              </w:rPr>
+              <w:lastRenderedPageBreak/>
+              <w:instrText xml:space="preserve">MERGEFORMAT </w:instrText>
             </w:r>
             <w:r>
               <w:rPr>
@@ -8707,6 +9390,7 @@
                 <w:rFonts w:ascii="Arial" w:hAnsi="Arial" w:cs="Arial"/>
                 <w:b/>
               </w:rPr>
+              <w:lastRenderedPageBreak/>
               <w:fldChar w:fldCharType="begin"/>
             </w:r>
             <w:r>
@@ -8714,7 +9398,15 @@
                 <w:rFonts w:ascii="Arial" w:hAnsi="Arial" w:cs="Arial"/>
                 <w:b/>
               </w:rPr>
-              <w:instrText xml:space="preserve"> DOCVARIABLE  FIELD_anlass.hoeren.audiogramm.rechts.4000hz.MORE_THAN_DB60  \* MERGEFORMAT </w:instrText>
+              <w:instrText xml:space="preserve"> DOCVARIABLE  FIELD_anlass.hoeren.audiogramm.rechts.4000hz.MORE_THAN_DB60  \* </w:instrText>
+            </w:r>
+            <w:r>
+              <w:rPr>
+                <w:rFonts w:ascii="Arial" w:hAnsi="Arial" w:cs="Arial"/>
+                <w:b/>
+              </w:rPr>
+              <w:lastRenderedPageBreak/>
+              <w:instrText xml:space="preserve">MERGEFORMAT </w:instrText>
             </w:r>
             <w:r>
               <w:rPr>
@@ -8741,6 +9433,7 @@
                 <w:rFonts w:ascii="Arial" w:hAnsi="Arial" w:cs="Arial"/>
                 <w:b/>
               </w:rPr>
+              <w:lastRenderedPageBreak/>
               <w:fldChar w:fldCharType="begin"/>
             </w:r>
             <w:r>
@@ -8748,7 +9441,15 @@
                 <w:rFonts w:ascii="Arial" w:hAnsi="Arial" w:cs="Arial"/>
                 <w:b/>
               </w:rPr>
-              <w:instrText xml:space="preserve"> DOCVARIABLE  FIELD_anlass.hoeren.audiogramm.rechts.6000hz.MORE_THAN_DB60  \* MERGEFORMAT </w:instrText>
+              <w:instrText xml:space="preserve"> DOCVARIABLE  FIELD_anlass.hoeren.audiogramm.rechts.6000hz.MORE_THAN_D</w:instrText>
+            </w:r>
+            <w:r>
+              <w:rPr>
+                <w:rFonts w:ascii="Arial" w:hAnsi="Arial" w:cs="Arial"/>
+                <w:b/>
+              </w:rPr>
+              <w:lastRenderedPageBreak/>
+              <w:instrText xml:space="preserve">B60  \* MERGEFORMAT </w:instrText>
             </w:r>
             <w:r>
               <w:rPr>
@@ -8775,6 +9476,7 @@
                 <w:rFonts w:ascii="Arial" w:hAnsi="Arial" w:cs="Arial"/>
                 <w:b/>
               </w:rPr>
+              <w:lastRenderedPageBreak/>
               <w:fldChar w:fldCharType="begin"/>
             </w:r>
             <w:r>
@@ -8782,7 +9484,15 @@
                 <w:rFonts w:ascii="Arial" w:hAnsi="Arial" w:cs="Arial"/>
                 <w:b/>
               </w:rPr>
-              <w:instrText xml:space="preserve"> DOCVARIABLE  FIELD_anlass.hoeren.audiogramm.rechts.8000hz.MORE_THAN_DB60  \* MERGEFORMAT </w:instrText>
+              <w:instrText xml:space="preserve"> DOCVARIABLE  FIELD_anlass.hoeren.audiogramm.rechts.8000hz.MORE_THAN_DB60  \* </w:instrText>
+            </w:r>
+            <w:r>
+              <w:rPr>
+                <w:rFonts w:ascii="Arial" w:hAnsi="Arial" w:cs="Arial"/>
+                <w:b/>
+              </w:rPr>
+              <w:lastRenderedPageBreak/>
+              <w:instrText xml:space="preserve">MERGEFORMAT </w:instrText>
             </w:r>
             <w:r>
               <w:rPr>
@@ -9533,7 +10243,6 @@
                 <w:rFonts w:ascii="Arial" w:hAnsi="Arial" w:cs="Arial"/>
                 <w:b/>
               </w:rPr>
-              <w:lastRenderedPageBreak/>
               <w:t>30 dB</w:t>
             </w:r>
           </w:p>
@@ -9821,7 +10530,15 @@
                 <w:rFonts w:ascii="Arial" w:hAnsi="Arial" w:cs="Arial"/>
                 <w:b/>
               </w:rPr>
-              <w:instrText xml:space="preserve"> DOCVARIABLE  FIELD_anlass.hoeren.audiogramm.links.250hz.DB40  \* MERGEFORMAT </w:instrText>
+              <w:instrText xml:space="preserve"> DOCVARIABLE  FIELD_anlass.ho</w:instrText>
+            </w:r>
+            <w:r>
+              <w:rPr>
+                <w:rFonts w:ascii="Arial" w:hAnsi="Arial" w:cs="Arial"/>
+                <w:b/>
+              </w:rPr>
+              <w:lastRenderedPageBreak/>
+              <w:instrText xml:space="preserve">eren.audiogramm.links.250hz.DB40  \* MERGEFORMAT </w:instrText>
             </w:r>
             <w:r>
               <w:rPr>
@@ -9848,6 +10565,7 @@
                 <w:rFonts w:ascii="Arial" w:hAnsi="Arial" w:cs="Arial"/>
                 <w:b/>
               </w:rPr>
+              <w:lastRenderedPageBreak/>
               <w:fldChar w:fldCharType="begin"/>
             </w:r>
             <w:r>
@@ -9855,7 +10573,15 @@
                 <w:rFonts w:ascii="Arial" w:hAnsi="Arial" w:cs="Arial"/>
                 <w:b/>
               </w:rPr>
-              <w:instrText xml:space="preserve"> DOCVARIABLE  FIELD_anlass.hoeren.audiogramm.links.500hz.DB40  \* MERGEFORMAT </w:instrText>
+              <w:instrText xml:space="preserve"> DOCVARIABLE  FIELD_anlass.ho</w:instrText>
+            </w:r>
+            <w:r>
+              <w:rPr>
+                <w:rFonts w:ascii="Arial" w:hAnsi="Arial" w:cs="Arial"/>
+                <w:b/>
+              </w:rPr>
+              <w:lastRenderedPageBreak/>
+              <w:instrText xml:space="preserve">eren.audiogramm.links.500hz.DB40  \* MERGEFORMAT </w:instrText>
             </w:r>
             <w:r>
               <w:rPr>
@@ -9882,6 +10608,7 @@
                 <w:rFonts w:ascii="Arial" w:hAnsi="Arial" w:cs="Arial"/>
                 <w:b/>
               </w:rPr>
+              <w:lastRenderedPageBreak/>
               <w:fldChar w:fldCharType="begin"/>
             </w:r>
             <w:r>
@@ -9889,7 +10616,15 @@
                 <w:rFonts w:ascii="Arial" w:hAnsi="Arial" w:cs="Arial"/>
                 <w:b/>
               </w:rPr>
-              <w:instrText xml:space="preserve"> DOCVARIABLE  FIELD_anlass.hoeren.audiogramm.links.1000hz.DB40  \* MERGEFORMAT </w:instrText>
+              <w:instrText xml:space="preserve"> DOCVARIABLE  FIELD_anlass.ho</w:instrText>
+            </w:r>
+            <w:r>
+              <w:rPr>
+                <w:rFonts w:ascii="Arial" w:hAnsi="Arial" w:cs="Arial"/>
+                <w:b/>
+              </w:rPr>
+              <w:lastRenderedPageBreak/>
+              <w:instrText xml:space="preserve">eren.audiogramm.links.1000hz.DB40  \* MERGEFORMAT </w:instrText>
             </w:r>
             <w:r>
               <w:rPr>
@@ -9916,6 +10651,7 @@
                 <w:rFonts w:ascii="Arial" w:hAnsi="Arial" w:cs="Arial"/>
                 <w:b/>
               </w:rPr>
+              <w:lastRenderedPageBreak/>
               <w:fldChar w:fldCharType="begin"/>
             </w:r>
             <w:r>
@@ -9923,7 +10659,15 @@
                 <w:rFonts w:ascii="Arial" w:hAnsi="Arial" w:cs="Arial"/>
                 <w:b/>
               </w:rPr>
-              <w:instrText xml:space="preserve"> DOCVARIABLE  FIELD_anlass.hoeren.audiogramm.links.2000hz.DB40  \* MERGEFORMAT </w:instrText>
+              <w:instrText xml:space="preserve"> DOCVARIABLE  FIELD_anlass.ho</w:instrText>
+            </w:r>
+            <w:r>
+              <w:rPr>
+                <w:rFonts w:ascii="Arial" w:hAnsi="Arial" w:cs="Arial"/>
+                <w:b/>
+              </w:rPr>
+              <w:lastRenderedPageBreak/>
+              <w:instrText xml:space="preserve">eren.audiogramm.links.2000hz.DB40  \* MERGEFORMAT </w:instrText>
             </w:r>
             <w:r>
               <w:rPr>
@@ -9950,6 +10694,7 @@
                 <w:rFonts w:ascii="Arial" w:hAnsi="Arial" w:cs="Arial"/>
                 <w:b/>
               </w:rPr>
+              <w:lastRenderedPageBreak/>
               <w:fldChar w:fldCharType="begin"/>
             </w:r>
             <w:r>
@@ -9957,7 +10702,15 @@
                 <w:rFonts w:ascii="Arial" w:hAnsi="Arial" w:cs="Arial"/>
                 <w:b/>
               </w:rPr>
-              <w:instrText xml:space="preserve"> DOCVARIABLE  FIELD_anlass.hoeren.audiogramm.links.4000hz.DB40  \* MERGEFORMAT </w:instrText>
+              <w:instrText xml:space="preserve"> DOCVARIABLE  FIELD_anlass.ho</w:instrText>
+            </w:r>
+            <w:r>
+              <w:rPr>
+                <w:rFonts w:ascii="Arial" w:hAnsi="Arial" w:cs="Arial"/>
+                <w:b/>
+              </w:rPr>
+              <w:lastRenderedPageBreak/>
+              <w:instrText xml:space="preserve">eren.audiogramm.links.4000hz.DB40  \* MERGEFORMAT </w:instrText>
             </w:r>
             <w:r>
               <w:rPr>
@@ -9984,6 +10737,7 @@
                 <w:rFonts w:ascii="Arial" w:hAnsi="Arial" w:cs="Arial"/>
                 <w:b/>
               </w:rPr>
+              <w:lastRenderedPageBreak/>
               <w:fldChar w:fldCharType="begin"/>
             </w:r>
             <w:r>
@@ -9991,7 +10745,15 @@
                 <w:rFonts w:ascii="Arial" w:hAnsi="Arial" w:cs="Arial"/>
                 <w:b/>
               </w:rPr>
-              <w:instrText xml:space="preserve"> DOCVARIABLE  FIELD_anlass.hoeren.audiogramm.links.6000hz.DB40  \* MERGEFORMAT </w:instrText>
+              <w:instrText xml:space="preserve"> DOCVARIABLE  FIELD_anlass.</w:instrText>
+            </w:r>
+            <w:r>
+              <w:rPr>
+                <w:rFonts w:ascii="Arial" w:hAnsi="Arial" w:cs="Arial"/>
+                <w:b/>
+              </w:rPr>
+              <w:lastRenderedPageBreak/>
+              <w:instrText xml:space="preserve">hoeren.audiogramm.links.6000hz.DB40  \* MERGEFORMAT </w:instrText>
             </w:r>
             <w:r>
               <w:rPr>
@@ -10018,6 +10780,7 @@
                 <w:rFonts w:ascii="Arial" w:hAnsi="Arial" w:cs="Arial"/>
                 <w:b/>
               </w:rPr>
+              <w:lastRenderedPageBreak/>
               <w:fldChar w:fldCharType="begin"/>
             </w:r>
             <w:r>
@@ -10025,7 +10788,15 @@
                 <w:rFonts w:ascii="Arial" w:hAnsi="Arial" w:cs="Arial"/>
                 <w:b/>
               </w:rPr>
-              <w:instrText xml:space="preserve"> DOCVARIABLE  FIELD_anlass.hoeren.audiogramm.links.8000hz.DB40  \* MERGEFORMAT </w:instrText>
+              <w:instrText xml:space="preserve"> DOCVARIABLE  FIELD_anlass.ho</w:instrText>
+            </w:r>
+            <w:r>
+              <w:rPr>
+                <w:rFonts w:ascii="Arial" w:hAnsi="Arial" w:cs="Arial"/>
+                <w:b/>
+              </w:rPr>
+              <w:lastRenderedPageBreak/>
+              <w:instrText xml:space="preserve">eren.audiogramm.links.8000hz.DB40  \* MERGEFORMAT </w:instrText>
             </w:r>
             <w:r>
               <w:rPr>
@@ -10054,6 +10825,7 @@
                 <w:rFonts w:ascii="Arial" w:hAnsi="Arial" w:cs="Arial"/>
                 <w:b/>
               </w:rPr>
+              <w:lastRenderedPageBreak/>
               <w:t>50 dB</w:t>
             </w:r>
           </w:p>
@@ -10846,6 +11618,7 @@
           <w:rFonts w:ascii="Arial" w:hAnsi="Arial" w:cs="Arial"/>
           <w:b/>
         </w:rPr>
+        <w:lastRenderedPageBreak/>
         <w:t>HOEREN OTOSKOPIE</w:t>
       </w:r>
     </w:p>
@@ -11403,7 +12176,21 @@
           <w:rFonts w:ascii="Arial" w:hAnsi="Arial" w:cs="Arial"/>
           <w:b/>
         </w:rPr>
-        <w:instrText xml:space="preserve">bmiBeurteilung  \* MERGEFORMAT </w:instrText>
+        <w:instrText>bmi</w:instrText>
+      </w:r>
+      <w:r>
+        <w:rPr>
+          <w:rFonts w:ascii="Arial" w:hAnsi="Arial" w:cs="Arial"/>
+          <w:b/>
+        </w:rPr>
+        <w:instrText>Beurteilung</w:instrText>
+      </w:r>
+      <w:r>
+        <w:rPr>
+          <w:rFonts w:ascii="Arial" w:hAnsi="Arial" w:cs="Arial"/>
+          <w:b/>
+        </w:rPr>
+        <w:instrText xml:space="preserve">  \* MERGEFORMAT </w:instrText>
       </w:r>
       <w:r>
         <w:rPr>
@@ -11428,19 +12215,20 @@
           <w:b/>
         </w:rPr>
       </w:pPr>
-      <w:r>
-        <w:rPr>
-          <w:rFonts w:ascii="Arial" w:hAnsi="Arial" w:cs="Arial"/>
-          <w:b/>
-        </w:rPr>
-        <w:t>A</w:t>
-      </w:r>
-      <w:r>
-        <w:rPr>
-          <w:rFonts w:ascii="Arial" w:hAnsi="Arial" w:cs="Arial"/>
-          <w:b/>
-        </w:rPr>
-        <w:t>rzt</w:t>
+    </w:p>
+    <w:p>
+      <w:pPr>
+        <w:rPr>
+          <w:rFonts w:ascii="Arial" w:hAnsi="Arial" w:cs="Arial"/>
+          <w:b/>
+        </w:rPr>
+      </w:pPr>
+      <w:r>
+        <w:rPr>
+          <w:rFonts w:ascii="Arial" w:hAnsi="Arial" w:cs="Arial"/>
+          <w:b/>
+        </w:rPr>
+        <w:t>UNTERSUCHUNG ARZT</w:t>
       </w:r>
     </w:p>
     <w:p>
@@ -11453,11 +12241,9 @@
     </w:p>
     <w:p>
       <w:pPr>
-        <w:pStyle w:val="KeinLeerraum"/>
-        <w:rPr>
-          <w:rFonts w:ascii="Arial" w:hAnsi="Arial" w:cs="Arial"/>
-          <w:b/>
-          <w:bCs/>
+        <w:rPr>
+          <w:rFonts w:ascii="Arial" w:hAnsi="Arial" w:cs="Arial"/>
+          <w:b/>
         </w:rPr>
       </w:pPr>
       <w:proofErr w:type="spellStart"/>
@@ -11465,369 +12251,325 @@
         <w:rPr>
           <w:rFonts w:ascii="Arial" w:hAnsi="Arial" w:cs="Arial"/>
           <w:b/>
-          <w:bCs/>
-        </w:rPr>
-        <w:t>FIELD_externer</w:t>
-      </w:r>
-      <w:r>
-        <w:rPr>
-          <w:rFonts w:ascii="Arial" w:hAnsi="Arial" w:cs="Arial"/>
-          <w:b/>
-          <w:bCs/>
-        </w:rPr>
-        <w:t>Arzt</w:t>
-      </w:r>
-      <w:r>
-        <w:rPr>
-          <w:rFonts w:ascii="Arial" w:hAnsi="Arial" w:cs="Arial"/>
-          <w:b/>
-          <w:bCs/>
-        </w:rPr>
-        <w:t>.anrede</w:t>
+        </w:rPr>
+        <w:t>FIELD_anlass.</w:t>
+      </w:r>
+      <w:r>
+        <w:rPr>
+          <w:rFonts w:ascii="Arial" w:hAnsi="Arial" w:cs="Arial"/>
+          <w:b/>
+        </w:rPr>
+        <w:t>untersuchungArzt</w:t>
+      </w:r>
+      <w:r>
+        <w:rPr>
+          <w:rFonts w:ascii="Arial" w:hAnsi="Arial" w:cs="Arial"/>
+          <w:b/>
+        </w:rPr>
+        <w:t>.</w:t>
+      </w:r>
+      <w:r>
+        <w:rPr>
+          <w:rFonts w:ascii="Arial" w:hAnsi="Arial" w:cs="Arial"/>
+          <w:b/>
+        </w:rPr>
+        <w:t>blutdruckBewertung</w:t>
       </w:r>
       <w:proofErr w:type="spellEnd"/>
       <w:r>
         <w:rPr>
           <w:rFonts w:ascii="Arial" w:hAnsi="Arial" w:cs="Arial"/>
           <w:b/>
-          <w:bCs/>
         </w:rPr>
         <w:t xml:space="preserve">: </w:t>
       </w:r>
       <w:r>
         <w:rPr>
           <w:rFonts w:ascii="Arial" w:hAnsi="Arial" w:cs="Arial"/>
+          <w:b/>
         </w:rPr>
         <w:fldChar w:fldCharType="begin"/>
       </w:r>
       <w:r>
         <w:rPr>
           <w:rFonts w:ascii="Arial" w:hAnsi="Arial" w:cs="Arial"/>
-        </w:rPr>
-        <w:instrText xml:space="preserve"> DOCVARIABLE  FIELD_</w:instrText>
-      </w:r>
-      <w:r>
-        <w:rPr>
-          <w:rFonts w:ascii="Arial" w:hAnsi="Arial" w:cs="Arial"/>
-        </w:rPr>
-        <w:instrText>externer</w:instrText>
-      </w:r>
-      <w:r>
-        <w:rPr>
-          <w:rFonts w:ascii="Arial" w:hAnsi="Arial" w:cs="Arial"/>
-        </w:rPr>
-        <w:instrText>Arzt</w:instrText>
-      </w:r>
-      <w:r>
-        <w:rPr>
-          <w:rFonts w:ascii="Arial" w:hAnsi="Arial" w:cs="Arial"/>
+          <w:b/>
+        </w:rPr>
+        <w:instrText xml:space="preserve"> DOCVARIABLE  </w:instrText>
+      </w:r>
+      <w:r>
+        <w:rPr>
+          <w:rFonts w:ascii="Arial" w:hAnsi="Arial" w:cs="Arial"/>
+          <w:b/>
+        </w:rPr>
+        <w:instrText>FIELD_anlass.</w:instrText>
+      </w:r>
+      <w:r>
+        <w:rPr>
+          <w:rFonts w:ascii="Arial" w:hAnsi="Arial" w:cs="Arial"/>
+          <w:b/>
+        </w:rPr>
+        <w:instrText>untersuchungArzt</w:instrText>
+      </w:r>
+      <w:r>
+        <w:rPr>
+          <w:rFonts w:ascii="Arial" w:hAnsi="Arial" w:cs="Arial"/>
+          <w:b/>
         </w:rPr>
         <w:instrText>.</w:instrText>
       </w:r>
       <w:r>
         <w:rPr>
           <w:rFonts w:ascii="Arial" w:hAnsi="Arial" w:cs="Arial"/>
-        </w:rPr>
-        <w:instrText>anrede</w:instrText>
-      </w:r>
-      <w:r>
-        <w:rPr>
-          <w:rFonts w:ascii="Arial" w:hAnsi="Arial" w:cs="Arial"/>
-        </w:rPr>
-        <w:instrText xml:space="preserve">  \* MERGEFORMAT </w:instrText>
-      </w:r>
-      <w:r>
-        <w:rPr>
-          <w:rFonts w:ascii="Arial" w:hAnsi="Arial" w:cs="Arial"/>
-        </w:rPr>
-        <w:fldChar w:fldCharType="separate"/>
-      </w:r>
-      <w:r>
-        <w:rPr>
-          <w:rFonts w:ascii="Arial" w:hAnsi="Arial" w:cs="Arial"/>
+          <w:b/>
+        </w:rPr>
+        <w:instrText xml:space="preserve">blutdruckBewertung  \* MERGEFORMAT </w:instrText>
+      </w:r>
+      <w:r>
+        <w:rPr>
+          <w:rFonts w:ascii="Arial" w:hAnsi="Arial" w:cs="Arial"/>
+          <w:b/>
         </w:rPr>
         <w:fldChar w:fldCharType="end"/>
       </w:r>
     </w:p>
     <w:p>
       <w:pPr>
-        <w:pStyle w:val="KeinLeerraum"/>
-        <w:rPr>
-          <w:rFonts w:ascii="Arial" w:hAnsi="Arial" w:cs="Arial"/>
-          <w:b/>
-          <w:bCs/>
-          <w:lang w:val="en-US"/>
+        <w:rPr>
+          <w:rFonts w:ascii="Arial" w:hAnsi="Arial" w:cs="Arial"/>
+          <w:b/>
         </w:rPr>
       </w:pPr>
-      <w:r>
-        <w:rPr>
-          <w:rFonts w:ascii="Arial" w:hAnsi="Arial" w:cs="Arial"/>
-          <w:b/>
-          <w:bCs/>
-          <w:lang w:val="en-US"/>
-        </w:rPr>
-        <w:t>FIELD_externer</w:t>
-      </w:r>
-      <w:r>
-        <w:rPr>
-          <w:rFonts w:ascii="Arial" w:hAnsi="Arial" w:cs="Arial"/>
-          <w:b/>
-          <w:bCs/>
-        </w:rPr>
-        <w:t>Arzt</w:t>
-      </w:r>
-      <w:r>
-        <w:rPr>
-          <w:rFonts w:ascii="Arial" w:hAnsi="Arial" w:cs="Arial"/>
-          <w:b/>
-          <w:bCs/>
-          <w:lang w:val="en-US"/>
-        </w:rPr>
-        <w:t>.name:</w:t>
-      </w:r>
-      <w:r>
-        <w:rPr>
-          <w:rFonts w:ascii="Arial" w:hAnsi="Arial" w:cs="Arial"/>
-          <w:b/>
-          <w:lang w:val="en-US"/>
-        </w:rPr>
-        <w:t xml:space="preserve"> </w:t>
-      </w:r>
-      <w:r>
-        <w:rPr>
-          <w:rFonts w:ascii="Arial" w:hAnsi="Arial" w:cs="Arial"/>
+      <w:proofErr w:type="spellStart"/>
+      <w:r>
+        <w:rPr>
+          <w:rFonts w:ascii="Arial" w:hAnsi="Arial" w:cs="Arial"/>
+          <w:b/>
+        </w:rPr>
+        <w:t>FIELD_anlass.</w:t>
+      </w:r>
+      <w:r>
+        <w:rPr>
+          <w:rFonts w:ascii="Arial" w:hAnsi="Arial" w:cs="Arial"/>
+          <w:b/>
+        </w:rPr>
+        <w:t>untersuchungArzt</w:t>
+      </w:r>
+      <w:r>
+        <w:rPr>
+          <w:rFonts w:ascii="Arial" w:hAnsi="Arial" w:cs="Arial"/>
+          <w:b/>
+        </w:rPr>
+        <w:t>.</w:t>
+      </w:r>
+      <w:r>
+        <w:rPr>
+          <w:rFonts w:ascii="Arial" w:hAnsi="Arial" w:cs="Arial"/>
+          <w:b/>
+        </w:rPr>
+        <w:t>blutdruckWertSystolisch</w:t>
+      </w:r>
+      <w:proofErr w:type="spellEnd"/>
+      <w:r>
+        <w:rPr>
+          <w:rFonts w:ascii="Arial" w:hAnsi="Arial" w:cs="Arial"/>
+          <w:b/>
+        </w:rPr>
+        <w:t xml:space="preserve">: </w:t>
+      </w:r>
+      <w:r>
+        <w:rPr>
+          <w:rFonts w:ascii="Arial" w:hAnsi="Arial" w:cs="Arial"/>
+          <w:b/>
         </w:rPr>
         <w:fldChar w:fldCharType="begin"/>
       </w:r>
       <w:r>
         <w:rPr>
           <w:rFonts w:ascii="Arial" w:hAnsi="Arial" w:cs="Arial"/>
-          <w:lang w:val="en-US"/>
-        </w:rPr>
-        <w:instrText xml:space="preserve"> DOCVARIABLE  FIELD_externer</w:instrText>
-      </w:r>
-      <w:r>
-        <w:rPr>
-          <w:rFonts w:ascii="Arial" w:hAnsi="Arial" w:cs="Arial"/>
-          <w:lang w:val="en-US"/>
-        </w:rPr>
-        <w:instrText>Arzt</w:instrText>
-      </w:r>
-      <w:r>
-        <w:rPr>
-          <w:rFonts w:ascii="Arial" w:hAnsi="Arial" w:cs="Arial"/>
-          <w:lang w:val="en-US"/>
-        </w:rPr>
-        <w:instrText xml:space="preserve">.name  \* MERGEFORMAT </w:instrText>
-      </w:r>
-      <w:r>
-        <w:rPr>
-          <w:rFonts w:ascii="Arial" w:hAnsi="Arial" w:cs="Arial"/>
-        </w:rPr>
-        <w:fldChar w:fldCharType="separate"/>
-      </w:r>
-      <w:r>
-        <w:rPr>
-          <w:rFonts w:ascii="Arial" w:hAnsi="Arial" w:cs="Arial"/>
+          <w:b/>
+        </w:rPr>
+        <w:instrText xml:space="preserve"> DOCVARIABLE  </w:instrText>
+      </w:r>
+      <w:r>
+        <w:rPr>
+          <w:rFonts w:ascii="Arial" w:hAnsi="Arial" w:cs="Arial"/>
+          <w:b/>
+        </w:rPr>
+        <w:instrText>FIELD_anlass.</w:instrText>
+      </w:r>
+      <w:r>
+        <w:rPr>
+          <w:rFonts w:ascii="Arial" w:hAnsi="Arial" w:cs="Arial"/>
+          <w:b/>
+        </w:rPr>
+        <w:instrText>untersuchungArzt</w:instrText>
+      </w:r>
+      <w:r>
+        <w:rPr>
+          <w:rFonts w:ascii="Arial" w:hAnsi="Arial" w:cs="Arial"/>
+          <w:b/>
+        </w:rPr>
+        <w:instrText>.</w:instrText>
+      </w:r>
+      <w:r>
+        <w:rPr>
+          <w:rFonts w:ascii="Arial" w:hAnsi="Arial" w:cs="Arial"/>
+          <w:b/>
+        </w:rPr>
+        <w:instrText xml:space="preserve">blutdruckWertSystolisch  \* MERGEFORMAT </w:instrText>
+      </w:r>
+      <w:r>
+        <w:rPr>
+          <w:rFonts w:ascii="Arial" w:hAnsi="Arial" w:cs="Arial"/>
+          <w:b/>
         </w:rPr>
         <w:fldChar w:fldCharType="end"/>
       </w:r>
     </w:p>
     <w:p>
       <w:pPr>
-        <w:pStyle w:val="KeinLeerraum"/>
-        <w:rPr>
-          <w:rFonts w:ascii="Arial" w:hAnsi="Arial" w:cs="Arial"/>
-          <w:b/>
-          <w:bCs/>
-          <w:lang w:val="en-US"/>
+        <w:rPr>
+          <w:rFonts w:ascii="Arial" w:hAnsi="Arial" w:cs="Arial"/>
+          <w:b/>
         </w:rPr>
       </w:pPr>
-      <w:r>
-        <w:rPr>
-          <w:rFonts w:ascii="Arial" w:hAnsi="Arial" w:cs="Arial"/>
-          <w:b/>
-          <w:bCs/>
-          <w:lang w:val="en-US"/>
-        </w:rPr>
-        <w:t>FIELD_externer</w:t>
-      </w:r>
-      <w:r>
-        <w:rPr>
-          <w:rFonts w:ascii="Arial" w:hAnsi="Arial" w:cs="Arial"/>
-          <w:b/>
-          <w:bCs/>
-        </w:rPr>
-        <w:t>Arzt</w:t>
-      </w:r>
-      <w:r>
-        <w:rPr>
-          <w:rFonts w:ascii="Arial" w:hAnsi="Arial" w:cs="Arial"/>
-          <w:b/>
-          <w:bCs/>
-          <w:lang w:val="en-US"/>
+      <w:proofErr w:type="spellStart"/>
+      <w:r>
+        <w:rPr>
+          <w:rFonts w:ascii="Arial" w:hAnsi="Arial" w:cs="Arial"/>
+          <w:b/>
+        </w:rPr>
+        <w:t>FIELD_anlass.</w:t>
+      </w:r>
+      <w:r>
+        <w:rPr>
+          <w:rFonts w:ascii="Arial" w:hAnsi="Arial" w:cs="Arial"/>
+          <w:b/>
+        </w:rPr>
+        <w:t>untersuchungArzt</w:t>
+      </w:r>
+      <w:r>
+        <w:rPr>
+          <w:rFonts w:ascii="Arial" w:hAnsi="Arial" w:cs="Arial"/>
+          <w:b/>
         </w:rPr>
         <w:t>.</w:t>
       </w:r>
-      <w:proofErr w:type="spellStart"/>
-      <w:r>
-        <w:rPr>
-          <w:rFonts w:ascii="Arial" w:hAnsi="Arial" w:cs="Arial"/>
-          <w:b/>
-          <w:bCs/>
-          <w:lang w:val="en-US"/>
-        </w:rPr>
-        <w:t>adresse</w:t>
+      <w:r>
+        <w:rPr>
+          <w:rFonts w:ascii="Arial" w:hAnsi="Arial" w:cs="Arial"/>
+          <w:b/>
+        </w:rPr>
+        <w:t>blutdruckWertDiastolisch</w:t>
       </w:r>
       <w:proofErr w:type="spellEnd"/>
       <w:r>
         <w:rPr>
           <w:rFonts w:ascii="Arial" w:hAnsi="Arial" w:cs="Arial"/>
           <w:b/>
-          <w:bCs/>
-          <w:lang w:val="en-US"/>
         </w:rPr>
         <w:t xml:space="preserve">: </w:t>
       </w:r>
       <w:r>
         <w:rPr>
           <w:rFonts w:ascii="Arial" w:hAnsi="Arial" w:cs="Arial"/>
+          <w:b/>
         </w:rPr>
         <w:fldChar w:fldCharType="begin"/>
       </w:r>
       <w:r>
         <w:rPr>
           <w:rFonts w:ascii="Arial" w:hAnsi="Arial" w:cs="Arial"/>
-          <w:lang w:val="en-US"/>
-        </w:rPr>
-        <w:instrText xml:space="preserve"> DOCVARIABLE  FIELD_externer</w:instrText>
-      </w:r>
-      <w:r>
-        <w:rPr>
-          <w:rFonts w:ascii="Arial" w:hAnsi="Arial" w:cs="Arial"/>
-          <w:lang w:val="en-US"/>
-        </w:rPr>
-        <w:instrText>Arzt</w:instrText>
-      </w:r>
-      <w:r>
-        <w:rPr>
-          <w:rFonts w:ascii="Arial" w:hAnsi="Arial" w:cs="Arial"/>
-          <w:lang w:val="en-US"/>
-        </w:rPr>
-        <w:instrText xml:space="preserve">.adresse  \* MERGEFORMAT </w:instrText>
-      </w:r>
-      <w:r>
-        <w:rPr>
-          <w:rFonts w:ascii="Arial" w:hAnsi="Arial" w:cs="Arial"/>
-        </w:rPr>
-        <w:fldChar w:fldCharType="separate"/>
-      </w:r>
-      <w:r>
-        <w:rPr>
-          <w:rFonts w:ascii="Arial" w:hAnsi="Arial" w:cs="Arial"/>
+          <w:b/>
+        </w:rPr>
+        <w:instrText xml:space="preserve"> DOCVARIABLE  </w:instrText>
+      </w:r>
+      <w:r>
+        <w:rPr>
+          <w:rFonts w:ascii="Arial" w:hAnsi="Arial" w:cs="Arial"/>
+          <w:b/>
+        </w:rPr>
+        <w:instrText>FIELD_anlass.</w:instrText>
+      </w:r>
+      <w:r>
+        <w:rPr>
+          <w:rFonts w:ascii="Arial" w:hAnsi="Arial" w:cs="Arial"/>
+          <w:b/>
+        </w:rPr>
+        <w:instrText>untersuchungArzt</w:instrText>
+      </w:r>
+      <w:r>
+        <w:rPr>
+          <w:rFonts w:ascii="Arial" w:hAnsi="Arial" w:cs="Arial"/>
+          <w:b/>
+        </w:rPr>
+        <w:instrText>.</w:instrText>
+      </w:r>
+      <w:r>
+        <w:rPr>
+          <w:rFonts w:ascii="Arial" w:hAnsi="Arial" w:cs="Arial"/>
+          <w:b/>
+        </w:rPr>
+        <w:instrText xml:space="preserve">blutdruckWertDiastolisch  \* MERGEFORMAT </w:instrText>
+      </w:r>
+      <w:r>
+        <w:rPr>
+          <w:rFonts w:ascii="Arial" w:hAnsi="Arial" w:cs="Arial"/>
+          <w:b/>
         </w:rPr>
         <w:fldChar w:fldCharType="end"/>
       </w:r>
     </w:p>
     <w:p>
       <w:pPr>
-        <w:pStyle w:val="KeinLeerraum"/>
-        <w:rPr>
-          <w:rFonts w:ascii="Arial" w:hAnsi="Arial" w:cs="Arial"/>
-          <w:b/>
-          <w:bCs/>
-          <w:lang w:val="en-US"/>
+        <w:rPr>
+          <w:rFonts w:ascii="Arial" w:hAnsi="Arial" w:cs="Arial"/>
+          <w:b/>
         </w:rPr>
       </w:pPr>
-      <w:r>
-        <w:rPr>
-          <w:rFonts w:ascii="Arial" w:hAnsi="Arial" w:cs="Arial"/>
-          <w:b/>
-          <w:bCs/>
-          <w:lang w:val="en-US"/>
-        </w:rPr>
-        <w:t>FIELD_externer</w:t>
-      </w:r>
-      <w:r>
-        <w:rPr>
-          <w:rFonts w:ascii="Arial" w:hAnsi="Arial" w:cs="Arial"/>
-          <w:b/>
-          <w:bCs/>
-        </w:rPr>
-        <w:t>Arzt</w:t>
-      </w:r>
-      <w:r>
-        <w:rPr>
-          <w:rFonts w:ascii="Arial" w:hAnsi="Arial" w:cs="Arial"/>
-          <w:b/>
-          <w:bCs/>
-          <w:lang w:val="en-US"/>
-        </w:rPr>
-        <w:t>.</w:t>
-      </w:r>
-      <w:proofErr w:type="spellStart"/>
-      <w:r>
-        <w:rPr>
-          <w:rFonts w:ascii="Arial" w:hAnsi="Arial" w:cs="Arial"/>
-          <w:b/>
-          <w:bCs/>
-          <w:lang w:val="en-US"/>
-        </w:rPr>
-        <w:t>telefon</w:t>
-      </w:r>
-      <w:proofErr w:type="spellEnd"/>
-      <w:r>
-        <w:rPr>
-          <w:rFonts w:ascii="Arial" w:hAnsi="Arial" w:cs="Arial"/>
-          <w:b/>
-          <w:bCs/>
-          <w:lang w:val="en-US"/>
-        </w:rPr>
-        <w:t xml:space="preserve">: </w:t>
-      </w:r>
-      <w:r>
-        <w:rPr>
-          <w:rFonts w:ascii="Arial" w:hAnsi="Arial" w:cs="Arial"/>
-        </w:rPr>
-        <w:fldChar w:fldCharType="begin"/>
-      </w:r>
-      <w:r>
-        <w:rPr>
-          <w:rFonts w:ascii="Arial" w:hAnsi="Arial" w:cs="Arial"/>
-          <w:lang w:val="en-US"/>
-        </w:rPr>
-        <w:instrText xml:space="preserve"> DOCVARIABLE  FIELD_externer</w:instrText>
-      </w:r>
-      <w:r>
-        <w:rPr>
-          <w:rFonts w:ascii="Arial" w:hAnsi="Arial" w:cs="Arial"/>
-          <w:lang w:val="en-US"/>
-        </w:rPr>
-        <w:instrText>Arzt</w:instrText>
-      </w:r>
-      <w:r>
-        <w:rPr>
-          <w:rFonts w:ascii="Arial" w:hAnsi="Arial" w:cs="Arial"/>
-          <w:lang w:val="en-US"/>
-        </w:rPr>
-        <w:instrText xml:space="preserve">.telefon  \* MERGEFORMAT </w:instrText>
-      </w:r>
-      <w:r>
-        <w:rPr>
-          <w:rFonts w:ascii="Arial" w:hAnsi="Arial" w:cs="Arial"/>
-        </w:rPr>
-        <w:fldChar w:fldCharType="separate"/>
-      </w:r>
-      <w:r>
-        <w:rPr>
-          <w:rFonts w:ascii="Arial" w:hAnsi="Arial" w:cs="Arial"/>
-        </w:rPr>
-        <w:fldChar w:fldCharType="end"/>
-      </w:r>
     </w:p>
     <w:p>
       <w:pPr>
-        <w:pStyle w:val="KeinLeerraum"/>
+        <w:rPr>
+          <w:rFonts w:ascii="Arial" w:hAnsi="Arial" w:cs="Arial"/>
+          <w:b/>
+        </w:rPr>
+      </w:pPr>
+    </w:p>
+    <w:p>
+      <w:pPr>
+        <w:rPr>
+          <w:rFonts w:ascii="Arial" w:hAnsi="Arial" w:cs="Arial"/>
+          <w:b/>
+        </w:rPr>
+      </w:pPr>
+      <w:r>
+        <w:rPr>
+          <w:rFonts w:ascii="Arial" w:hAnsi="Arial" w:cs="Arial"/>
+          <w:b/>
+        </w:rPr>
+        <w:t>A</w:t>
+      </w:r>
+      <w:r>
+        <w:rPr>
+          <w:rFonts w:ascii="Arial" w:hAnsi="Arial" w:cs="Arial"/>
+          <w:b/>
+        </w:rPr>
+        <w:t>rzt</w:t>
+      </w:r>
+    </w:p>
+    <w:p>
+      <w:pPr>
+        <w:rPr>
+          <w:rFonts w:ascii="Arial" w:hAnsi="Arial" w:cs="Arial"/>
+          <w:b/>
+          <w:bCs/>
+        </w:rPr>
+      </w:pPr>
+    </w:p>
+    <w:p>
+      <w:pPr>
         <w:rPr>
           <w:rFonts w:ascii="Arial" w:hAnsi="Arial" w:cs="Arial"/>
           <w:b/>
@@ -11835,6 +12577,99 @@
           <w:lang w:val="en-US"/>
         </w:rPr>
       </w:pPr>
+      <w:proofErr w:type="spellStart"/>
+      <w:r>
+        <w:rPr>
+          <w:rFonts w:ascii="Arial" w:hAnsi="Arial" w:cs="Arial"/>
+          <w:b/>
+          <w:bCs/>
+        </w:rPr>
+        <w:t>FIELD_externer</w:t>
+      </w:r>
+      <w:r>
+        <w:rPr>
+          <w:rFonts w:ascii="Arial" w:hAnsi="Arial" w:cs="Arial"/>
+          <w:b/>
+          <w:bCs/>
+        </w:rPr>
+        <w:t>Arzt</w:t>
+      </w:r>
+      <w:r>
+        <w:rPr>
+          <w:rFonts w:ascii="Arial" w:hAnsi="Arial" w:cs="Arial"/>
+          <w:b/>
+          <w:bCs/>
+        </w:rPr>
+        <w:t>.anrede</w:t>
+      </w:r>
+      <w:proofErr w:type="spellEnd"/>
+      <w:r>
+        <w:rPr>
+          <w:rFonts w:ascii="Arial" w:hAnsi="Arial" w:cs="Arial"/>
+          <w:b/>
+        </w:rPr>
+        <w:t xml:space="preserve">: </w:t>
+      </w:r>
+      <w:r>
+        <w:rPr>
+          <w:rFonts w:ascii="Arial" w:hAnsi="Arial" w:cs="Arial"/>
+          <w:b/>
+        </w:rPr>
+        <w:fldChar w:fldCharType="begin"/>
+      </w:r>
+      <w:r>
+        <w:rPr>
+          <w:rFonts w:ascii="Arial" w:hAnsi="Arial" w:cs="Arial"/>
+          <w:b/>
+        </w:rPr>
+        <w:instrText xml:space="preserve"> DOCVARIABLE  </w:instrText>
+      </w:r>
+      <w:r>
+        <w:rPr>
+          <w:rFonts w:ascii="Arial" w:hAnsi="Arial" w:cs="Arial"/>
+          <w:b/>
+          <w:bCs/>
+        </w:rPr>
+        <w:instrText>FIELD_externer</w:instrText>
+      </w:r>
+      <w:r>
+        <w:rPr>
+          <w:rFonts w:ascii="Arial" w:hAnsi="Arial" w:cs="Arial"/>
+          <w:b/>
+          <w:bCs/>
+        </w:rPr>
+        <w:instrText>Arzt</w:instrText>
+      </w:r>
+      <w:r>
+        <w:rPr>
+          <w:rFonts w:ascii="Arial" w:hAnsi="Arial" w:cs="Arial"/>
+          <w:b/>
+          <w:bCs/>
+        </w:rPr>
+        <w:instrText>.anrede</w:instrText>
+      </w:r>
+      <w:r>
+        <w:rPr>
+          <w:rFonts w:ascii="Arial" w:hAnsi="Arial" w:cs="Arial"/>
+          <w:b/>
+        </w:rPr>
+        <w:instrText xml:space="preserve">  \* MERGEFORMAT </w:instrText>
+      </w:r>
+      <w:r>
+        <w:rPr>
+          <w:rFonts w:ascii="Arial" w:hAnsi="Arial" w:cs="Arial"/>
+          <w:b/>
+        </w:rPr>
+        <w:fldChar w:fldCharType="end"/>
+      </w:r>
+      <w:r>
+        <w:rPr>
+          <w:rFonts w:ascii="Arial" w:hAnsi="Arial" w:cs="Arial"/>
+          <w:b/>
+        </w:rPr>
+        <w:br/>
+      </w:r>
+      <w:proofErr w:type="spellStart"/>
       <w:r>
         <w:rPr>
           <w:rFonts w:ascii="Arial" w:hAnsi="Arial" w:cs="Arial"/>
@@ -11844,6 +12679,274 @@
         </w:rPr>
         <w:t>FIELD_externer</w:t>
       </w:r>
+      <w:proofErr w:type="spellEnd"/>
+      <w:r>
+        <w:rPr>
+          <w:rFonts w:ascii="Arial" w:hAnsi="Arial" w:cs="Arial"/>
+          <w:b/>
+          <w:bCs/>
+        </w:rPr>
+        <w:t>Arzt</w:t>
+      </w:r>
+      <w:r>
+        <w:rPr>
+          <w:rFonts w:ascii="Arial" w:hAnsi="Arial" w:cs="Arial"/>
+          <w:b/>
+          <w:bCs/>
+          <w:lang w:val="en-US"/>
+        </w:rPr>
+        <w:t>.name:</w:t>
+      </w:r>
+      <w:r>
+        <w:rPr>
+          <w:rFonts w:ascii="Arial" w:hAnsi="Arial" w:cs="Arial"/>
+          <w:b/>
+          <w:lang w:val="en-US"/>
+        </w:rPr>
+        <w:t xml:space="preserve"> </w:t>
+      </w:r>
+      <w:r>
+        <w:rPr>
+          <w:rFonts w:ascii="Arial" w:hAnsi="Arial" w:cs="Arial"/>
+        </w:rPr>
+        <w:fldChar w:fldCharType="begin"/>
+      </w:r>
+      <w:r>
+        <w:rPr>
+          <w:rFonts w:ascii="Arial" w:hAnsi="Arial" w:cs="Arial"/>
+          <w:lang w:val="en-US"/>
+        </w:rPr>
+        <w:instrText xml:space="preserve"> DOCVARIABLE  FIELD_externer</w:instrText>
+      </w:r>
+      <w:r>
+        <w:rPr>
+          <w:rFonts w:ascii="Arial" w:hAnsi="Arial" w:cs="Arial"/>
+          <w:lang w:val="en-US"/>
+        </w:rPr>
+        <w:instrText>Arzt</w:instrText>
+      </w:r>
+      <w:r>
+        <w:rPr>
+          <w:rFonts w:ascii="Arial" w:hAnsi="Arial" w:cs="Arial"/>
+          <w:lang w:val="en-US"/>
+        </w:rPr>
+        <w:instrText xml:space="preserve">.name  \* MERGEFORMAT </w:instrText>
+      </w:r>
+      <w:r>
+        <w:rPr>
+          <w:rFonts w:ascii="Arial" w:hAnsi="Arial" w:cs="Arial"/>
+        </w:rPr>
+        <w:fldChar w:fldCharType="separate"/>
+      </w:r>
+      <w:r>
+        <w:rPr>
+          <w:rFonts w:ascii="Arial" w:hAnsi="Arial" w:cs="Arial"/>
+        </w:rPr>
+        <w:fldChar w:fldCharType="end"/>
+      </w:r>
+      <w:r>
+        <w:rPr>
+          <w:rFonts w:ascii="Arial" w:hAnsi="Arial" w:cs="Arial"/>
+        </w:rPr>
+        <w:br/>
+      </w:r>
+      <w:proofErr w:type="spellStart"/>
+      <w:r>
+        <w:rPr>
+          <w:rFonts w:ascii="Arial" w:hAnsi="Arial" w:cs="Arial"/>
+          <w:b/>
+          <w:bCs/>
+          <w:lang w:val="en-US"/>
+        </w:rPr>
+        <w:t>FIELD_externer</w:t>
+      </w:r>
+      <w:proofErr w:type="spellEnd"/>
+      <w:r>
+        <w:rPr>
+          <w:rFonts w:ascii="Arial" w:hAnsi="Arial" w:cs="Arial"/>
+          <w:b/>
+          <w:bCs/>
+        </w:rPr>
+        <w:t>Arzt</w:t>
+      </w:r>
+      <w:r>
+        <w:rPr>
+          <w:rFonts w:ascii="Arial" w:hAnsi="Arial" w:cs="Arial"/>
+          <w:b/>
+          <w:bCs/>
+          <w:lang w:val="en-US"/>
+        </w:rPr>
+        <w:t>.</w:t>
+      </w:r>
+      <w:proofErr w:type="spellStart"/>
+      <w:r>
+        <w:rPr>
+          <w:rFonts w:ascii="Arial" w:hAnsi="Arial" w:cs="Arial"/>
+          <w:b/>
+          <w:bCs/>
+          <w:lang w:val="en-US"/>
+        </w:rPr>
+        <w:t>adresse</w:t>
+      </w:r>
+      <w:proofErr w:type="spellEnd"/>
+      <w:r>
+        <w:rPr>
+          <w:rFonts w:ascii="Arial" w:hAnsi="Arial" w:cs="Arial"/>
+          <w:b/>
+          <w:bCs/>
+          <w:lang w:val="en-US"/>
+        </w:rPr>
+        <w:t xml:space="preserve">: </w:t>
+      </w:r>
+      <w:r>
+        <w:rPr>
+          <w:rFonts w:ascii="Arial" w:hAnsi="Arial" w:cs="Arial"/>
+        </w:rPr>
+        <w:fldChar w:fldCharType="begin"/>
+      </w:r>
+      <w:r>
+        <w:rPr>
+          <w:rFonts w:ascii="Arial" w:hAnsi="Arial" w:cs="Arial"/>
+          <w:lang w:val="en-US"/>
+        </w:rPr>
+        <w:instrText xml:space="preserve"> DOCVARIABLE  FIELD_externer</w:instrText>
+      </w:r>
+      <w:r>
+        <w:rPr>
+          <w:rFonts w:ascii="Arial" w:hAnsi="Arial" w:cs="Arial"/>
+          <w:lang w:val="en-US"/>
+        </w:rPr>
+        <w:instrText>Arzt</w:instrText>
+      </w:r>
+      <w:r>
+        <w:rPr>
+          <w:rFonts w:ascii="Arial" w:hAnsi="Arial" w:cs="Arial"/>
+          <w:lang w:val="en-US"/>
+        </w:rPr>
+        <w:instrText xml:space="preserve">.adresse  \* MERGEFORMAT </w:instrText>
+      </w:r>
+      <w:r>
+        <w:rPr>
+          <w:rFonts w:ascii="Arial" w:hAnsi="Arial" w:cs="Arial"/>
+        </w:rPr>
+        <w:fldChar w:fldCharType="separate"/>
+      </w:r>
+      <w:r>
+        <w:rPr>
+          <w:rFonts w:ascii="Arial" w:hAnsi="Arial" w:cs="Arial"/>
+        </w:rPr>
+        <w:fldChar w:fldCharType="end"/>
+      </w:r>
+      <w:r>
+        <w:rPr>
+          <w:rFonts w:ascii="Arial" w:hAnsi="Arial" w:cs="Arial"/>
+        </w:rPr>
+        <w:br/>
+      </w:r>
+      <w:proofErr w:type="spellStart"/>
+      <w:r>
+        <w:rPr>
+          <w:rFonts w:ascii="Arial" w:hAnsi="Arial" w:cs="Arial"/>
+          <w:b/>
+          <w:bCs/>
+          <w:lang w:val="en-US"/>
+        </w:rPr>
+        <w:t>FIELD_externer</w:t>
+      </w:r>
+      <w:proofErr w:type="spellEnd"/>
+      <w:r>
+        <w:rPr>
+          <w:rFonts w:ascii="Arial" w:hAnsi="Arial" w:cs="Arial"/>
+          <w:b/>
+          <w:bCs/>
+        </w:rPr>
+        <w:t>Arzt</w:t>
+      </w:r>
+      <w:r>
+        <w:rPr>
+          <w:rFonts w:ascii="Arial" w:hAnsi="Arial" w:cs="Arial"/>
+          <w:b/>
+          <w:bCs/>
+          <w:lang w:val="en-US"/>
+        </w:rPr>
+        <w:t>.</w:t>
+      </w:r>
+      <w:proofErr w:type="spellStart"/>
+      <w:r>
+        <w:rPr>
+          <w:rFonts w:ascii="Arial" w:hAnsi="Arial" w:cs="Arial"/>
+          <w:b/>
+          <w:bCs/>
+          <w:lang w:val="en-US"/>
+        </w:rPr>
+        <w:t>telefon</w:t>
+      </w:r>
+      <w:proofErr w:type="spellEnd"/>
+      <w:r>
+        <w:rPr>
+          <w:rFonts w:ascii="Arial" w:hAnsi="Arial" w:cs="Arial"/>
+          <w:b/>
+          <w:bCs/>
+          <w:lang w:val="en-US"/>
+        </w:rPr>
+        <w:t xml:space="preserve">: </w:t>
+      </w:r>
+      <w:r>
+        <w:rPr>
+          <w:rFonts w:ascii="Arial" w:hAnsi="Arial" w:cs="Arial"/>
+        </w:rPr>
+        <w:fldChar w:fldCharType="begin"/>
+      </w:r>
+      <w:r>
+        <w:rPr>
+          <w:rFonts w:ascii="Arial" w:hAnsi="Arial" w:cs="Arial"/>
+          <w:lang w:val="en-US"/>
+        </w:rPr>
+        <w:instrText xml:space="preserve"> DOCVARIABLE  FIELD_externer</w:instrText>
+      </w:r>
+      <w:r>
+        <w:rPr>
+          <w:rFonts w:ascii="Arial" w:hAnsi="Arial" w:cs="Arial"/>
+          <w:lang w:val="en-US"/>
+        </w:rPr>
+        <w:instrText>Arzt</w:instrText>
+      </w:r>
+      <w:r>
+        <w:rPr>
+          <w:rFonts w:ascii="Arial" w:hAnsi="Arial" w:cs="Arial"/>
+          <w:lang w:val="en-US"/>
+        </w:rPr>
+        <w:instrText xml:space="preserve">.telefon  \* MERGEFORMAT </w:instrText>
+      </w:r>
+      <w:r>
+        <w:rPr>
+          <w:rFonts w:ascii="Arial" w:hAnsi="Arial" w:cs="Arial"/>
+        </w:rPr>
+        <w:fldChar w:fldCharType="separate"/>
+      </w:r>
+      <w:r>
+        <w:rPr>
+          <w:rFonts w:ascii="Arial" w:hAnsi="Arial" w:cs="Arial"/>
+        </w:rPr>
+        <w:fldChar w:fldCharType="end"/>
+      </w:r>
+      <w:r>
+        <w:rPr>
+          <w:rFonts w:ascii="Arial" w:hAnsi="Arial" w:cs="Arial"/>
+        </w:rPr>
+        <w:br/>
+      </w:r>
+      <w:proofErr w:type="spellStart"/>
+      <w:r>
+        <w:rPr>
+          <w:rFonts w:ascii="Arial" w:hAnsi="Arial" w:cs="Arial"/>
+          <w:b/>
+          <w:bCs/>
+          <w:lang w:val="en-US"/>
+        </w:rPr>
+        <w:t>FIELD_externer</w:t>
+      </w:r>
+      <w:proofErr w:type="spellEnd"/>
       <w:r>
         <w:rPr>
           <w:rFonts w:ascii="Arial" w:hAnsi="Arial" w:cs="Arial"/>
@@ -12429,7 +13532,7 @@
   <w:style w:type="paragraph" w:default="1" w:styleId="Standard">
     <w:name w:val="Normal"/>
     <w:qFormat/>
-    <w:rsid w:val="00E75F9B"/>
+    <w:rsid w:val="00765125"/>
   </w:style>
   <w:style w:type="character" w:default="1" w:styleId="Absatz-Standardschriftart">
     <w:name w:val="Default Paragraph Font"/>

--- a/api/src/test/resources/DocMergerTest/all-properties.docx
+++ b/api/src/test/resources/DocMergerTest/all-properties.docx
@@ -1520,6 +1520,121 @@
           <w:b/>
         </w:rPr>
       </w:pPr>
+      <w:r>
+        <w:rPr>
+          <w:rFonts w:ascii="Arial" w:hAnsi="Arial" w:cs="Arial"/>
+          <w:b/>
+        </w:rPr>
+        <w:t>IMPFSTATUS</w:t>
+      </w:r>
+    </w:p>
+    <w:p>
+      <w:pPr>
+        <w:rPr>
+          <w:rFonts w:ascii="Arial" w:hAnsi="Arial" w:cs="Arial"/>
+          <w:b/>
+        </w:rPr>
+      </w:pPr>
+      <w:r>
+        <w:rPr>
+          <w:rFonts w:ascii="Arial" w:hAnsi="Arial" w:cs="Arial"/>
+          <w:b/>
+        </w:rPr>
+        <w:t xml:space="preserve">FIELD_anlass.impfstatusListe.impfschutzGenuegend: </w:t>
+      </w:r>
+      <w:r>
+        <w:rPr>
+          <w:rFonts w:ascii="Arial" w:hAnsi="Arial" w:cs="Arial"/>
+          <w:b/>
+        </w:rPr>
+        <w:fldChar w:fldCharType="begin"/>
+      </w:r>
+      <w:r>
+        <w:rPr>
+          <w:rFonts w:ascii="Arial" w:hAnsi="Arial" w:cs="Arial"/>
+          <w:b/>
+        </w:rPr>
+        <w:instrText xml:space="preserve"> DOCVARIABLE  FIELD_anlass.impfstatusListe.impfschutzGenuegend  \* MERGEFORMAT </w:instrText>
+      </w:r>
+      <w:r>
+        <w:rPr>
+          <w:rFonts w:ascii="Arial" w:hAnsi="Arial" w:cs="Arial"/>
+          <w:b/>
+        </w:rPr>
+        <w:fldChar w:fldCharType="end"/>
+      </w:r>
+    </w:p>
+    <w:p>
+      <w:pPr>
+        <w:rPr>
+          <w:rFonts w:ascii="Arial" w:hAnsi="Arial" w:cs="Arial"/>
+          <w:b/>
+        </w:rPr>
+      </w:pPr>
+      <w:r>
+        <w:rPr>
+          <w:rFonts w:ascii="Arial" w:hAnsi="Arial" w:cs="Arial"/>
+          <w:b/>
+        </w:rPr>
+        <w:t xml:space="preserve">FIELD_anlass.impfstatusListe.impfempfehlung: </w:t>
+      </w:r>
+      <w:r>
+        <w:rPr>
+          <w:rFonts w:ascii="Arial" w:hAnsi="Arial" w:cs="Arial"/>
+          <w:b/>
+        </w:rPr>
+        <w:fldChar w:fldCharType="begin"/>
+      </w:r>
+      <w:r>
+        <w:rPr>
+          <w:rFonts w:ascii="Arial" w:hAnsi="Arial" w:cs="Arial"/>
+          <w:b/>
+        </w:rPr>
+        <w:instrText xml:space="preserve"> DOCVARIABLE  FIELD_anlass.impfstatusListe.impfempfehlung  \* MERGEFORMAT </w:instrText>
+      </w:r>
+      <w:r>
+        <w:rPr>
+          <w:rFonts w:ascii="Arial" w:hAnsi="Arial" w:cs="Arial"/>
+          <w:b/>
+        </w:rPr>
+        <w:fldChar w:fldCharType="end"/>
+      </w:r>
+    </w:p>
+    <w:p>
+      <w:pPr>
+        <w:rPr>
+          <w:rFonts w:ascii="Arial" w:hAnsi="Arial" w:cs="Arial"/>
+          <w:b/>
+        </w:rPr>
+      </w:pPr>
+      <w:r>
+        <w:rPr>
+          <w:rFonts w:ascii="Arial" w:hAnsi="Arial" w:cs="Arial"/>
+          <w:b/>
+        </w:rPr>
+        <w:t xml:space="preserve">FIELD_anlass.impfstatusListe.impfentscheid: </w:t>
+      </w:r>
+      <w:r>
+        <w:rPr>
+          <w:rFonts w:ascii="Arial" w:hAnsi="Arial" w:cs="Arial"/>
+          <w:b/>
+        </w:rPr>
+        <w:fldChar w:fldCharType="begin"/>
+      </w:r>
+      <w:r>
+        <w:rPr>
+          <w:rFonts w:ascii="Arial" w:hAnsi="Arial" w:cs="Arial"/>
+          <w:b/>
+        </w:rPr>
+        <w:instrText xml:space="preserve"> DOCVARIABLE  FIELD_anlass.impfstatusListe.impfentscheid  \* MERGEFORMAT </w:instrText>
+      </w:r>
+      <w:r>
+        <w:rPr>
+          <w:rFonts w:ascii="Arial" w:hAnsi="Arial" w:cs="Arial"/>
+          <w:b/>
+        </w:rPr>
+        <w:fldChar w:fldCharType="end"/>
+      </w:r>
     </w:p>
     <w:p>
       <w:pPr>
@@ -2552,6 +2667,7 @@
           <w:rFonts w:ascii="Arial" w:hAnsi="Arial" w:cs="Arial"/>
           <w:b/>
         </w:rPr>
+        <w:lastRenderedPageBreak/>
         <w:t>FIELD_</w:t>
       </w:r>
       <w:r>
@@ -2832,7 +2948,6 @@
           <w:rFonts w:ascii="Arial" w:hAnsi="Arial" w:cs="Arial"/>
           <w:b/>
         </w:rPr>
-        <w:lastRenderedPageBreak/>
         <w:t xml:space="preserve">  HEPATITIS_B</w:t>
       </w:r>
     </w:p>
@@ -4031,6 +4146,7 @@
           <w:rFonts w:ascii="Arial" w:hAnsi="Arial" w:cs="Arial"/>
           <w:b/>
         </w:rPr>
+        <w:lastRenderedPageBreak/>
         <w:t>FIELD_</w:t>
       </w:r>
       <w:r>
@@ -4311,7 +4427,6 @@
           <w:rFonts w:ascii="Arial" w:hAnsi="Arial" w:cs="Arial"/>
           <w:b/>
         </w:rPr>
-        <w:lastRenderedPageBreak/>
         <w:t>H</w:t>
       </w:r>
       <w:r>
@@ -5111,6 +5226,7 @@
           <w:rFonts w:ascii="Arial" w:hAnsi="Arial" w:cs="Arial"/>
           <w:b/>
         </w:rPr>
+        <w:lastRenderedPageBreak/>
         <w:t>FIELD_anlass.</w:t>
       </w:r>
       <w:r>
@@ -5395,7 +5511,6 @@
           <w:rFonts w:ascii="Arial" w:hAnsi="Arial" w:cs="Arial"/>
           <w:b/>
         </w:rPr>
-        <w:lastRenderedPageBreak/>
         <w:t>FIELD_anlass.</w:t>
       </w:r>
       <w:r>
@@ -5689,6 +5804,43 @@
           <w:b/>
         </w:rPr>
       </w:pPr>
+      <w:proofErr w:type="spellStart"/>
+      <w:r>
+        <w:rPr>
+          <w:rFonts w:ascii="Arial" w:hAnsi="Arial" w:cs="Arial"/>
+          <w:b/>
+        </w:rPr>
+        <w:t>FIELD_anlass.impfung.impfausweisNichtVorhanden</w:t>
+      </w:r>
+      <w:proofErr w:type="spellEnd"/>
+      <w:r>
+        <w:rPr>
+          <w:rFonts w:ascii="Arial" w:hAnsi="Arial" w:cs="Arial"/>
+          <w:b/>
+        </w:rPr>
+        <w:t xml:space="preserve">: </w:t>
+      </w:r>
+      <w:r>
+        <w:rPr>
+          <w:rFonts w:ascii="Arial" w:hAnsi="Arial" w:cs="Arial"/>
+          <w:b/>
+        </w:rPr>
+        <w:fldChar w:fldCharType="begin"/>
+      </w:r>
+      <w:r>
+        <w:rPr>
+          <w:rFonts w:ascii="Arial" w:hAnsi="Arial" w:cs="Arial"/>
+          <w:b/>
+        </w:rPr>
+        <w:instrText xml:space="preserve"> DOCVARIABLE  FIELD_anlass.impfung.impfausweisNichtVorhanden  \* MERGEFORMAT </w:instrText>
+      </w:r>
+      <w:r>
+        <w:rPr>
+          <w:rFonts w:ascii="Arial" w:hAnsi="Arial" w:cs="Arial"/>
+          <w:b/>
+        </w:rPr>
+        <w:fldChar w:fldCharType="end"/>
+      </w:r>
     </w:p>
     <w:p>
       <w:pPr>
@@ -5697,12 +5849,56 @@
           <w:b/>
         </w:rPr>
       </w:pPr>
-      <w:r>
-        <w:rPr>
-          <w:rFonts w:ascii="Arial" w:hAnsi="Arial" w:cs="Arial"/>
-          <w:b/>
-        </w:rPr>
-        <w:t>SEHEN</w:t>
+      <w:proofErr w:type="spellStart"/>
+      <w:r>
+        <w:rPr>
+          <w:rFonts w:ascii="Arial" w:hAnsi="Arial" w:cs="Arial"/>
+          <w:b/>
+        </w:rPr>
+        <w:t>FIELD_anlass.impfung</w:t>
+      </w:r>
+      <w:r>
+        <w:rPr>
+          <w:rFonts w:ascii="Arial" w:hAnsi="Arial" w:cs="Arial"/>
+          <w:b/>
+        </w:rPr>
+        <w:t>.</w:t>
+      </w:r>
+      <w:r>
+        <w:rPr>
+          <w:rFonts w:ascii="Arial" w:hAnsi="Arial" w:cs="Arial"/>
+          <w:b/>
+        </w:rPr>
+        <w:t>massnahmeImpfungBeimHausarzt</w:t>
+      </w:r>
+      <w:proofErr w:type="spellEnd"/>
+      <w:r>
+        <w:rPr>
+          <w:rFonts w:ascii="Arial" w:hAnsi="Arial" w:cs="Arial"/>
+          <w:b/>
+        </w:rPr>
+        <w:t xml:space="preserve">: </w:t>
+      </w:r>
+      <w:r>
+        <w:rPr>
+          <w:rFonts w:ascii="Arial" w:hAnsi="Arial" w:cs="Arial"/>
+          <w:b/>
+        </w:rPr>
+        <w:fldChar w:fldCharType="begin"/>
+      </w:r>
+      <w:r>
+        <w:rPr>
+          <w:rFonts w:ascii="Arial" w:hAnsi="Arial" w:cs="Arial"/>
+          <w:b/>
+        </w:rPr>
+        <w:instrText xml:space="preserve"> DOCVARIABLE  FIELD_anlass.impfung.massnahmeImpfungBeimHausarzt  \* MERGEFORMAT </w:instrText>
+      </w:r>
+      <w:r>
+        <w:rPr>
+          <w:rFonts w:ascii="Arial" w:hAnsi="Arial" w:cs="Arial"/>
+          <w:b/>
+        </w:rPr>
+        <w:fldChar w:fldCharType="end"/>
       </w:r>
     </w:p>
     <w:p>
@@ -5712,49 +5908,12 @@
           <w:b/>
         </w:rPr>
       </w:pPr>
-      <w:proofErr w:type="spellStart"/>
-      <w:r>
-        <w:rPr>
-          <w:rFonts w:ascii="Arial" w:hAnsi="Arial" w:cs="Arial"/>
-          <w:b/>
-        </w:rPr>
-        <w:t>FIELD_anlass.sehen.elternBrilleLinsen</w:t>
-      </w:r>
-      <w:proofErr w:type="spellEnd"/>
-      <w:r>
-        <w:rPr>
-          <w:rFonts w:ascii="Arial" w:hAnsi="Arial" w:cs="Arial"/>
-          <w:b/>
-        </w:rPr>
-        <w:t>:</w:t>
-      </w:r>
-      <w:r>
-        <w:rPr>
-          <w:rFonts w:ascii="Arial" w:hAnsi="Arial" w:cs="Arial"/>
-          <w:b/>
-        </w:rPr>
-        <w:t xml:space="preserve"> </w:t>
-      </w:r>
-      <w:r>
-        <w:rPr>
-          <w:rFonts w:ascii="Arial" w:hAnsi="Arial" w:cs="Arial"/>
-          <w:b/>
-        </w:rPr>
-        <w:fldChar w:fldCharType="begin"/>
-      </w:r>
-      <w:r>
-        <w:rPr>
-          <w:rFonts w:ascii="Arial" w:hAnsi="Arial" w:cs="Arial"/>
-          <w:b/>
-        </w:rPr>
-        <w:instrText xml:space="preserve"> DOCVARIABLE  FIELD_anlass.sehen.elternBrilleLinsen  \* MERGEFORMAT </w:instrText>
-      </w:r>
-      <w:r>
-        <w:rPr>
-          <w:rFonts w:ascii="Arial" w:hAnsi="Arial" w:cs="Arial"/>
-          <w:b/>
-        </w:rPr>
-        <w:fldChar w:fldCharType="end"/>
+      <w:r>
+        <w:rPr>
+          <w:rFonts w:ascii="Arial" w:hAnsi="Arial" w:cs="Arial"/>
+          <w:b/>
+        </w:rPr>
+        <w:t>SEHEN</w:t>
       </w:r>
     </w:p>
     <w:p>
@@ -5770,7 +5929,7 @@
           <w:rFonts w:ascii="Arial" w:hAnsi="Arial" w:cs="Arial"/>
           <w:b/>
         </w:rPr>
-        <w:t>FIELD_anlass.sehen.arztBrilleLinsen</w:t>
+        <w:t>FIELD_anlass.sehen.elternBrilleLinsen</w:t>
       </w:r>
       <w:proofErr w:type="spellEnd"/>
       <w:r>
@@ -5799,7 +5958,7 @@
           <w:rFonts w:ascii="Arial" w:hAnsi="Arial" w:cs="Arial"/>
           <w:b/>
         </w:rPr>
-        <w:instrText xml:space="preserve"> DOCVARIABLE  FIELD_anlass.sehen.arztBrilleLinsen  \* MERGEFORMAT </w:instrText>
+        <w:instrText xml:space="preserve"> DOCVARIABLE  FIELD_anlass.sehen.elternBrilleLinsen  \* MERGEFORMAT </w:instrText>
       </w:r>
       <w:r>
         <w:rPr>
@@ -5822,7 +5981,7 @@
           <w:rFonts w:ascii="Arial" w:hAnsi="Arial" w:cs="Arial"/>
           <w:b/>
         </w:rPr>
-        <w:t>FIELD_anlass.sehen.elternStereotest</w:t>
+        <w:t>FIELD_anlass.sehen.arztBrilleLinsen</w:t>
       </w:r>
       <w:proofErr w:type="spellEnd"/>
       <w:r>
@@ -5851,7 +6010,7 @@
           <w:rFonts w:ascii="Arial" w:hAnsi="Arial" w:cs="Arial"/>
           <w:b/>
         </w:rPr>
-        <w:instrText xml:space="preserve"> DOCVARIABLE  FIELD_anlass.sehen.elternStereotest  \* MERGEFORMAT </w:instrText>
+        <w:instrText xml:space="preserve"> DOCVARIABLE  FIELD_anlass.sehen.arztBrilleLinsen  \* MERGEFORMAT </w:instrText>
       </w:r>
       <w:r>
         <w:rPr>
@@ -5874,7 +6033,7 @@
           <w:rFonts w:ascii="Arial" w:hAnsi="Arial" w:cs="Arial"/>
           <w:b/>
         </w:rPr>
-        <w:t>FIELD_anlass.sehen.arztStereotest</w:t>
+        <w:t>FIELD_anlass.sehen.elternStereotest</w:t>
       </w:r>
       <w:proofErr w:type="spellEnd"/>
       <w:r>
@@ -5903,7 +6062,7 @@
           <w:rFonts w:ascii="Arial" w:hAnsi="Arial" w:cs="Arial"/>
           <w:b/>
         </w:rPr>
-        <w:instrText xml:space="preserve"> DOCVARIABLE  FIELD_anlass.sehen.arztStereotest  \* MERGEFORMAT </w:instrText>
+        <w:instrText xml:space="preserve"> DOCVARIABLE  FIELD_anlass.sehen.elternStereotest  \* MERGEFORMAT </w:instrText>
       </w:r>
       <w:r>
         <w:rPr>
@@ -5926,7 +6085,7 @@
           <w:rFonts w:ascii="Arial" w:hAnsi="Arial" w:cs="Arial"/>
           <w:b/>
         </w:rPr>
-        <w:t>FIELD_anlass.sehen.farbsehen</w:t>
+        <w:t>FIELD_anlass.sehen.arztStereotest</w:t>
       </w:r>
       <w:proofErr w:type="spellEnd"/>
       <w:r>
@@ -5955,7 +6114,7 @@
           <w:rFonts w:ascii="Arial" w:hAnsi="Arial" w:cs="Arial"/>
           <w:b/>
         </w:rPr>
-        <w:instrText xml:space="preserve"> DOCVARIABLE  FIELD_anlass.sehen.farbsehen  \* MERGEFORMAT </w:instrText>
+        <w:instrText xml:space="preserve"> DOCVARIABLE  FIELD_anlass.sehen.arztStereotest  \* MERGEFORMAT </w:instrText>
       </w:r>
       <w:r>
         <w:rPr>
@@ -5978,7 +6137,7 @@
           <w:rFonts w:ascii="Arial" w:hAnsi="Arial" w:cs="Arial"/>
           <w:b/>
         </w:rPr>
-        <w:t>FIELD_anlass.sehen.tafel</w:t>
+        <w:t>FIELD_anlass.sehen.farbsehen</w:t>
       </w:r>
       <w:proofErr w:type="spellEnd"/>
       <w:r>
@@ -6007,21 +6166,7 @@
           <w:rFonts w:ascii="Arial" w:hAnsi="Arial" w:cs="Arial"/>
           <w:b/>
         </w:rPr>
-        <w:instrText xml:space="preserve"> DOCVARIABLE  FIELD_anlass.sehen.</w:instrText>
-      </w:r>
-      <w:r>
-        <w:rPr>
-          <w:rFonts w:ascii="Arial" w:hAnsi="Arial" w:cs="Arial"/>
-          <w:b/>
-        </w:rPr>
-        <w:instrText>tafel</w:instrText>
-      </w:r>
-      <w:r>
-        <w:rPr>
-          <w:rFonts w:ascii="Arial" w:hAnsi="Arial" w:cs="Arial"/>
-          <w:b/>
-        </w:rPr>
-        <w:instrText xml:space="preserve">  \* MERGEFORMAT </w:instrText>
+        <w:instrText xml:space="preserve"> DOCVARIABLE  FIELD_anlass.sehen.farbsehen  \* MERGEFORMAT </w:instrText>
       </w:r>
       <w:r>
         <w:rPr>
@@ -6044,7 +6189,8 @@
           <w:rFonts w:ascii="Arial" w:hAnsi="Arial" w:cs="Arial"/>
           <w:b/>
         </w:rPr>
-        <w:t>FIELD_anlass.sehen.fernvisus</w:t>
+        <w:lastRenderedPageBreak/>
+        <w:t>FIELD_anlass.sehen.tafel</w:t>
       </w:r>
       <w:proofErr w:type="spellEnd"/>
       <w:r>
@@ -6073,7 +6219,21 @@
           <w:rFonts w:ascii="Arial" w:hAnsi="Arial" w:cs="Arial"/>
           <w:b/>
         </w:rPr>
-        <w:instrText xml:space="preserve"> DOCVARIABLE  FIELD_anlass.sehen.fernvisus  \* MERGEFORMAT </w:instrText>
+        <w:instrText xml:space="preserve"> DOCVARIABLE  FIELD_anlass.sehen.</w:instrText>
+      </w:r>
+      <w:r>
+        <w:rPr>
+          <w:rFonts w:ascii="Arial" w:hAnsi="Arial" w:cs="Arial"/>
+          <w:b/>
+        </w:rPr>
+        <w:instrText>tafel</w:instrText>
+      </w:r>
+      <w:r>
+        <w:rPr>
+          <w:rFonts w:ascii="Arial" w:hAnsi="Arial" w:cs="Arial"/>
+          <w:b/>
+        </w:rPr>
+        <w:instrText xml:space="preserve">  \* MERGEFORMAT </w:instrText>
       </w:r>
       <w:r>
         <w:rPr>
@@ -6096,7 +6256,7 @@
           <w:rFonts w:ascii="Arial" w:hAnsi="Arial" w:cs="Arial"/>
           <w:b/>
         </w:rPr>
-        <w:t>FIELD_anlass.sehen.fernvisusSehschaerfeRechts</w:t>
+        <w:t>FIELD_anlass.sehen.fernvisus</w:t>
       </w:r>
       <w:proofErr w:type="spellEnd"/>
       <w:r>
@@ -6125,7 +6285,7 @@
           <w:rFonts w:ascii="Arial" w:hAnsi="Arial" w:cs="Arial"/>
           <w:b/>
         </w:rPr>
-        <w:instrText xml:space="preserve"> DOCVARIABLE  FIELD_anlass.sehen.fernvisusSehschaerfeRechts  \* MERGEFORMAT </w:instrText>
+        <w:instrText xml:space="preserve"> DOCVARIABLE  FIELD_anlass.sehen.fernvisus  \* MERGEFORMAT </w:instrText>
       </w:r>
       <w:r>
         <w:rPr>
@@ -6148,7 +6308,7 @@
           <w:rFonts w:ascii="Arial" w:hAnsi="Arial" w:cs="Arial"/>
           <w:b/>
         </w:rPr>
-        <w:t>FIELD_anlass.sehen.fernvisusSehschaerfeLinks</w:t>
+        <w:t>FIELD_anlass.sehen.fernvisusSehschaerfeRechts</w:t>
       </w:r>
       <w:proofErr w:type="spellEnd"/>
       <w:r>
@@ -6177,7 +6337,7 @@
           <w:rFonts w:ascii="Arial" w:hAnsi="Arial" w:cs="Arial"/>
           <w:b/>
         </w:rPr>
-        <w:instrText xml:space="preserve"> DOCVARIABLE  FIELD_anlass.sehen.fernvisusSehschaerfeLinks  \* MERGEFORMAT </w:instrText>
+        <w:instrText xml:space="preserve"> DOCVARIABLE  FIELD_anlass.sehen.fernvisusSehschaerfeRechts  \* MERGEFORMAT </w:instrText>
       </w:r>
       <w:r>
         <w:rPr>
@@ -6200,14 +6360,7 @@
           <w:rFonts w:ascii="Arial" w:hAnsi="Arial" w:cs="Arial"/>
           <w:b/>
         </w:rPr>
-        <w:t>FIELD_anlass.sehen.</w:t>
-      </w:r>
-      <w:r>
-        <w:rPr>
-          <w:rFonts w:ascii="Arial" w:hAnsi="Arial" w:cs="Arial"/>
-          <w:b/>
-        </w:rPr>
-        <w:t>fernvisusAugeLinks</w:t>
+        <w:t>FIELD_anlass.sehen.fernvisusSehschaerfeLinks</w:t>
       </w:r>
       <w:proofErr w:type="spellEnd"/>
       <w:r>
@@ -6215,7 +6368,14 @@
           <w:rFonts w:ascii="Arial" w:hAnsi="Arial" w:cs="Arial"/>
           <w:b/>
         </w:rPr>
-        <w:t xml:space="preserve">: </w:t>
+        <w:t>:</w:t>
+      </w:r>
+      <w:r>
+        <w:rPr>
+          <w:rFonts w:ascii="Arial" w:hAnsi="Arial" w:cs="Arial"/>
+          <w:b/>
+        </w:rPr>
+        <w:t xml:space="preserve"> </w:t>
       </w:r>
       <w:r>
         <w:rPr>
@@ -6229,7 +6389,7 @@
           <w:rFonts w:ascii="Arial" w:hAnsi="Arial" w:cs="Arial"/>
           <w:b/>
         </w:rPr>
-        <w:instrText xml:space="preserve"> DOCVARIABLE  FIELD_anlass.sehen.fernvisusAugeLinks  \* MERGEFORMAT </w:instrText>
+        <w:instrText xml:space="preserve"> DOCVARIABLE  FIELD_anlass.sehen.fernvisusSehschaerfeLinks  \* MERGEFORMAT </w:instrText>
       </w:r>
       <w:r>
         <w:rPr>
@@ -6252,7 +6412,58 @@
           <w:rFonts w:ascii="Arial" w:hAnsi="Arial" w:cs="Arial"/>
           <w:b/>
         </w:rPr>
-        <w:lastRenderedPageBreak/>
+        <w:t>FIELD_anlass.sehen.</w:t>
+      </w:r>
+      <w:r>
+        <w:rPr>
+          <w:rFonts w:ascii="Arial" w:hAnsi="Arial" w:cs="Arial"/>
+          <w:b/>
+        </w:rPr>
+        <w:t>fernvisusAugeLinks</w:t>
+      </w:r>
+      <w:proofErr w:type="spellEnd"/>
+      <w:r>
+        <w:rPr>
+          <w:rFonts w:ascii="Arial" w:hAnsi="Arial" w:cs="Arial"/>
+          <w:b/>
+        </w:rPr>
+        <w:t xml:space="preserve">: </w:t>
+      </w:r>
+      <w:r>
+        <w:rPr>
+          <w:rFonts w:ascii="Arial" w:hAnsi="Arial" w:cs="Arial"/>
+          <w:b/>
+        </w:rPr>
+        <w:fldChar w:fldCharType="begin"/>
+      </w:r>
+      <w:r>
+        <w:rPr>
+          <w:rFonts w:ascii="Arial" w:hAnsi="Arial" w:cs="Arial"/>
+          <w:b/>
+        </w:rPr>
+        <w:instrText xml:space="preserve"> DOCVARIABLE  FIELD_anlass.sehen.fernvisusAugeLinks  \* MERGEFORMAT </w:instrText>
+      </w:r>
+      <w:r>
+        <w:rPr>
+          <w:rFonts w:ascii="Arial" w:hAnsi="Arial" w:cs="Arial"/>
+          <w:b/>
+        </w:rPr>
+        <w:fldChar w:fldCharType="end"/>
+      </w:r>
+    </w:p>
+    <w:p>
+      <w:pPr>
+        <w:rPr>
+          <w:rFonts w:ascii="Arial" w:hAnsi="Arial" w:cs="Arial"/>
+          <w:b/>
+        </w:rPr>
+      </w:pPr>
+      <w:proofErr w:type="spellStart"/>
+      <w:r>
+        <w:rPr>
+          <w:rFonts w:ascii="Arial" w:hAnsi="Arial" w:cs="Arial"/>
+          <w:b/>
+        </w:rPr>
         <w:t>FIELD_anlass.sehen.</w:t>
       </w:r>
       <w:r>
@@ -6948,6 +7159,7 @@
           <w:rFonts w:ascii="Arial" w:hAnsi="Arial" w:cs="Arial"/>
           <w:b/>
         </w:rPr>
+        <w:lastRenderedPageBreak/>
         <w:t>HOEREN</w:t>
       </w:r>
       <w:r>
@@ -7214,7 +7426,6 @@
           <w:rFonts w:ascii="Arial" w:hAnsi="Arial" w:cs="Arial"/>
           <w:b/>
         </w:rPr>
-        <w:lastRenderedPageBreak/>
         <w:t>FIELD_anlass.hoeren.audiogramm.zusammenfassungOhren</w:t>
       </w:r>
       <w:proofErr w:type="spellEnd"/>
@@ -7863,7 +8074,15 @@
                 <w:rFonts w:ascii="Arial" w:hAnsi="Arial" w:cs="Arial"/>
                 <w:b/>
               </w:rPr>
-              <w:instrText xml:space="preserve"> DOCVARIABLE  FIELD_anlass.hoeren.audiogramm.rechts.250hz.DB20  \* MERGEFORMAT </w:instrText>
+              <w:instrText xml:space="preserve"> DOCVARIABLE  FIELD_anlass.hoeren.audiogramm.rechts.250hz.DB20  \* MERGE</w:instrText>
+            </w:r>
+            <w:r>
+              <w:rPr>
+                <w:rFonts w:ascii="Arial" w:hAnsi="Arial" w:cs="Arial"/>
+                <w:b/>
+              </w:rPr>
+              <w:lastRenderedPageBreak/>
+              <w:instrText xml:space="preserve">FORMAT </w:instrText>
             </w:r>
             <w:r>
               <w:rPr>
@@ -7890,6 +8109,7 @@
                 <w:rFonts w:ascii="Arial" w:hAnsi="Arial" w:cs="Arial"/>
                 <w:b/>
               </w:rPr>
+              <w:lastRenderedPageBreak/>
               <w:fldChar w:fldCharType="begin"/>
             </w:r>
             <w:r>
@@ -7897,7 +8117,15 @@
                 <w:rFonts w:ascii="Arial" w:hAnsi="Arial" w:cs="Arial"/>
                 <w:b/>
               </w:rPr>
-              <w:instrText xml:space="preserve"> DOCVARIABLE  FIELD_anlass.hoeren.audiogramm.rechts.500hz.DB20  \* MERGEFORMAT </w:instrText>
+              <w:instrText xml:space="preserve"> DOCVARIABLE  FIELD_anlass.hoeren.audiogramm.rechts.500hz.DB20  \* MERGE</w:instrText>
+            </w:r>
+            <w:r>
+              <w:rPr>
+                <w:rFonts w:ascii="Arial" w:hAnsi="Arial" w:cs="Arial"/>
+                <w:b/>
+              </w:rPr>
+              <w:lastRenderedPageBreak/>
+              <w:instrText xml:space="preserve">FORMAT </w:instrText>
             </w:r>
             <w:r>
               <w:rPr>
@@ -7924,6 +8152,7 @@
                 <w:rFonts w:ascii="Arial" w:hAnsi="Arial" w:cs="Arial"/>
                 <w:b/>
               </w:rPr>
+              <w:lastRenderedPageBreak/>
               <w:fldChar w:fldCharType="begin"/>
             </w:r>
             <w:r>
@@ -7931,7 +8160,15 @@
                 <w:rFonts w:ascii="Arial" w:hAnsi="Arial" w:cs="Arial"/>
                 <w:b/>
               </w:rPr>
-              <w:instrText xml:space="preserve"> DOCVARIABLE  FIELD_anlass.hoeren.audiogramm.rechts.1000hz.DB20  \* MERGEFORMAT </w:instrText>
+              <w:instrText xml:space="preserve"> DOCVARIABLE  FIELD_anlass.hoeren.audiogramm.rechts.1000hz.DB20  \* MERGEF</w:instrText>
+            </w:r>
+            <w:r>
+              <w:rPr>
+                <w:rFonts w:ascii="Arial" w:hAnsi="Arial" w:cs="Arial"/>
+                <w:b/>
+              </w:rPr>
+              <w:lastRenderedPageBreak/>
+              <w:instrText xml:space="preserve">ORMAT </w:instrText>
             </w:r>
             <w:r>
               <w:rPr>
@@ -7958,6 +8195,7 @@
                 <w:rFonts w:ascii="Arial" w:hAnsi="Arial" w:cs="Arial"/>
                 <w:b/>
               </w:rPr>
+              <w:lastRenderedPageBreak/>
               <w:fldChar w:fldCharType="begin"/>
             </w:r>
             <w:r>
@@ -7965,7 +8203,15 @@
                 <w:rFonts w:ascii="Arial" w:hAnsi="Arial" w:cs="Arial"/>
                 <w:b/>
               </w:rPr>
-              <w:instrText xml:space="preserve"> DOCVARIABLE  FIELD_anlass.hoeren.audiogramm.rechts.2000hz.DB20  \* MERGEFORMAT </w:instrText>
+              <w:instrText xml:space="preserve"> DOCVARIABLE  FIELD_anlass.hoeren.audiogramm.rechts.2000hz.DB20  \* MERGEF</w:instrText>
+            </w:r>
+            <w:r>
+              <w:rPr>
+                <w:rFonts w:ascii="Arial" w:hAnsi="Arial" w:cs="Arial"/>
+                <w:b/>
+              </w:rPr>
+              <w:lastRenderedPageBreak/>
+              <w:instrText xml:space="preserve">ORMAT </w:instrText>
             </w:r>
             <w:r>
               <w:rPr>
@@ -7992,6 +8238,7 @@
                 <w:rFonts w:ascii="Arial" w:hAnsi="Arial" w:cs="Arial"/>
                 <w:b/>
               </w:rPr>
+              <w:lastRenderedPageBreak/>
               <w:fldChar w:fldCharType="begin"/>
             </w:r>
             <w:r>
@@ -7999,7 +8246,15 @@
                 <w:rFonts w:ascii="Arial" w:hAnsi="Arial" w:cs="Arial"/>
                 <w:b/>
               </w:rPr>
-              <w:instrText xml:space="preserve"> DOCVARIABLE  FIELD_anlass.hoeren.audiogramm.rechts.4000hz.DB20  \* MERGEFORMAT </w:instrText>
+              <w:instrText xml:space="preserve"> DOCVARIABLE  FIELD_anlass.hoeren.audiogramm.rechts.4000hz.DB20  \* MERGEF</w:instrText>
+            </w:r>
+            <w:r>
+              <w:rPr>
+                <w:rFonts w:ascii="Arial" w:hAnsi="Arial" w:cs="Arial"/>
+                <w:b/>
+              </w:rPr>
+              <w:lastRenderedPageBreak/>
+              <w:instrText xml:space="preserve">ORMAT </w:instrText>
             </w:r>
             <w:r>
               <w:rPr>
@@ -8026,6 +8281,7 @@
                 <w:rFonts w:ascii="Arial" w:hAnsi="Arial" w:cs="Arial"/>
                 <w:b/>
               </w:rPr>
+              <w:lastRenderedPageBreak/>
               <w:fldChar w:fldCharType="begin"/>
             </w:r>
             <w:r>
@@ -8033,7 +8289,15 @@
                 <w:rFonts w:ascii="Arial" w:hAnsi="Arial" w:cs="Arial"/>
                 <w:b/>
               </w:rPr>
-              <w:instrText xml:space="preserve"> DOCVARIABLE  FIELD_anlass.hoeren.audiogramm.rechts.6000hz.DB20  \* MERGEFORMAT </w:instrText>
+              <w:instrText xml:space="preserve"> DOCVARIABLE  FIELD_anlass.hoeren.audiogramm.rechts.6000hz.DB20  \* MERGE</w:instrText>
+            </w:r>
+            <w:r>
+              <w:rPr>
+                <w:rFonts w:ascii="Arial" w:hAnsi="Arial" w:cs="Arial"/>
+                <w:b/>
+              </w:rPr>
+              <w:lastRenderedPageBreak/>
+              <w:instrText xml:space="preserve">FORMAT </w:instrText>
             </w:r>
             <w:r>
               <w:rPr>
@@ -8060,6 +8324,7 @@
                 <w:rFonts w:ascii="Arial" w:hAnsi="Arial" w:cs="Arial"/>
                 <w:b/>
               </w:rPr>
+              <w:lastRenderedPageBreak/>
               <w:fldChar w:fldCharType="begin"/>
             </w:r>
             <w:r>
@@ -8067,7 +8332,15 @@
                 <w:rFonts w:ascii="Arial" w:hAnsi="Arial" w:cs="Arial"/>
                 <w:b/>
               </w:rPr>
-              <w:instrText xml:space="preserve"> DOCVARIABLE  FIELD_anlass.hoeren.audiogramm.rechts.8000hz.DB20  \* MERGEFORMAT </w:instrText>
+              <w:instrText xml:space="preserve"> DOCVARIABLE  FIELD_anlass.hoeren.audiogramm.rechts.8000hz.DB20  \* MERGEF</w:instrText>
+            </w:r>
+            <w:r>
+              <w:rPr>
+                <w:rFonts w:ascii="Arial" w:hAnsi="Arial" w:cs="Arial"/>
+                <w:b/>
+              </w:rPr>
+              <w:lastRenderedPageBreak/>
+              <w:instrText xml:space="preserve">ORMAT </w:instrText>
             </w:r>
             <w:r>
               <w:rPr>
@@ -8096,6 +8369,7 @@
                 <w:rFonts w:ascii="Arial" w:hAnsi="Arial" w:cs="Arial"/>
                 <w:b/>
               </w:rPr>
+              <w:lastRenderedPageBreak/>
               <w:t>30 dB</w:t>
             </w:r>
           </w:p>
@@ -8123,15 +8397,7 @@
                 <w:rFonts w:ascii="Arial" w:hAnsi="Arial" w:cs="Arial"/>
                 <w:b/>
               </w:rPr>
-              <w:instrText xml:space="preserve"> DOCVARIABLE  FIELD_anlass.hoeren.audiogramm.rechts.250hz.DB30  \* MERGE</w:instrText>
-            </w:r>
-            <w:r>
-              <w:rPr>
-                <w:rFonts w:ascii="Arial" w:hAnsi="Arial" w:cs="Arial"/>
-                <w:b/>
-              </w:rPr>
-              <w:lastRenderedPageBreak/>
-              <w:instrText xml:space="preserve">FORMAT </w:instrText>
+              <w:instrText xml:space="preserve"> DOCVARIABLE  FIELD_anlass.hoeren.audiogramm.rechts.250hz.DB30  \* MERGEFORMAT </w:instrText>
             </w:r>
             <w:r>
               <w:rPr>
@@ -8158,7 +8424,6 @@
                 <w:rFonts w:ascii="Arial" w:hAnsi="Arial" w:cs="Arial"/>
                 <w:b/>
               </w:rPr>
-              <w:lastRenderedPageBreak/>
               <w:fldChar w:fldCharType="begin"/>
             </w:r>
             <w:r>
@@ -8166,15 +8431,7 @@
                 <w:rFonts w:ascii="Arial" w:hAnsi="Arial" w:cs="Arial"/>
                 <w:b/>
               </w:rPr>
-              <w:instrText xml:space="preserve"> DOCVARIABLE  FIELD_anlass.hoeren.audiogramm.rechts.500hz.DB30  \* MERGE</w:instrText>
-            </w:r>
-            <w:r>
-              <w:rPr>
-                <w:rFonts w:ascii="Arial" w:hAnsi="Arial" w:cs="Arial"/>
-                <w:b/>
-              </w:rPr>
-              <w:lastRenderedPageBreak/>
-              <w:instrText xml:space="preserve">FORMAT </w:instrText>
+              <w:instrText xml:space="preserve"> DOCVARIABLE  FIELD_anlass.hoeren.audiogramm.rechts.500hz.DB30  \* MERGEFORMAT </w:instrText>
             </w:r>
             <w:r>
               <w:rPr>
@@ -8201,7 +8458,6 @@
                 <w:rFonts w:ascii="Arial" w:hAnsi="Arial" w:cs="Arial"/>
                 <w:b/>
               </w:rPr>
-              <w:lastRenderedPageBreak/>
               <w:fldChar w:fldCharType="begin"/>
             </w:r>
             <w:r>
@@ -8209,15 +8465,7 @@
                 <w:rFonts w:ascii="Arial" w:hAnsi="Arial" w:cs="Arial"/>
                 <w:b/>
               </w:rPr>
-              <w:instrText xml:space="preserve"> DOCVARIABLE  FIELD_anlass.hoeren.audiogramm.rechts.1000hz.DB30  \* MERGEF</w:instrText>
-            </w:r>
-            <w:r>
-              <w:rPr>
-                <w:rFonts w:ascii="Arial" w:hAnsi="Arial" w:cs="Arial"/>
-                <w:b/>
-              </w:rPr>
-              <w:lastRenderedPageBreak/>
-              <w:instrText xml:space="preserve">ORMAT </w:instrText>
+              <w:instrText xml:space="preserve"> DOCVARIABLE  FIELD_anlass.hoeren.audiogramm.rechts.1000hz.DB30  \* MERGEFORMAT </w:instrText>
             </w:r>
             <w:r>
               <w:rPr>
@@ -8244,7 +8492,6 @@
                 <w:rFonts w:ascii="Arial" w:hAnsi="Arial" w:cs="Arial"/>
                 <w:b/>
               </w:rPr>
-              <w:lastRenderedPageBreak/>
               <w:fldChar w:fldCharType="begin"/>
             </w:r>
             <w:r>
@@ -8252,15 +8499,7 @@
                 <w:rFonts w:ascii="Arial" w:hAnsi="Arial" w:cs="Arial"/>
                 <w:b/>
               </w:rPr>
-              <w:instrText xml:space="preserve"> DOCVARIABLE  FIELD_anlass.hoeren.audiogramm.rechts.2000hz.DB30  \* MERGEF</w:instrText>
-            </w:r>
-            <w:r>
-              <w:rPr>
-                <w:rFonts w:ascii="Arial" w:hAnsi="Arial" w:cs="Arial"/>
-                <w:b/>
-              </w:rPr>
-              <w:lastRenderedPageBreak/>
-              <w:instrText xml:space="preserve">ORMAT </w:instrText>
+              <w:instrText xml:space="preserve"> DOCVARIABLE  FIELD_anlass.hoeren.audiogramm.rechts.2000hz.DB30  \* MERGEFORMAT </w:instrText>
             </w:r>
             <w:r>
               <w:rPr>
@@ -8287,7 +8526,6 @@
                 <w:rFonts w:ascii="Arial" w:hAnsi="Arial" w:cs="Arial"/>
                 <w:b/>
               </w:rPr>
-              <w:lastRenderedPageBreak/>
               <w:fldChar w:fldCharType="begin"/>
             </w:r>
             <w:r>
@@ -8295,15 +8533,7 @@
                 <w:rFonts w:ascii="Arial" w:hAnsi="Arial" w:cs="Arial"/>
                 <w:b/>
               </w:rPr>
-              <w:instrText xml:space="preserve"> DOCVARIABLE  FIELD_anlass.hoeren.audiogramm.rechts.4000hz.DB30  \* MERGEF</w:instrText>
-            </w:r>
-            <w:r>
-              <w:rPr>
-                <w:rFonts w:ascii="Arial" w:hAnsi="Arial" w:cs="Arial"/>
-                <w:b/>
-              </w:rPr>
-              <w:lastRenderedPageBreak/>
-              <w:instrText xml:space="preserve">ORMAT </w:instrText>
+              <w:instrText xml:space="preserve"> DOCVARIABLE  FIELD_anlass.hoeren.audiogramm.rechts.4000hz.DB30  \* MERGEFORMAT </w:instrText>
             </w:r>
             <w:r>
               <w:rPr>
@@ -8330,7 +8560,6 @@
                 <w:rFonts w:ascii="Arial" w:hAnsi="Arial" w:cs="Arial"/>
                 <w:b/>
               </w:rPr>
-              <w:lastRenderedPageBreak/>
               <w:fldChar w:fldCharType="begin"/>
             </w:r>
             <w:r>
@@ -8338,15 +8567,7 @@
                 <w:rFonts w:ascii="Arial" w:hAnsi="Arial" w:cs="Arial"/>
                 <w:b/>
               </w:rPr>
-              <w:instrText xml:space="preserve"> DOCVARIABLE  FIELD_anlass.hoeren.audiogramm.rechts.6000hz.DB30  \* MERGE</w:instrText>
-            </w:r>
-            <w:r>
-              <w:rPr>
-                <w:rFonts w:ascii="Arial" w:hAnsi="Arial" w:cs="Arial"/>
-                <w:b/>
-              </w:rPr>
-              <w:lastRenderedPageBreak/>
-              <w:instrText xml:space="preserve">FORMAT </w:instrText>
+              <w:instrText xml:space="preserve"> DOCVARIABLE  FIELD_anlass.hoeren.audiogramm.rechts.6000hz.DB30  \* MERGEFORMAT </w:instrText>
             </w:r>
             <w:r>
               <w:rPr>
@@ -8373,7 +8594,6 @@
                 <w:rFonts w:ascii="Arial" w:hAnsi="Arial" w:cs="Arial"/>
                 <w:b/>
               </w:rPr>
-              <w:lastRenderedPageBreak/>
               <w:fldChar w:fldCharType="begin"/>
             </w:r>
             <w:r>
@@ -8381,15 +8601,7 @@
                 <w:rFonts w:ascii="Arial" w:hAnsi="Arial" w:cs="Arial"/>
                 <w:b/>
               </w:rPr>
-              <w:instrText xml:space="preserve"> DOCVARIABLE  FIELD_anlass.hoeren.audiogramm.rechts.8000hz.DB30  \* MERGEF</w:instrText>
-            </w:r>
-            <w:r>
-              <w:rPr>
-                <w:rFonts w:ascii="Arial" w:hAnsi="Arial" w:cs="Arial"/>
-                <w:b/>
-              </w:rPr>
-              <w:lastRenderedPageBreak/>
-              <w:instrText xml:space="preserve">ORMAT </w:instrText>
+              <w:instrText xml:space="preserve"> DOCVARIABLE  FIELD_anlass.hoeren.audiogramm.rechts.8000hz.DB30  \* MERGEFORMAT </w:instrText>
             </w:r>
             <w:r>
               <w:rPr>
@@ -8418,7 +8630,6 @@
                 <w:rFonts w:ascii="Arial" w:hAnsi="Arial" w:cs="Arial"/>
                 <w:b/>
               </w:rPr>
-              <w:lastRenderedPageBreak/>
               <w:t>40 dB</w:t>
             </w:r>
           </w:p>
@@ -8966,7 +9177,15 @@
                 <w:rFonts w:ascii="Arial" w:hAnsi="Arial" w:cs="Arial"/>
                 <w:b/>
               </w:rPr>
-              <w:instrText xml:space="preserve"> DOCVARIABLE  FIELD_anlass.hoeren.audiogramm.rechts.250hz.DB60  \* MERGEFORMAT </w:instrText>
+              <w:instrText xml:space="preserve"> DOCVARIABLE  FIELD_anlass.hoeren.audiogramm.rechts.250hz.DB60  \* MERGE</w:instrText>
+            </w:r>
+            <w:r>
+              <w:rPr>
+                <w:rFonts w:ascii="Arial" w:hAnsi="Arial" w:cs="Arial"/>
+                <w:b/>
+              </w:rPr>
+              <w:lastRenderedPageBreak/>
+              <w:instrText xml:space="preserve">FORMAT </w:instrText>
             </w:r>
             <w:r>
               <w:rPr>
@@ -8993,6 +9212,7 @@
                 <w:rFonts w:ascii="Arial" w:hAnsi="Arial" w:cs="Arial"/>
                 <w:b/>
               </w:rPr>
+              <w:lastRenderedPageBreak/>
               <w:fldChar w:fldCharType="begin"/>
             </w:r>
             <w:r>
@@ -9000,7 +9220,15 @@
                 <w:rFonts w:ascii="Arial" w:hAnsi="Arial" w:cs="Arial"/>
                 <w:b/>
               </w:rPr>
-              <w:instrText xml:space="preserve"> DOCVARIABLE  FIELD_anlass.hoeren.audiogramm.rechts.500hz.DB60  \* MERGEFORMAT </w:instrText>
+              <w:instrText xml:space="preserve"> DOCVARIABLE  FIELD_anlass.hoeren.audiogramm.rechts.500hz.DB60  \* MERGE</w:instrText>
+            </w:r>
+            <w:r>
+              <w:rPr>
+                <w:rFonts w:ascii="Arial" w:hAnsi="Arial" w:cs="Arial"/>
+                <w:b/>
+              </w:rPr>
+              <w:lastRenderedPageBreak/>
+              <w:instrText xml:space="preserve">FORMAT </w:instrText>
             </w:r>
             <w:r>
               <w:rPr>
@@ -9027,6 +9255,7 @@
                 <w:rFonts w:ascii="Arial" w:hAnsi="Arial" w:cs="Arial"/>
                 <w:b/>
               </w:rPr>
+              <w:lastRenderedPageBreak/>
               <w:fldChar w:fldCharType="begin"/>
             </w:r>
             <w:r>
@@ -9034,7 +9263,15 @@
                 <w:rFonts w:ascii="Arial" w:hAnsi="Arial" w:cs="Arial"/>
                 <w:b/>
               </w:rPr>
-              <w:instrText xml:space="preserve"> DOCVARIABLE  FIELD_anlass.hoeren.audiogramm.rechts.1000hz.DB60  \* MERGEFORMAT </w:instrText>
+              <w:instrText xml:space="preserve"> DOCVARIABLE  FIELD_anlass.hoeren.audiogramm.rechts.1000hz.DB60  \* MERGEF</w:instrText>
+            </w:r>
+            <w:r>
+              <w:rPr>
+                <w:rFonts w:ascii="Arial" w:hAnsi="Arial" w:cs="Arial"/>
+                <w:b/>
+              </w:rPr>
+              <w:lastRenderedPageBreak/>
+              <w:instrText xml:space="preserve">ORMAT </w:instrText>
             </w:r>
             <w:r>
               <w:rPr>
@@ -9061,6 +9298,7 @@
                 <w:rFonts w:ascii="Arial" w:hAnsi="Arial" w:cs="Arial"/>
                 <w:b/>
               </w:rPr>
+              <w:lastRenderedPageBreak/>
               <w:fldChar w:fldCharType="begin"/>
             </w:r>
             <w:r>
@@ -9068,7 +9306,15 @@
                 <w:rFonts w:ascii="Arial" w:hAnsi="Arial" w:cs="Arial"/>
                 <w:b/>
               </w:rPr>
-              <w:instrText xml:space="preserve"> DOCVARIABLE  FIELD_anlass.hoeren.audiogramm.rechts.2000hz.DB60  \* MERGEFORMAT </w:instrText>
+              <w:instrText xml:space="preserve"> DOCVARIABLE  FIELD_anlass.hoeren.audiogramm.rechts.2000hz.DB60  \* MERGEF</w:instrText>
+            </w:r>
+            <w:r>
+              <w:rPr>
+                <w:rFonts w:ascii="Arial" w:hAnsi="Arial" w:cs="Arial"/>
+                <w:b/>
+              </w:rPr>
+              <w:lastRenderedPageBreak/>
+              <w:instrText xml:space="preserve">ORMAT </w:instrText>
             </w:r>
             <w:r>
               <w:rPr>
@@ -9095,6 +9341,7 @@
                 <w:rFonts w:ascii="Arial" w:hAnsi="Arial" w:cs="Arial"/>
                 <w:b/>
               </w:rPr>
+              <w:lastRenderedPageBreak/>
               <w:fldChar w:fldCharType="begin"/>
             </w:r>
             <w:r>
@@ -9102,7 +9349,15 @@
                 <w:rFonts w:ascii="Arial" w:hAnsi="Arial" w:cs="Arial"/>
                 <w:b/>
               </w:rPr>
-              <w:instrText xml:space="preserve"> DOCVARIABLE  FIELD_anlass.hoeren.audiogramm.rechts.4000hz.DB60  \* MERGEFORMAT </w:instrText>
+              <w:instrText xml:space="preserve"> DOCVARIABLE  FIELD_anlass.hoeren.audiogramm.rechts.4000hz.DB60  \* MERGEF</w:instrText>
+            </w:r>
+            <w:r>
+              <w:rPr>
+                <w:rFonts w:ascii="Arial" w:hAnsi="Arial" w:cs="Arial"/>
+                <w:b/>
+              </w:rPr>
+              <w:lastRenderedPageBreak/>
+              <w:instrText xml:space="preserve">ORMAT </w:instrText>
             </w:r>
             <w:r>
               <w:rPr>
@@ -9129,6 +9384,7 @@
                 <w:rFonts w:ascii="Arial" w:hAnsi="Arial" w:cs="Arial"/>
                 <w:b/>
               </w:rPr>
+              <w:lastRenderedPageBreak/>
               <w:fldChar w:fldCharType="begin"/>
             </w:r>
             <w:r>
@@ -9136,7 +9392,15 @@
                 <w:rFonts w:ascii="Arial" w:hAnsi="Arial" w:cs="Arial"/>
                 <w:b/>
               </w:rPr>
-              <w:instrText xml:space="preserve"> DOCVARIABLE  FIELD_anlass.hoeren.audiogramm.rechts.6000hz.DB60  \* MERGEFORMAT </w:instrText>
+              <w:instrText xml:space="preserve"> DOCVARIABLE  FIELD_anlass.hoeren.audiogramm.rechts.6000hz.DB60  \* MERGE</w:instrText>
+            </w:r>
+            <w:r>
+              <w:rPr>
+                <w:rFonts w:ascii="Arial" w:hAnsi="Arial" w:cs="Arial"/>
+                <w:b/>
+              </w:rPr>
+              <w:lastRenderedPageBreak/>
+              <w:instrText xml:space="preserve">FORMAT </w:instrText>
             </w:r>
             <w:r>
               <w:rPr>
@@ -9163,6 +9427,7 @@
                 <w:rFonts w:ascii="Arial" w:hAnsi="Arial" w:cs="Arial"/>
                 <w:b/>
               </w:rPr>
+              <w:lastRenderedPageBreak/>
               <w:fldChar w:fldCharType="begin"/>
             </w:r>
             <w:r>
@@ -9170,7 +9435,15 @@
                 <w:rFonts w:ascii="Arial" w:hAnsi="Arial" w:cs="Arial"/>
                 <w:b/>
               </w:rPr>
-              <w:instrText xml:space="preserve"> DOCVARIABLE  FIELD_anlass.hoeren.audiogramm.rechts.8000hz.DB60  \* MERGEFORMAT </w:instrText>
+              <w:instrText xml:space="preserve"> DOCVARIABLE  FIELD_anlass.hoeren.audiogramm.rechts.8000hz.DB60  \* MERGEF</w:instrText>
+            </w:r>
+            <w:r>
+              <w:rPr>
+                <w:rFonts w:ascii="Arial" w:hAnsi="Arial" w:cs="Arial"/>
+                <w:b/>
+              </w:rPr>
+              <w:lastRenderedPageBreak/>
+              <w:instrText xml:space="preserve">ORMAT </w:instrText>
             </w:r>
             <w:r>
               <w:rPr>
@@ -9199,6 +9472,7 @@
                 <w:rFonts w:ascii="Arial" w:hAnsi="Arial" w:cs="Arial"/>
                 <w:b/>
               </w:rPr>
+              <w:lastRenderedPageBreak/>
               <w:t>&gt; 60 dB</w:t>
             </w:r>
           </w:p>
@@ -9226,15 +9500,7 @@
                 <w:rFonts w:ascii="Arial" w:hAnsi="Arial" w:cs="Arial"/>
                 <w:b/>
               </w:rPr>
-              <w:instrText xml:space="preserve"> DOCVARIABLE  FIELD_anlass.hoeren.audiogramm.rechts.250hz.MORE_THAN_DB60  \* </w:instrText>
-            </w:r>
-            <w:r>
-              <w:rPr>
-                <w:rFonts w:ascii="Arial" w:hAnsi="Arial" w:cs="Arial"/>
-                <w:b/>
-              </w:rPr>
-              <w:lastRenderedPageBreak/>
-              <w:instrText xml:space="preserve">MERGEFORMAT </w:instrText>
+              <w:instrText xml:space="preserve"> DOCVARIABLE  FIELD_anlass.hoeren.audiogramm.rechts.250hz.MORE_THAN_DB60  \* MERGEFORMAT </w:instrText>
             </w:r>
             <w:r>
               <w:rPr>
@@ -9261,7 +9527,6 @@
                 <w:rFonts w:ascii="Arial" w:hAnsi="Arial" w:cs="Arial"/>
                 <w:b/>
               </w:rPr>
-              <w:lastRenderedPageBreak/>
               <w:fldChar w:fldCharType="begin"/>
             </w:r>
             <w:r>
@@ -9269,15 +9534,7 @@
                 <w:rFonts w:ascii="Arial" w:hAnsi="Arial" w:cs="Arial"/>
                 <w:b/>
               </w:rPr>
-              <w:instrText xml:space="preserve"> DOCVARIABLE  FIELD_anlass.hoeren.audiogramm.rechts.500hz.MORE_THAN_DB60  \* </w:instrText>
-            </w:r>
-            <w:r>
-              <w:rPr>
-                <w:rFonts w:ascii="Arial" w:hAnsi="Arial" w:cs="Arial"/>
-                <w:b/>
-              </w:rPr>
-              <w:lastRenderedPageBreak/>
-              <w:instrText xml:space="preserve">MERGEFORMAT </w:instrText>
+              <w:instrText xml:space="preserve"> DOCVARIABLE  FIELD_anlass.hoeren.audiogramm.rechts.500hz.MORE_THAN_DB60  \* MERGEFORMAT </w:instrText>
             </w:r>
             <w:r>
               <w:rPr>
@@ -9304,7 +9561,6 @@
                 <w:rFonts w:ascii="Arial" w:hAnsi="Arial" w:cs="Arial"/>
                 <w:b/>
               </w:rPr>
-              <w:lastRenderedPageBreak/>
               <w:fldChar w:fldCharType="begin"/>
             </w:r>
             <w:r>
@@ -9312,15 +9568,7 @@
                 <w:rFonts w:ascii="Arial" w:hAnsi="Arial" w:cs="Arial"/>
                 <w:b/>
               </w:rPr>
-              <w:instrText xml:space="preserve"> DOCVARIABLE  FIELD_anlass.hoeren.audiogramm.rechts.1000hz.MORE_THAN_DB60  \* </w:instrText>
-            </w:r>
-            <w:r>
-              <w:rPr>
-                <w:rFonts w:ascii="Arial" w:hAnsi="Arial" w:cs="Arial"/>
-                <w:b/>
-              </w:rPr>
-              <w:lastRenderedPageBreak/>
-              <w:instrText xml:space="preserve">MERGEFORMAT </w:instrText>
+              <w:instrText xml:space="preserve"> DOCVARIABLE  FIELD_anlass.hoeren.audiogramm.rechts.1000hz.MORE_THAN_DB60  \* MERGEFORMAT </w:instrText>
             </w:r>
             <w:r>
               <w:rPr>
@@ -9347,7 +9595,6 @@
                 <w:rFonts w:ascii="Arial" w:hAnsi="Arial" w:cs="Arial"/>
                 <w:b/>
               </w:rPr>
-              <w:lastRenderedPageBreak/>
               <w:fldChar w:fldCharType="begin"/>
             </w:r>
             <w:r>
@@ -9355,15 +9602,7 @@
                 <w:rFonts w:ascii="Arial" w:hAnsi="Arial" w:cs="Arial"/>
                 <w:b/>
               </w:rPr>
-              <w:instrText xml:space="preserve"> DOCVARIABLE  FIELD_anlass.hoeren.audiogramm.rechts.2000hz.MORE_THAN_DB60  \* </w:instrText>
-            </w:r>
-            <w:r>
-              <w:rPr>
-                <w:rFonts w:ascii="Arial" w:hAnsi="Arial" w:cs="Arial"/>
-                <w:b/>
-              </w:rPr>
-              <w:lastRenderedPageBreak/>
-              <w:instrText xml:space="preserve">MERGEFORMAT </w:instrText>
+              <w:instrText xml:space="preserve"> DOCVARIABLE  FIELD_anlass.hoeren.audiogramm.rechts.2000hz.MORE_THAN_DB60  \* MERGEFORMAT </w:instrText>
             </w:r>
             <w:r>
               <w:rPr>
@@ -9390,7 +9629,6 @@
                 <w:rFonts w:ascii="Arial" w:hAnsi="Arial" w:cs="Arial"/>
                 <w:b/>
               </w:rPr>
-              <w:lastRenderedPageBreak/>
               <w:fldChar w:fldCharType="begin"/>
             </w:r>
             <w:r>
@@ -9398,15 +9636,7 @@
                 <w:rFonts w:ascii="Arial" w:hAnsi="Arial" w:cs="Arial"/>
                 <w:b/>
               </w:rPr>
-              <w:instrText xml:space="preserve"> DOCVARIABLE  FIELD_anlass.hoeren.audiogramm.rechts.4000hz.MORE_THAN_DB60  \* </w:instrText>
-            </w:r>
-            <w:r>
-              <w:rPr>
-                <w:rFonts w:ascii="Arial" w:hAnsi="Arial" w:cs="Arial"/>
-                <w:b/>
-              </w:rPr>
-              <w:lastRenderedPageBreak/>
-              <w:instrText xml:space="preserve">MERGEFORMAT </w:instrText>
+              <w:instrText xml:space="preserve"> DOCVARIABLE  FIELD_anlass.hoeren.audiogramm.rechts.4000hz.MORE_THAN_DB60  \* MERGEFORMAT </w:instrText>
             </w:r>
             <w:r>
               <w:rPr>
@@ -9433,7 +9663,6 @@
                 <w:rFonts w:ascii="Arial" w:hAnsi="Arial" w:cs="Arial"/>
                 <w:b/>
               </w:rPr>
-              <w:lastRenderedPageBreak/>
               <w:fldChar w:fldCharType="begin"/>
             </w:r>
             <w:r>
@@ -9441,15 +9670,7 @@
                 <w:rFonts w:ascii="Arial" w:hAnsi="Arial" w:cs="Arial"/>
                 <w:b/>
               </w:rPr>
-              <w:instrText xml:space="preserve"> DOCVARIABLE  FIELD_anlass.hoeren.audiogramm.rechts.6000hz.MORE_THAN_D</w:instrText>
-            </w:r>
-            <w:r>
-              <w:rPr>
-                <w:rFonts w:ascii="Arial" w:hAnsi="Arial" w:cs="Arial"/>
-                <w:b/>
-              </w:rPr>
-              <w:lastRenderedPageBreak/>
-              <w:instrText xml:space="preserve">B60  \* MERGEFORMAT </w:instrText>
+              <w:instrText xml:space="preserve"> DOCVARIABLE  FIELD_anlass.hoeren.audiogramm.rechts.6000hz.MORE_THAN_DB60  \* MERGEFORMAT </w:instrText>
             </w:r>
             <w:r>
               <w:rPr>
@@ -9476,7 +9697,6 @@
                 <w:rFonts w:ascii="Arial" w:hAnsi="Arial" w:cs="Arial"/>
                 <w:b/>
               </w:rPr>
-              <w:lastRenderedPageBreak/>
               <w:fldChar w:fldCharType="begin"/>
             </w:r>
             <w:r>
@@ -9484,15 +9704,7 @@
                 <w:rFonts w:ascii="Arial" w:hAnsi="Arial" w:cs="Arial"/>
                 <w:b/>
               </w:rPr>
-              <w:instrText xml:space="preserve"> DOCVARIABLE  FIELD_anlass.hoeren.audiogramm.rechts.8000hz.MORE_THAN_DB60  \* </w:instrText>
-            </w:r>
-            <w:r>
-              <w:rPr>
-                <w:rFonts w:ascii="Arial" w:hAnsi="Arial" w:cs="Arial"/>
-                <w:b/>
-              </w:rPr>
-              <w:lastRenderedPageBreak/>
-              <w:instrText xml:space="preserve">MERGEFORMAT </w:instrText>
+              <w:instrText xml:space="preserve"> DOCVARIABLE  FIELD_anlass.hoeren.audiogramm.rechts.8000hz.MORE_THAN_DB60  \* MERGEFORMAT </w:instrText>
             </w:r>
             <w:r>
               <w:rPr>
@@ -10270,7 +10482,15 @@
                 <w:rFonts w:ascii="Arial" w:hAnsi="Arial" w:cs="Arial"/>
                 <w:b/>
               </w:rPr>
-              <w:instrText xml:space="preserve"> DOCVARIABLE  FIELD_anlass.hoeren.audiogramm.links.250hz.DB30  \* MERGEFORMAT </w:instrText>
+              <w:instrText xml:space="preserve"> DOCVARIABLE  FIELD_anlass.ho</w:instrText>
+            </w:r>
+            <w:r>
+              <w:rPr>
+                <w:rFonts w:ascii="Arial" w:hAnsi="Arial" w:cs="Arial"/>
+                <w:b/>
+              </w:rPr>
+              <w:lastRenderedPageBreak/>
+              <w:instrText xml:space="preserve">eren.audiogramm.links.250hz.DB30  \* MERGEFORMAT </w:instrText>
             </w:r>
             <w:r>
               <w:rPr>
@@ -10297,6 +10517,7 @@
                 <w:rFonts w:ascii="Arial" w:hAnsi="Arial" w:cs="Arial"/>
                 <w:b/>
               </w:rPr>
+              <w:lastRenderedPageBreak/>
               <w:fldChar w:fldCharType="begin"/>
             </w:r>
             <w:r>
@@ -10304,7 +10525,15 @@
                 <w:rFonts w:ascii="Arial" w:hAnsi="Arial" w:cs="Arial"/>
                 <w:b/>
               </w:rPr>
-              <w:instrText xml:space="preserve"> DOCVARIABLE  FIELD_anlass.hoeren.audiogramm.links.500hz.DB30  \* MERGEFORMAT </w:instrText>
+              <w:instrText xml:space="preserve"> DOCVARIABLE  FIELD_anlass.ho</w:instrText>
+            </w:r>
+            <w:r>
+              <w:rPr>
+                <w:rFonts w:ascii="Arial" w:hAnsi="Arial" w:cs="Arial"/>
+                <w:b/>
+              </w:rPr>
+              <w:lastRenderedPageBreak/>
+              <w:instrText xml:space="preserve">eren.audiogramm.links.500hz.DB30  \* MERGEFORMAT </w:instrText>
             </w:r>
             <w:r>
               <w:rPr>
@@ -10331,6 +10560,7 @@
                 <w:rFonts w:ascii="Arial" w:hAnsi="Arial" w:cs="Arial"/>
                 <w:b/>
               </w:rPr>
+              <w:lastRenderedPageBreak/>
               <w:fldChar w:fldCharType="begin"/>
             </w:r>
             <w:r>
@@ -10338,7 +10568,15 @@
                 <w:rFonts w:ascii="Arial" w:hAnsi="Arial" w:cs="Arial"/>
                 <w:b/>
               </w:rPr>
-              <w:instrText xml:space="preserve"> DOCVARIABLE  FIELD_anlass.hoeren.audiogramm.links.1000hz.DB30  \* MERGEFORMAT </w:instrText>
+              <w:instrText xml:space="preserve"> DOCVARIABLE  FIELD_anlass.ho</w:instrText>
+            </w:r>
+            <w:r>
+              <w:rPr>
+                <w:rFonts w:ascii="Arial" w:hAnsi="Arial" w:cs="Arial"/>
+                <w:b/>
+              </w:rPr>
+              <w:lastRenderedPageBreak/>
+              <w:instrText xml:space="preserve">eren.audiogramm.links.1000hz.DB30  \* MERGEFORMAT </w:instrText>
             </w:r>
             <w:r>
               <w:rPr>
@@ -10365,6 +10603,7 @@
                 <w:rFonts w:ascii="Arial" w:hAnsi="Arial" w:cs="Arial"/>
                 <w:b/>
               </w:rPr>
+              <w:lastRenderedPageBreak/>
               <w:fldChar w:fldCharType="begin"/>
             </w:r>
             <w:r>
@@ -10372,7 +10611,15 @@
                 <w:rFonts w:ascii="Arial" w:hAnsi="Arial" w:cs="Arial"/>
                 <w:b/>
               </w:rPr>
-              <w:instrText xml:space="preserve"> DOCVARIABLE  FIELD_anlass.hoeren.audiogramm.links.2000hz.DB30  \* MERGEFORMAT </w:instrText>
+              <w:instrText xml:space="preserve"> DOCVARIABLE  FIELD_anlass.ho</w:instrText>
+            </w:r>
+            <w:r>
+              <w:rPr>
+                <w:rFonts w:ascii="Arial" w:hAnsi="Arial" w:cs="Arial"/>
+                <w:b/>
+              </w:rPr>
+              <w:lastRenderedPageBreak/>
+              <w:instrText xml:space="preserve">eren.audiogramm.links.2000hz.DB30  \* MERGEFORMAT </w:instrText>
             </w:r>
             <w:r>
               <w:rPr>
@@ -10399,6 +10646,7 @@
                 <w:rFonts w:ascii="Arial" w:hAnsi="Arial" w:cs="Arial"/>
                 <w:b/>
               </w:rPr>
+              <w:lastRenderedPageBreak/>
               <w:fldChar w:fldCharType="begin"/>
             </w:r>
             <w:r>
@@ -10406,7 +10654,15 @@
                 <w:rFonts w:ascii="Arial" w:hAnsi="Arial" w:cs="Arial"/>
                 <w:b/>
               </w:rPr>
-              <w:instrText xml:space="preserve"> DOCVARIABLE  FIELD_anlass.hoeren.audiogramm.links.4000hz.DB30  \* MERGEFORMAT </w:instrText>
+              <w:instrText xml:space="preserve"> DOCVARIABLE  FIELD_anlass.ho</w:instrText>
+            </w:r>
+            <w:r>
+              <w:rPr>
+                <w:rFonts w:ascii="Arial" w:hAnsi="Arial" w:cs="Arial"/>
+                <w:b/>
+              </w:rPr>
+              <w:lastRenderedPageBreak/>
+              <w:instrText xml:space="preserve">eren.audiogramm.links.4000hz.DB30  \* MERGEFORMAT </w:instrText>
             </w:r>
             <w:r>
               <w:rPr>
@@ -10433,6 +10689,7 @@
                 <w:rFonts w:ascii="Arial" w:hAnsi="Arial" w:cs="Arial"/>
                 <w:b/>
               </w:rPr>
+              <w:lastRenderedPageBreak/>
               <w:fldChar w:fldCharType="begin"/>
             </w:r>
             <w:r>
@@ -10440,7 +10697,15 @@
                 <w:rFonts w:ascii="Arial" w:hAnsi="Arial" w:cs="Arial"/>
                 <w:b/>
               </w:rPr>
-              <w:instrText xml:space="preserve"> DOCVARIABLE  FIELD_anlass.hoeren.audiogramm.links.6000hz.DB30  \* MERGEFORMAT </w:instrText>
+              <w:instrText xml:space="preserve"> DOCVARIABLE  FIELD_anlass.</w:instrText>
+            </w:r>
+            <w:r>
+              <w:rPr>
+                <w:rFonts w:ascii="Arial" w:hAnsi="Arial" w:cs="Arial"/>
+                <w:b/>
+              </w:rPr>
+              <w:lastRenderedPageBreak/>
+              <w:instrText xml:space="preserve">hoeren.audiogramm.links.6000hz.DB30  \* MERGEFORMAT </w:instrText>
             </w:r>
             <w:r>
               <w:rPr>
@@ -10467,6 +10732,7 @@
                 <w:rFonts w:ascii="Arial" w:hAnsi="Arial" w:cs="Arial"/>
                 <w:b/>
               </w:rPr>
+              <w:lastRenderedPageBreak/>
               <w:fldChar w:fldCharType="begin"/>
             </w:r>
             <w:r>
@@ -10474,7 +10740,15 @@
                 <w:rFonts w:ascii="Arial" w:hAnsi="Arial" w:cs="Arial"/>
                 <w:b/>
               </w:rPr>
-              <w:instrText xml:space="preserve"> DOCVARIABLE  FIELD_anlass.hoeren.audiogramm.links.8000hz.DB30  \* MERGEFORMAT </w:instrText>
+              <w:instrText xml:space="preserve"> DOCVARIABLE  FIELD_anlass.ho</w:instrText>
+            </w:r>
+            <w:r>
+              <w:rPr>
+                <w:rFonts w:ascii="Arial" w:hAnsi="Arial" w:cs="Arial"/>
+                <w:b/>
+              </w:rPr>
+              <w:lastRenderedPageBreak/>
+              <w:instrText xml:space="preserve">eren.audiogramm.links.8000hz.DB30  \* MERGEFORMAT </w:instrText>
             </w:r>
             <w:r>
               <w:rPr>
@@ -10503,6 +10777,7 @@
                 <w:rFonts w:ascii="Arial" w:hAnsi="Arial" w:cs="Arial"/>
                 <w:b/>
               </w:rPr>
+              <w:lastRenderedPageBreak/>
               <w:t>40 dB</w:t>
             </w:r>
           </w:p>
@@ -10530,15 +10805,7 @@
                 <w:rFonts w:ascii="Arial" w:hAnsi="Arial" w:cs="Arial"/>
                 <w:b/>
               </w:rPr>
-              <w:instrText xml:space="preserve"> DOCVARIABLE  FIELD_anlass.ho</w:instrText>
-            </w:r>
-            <w:r>
-              <w:rPr>
-                <w:rFonts w:ascii="Arial" w:hAnsi="Arial" w:cs="Arial"/>
-                <w:b/>
-              </w:rPr>
-              <w:lastRenderedPageBreak/>
-              <w:instrText xml:space="preserve">eren.audiogramm.links.250hz.DB40  \* MERGEFORMAT </w:instrText>
+              <w:instrText xml:space="preserve"> DOCVARIABLE  FIELD_anlass.hoeren.audiogramm.links.250hz.DB40  \* MERGEFORMAT </w:instrText>
             </w:r>
             <w:r>
               <w:rPr>
@@ -10565,7 +10832,6 @@
                 <w:rFonts w:ascii="Arial" w:hAnsi="Arial" w:cs="Arial"/>
                 <w:b/>
               </w:rPr>
-              <w:lastRenderedPageBreak/>
               <w:fldChar w:fldCharType="begin"/>
             </w:r>
             <w:r>
@@ -10573,15 +10839,7 @@
                 <w:rFonts w:ascii="Arial" w:hAnsi="Arial" w:cs="Arial"/>
                 <w:b/>
               </w:rPr>
-              <w:instrText xml:space="preserve"> DOCVARIABLE  FIELD_anlass.ho</w:instrText>
-            </w:r>
-            <w:r>
-              <w:rPr>
-                <w:rFonts w:ascii="Arial" w:hAnsi="Arial" w:cs="Arial"/>
-                <w:b/>
-              </w:rPr>
-              <w:lastRenderedPageBreak/>
-              <w:instrText xml:space="preserve">eren.audiogramm.links.500hz.DB40  \* MERGEFORMAT </w:instrText>
+              <w:instrText xml:space="preserve"> DOCVARIABLE  FIELD_anlass.hoeren.audiogramm.links.500hz.DB40  \* MERGEFORMAT </w:instrText>
             </w:r>
             <w:r>
               <w:rPr>
@@ -10608,7 +10866,6 @@
                 <w:rFonts w:ascii="Arial" w:hAnsi="Arial" w:cs="Arial"/>
                 <w:b/>
               </w:rPr>
-              <w:lastRenderedPageBreak/>
               <w:fldChar w:fldCharType="begin"/>
             </w:r>
             <w:r>
@@ -10616,15 +10873,7 @@
                 <w:rFonts w:ascii="Arial" w:hAnsi="Arial" w:cs="Arial"/>
                 <w:b/>
               </w:rPr>
-              <w:instrText xml:space="preserve"> DOCVARIABLE  FIELD_anlass.ho</w:instrText>
-            </w:r>
-            <w:r>
-              <w:rPr>
-                <w:rFonts w:ascii="Arial" w:hAnsi="Arial" w:cs="Arial"/>
-                <w:b/>
-              </w:rPr>
-              <w:lastRenderedPageBreak/>
-              <w:instrText xml:space="preserve">eren.audiogramm.links.1000hz.DB40  \* MERGEFORMAT </w:instrText>
+              <w:instrText xml:space="preserve"> DOCVARIABLE  FIELD_anlass.hoeren.audiogramm.links.1000hz.DB40  \* MERGEFORMAT </w:instrText>
             </w:r>
             <w:r>
               <w:rPr>
@@ -10651,7 +10900,6 @@
                 <w:rFonts w:ascii="Arial" w:hAnsi="Arial" w:cs="Arial"/>
                 <w:b/>
               </w:rPr>
-              <w:lastRenderedPageBreak/>
               <w:fldChar w:fldCharType="begin"/>
             </w:r>
             <w:r>
@@ -10659,15 +10907,7 @@
                 <w:rFonts w:ascii="Arial" w:hAnsi="Arial" w:cs="Arial"/>
                 <w:b/>
               </w:rPr>
-              <w:instrText xml:space="preserve"> DOCVARIABLE  FIELD_anlass.ho</w:instrText>
-            </w:r>
-            <w:r>
-              <w:rPr>
-                <w:rFonts w:ascii="Arial" w:hAnsi="Arial" w:cs="Arial"/>
-                <w:b/>
-              </w:rPr>
-              <w:lastRenderedPageBreak/>
-              <w:instrText xml:space="preserve">eren.audiogramm.links.2000hz.DB40  \* MERGEFORMAT </w:instrText>
+              <w:instrText xml:space="preserve"> DOCVARIABLE  FIELD_anlass.hoeren.audiogramm.links.2000hz.DB40  \* MERGEFORMAT </w:instrText>
             </w:r>
             <w:r>
               <w:rPr>
@@ -10694,7 +10934,6 @@
                 <w:rFonts w:ascii="Arial" w:hAnsi="Arial" w:cs="Arial"/>
                 <w:b/>
               </w:rPr>
-              <w:lastRenderedPageBreak/>
               <w:fldChar w:fldCharType="begin"/>
             </w:r>
             <w:r>
@@ -10702,15 +10941,7 @@
                 <w:rFonts w:ascii="Arial" w:hAnsi="Arial" w:cs="Arial"/>
                 <w:b/>
               </w:rPr>
-              <w:instrText xml:space="preserve"> DOCVARIABLE  FIELD_anlass.ho</w:instrText>
-            </w:r>
-            <w:r>
-              <w:rPr>
-                <w:rFonts w:ascii="Arial" w:hAnsi="Arial" w:cs="Arial"/>
-                <w:b/>
-              </w:rPr>
-              <w:lastRenderedPageBreak/>
-              <w:instrText xml:space="preserve">eren.audiogramm.links.4000hz.DB40  \* MERGEFORMAT </w:instrText>
+              <w:instrText xml:space="preserve"> DOCVARIABLE  FIELD_anlass.hoeren.audiogramm.links.4000hz.DB40  \* MERGEFORMAT </w:instrText>
             </w:r>
             <w:r>
               <w:rPr>
@@ -10737,7 +10968,6 @@
                 <w:rFonts w:ascii="Arial" w:hAnsi="Arial" w:cs="Arial"/>
                 <w:b/>
               </w:rPr>
-              <w:lastRenderedPageBreak/>
               <w:fldChar w:fldCharType="begin"/>
             </w:r>
             <w:r>
@@ -10745,15 +10975,7 @@
                 <w:rFonts w:ascii="Arial" w:hAnsi="Arial" w:cs="Arial"/>
                 <w:b/>
               </w:rPr>
-              <w:instrText xml:space="preserve"> DOCVARIABLE  FIELD_anlass.</w:instrText>
-            </w:r>
-            <w:r>
-              <w:rPr>
-                <w:rFonts w:ascii="Arial" w:hAnsi="Arial" w:cs="Arial"/>
-                <w:b/>
-              </w:rPr>
-              <w:lastRenderedPageBreak/>
-              <w:instrText xml:space="preserve">hoeren.audiogramm.links.6000hz.DB40  \* MERGEFORMAT </w:instrText>
+              <w:instrText xml:space="preserve"> DOCVARIABLE  FIELD_anlass.hoeren.audiogramm.links.6000hz.DB40  \* MERGEFORMAT </w:instrText>
             </w:r>
             <w:r>
               <w:rPr>
@@ -10780,7 +11002,6 @@
                 <w:rFonts w:ascii="Arial" w:hAnsi="Arial" w:cs="Arial"/>
                 <w:b/>
               </w:rPr>
-              <w:lastRenderedPageBreak/>
               <w:fldChar w:fldCharType="begin"/>
             </w:r>
             <w:r>
@@ -10788,15 +11009,7 @@
                 <w:rFonts w:ascii="Arial" w:hAnsi="Arial" w:cs="Arial"/>
                 <w:b/>
               </w:rPr>
-              <w:instrText xml:space="preserve"> DOCVARIABLE  FIELD_anlass.ho</w:instrText>
-            </w:r>
-            <w:r>
-              <w:rPr>
-                <w:rFonts w:ascii="Arial" w:hAnsi="Arial" w:cs="Arial"/>
-                <w:b/>
-              </w:rPr>
-              <w:lastRenderedPageBreak/>
-              <w:instrText xml:space="preserve">eren.audiogramm.links.8000hz.DB40  \* MERGEFORMAT </w:instrText>
+              <w:instrText xml:space="preserve"> DOCVARIABLE  FIELD_anlass.hoeren.audiogramm.links.8000hz.DB40  \* MERGEFORMAT </w:instrText>
             </w:r>
             <w:r>
               <w:rPr>
@@ -10825,7 +11038,6 @@
                 <w:rFonts w:ascii="Arial" w:hAnsi="Arial" w:cs="Arial"/>
                 <w:b/>
               </w:rPr>
-              <w:lastRenderedPageBreak/>
               <w:t>50 dB</w:t>
             </w:r>
           </w:p>
@@ -11373,7 +11585,15 @@
                 <w:rFonts w:ascii="Arial" w:hAnsi="Arial" w:cs="Arial"/>
                 <w:b/>
               </w:rPr>
-              <w:instrText xml:space="preserve"> DOCVARIABLE  FIELD_anlass.hoeren.audiogramm.links.250hz.MORE_THAN_DB60  \* MERGEFORMAT </w:instrText>
+              <w:instrText xml:space="preserve"> DOCVARIABLE  FIELD_anlass.ho</w:instrText>
+            </w:r>
+            <w:r>
+              <w:rPr>
+                <w:rFonts w:ascii="Arial" w:hAnsi="Arial" w:cs="Arial"/>
+                <w:b/>
+              </w:rPr>
+              <w:lastRenderedPageBreak/>
+              <w:instrText xml:space="preserve">eren.audiogramm.links.250hz.MORE_THAN_DB60  \* MERGEFORMAT </w:instrText>
             </w:r>
             <w:r>
               <w:rPr>
@@ -11400,6 +11620,7 @@
                 <w:rFonts w:ascii="Arial" w:hAnsi="Arial" w:cs="Arial"/>
                 <w:b/>
               </w:rPr>
+              <w:lastRenderedPageBreak/>
               <w:fldChar w:fldCharType="begin"/>
             </w:r>
             <w:r>
@@ -11407,7 +11628,15 @@
                 <w:rFonts w:ascii="Arial" w:hAnsi="Arial" w:cs="Arial"/>
                 <w:b/>
               </w:rPr>
-              <w:instrText xml:space="preserve"> DOCVARIABLE  FIELD_anlass.hoeren.audiogramm.links.500hz.MORE_THAN_DB60  \* MERGEFORMAT </w:instrText>
+              <w:instrText xml:space="preserve"> DOCVARIABLE  FIELD_anlass.ho</w:instrText>
+            </w:r>
+            <w:r>
+              <w:rPr>
+                <w:rFonts w:ascii="Arial" w:hAnsi="Arial" w:cs="Arial"/>
+                <w:b/>
+              </w:rPr>
+              <w:lastRenderedPageBreak/>
+              <w:instrText xml:space="preserve">eren.audiogramm.links.500hz.MORE_THAN_DB60  \* MERGEFORMAT </w:instrText>
             </w:r>
             <w:r>
               <w:rPr>
@@ -11434,6 +11663,7 @@
                 <w:rFonts w:ascii="Arial" w:hAnsi="Arial" w:cs="Arial"/>
                 <w:b/>
               </w:rPr>
+              <w:lastRenderedPageBreak/>
               <w:fldChar w:fldCharType="begin"/>
             </w:r>
             <w:r>
@@ -11441,7 +11671,15 @@
                 <w:rFonts w:ascii="Arial" w:hAnsi="Arial" w:cs="Arial"/>
                 <w:b/>
               </w:rPr>
-              <w:instrText xml:space="preserve"> DOCVARIABLE  FIELD_anlass.hoeren.audiogramm.links.1000hz.MORE_THAN_DB60  \* MERGEFORMAT </w:instrText>
+              <w:instrText xml:space="preserve"> DOCVARIABLE  FIELD_anlass.ho</w:instrText>
+            </w:r>
+            <w:r>
+              <w:rPr>
+                <w:rFonts w:ascii="Arial" w:hAnsi="Arial" w:cs="Arial"/>
+                <w:b/>
+              </w:rPr>
+              <w:lastRenderedPageBreak/>
+              <w:instrText xml:space="preserve">eren.audiogramm.links.1000hz.MORE_THAN_DB60  \* MERGEFORMAT </w:instrText>
             </w:r>
             <w:r>
               <w:rPr>
@@ -11468,6 +11706,7 @@
                 <w:rFonts w:ascii="Arial" w:hAnsi="Arial" w:cs="Arial"/>
                 <w:b/>
               </w:rPr>
+              <w:lastRenderedPageBreak/>
               <w:fldChar w:fldCharType="begin"/>
             </w:r>
             <w:r>
@@ -11475,7 +11714,15 @@
                 <w:rFonts w:ascii="Arial" w:hAnsi="Arial" w:cs="Arial"/>
                 <w:b/>
               </w:rPr>
-              <w:instrText xml:space="preserve"> DOCVARIABLE  FIELD_anlass.hoeren.audiogramm.links.2000hz.MORE_THAN_DB60  \* MERGEFORMAT </w:instrText>
+              <w:instrText xml:space="preserve"> DOCVARIABLE  FIELD_anlass.ho</w:instrText>
+            </w:r>
+            <w:r>
+              <w:rPr>
+                <w:rFonts w:ascii="Arial" w:hAnsi="Arial" w:cs="Arial"/>
+                <w:b/>
+              </w:rPr>
+              <w:lastRenderedPageBreak/>
+              <w:instrText xml:space="preserve">eren.audiogramm.links.2000hz.MORE_THAN_DB60  \* MERGEFORMAT </w:instrText>
             </w:r>
             <w:r>
               <w:rPr>
@@ -11502,6 +11749,7 @@
                 <w:rFonts w:ascii="Arial" w:hAnsi="Arial" w:cs="Arial"/>
                 <w:b/>
               </w:rPr>
+              <w:lastRenderedPageBreak/>
               <w:fldChar w:fldCharType="begin"/>
             </w:r>
             <w:r>
@@ -11509,7 +11757,15 @@
                 <w:rFonts w:ascii="Arial" w:hAnsi="Arial" w:cs="Arial"/>
                 <w:b/>
               </w:rPr>
-              <w:instrText xml:space="preserve"> DOCVARIABLE  FIELD_anlass.hoeren.audiogramm.links.4000hz.MORE_THAN_DB60  \* MERGEFORMAT </w:instrText>
+              <w:instrText xml:space="preserve"> DOCVARIABLE  FIELD_anlass.ho</w:instrText>
+            </w:r>
+            <w:r>
+              <w:rPr>
+                <w:rFonts w:ascii="Arial" w:hAnsi="Arial" w:cs="Arial"/>
+                <w:b/>
+              </w:rPr>
+              <w:lastRenderedPageBreak/>
+              <w:instrText xml:space="preserve">eren.audiogramm.links.4000hz.MORE_THAN_DB60  \* MERGEFORMAT </w:instrText>
             </w:r>
             <w:r>
               <w:rPr>
@@ -11536,6 +11792,7 @@
                 <w:rFonts w:ascii="Arial" w:hAnsi="Arial" w:cs="Arial"/>
                 <w:b/>
               </w:rPr>
+              <w:lastRenderedPageBreak/>
               <w:fldChar w:fldCharType="begin"/>
             </w:r>
             <w:r>
@@ -11543,7 +11800,15 @@
                 <w:rFonts w:ascii="Arial" w:hAnsi="Arial" w:cs="Arial"/>
                 <w:b/>
               </w:rPr>
-              <w:instrText xml:space="preserve"> DOCVARIABLE  FIELD_anlass.hoeren.audiogramm.links.6000hz.MORE_THAN_DB60  \* MERGEFORMAT </w:instrText>
+              <w:instrText xml:space="preserve"> DOCVARIABLE  FIELD_anlass.</w:instrText>
+            </w:r>
+            <w:r>
+              <w:rPr>
+                <w:rFonts w:ascii="Arial" w:hAnsi="Arial" w:cs="Arial"/>
+                <w:b/>
+              </w:rPr>
+              <w:lastRenderedPageBreak/>
+              <w:instrText xml:space="preserve">hoeren.audiogramm.links.6000hz.MORE_THAN_DB60  \* MERGEFORMAT </w:instrText>
             </w:r>
             <w:r>
               <w:rPr>
@@ -11570,6 +11835,7 @@
                 <w:rFonts w:ascii="Arial" w:hAnsi="Arial" w:cs="Arial"/>
                 <w:b/>
               </w:rPr>
+              <w:lastRenderedPageBreak/>
               <w:fldChar w:fldCharType="begin"/>
             </w:r>
             <w:r>
@@ -11577,7 +11843,15 @@
                 <w:rFonts w:ascii="Arial" w:hAnsi="Arial" w:cs="Arial"/>
                 <w:b/>
               </w:rPr>
-              <w:instrText xml:space="preserve"> DOCVARIABLE  FIELD_anlass.hoeren.audiogramm.links.8000hz.MORE_THAN_DB60  \* MERGEFORMAT </w:instrText>
+              <w:instrText xml:space="preserve"> DOCVARIABLE  FIELD_anlass.ho</w:instrText>
+            </w:r>
+            <w:r>
+              <w:rPr>
+                <w:rFonts w:ascii="Arial" w:hAnsi="Arial" w:cs="Arial"/>
+                <w:b/>
+              </w:rPr>
+              <w:lastRenderedPageBreak/>
+              <w:instrText xml:space="preserve">eren.audiogramm.links.8000hz.MORE_THAN_DB60  \* MERGEFORMAT </w:instrText>
             </w:r>
             <w:r>
               <w:rPr>
@@ -11618,7 +11892,6 @@
           <w:rFonts w:ascii="Arial" w:hAnsi="Arial" w:cs="Arial"/>
           <w:b/>
         </w:rPr>
-        <w:lastRenderedPageBreak/>
         <w:t>HOEREN OTOSKOPIE</w:t>
       </w:r>
     </w:p>
@@ -12176,14 +12449,7 @@
           <w:rFonts w:ascii="Arial" w:hAnsi="Arial" w:cs="Arial"/>
           <w:b/>
         </w:rPr>
-        <w:instrText>bmi</w:instrText>
-      </w:r>
-      <w:r>
-        <w:rPr>
-          <w:rFonts w:ascii="Arial" w:hAnsi="Arial" w:cs="Arial"/>
-          <w:b/>
-        </w:rPr>
-        <w:instrText>Beurteilung</w:instrText>
+        <w:instrText>bmiBeurteilung</w:instrText>
       </w:r>
       <w:r>
         <w:rPr>
@@ -12528,6 +12794,43 @@
           <w:b/>
         </w:rPr>
       </w:pPr>
+      <w:proofErr w:type="spellStart"/>
+      <w:r>
+        <w:rPr>
+          <w:rFonts w:ascii="Arial" w:hAnsi="Arial" w:cs="Arial"/>
+          <w:b/>
+        </w:rPr>
+        <w:t>FIELD_anlass.untersuchungArzt.blutdruckAuffaellig</w:t>
+      </w:r>
+      <w:proofErr w:type="spellEnd"/>
+      <w:r>
+        <w:rPr>
+          <w:rFonts w:ascii="Arial" w:hAnsi="Arial" w:cs="Arial"/>
+          <w:b/>
+        </w:rPr>
+        <w:t xml:space="preserve">: </w:t>
+      </w:r>
+      <w:r>
+        <w:rPr>
+          <w:rFonts w:ascii="Arial" w:hAnsi="Arial" w:cs="Arial"/>
+          <w:b/>
+        </w:rPr>
+        <w:fldChar w:fldCharType="begin"/>
+      </w:r>
+      <w:r>
+        <w:rPr>
+          <w:rFonts w:ascii="Arial" w:hAnsi="Arial" w:cs="Arial"/>
+          <w:b/>
+        </w:rPr>
+        <w:instrText xml:space="preserve"> DOCVARIABLE  FIELD_anlass.untersuchungArzt.blutdruckAuffaellig  \* MERGEFORMAT </w:instrText>
+      </w:r>
+      <w:r>
+        <w:rPr>
+          <w:rFonts w:ascii="Arial" w:hAnsi="Arial" w:cs="Arial"/>
+          <w:b/>
+        </w:rPr>
+        <w:fldChar w:fldCharType="end"/>
+      </w:r>
     </w:p>
     <w:p>
       <w:pPr>
